--- a/docs/studienskripte/word-rohfassungen/woek-g-v35.docx
+++ b/docs/studienskripte/word-rohfassungen/woek-g-v35.docx
@@ -29,47 +29,7 @@
     </w:p>
     <w:p>
       <w:r>
-        <w:t>Track: Grundstudium Wirkungsökonomie</w:t>
-      </w:r>
-    </w:p>
-    <w:p>
-      <w:r>
-        <w:t>Kurscode: woek-g</w:t>
-      </w:r>
-    </w:p>
-    <w:p>
-      <w:r>
-        <w:t>Vorlesungscode: V35</w:t>
-      </w:r>
-    </w:p>
-    <w:p>
-      <w:r>
-        <w:t>Modul/Abschnitt: G3.4</w:t>
-      </w:r>
-    </w:p>
-    <w:p>
-      <w:r>
-        <w:t>Titel: Nichtkompensation gegen Greenwashing</w:t>
-      </w:r>
-    </w:p>
-    <w:p>
-      <w:r>
-        <w:t>Status: Rohfassung V0 · Sprint-Produktionslauf · muss im nächsten Tiefensprint auf 40-50 Seiten erweitert werden</w:t>
-      </w:r>
-    </w:p>
-    <w:p>
-      <w:r>
-        <w:t>Quelle: woek-akademie-app/docs/lehrgaenge/woek-g-v35-nichtkompensation-gegen-greenwashing.md</w:t>
-      </w:r>
-    </w:p>
-    <w:p>
-      <w:r>
-        <w:t>Ablage: Markdown-Master in content/studienskripte/woek-g-v35.md, Word-Rohfassung in docs/studienskripte/word-rohfassungen/woek-g-v35.docx</w:t>
-      </w:r>
-    </w:p>
-    <w:p>
-      <w:r>
-        <w:t>Wissensbasis: aktuelles Grundlagenwerk, Website-Korpus inklusive Journal, Akademie-Quelltexte, Glossar, interne Dossiers und externe Fachquellen</w:t>
+        <w:t>Track: Grundstudium Wirkungsökonomie Kurscode: woek-g Vorlesungscode: V35 Modul/Abschnitt: G3.4 Titel: Nichtkompensation gegen Greenwashing Status: Rohfassung V0 · Sprint-Produktionslauf · muss im nächsten Tiefensprint auf 40-50 Seiten erweitert werden Quelle: woek-akademie-app/docs/lehrgaenge/woek-g-v35-nichtkompensation-gegen-greenwashing.md Ablage: Markdown-Master in content/studienskripte/woek-g-v35.md, Word-Rohfassung in docs/studienskripte/word-rohfassungen/woek-g-v35.docx Wissensbasis: aktuelles Grundlagenwerk, Website-Korpus inklusive Journal, Akademie-Quelltexte, Glossar, interne Dossiers und externe Fachquellen</w:t>
       </w:r>
     </w:p>
     <w:p>
@@ -171,27 +131,7 @@
     </w:p>
     <w:p>
       <w:r>
-        <w:t>Track / Kurscode: woek-g</w:t>
-      </w:r>
-    </w:p>
-    <w:p>
-      <w:r>
-        <w:t>Vorlesungscode: V35</w:t>
-      </w:r>
-    </w:p>
-    <w:p>
-      <w:r>
-        <w:t>Empfohlene Dauer: ~45 Min · Videolänge: ~15 Min</w:t>
-      </w:r>
-    </w:p>
-    <w:p>
-      <w:r>
-        <w:t>Voraussetzung: V34 „Reverse Merit Order"</w:t>
-      </w:r>
-    </w:p>
-    <w:p>
-      <w:r>
-        <w:t>Führende Quellen (Repo): assets/pdf/die-neue-ordnung-des-wohlstands.pdf · source-assets/originals/WOeK_Begriffsleitfaden_fuehrend_v1.0.md · Glossar begriffe/</w:t>
+        <w:t>Track / Kurscode: woek-g Vorlesungscode: V35 Empfohlene Dauer: ~45 Min · Videolänge: ~15 Min Voraussetzung: V34 „Reverse Merit Order" Führende Quellen (Repo): assets/pdf/die-neue-ordnung-des-wohlstands.pdf · source-assets/originals/WOeK_Begriffsleitfaden_fuehrend_v1.0.md · Glossar begriffe/</w:t>
       </w:r>
     </w:p>
     <w:p>
@@ -1132,42 +1072,7 @@
     </w:p>
     <w:p>
       <w:r>
-        <w:t>```chart-spec</w:t>
-      </w:r>
-    </w:p>
-    <w:p>
-      <w:r>
-        <w:t>slug: woek-g-v35-wirkpfad</w:t>
-      </w:r>
-    </w:p>
-    <w:p>
-      <w:r>
-        <w:t>type: wirkpfad</w:t>
-      </w:r>
-    </w:p>
-    <w:p>
-      <w:r>
-        <w:t>reuse_first: true</w:t>
-      </w:r>
-    </w:p>
-    <w:p>
-      <w:r>
-        <w:t>preferred_asset: content/studienskripte/assets/woek-g-v35/woek-g-v35-wirkpfad.svg</w:t>
-      </w:r>
-    </w:p>
-    <w:p>
-      <w:r>
-        <w:t>message: Nichtkompensation gegen Greenwashing wird als Wirkpfad von Auslöser über Mechanismus, Wirkungsempfänger und Zustandsveränderung bis zur Rückkopplung dargestellt.</w:t>
-      </w:r>
-    </w:p>
-    <w:p>
-      <w:r>
-        <w:t>source: WÖk-Grundlagenwerk, Website-Korpus, Akademie-Quelltexte, Glossar</w:t>
-      </w:r>
-    </w:p>
-    <w:p>
-      <w:r>
-        <w:t>```</w:t>
+        <w:t>``chart-spec slug: woek-g-v35-wirkpfad type: wirkpfad reuse_first: true preferred_asset: content/studienskripte/assets/woek-g-v35/woek-g-v35-wirkpfad.svg message: Nichtkompensation gegen Greenwashing wird als Wirkpfad von Auslöser über Mechanismus, Wirkungsempfänger und Zustandsveränderung bis zur Rückkopplung dargestellt. source: WÖk-Grundlagenwerk, Website-Korpus, Akademie-Quelltexte, Glossar ``</w:t>
       </w:r>
     </w:p>
     <w:p>

--- a/docs/studienskripte/word-rohfassungen/woek-g-v35.docx
+++ b/docs/studienskripte/word-rohfassungen/woek-g-v35.docx
@@ -29,7 +29,7 @@
     </w:p>
     <w:p>
       <w:r>
-        <w:t>Track: Grundstudium Wirkungsökonomie Kurscode: woek-g Vorlesungscode: V35 Modul/Abschnitt: G3.4 Titel: Nichtkompensation gegen Greenwashing Status: Rohfassung V0 · Sprint-Produktionslauf · muss im nächsten Tiefensprint auf 40-50 Seiten erweitert werden Quelle: woek-akademie-app/docs/lehrgaenge/woek-g-v35-nichtkompensation-gegen-greenwashing.md Ablage: Markdown-Master in content/studienskripte/woek-g-v35.md, Word-Rohfassung in docs/studienskripte/word-rohfassungen/woek-g-v35.docx Wissensbasis: aktuelles Grundlagenwerk, Website-Korpus inklusive Journal, Akademie-Quelltexte, Glossar, interne Dossiers und externe Fachquellen</w:t>
+        <w:t>Track: Grundstudium Wirkungsökonomie Kurscode: woek-g Vorlesungscode: V35 Modul/Abschnitt: G3.4 Titel: Nichtkompensation gegen Greenwashing Status: Tiefenskript-Sprint 5 · substanzielle Arbeitsfassung, Claude-CI/CD-Finalisierung offen Quelle: woek-akademie-app/docs/lehrgaenge/woek-g-v35-nichtkompensation-gegen-greenwashing.md Ablage: Markdown-Master in content/studienskripte/woek-g-v35.md, Word-Rohfassung in docs/studienskripte/word-rohfassungen/woek-g-v35.docx Wissensbasis: aktuelles Grundlagenwerk, Website-Korpus inklusive Journal, Akademie-Quelltexte, Glossar, interne Dossiers und externe Fachquellen</w:t>
       </w:r>
     </w:p>
     <w:p>
@@ -1425,17 +1425,1959 @@
         <w:pStyle w:val="Heading2"/>
       </w:pPr>
       <w:r>
-        <w:t>7. Prüfungsrelevanz</w:t>
-      </w:r>
-    </w:p>
-    <w:p>
-      <w:r>
-        <w:t>Diese Vorlesung ist prüfungsrelevant, aber die eigentliche Antwortlogik gehört nicht in das öffentliche Studienskript. Zertifikatsfragen, CorrectAnswer, Scoring-Regeln und Fallrubrics werden separat in der geschützten App-Lane unter woek-akademie-app/content/pruefungen/ gepflegt.</w:t>
-      </w:r>
-    </w:p>
-    <w:p>
-      <w:r>
-        <w:t>Für den Fragenpool sind besonders geeignet:</w:t>
+        <w:t>7. Tiefenskript-Erweiterung Sprint 5</w:t>
+      </w:r>
+    </w:p>
+    <w:p>
+      <w:r>
+        <w:t>Status dieser Erweiterung: ausgebaute Arbeitsfassung für Claude-CI/CD, Word-Rohfassung und Reader-Spiegel. Sie ersetzt noch nicht die spätere Satz-, Quellen- und PDF-Finalisierung, bringt die Vorlesung aber aus der Kurzfassung in eine substanzielle Studienskriptfassung.</w:t>
+      </w:r>
+    </w:p>
+    <w:p>
+      <w:pPr>
+        <w:pStyle w:val="Heading3"/>
+      </w:pPr>
+      <w:r>
+        <w:t>7.1 Leitthese</w:t>
+      </w:r>
+    </w:p>
+    <w:p>
+      <w:r>
+        <w:t>Nichtkompensation ist die harte Kante der WÖk gegen Greenwashing, Impact-Washing und SDG-Washing: Schwere Schäden dürfen nicht durch gute Einzelwerte, Kompensationsnarrative oder schöne Icons verschwinden.</w:t>
+      </w:r>
+    </w:p>
+    <w:p>
+      <w:r>
+        <w:t>Die Vorlesung bleibt dabei an die Grundregel gebunden: Wirkung ist neutral und relational. Erst die Bewertung im Referenzrahmen Mensch, Planet, Demokratie, SDGs, Agenda 2030 und SDG+ entscheidet, ob eine Veränderung positiv, negativ oder ambivalent einzuordnen ist. Wenn eine Zielgröße gemeint ist, sprechen wir von positiver Netto-Wirkung.</w:t>
+      </w:r>
+    </w:p>
+    <w:p>
+      <w:pPr>
+        <w:pStyle w:val="Heading3"/>
+      </w:pPr>
+      <w:r>
+        <w:t>7.2 Didaktische Einordnung im Studiengang</w:t>
+      </w:r>
+    </w:p>
+    <w:p>
+      <w:r>
+        <w:t>V35 liegt an der Schwelle zwischen begrifflicher Grundlegung und Bewertungsarchitektur. Die Studierenden sollen nicht nur Begriffe wiedergeben, sondern an Fällen erkennen, welche Aussage schon Wirkung behauptet, welche nur Wirkungspotenzial beschreibt und wo ein Wirkungsrisiko offenliegt. Der Tiefensinn dieser Vorlesung liegt deshalb nicht in zusätzlicher Komplexität, sondern in besserer Unterscheidungsfähigkeit.</w:t>
+      </w:r>
+    </w:p>
+    <w:p>
+      <w:r>
+        <w:t>Für die spätere Praxis ist entscheidend, dass jede Analyse vier Ebenen getrennt hält:</w:t>
+      </w:r>
+    </w:p>
+    <w:p>
+      <w:r>
+        <w:t>1. Beschreibung: Was geschieht tatsächlich oder soll geschehen?</w:t>
+      </w:r>
+    </w:p>
+    <w:p>
+      <w:r>
+        <w:t>2. Kausalannahme: Über welchen Mechanismus könnte daraus eine Zustandsveränderung entstehen?</w:t>
+      </w:r>
+    </w:p>
+    <w:p>
+      <w:r>
+        <w:t>3. Bewertung: Welche Richtung hat diese Veränderung im Referenzrahmen?</w:t>
+      </w:r>
+    </w:p>
+    <w:p>
+      <w:r>
+        <w:t>4. Rückkopplung: Welche Entscheidung, Regel, Ressource oder Kommunikation wird dadurch verändert?</w:t>
+      </w:r>
+    </w:p>
+    <w:p>
+      <w:r>
+        <w:t>Wo diese Ebenen vermischt werden, entstehen typische WÖk-Fehler: Aktivität wird als Wirkung ausgegeben, Reichweite ersetzt Zustandsveränderung, gute Absicht verdeckt Nebenwirkungen oder Reporting wird mit Lernen verwechselt.</w:t>
+      </w:r>
+    </w:p>
+    <w:p>
+      <w:pPr>
+        <w:pStyle w:val="Heading3"/>
+      </w:pPr>
+      <w:r>
+        <w:t>7.3 Analysemodell</w:t>
+      </w:r>
+    </w:p>
+    <w:tbl>
+      <w:tblPr>
+        <w:tblStyle w:val="TableGrid"/>
+        <w:tblW w:type="auto" w:w="0"/>
+        <w:jc w:val="left"/>
+        <w:tblLook w:firstColumn="1" w:firstRow="1" w:lastColumn="0" w:lastRow="0" w:noHBand="0" w:noVBand="1" w:val="04A0"/>
+      </w:tblPr>
+      <w:tblGrid>
+        <w:gridCol w:w="2340"/>
+        <w:gridCol w:w="2340"/>
+        <w:gridCol w:w="2340"/>
+        <w:gridCol w:w="2340"/>
+      </w:tblGrid>
+      <w:tr>
+        <w:tc>
+          <w:tcPr>
+            <w:tcW w:type="dxa" w:w="2340"/>
+            <w:vAlign w:val="center"/>
+          </w:tcPr>
+          <w:p>
+            <w:r>
+              <w:rPr>
+                <w:b/>
+              </w:rPr>
+              <w:t>Analyseobjekt</w:t>
+            </w:r>
+          </w:p>
+        </w:tc>
+        <w:tc>
+          <w:tcPr>
+            <w:tcW w:type="dxa" w:w="2340"/>
+            <w:vAlign w:val="center"/>
+          </w:tcPr>
+          <w:p>
+            <w:r>
+              <w:rPr>
+                <w:b/>
+              </w:rPr>
+              <w:t>Woran es wirkt</w:t>
+            </w:r>
+          </w:p>
+        </w:tc>
+        <w:tc>
+          <w:tcPr>
+            <w:tcW w:type="dxa" w:w="2340"/>
+            <w:vAlign w:val="center"/>
+          </w:tcPr>
+          <w:p>
+            <w:r>
+              <w:rPr>
+                <w:b/>
+              </w:rPr>
+              <w:t>Typischer Fehler</w:t>
+            </w:r>
+          </w:p>
+        </w:tc>
+        <w:tc>
+          <w:tcPr>
+            <w:tcW w:type="dxa" w:w="2340"/>
+            <w:vAlign w:val="center"/>
+          </w:tcPr>
+          <w:p>
+            <w:r>
+              <w:rPr>
+                <w:b/>
+              </w:rPr>
+              <w:t>Saubere WÖk-Lesart</w:t>
+            </w:r>
+          </w:p>
+        </w:tc>
+      </w:tr>
+      <w:tr>
+        <w:tc>
+          <w:tcPr>
+            <w:tcW w:type="dxa" w:w="2340"/>
+            <w:vAlign w:val="center"/>
+          </w:tcPr>
+          <w:p>
+            <w:r>
+              <w:t>Greenwashing</w:t>
+            </w:r>
+          </w:p>
+        </w:tc>
+        <w:tc>
+          <w:tcPr>
+            <w:tcW w:type="dxa" w:w="2340"/>
+            <w:vAlign w:val="center"/>
+          </w:tcPr>
+          <w:p>
+            <w:r>
+              <w:t>ökologische Behauptung ohne tragfähige Wirkung</w:t>
+            </w:r>
+          </w:p>
+        </w:tc>
+        <w:tc>
+          <w:tcPr>
+            <w:tcW w:type="dxa" w:w="2340"/>
+            <w:vAlign w:val="center"/>
+          </w:tcPr>
+          <w:p>
+            <w:r>
+              <w:t>grünes Merkmal als Gesamturteil</w:t>
+            </w:r>
+          </w:p>
+        </w:tc>
+        <w:tc>
+          <w:tcPr>
+            <w:tcW w:type="dxa" w:w="2340"/>
+            <w:vAlign w:val="center"/>
+          </w:tcPr>
+          <w:p>
+            <w:r>
+              <w:t>Lebenszyklus, Grenzen, Daten prüfen</w:t>
+            </w:r>
+          </w:p>
+        </w:tc>
+      </w:tr>
+      <w:tr>
+        <w:tc>
+          <w:tcPr>
+            <w:tcW w:type="dxa" w:w="2340"/>
+            <w:vAlign w:val="center"/>
+          </w:tcPr>
+          <w:p>
+            <w:r>
+              <w:t>Impact-Washing</w:t>
+            </w:r>
+          </w:p>
+        </w:tc>
+        <w:tc>
+          <w:tcPr>
+            <w:tcW w:type="dxa" w:w="2340"/>
+            <w:vAlign w:val="center"/>
+          </w:tcPr>
+          <w:p>
+            <w:r>
+              <w:t>übertriebene Wirkungsaussage</w:t>
+            </w:r>
+          </w:p>
+        </w:tc>
+        <w:tc>
+          <w:tcPr>
+            <w:tcW w:type="dxa" w:w="2340"/>
+            <w:vAlign w:val="center"/>
+          </w:tcPr>
+          <w:p>
+            <w:r>
+              <w:t>Potenzial als Wirkung verkaufen</w:t>
+            </w:r>
+          </w:p>
+        </w:tc>
+        <w:tc>
+          <w:tcPr>
+            <w:tcW w:type="dxa" w:w="2340"/>
+            <w:vAlign w:val="center"/>
+          </w:tcPr>
+          <w:p>
+            <w:r>
+              <w:t>Wirkung, Potenzial, Risiko trennen</w:t>
+            </w:r>
+          </w:p>
+        </w:tc>
+      </w:tr>
+      <w:tr>
+        <w:tc>
+          <w:tcPr>
+            <w:tcW w:type="dxa" w:w="2340"/>
+            <w:vAlign w:val="center"/>
+          </w:tcPr>
+          <w:p>
+            <w:r>
+              <w:t>SDG-Washing</w:t>
+            </w:r>
+          </w:p>
+        </w:tc>
+        <w:tc>
+          <w:tcPr>
+            <w:tcW w:type="dxa" w:w="2340"/>
+            <w:vAlign w:val="center"/>
+          </w:tcPr>
+          <w:p>
+            <w:r>
+              <w:t>SDG-Symbole ohne Zustandsnachweis</w:t>
+            </w:r>
+          </w:p>
+        </w:tc>
+        <w:tc>
+          <w:tcPr>
+            <w:tcW w:type="dxa" w:w="2340"/>
+            <w:vAlign w:val="center"/>
+          </w:tcPr>
+          <w:p>
+            <w:r>
+              <w:t>Icon als Beleg verwenden</w:t>
+            </w:r>
+          </w:p>
+        </w:tc>
+        <w:tc>
+          <w:tcPr>
+            <w:tcW w:type="dxa" w:w="2340"/>
+            <w:vAlign w:val="center"/>
+          </w:tcPr>
+          <w:p>
+            <w:r>
+              <w:t>SDG-Zuordnung plus Daten und Rückkopplung verlangen</w:t>
+            </w:r>
+          </w:p>
+        </w:tc>
+      </w:tr>
+      <w:tr>
+        <w:tc>
+          <w:tcPr>
+            <w:tcW w:type="dxa" w:w="2340"/>
+            <w:vAlign w:val="center"/>
+          </w:tcPr>
+          <w:p>
+            <w:r>
+              <w:t>Nichtkompensation</w:t>
+            </w:r>
+          </w:p>
+        </w:tc>
+        <w:tc>
+          <w:tcPr>
+            <w:tcW w:type="dxa" w:w="2340"/>
+            <w:vAlign w:val="center"/>
+          </w:tcPr>
+          <w:p>
+            <w:r>
+              <w:t>Schutz vor Wegrechnen schwerer Schäden</w:t>
+            </w:r>
+          </w:p>
+        </w:tc>
+        <w:tc>
+          <w:tcPr>
+            <w:tcW w:type="dxa" w:w="2340"/>
+            <w:vAlign w:val="center"/>
+          </w:tcPr>
+          <w:p>
+            <w:r>
+              <w:t>Kompensation als moralische Reinigung</w:t>
+            </w:r>
+          </w:p>
+        </w:tc>
+        <w:tc>
+          <w:tcPr>
+            <w:tcW w:type="dxa" w:w="2340"/>
+            <w:vAlign w:val="center"/>
+          </w:tcPr>
+          <w:p>
+            <w:r>
+              <w:t>rote Linie nicht verrechnen</w:t>
+            </w:r>
+          </w:p>
+        </w:tc>
+      </w:tr>
+    </w:tbl>
+    <w:p/>
+    <w:p>
+      <w:pPr>
+        <w:pStyle w:val="Heading3"/>
+      </w:pPr>
+      <w:r>
+        <w:t>7.4 Modellformel</w:t>
+      </w:r>
+    </w:p>
+    <w:p>
+      <w:r>
+        <w:t>Die folgende Formel ist ein didaktisches Denkmodell, kein amtlicher Bewertungsstandard:</w:t>
+      </w:r>
+    </w:p>
+    <w:p>
+      <w:r>
+        <w:t>Schwere\;Schaden nRightarrow keine\;Kompensation\;durch\;Nebenplus</w:t>
+      </w:r>
+    </w:p>
+    <w:p>
+      <w:r>
+        <w:t>Die Formel ist absichtlich einfach: Nichtkompensation schützt vor der Erzählung, ein guter Teil könne einen schweren Schaden einfach aufheben.</w:t>
+      </w:r>
+    </w:p>
+    <w:p>
+      <w:r>
+        <w:t>Die Formel soll gerade keine Scheingenauigkeit erzeugen. Sie zwingt dazu, die Faktoren offen zu legen, die eine Aussage tragen. In einem echten Bewertungsprozess müssten Datenquelle, Aktualität, Datenqualitätsklasse, Unsicherheitsgrad und Rückkopplungsregel ergänzt werden.</w:t>
+      </w:r>
+    </w:p>
+    <w:p>
+      <w:pPr>
+        <w:pStyle w:val="Heading3"/>
+      </w:pPr>
+      <w:r>
+        <w:t>7.5 Fallfenster</w:t>
+      </w:r>
+    </w:p>
+    <w:p>
+      <w:r>
+        <w:t>Fall 1. Ein Unternehmen pflanzt Bäume und bewirbt Klimapositivität, ohne Emissionen im Kerngeschäft zu senken. Nichtkompensation fragt, welche Schäden real vermieden werden und welche nur ausgelagert oder erzählt werden.</w:t>
+      </w:r>
+    </w:p>
+    <w:p>
+      <w:r>
+        <w:t>Fall 2. Ein Produkt trägt mehrere SDG-Icons, während eine Lieferkette schwere Arbeitsrechtsrisiken enthält. SDG-Washing entsteht, wenn der positive Rahmen die rote Linie unsichtbar macht.</w:t>
+      </w:r>
+    </w:p>
+    <w:p>
+      <w:pPr>
+        <w:pStyle w:val="Heading3"/>
+      </w:pPr>
+      <w:r>
+        <w:t>7.6 Prüfungsnahe Fallfragen ohne geschützte Antwortlogik</w:t>
+      </w:r>
+    </w:p>
+    <w:p>
+      <w:r>
+        <w:t>Diese Fragen sind öffentlich und dienen dem Lernen. Die geschützte Antwortlogik, Scoring-Regeln und CorrectAnswer-Felder bleiben in der Prüfungs-Lane der App.</w:t>
+      </w:r>
+    </w:p>
+    <w:p>
+      <w:r>
+        <w:t>1. Beschreibe den Auslöser im Fall und trenne ihn von Absicht, Image oder Reichweite.</w:t>
+      </w:r>
+    </w:p>
+    <w:p>
+      <w:r>
+        <w:t>2. Formuliere einen plausiblen Wirkpfad mit Wirkungsempfängern, Zustandsveränderung und Rückkopplung.</w:t>
+      </w:r>
+    </w:p>
+    <w:p>
+      <w:r>
+        <w:t>3. Benenne mindestens ein Wirkungspotenzial und ein Wirkungsrisiko.</w:t>
+      </w:r>
+    </w:p>
+    <w:p>
+      <w:r>
+        <w:t>4. Zeige, welche Quelle oder Datenart nötig wäre, um von Potenzial zu belastbarer Wirkungsaussage zu kommen.</w:t>
+      </w:r>
+    </w:p>
+    <w:p>
+      <w:r>
+        <w:t>5. Prüfe, ob Nichtkompensation oder Reverse Merit Order einschlägig sein könnten.</w:t>
+      </w:r>
+    </w:p>
+    <w:p>
+      <w:r>
+        <w:t>6. Formuliere eine saubere Wirkungsaussage in einem Satz: Was wissen wir, was nehmen wir an, was bleibt offen?</w:t>
+      </w:r>
+    </w:p>
+    <w:p>
+      <w:pPr>
+        <w:pStyle w:val="Heading3"/>
+      </w:pPr>
+      <w:r>
+        <w:t>7.7 Auswertung aus der lebenden Website-Referenz</w:t>
+      </w:r>
+    </w:p>
+    <w:p>
+      <w:pPr>
+        <w:pStyle w:val="Heading3"/>
+      </w:pPr>
+      <w:r>
+        <w:t>Quellenanker: WÖk-Präzisierungsbegriff</w:t>
+      </w:r>
+    </w:p>
+    <w:p>
+      <w:r>
+        <w:t>Interne Quelle: begriffe/nichtkompensationsprinzip/index.html</w:t>
+      </w:r>
+    </w:p>
+    <w:p>
+      <w:r>
+        <w:t>Das Nichtkompensationsprinzip verhindert, dass schwere Schäden durch positive Teilwirkungen schöngerechnet werden.</w:t>
+      </w:r>
+    </w:p>
+    <w:p>
+      <w:r>
+        <w:t>Auf einen Blick</w:t>
+      </w:r>
+    </w:p>
+    <w:p>
+      <w:r>
+        <w:t>Das Nichtkompensationsprinzip verhindert, dass schwere negative Wirkungen durch positive Werte an anderer Stelle verdeckt werden.</w:t>
+      </w:r>
+    </w:p>
+    <w:p>
+      <w:r>
+        <w:t>Der Begriff gehört zum Bereich Bewertungsbegriff und dient der präzisen Wirkungsprüfung.</w:t>
+      </w:r>
+    </w:p>
+    <w:p>
+      <w:r>
+        <w:t>Wirkungsökonomisch fragt „Nichtkompensationsprinzip“ nach Zustandsveränderung, Bilanzgrenze, Datenqualität und Rückkopplung.</w:t>
+      </w:r>
+    </w:p>
+    <w:p>
+      <w:r>
+        <w:t>Er darf nicht als isoliertes Etikett genutzt werden, sondern braucht Bezug zu Mensch, Planet und Demokratie. Er ist besonders anschlussfähig an Reverse Merit Order, Wirkungsgrenze, Netto-Wirkung.</w:t>
+      </w:r>
+    </w:p>
+    <w:p>
+      <w:r>
+        <w:t>Definition</w:t>
+      </w:r>
+    </w:p>
+    <w:p>
+      <w:r>
+        <w:t>Was bedeutet der Begriff?</w:t>
+      </w:r>
+    </w:p>
+    <w:p>
+      <w:r>
+        <w:t>Das Prinzip verbindet Netto-Wirkung mit Wirkungsgrenzen und Reverse Merit Order. Es schützt zentrale Lebens-, Sozial- und Demokratiefunktionen.</w:t>
+      </w:r>
+    </w:p>
+    <w:p>
+      <w:r>
+        <w:t>Wirkungsökonomie</w:t>
+      </w:r>
+    </w:p>
+    <w:p>
+      <w:r>
+        <w:t>Einordnung in der Wirkungsökonomie</w:t>
+      </w:r>
+    </w:p>
+    <w:p>
+      <w:r>
+        <w:t>Als Schutzlogik, nicht als Anti-Bewertung formulieren.</w:t>
+      </w:r>
+    </w:p>
+    <w:p>
+      <w:r>
+        <w:t>Verwendung</w:t>
+      </w:r>
+    </w:p>
+    <w:p>
+      <w:r>
+        <w:t>Verwendung</w:t>
+      </w:r>
+    </w:p>
+    <w:p>
+      <w:r>
+        <w:t>Als Schutzlogik, nicht als Anti-Bewertung formulieren.</w:t>
+      </w:r>
+    </w:p>
+    <w:p>
+      <w:r>
+        <w:t>Abgrenzung</w:t>
+      </w:r>
+    </w:p>
+    <w:p>
+      <w:r>
+        <w:t>Abgrenzung</w:t>
+      </w:r>
+    </w:p>
+    <w:p>
+      <w:r>
+        <w:t>Kompensation</w:t>
+      </w:r>
+    </w:p>
+    <w:p>
+      <w:r>
+        <w:t>Offsetting</w:t>
+      </w:r>
+    </w:p>
+    <w:p>
+      <w:r>
+        <w:t>Wirkungsökonomische Sicht &amp; Einordnung</w:t>
+      </w:r>
+    </w:p>
+    <w:p>
+      <w:r>
+        <w:t>Wie der Begriff in der WÖk gelesen wird</w:t>
+      </w:r>
+    </w:p>
+    <w:p>
+      <w:r>
+        <w:t>Für die Wirkungsökonomie ist „Nichtkompensationsprinzip“ wichtig, weil der Begriff entscheidet, welche Wirkungsfrage überhaupt sichtbar wird. Das Nichtkompensationsprinzip verhindert, dass schwere negative Wirkungen durch positive Werte an anderer Stelle verdeckt werden.</w:t>
+      </w:r>
+    </w:p>
+    <w:p>
+      <w:r>
+        <w:t>Im Bereich Bewertungsbegriff hilft der Begriff, nicht nur über ein Schlagwort zu sprechen, sondern über Zustände, Betroffene, Bilanzgrenzen, Wirkpfade und Rückkopplungen. Genau dort beginnt die wirkungsökonomische Prüfung.</w:t>
+      </w:r>
+    </w:p>
+    <w:p>
+      <w:r>
+        <w:t>Beispiele</w:t>
+      </w:r>
+    </w:p>
+    <w:p>
+      <w:r>
+        <w:t>Wo der Begriff praktisch auftaucht</w:t>
+      </w:r>
+    </w:p>
+    <w:p>
+      <w:r>
+        <w:t>In einer Debatte klärt der Begriff, ob über Fakten, Deutung, Wirkungspotenzial oder eingetretene Wirkung gesprochen wird.</w:t>
+      </w:r>
+    </w:p>
+    <w:p>
+      <w:r>
+        <w:t>In einem Werkzeug markiert „Nichtkompensationsprinzip“, welche Eingaben, Quellen oder Grenzen für eine belastbare Einordnung nötig sind.</w:t>
+      </w:r>
+    </w:p>
+    <w:p>
+      <w:r>
+        <w:t>In Bewertungsbegriff hilft der Begriff, verkürzte Aussagen in eine überprüfbare Wirkungsfrage zu übersetzen.</w:t>
+      </w:r>
+    </w:p>
+    <w:p>
+      <w:r>
+        <w:t>Mess- und Steuerungsbezug</w:t>
+      </w:r>
+    </w:p>
+    <w:p>
+      <w:r>
+        <w:t>Wie daraus eine prüfbare Wirkungsfrage wird</w:t>
+      </w:r>
+    </w:p>
+    <w:p>
+      <w:r>
+        <w:t>Prüfbar wird „Nichtkompensationsprinzip“, wenn klar ist, welcher Zustand betrachtet wird, welche Quelle herangezogen wird, welche Bilanzgrenze gilt und welche Veränderung tatsächlich gemeint ist.</w:t>
+      </w:r>
+    </w:p>
+    <w:p>
+      <w:r>
+        <w:t>Für die Steuerung zählen deshalb nicht nur Definitionen, sondern Datenqualität, Vergleichsmaßstab, Zeitbezug, Nebenfolgen und die Rückkopplung in Entscheidung, Preis, Regel, Kapital, Kommunikation oder Verhalten.</w:t>
+      </w:r>
+    </w:p>
+    <w:p>
+      <w:r>
+        <w:t>Querverweise</w:t>
+      </w:r>
+    </w:p>
+    <w:p>
+      <w:r>
+        <w:t>Begriffe, die du mitdenken solltest</w:t>
+      </w:r>
+    </w:p>
+    <w:p>
+      <w:r>
+        <w:t>Reverse Merit Order · Wirkungsgrenze · Netto-Wirkung · Planetare Grenzen · Nature Positive · Zielkonflikt · Biodiversity Net Gain / No Net Loss · Carbon Credits</w:t>
+      </w:r>
+    </w:p>
+    <w:p>
+      <w:r>
+        <w:t>Verknüpfungen</w:t>
+      </w:r>
+    </w:p>
+    <w:p>
+      <w:r>
+        <w:t>Verwandte Begriffe</w:t>
+      </w:r>
+    </w:p>
+    <w:p>
+      <w:pPr>
+        <w:pStyle w:val="Heading3"/>
+      </w:pPr>
+      <w:r>
+        <w:t>Quellenanker: WÖk-Präzisierungsbegriff</w:t>
+      </w:r>
+    </w:p>
+    <w:p>
+      <w:r>
+        <w:t>Interne Quelle: begriffe/greenwashing/index.html</w:t>
+      </w:r>
+    </w:p>
+    <w:p>
+      <w:r>
+        <w:t>Greenwashing bezeichnet Nachhaltigkeits- oder Umweltversprechen, die stärker wirken als die belegbare tatsächliche Verbesserung.</w:t>
+      </w:r>
+    </w:p>
+    <w:p>
+      <w:r>
+        <w:t>Auf einen Blick</w:t>
+      </w:r>
+    </w:p>
+    <w:p>
+      <w:r>
+        <w:t>Greenwashing liegt vor, wenn grüne Claims, Bilder oder Labels eine positive Wirkung nahelegen, die durch Produktdaten, Methode oder reale Zustandsveränderung nicht gedeckt ist.</w:t>
+      </w:r>
+    </w:p>
+    <w:p>
+      <w:r>
+        <w:t>Der Begriff gehört zum Bereich Datenbegriff und dient der präzisen Wirkungsprüfung.</w:t>
+      </w:r>
+    </w:p>
+    <w:p>
+      <w:r>
+        <w:t>Wirkungsökonomisch fragt „Greenwashing“ nach Zustandsveränderung, Bilanzgrenze, Datenqualität und Rückkopplung.</w:t>
+      </w:r>
+    </w:p>
+    <w:p>
+      <w:r>
+        <w:t>Er darf nicht als isoliertes Etikett genutzt werden, sondern braucht Bezug zu Mensch, Planet und Demokratie. Er ist besonders anschlussfähig an Impact-Washing, SDG-Washing, Green Claims Directive.</w:t>
+      </w:r>
+    </w:p>
+    <w:p>
+      <w:r>
+        <w:t>Definition</w:t>
+      </w:r>
+    </w:p>
+    <w:p>
+      <w:r>
+        <w:t>Was bedeutet der Begriff?</w:t>
+      </w:r>
+    </w:p>
+    <w:p>
+      <w:r>
+        <w:t>Greenwashing bezeichnet eine kommunikative oder strategische Verzerrung, bei der Produkte, Unternehmen, Finanzprodukte oder Maßnahmen ökologischer oder wirkungsvoller erscheinen, als sie nach überprüfbaren Daten sind. In der Wirkungsökonomie ist Greenwashing eine Form von Wirkungsblindheit oder Scheinwirkung: Aufmerksamkeit und Vertrauen werden erzeugt, ohne dass die behauptete Zustandsveränderung ausreichend belegt ist.</w:t>
+      </w:r>
+    </w:p>
+    <w:p>
+      <w:r>
+        <w:t>Wirkungsökonomie</w:t>
+      </w:r>
+    </w:p>
+    <w:p>
+      <w:r>
+        <w:t>Einordnung in der Wirkungsökonomie</w:t>
+      </w:r>
+    </w:p>
+    <w:p>
+      <w:r>
+        <w:t>Greenwashing gefährdet Wirkungswahrheit: Märkte, Konsument:innen und Politik reagieren auf behauptete statt tatsächliche Wirkung. Dadurch werden positive Netto-Wirkung und faire Rückkopplung verzerrt.</w:t>
+      </w:r>
+    </w:p>
+    <w:p>
+      <w:r>
+        <w:t>Verwendung</w:t>
+      </w:r>
+    </w:p>
+    <w:p>
+      <w:r>
+        <w:t>Verwendung</w:t>
+      </w:r>
+    </w:p>
+    <w:p>
+      <w:r>
+        <w:t>Nicht jeder unvollständige Claim ist automatisch bewusste Täuschung. Die WÖk prüft Datenlage, Kontext, Methode, Reichweite und tatsächliche Wirkung statt Absicht zu unterstellen.</w:t>
+      </w:r>
+    </w:p>
+    <w:p>
+      <w:r>
+        <w:t>Abgrenzung</w:t>
+      </w:r>
+    </w:p>
+    <w:p>
+      <w:r>
+        <w:t>Abgrenzung</w:t>
+      </w:r>
+    </w:p>
+    <w:p>
+      <w:r>
+        <w:t>Nicht jede Nachhaltigkeitskommunikation ist Greenwashing.</w:t>
+      </w:r>
+    </w:p>
+    <w:p>
+      <w:r>
+        <w:t>Impact Washing umfasst auch soziale oder demokratische Wirkung, nicht nur Umweltclaims.</w:t>
+      </w:r>
+    </w:p>
+    <w:p>
+      <w:r>
+        <w:t>Fehlende Daten können ein Risiko sein, sind aber analytisch von vorsätzlicher Täuschung zu unterscheiden.</w:t>
+      </w:r>
+    </w:p>
+    <w:p>
+      <w:r>
+        <w:t>Vertiefung</w:t>
+      </w:r>
+    </w:p>
+    <w:p>
+      <w:r>
+        <w:t>Vertiefte Begriffsstruktur</w:t>
+      </w:r>
+    </w:p>
+    <w:p>
+      <w:r>
+        <w:t>Kurzdefinition / Hover</w:t>
+      </w:r>
+    </w:p>
+    <w:p>
+      <w:r>
+        <w:t>Greenwashing ist die Lücke zwischen grüner Behauptung und belegbarer tatsächlicher Wirkung.</w:t>
+      </w:r>
+    </w:p>
+    <w:p>
+      <w:r>
+        <w:t>Auf einen Blick</w:t>
+      </w:r>
+    </w:p>
+    <w:p>
+      <w:r>
+        <w:t>Betrifft Claims, Labels, Bilder, Rankings, Finanzprodukte und Produktversprechen.</w:t>
+      </w:r>
+    </w:p>
+    <w:p>
+      <w:r>
+        <w:t>Kann durch Auslassung, Übertreibung, unklare Begriffe oder fehlende Daten entstehen.</w:t>
+      </w:r>
+    </w:p>
+    <w:p>
+      <w:r>
+        <w:t>Verzerrt Marktentscheidungen und schwächt echte Transformation.</w:t>
+      </w:r>
+    </w:p>
+    <w:p>
+      <w:r>
+        <w:t>Wird durch Produktdaten, klare Claims und Wirkungsrückkopplung begrenzt.</w:t>
+      </w:r>
+    </w:p>
+    <w:p>
+      <w:r>
+        <w:t>Hauptdefinition</w:t>
+      </w:r>
+    </w:p>
+    <w:p>
+      <w:r>
+        <w:t>Greenwashing bezeichnet die Darstellung von Produkten, Organisationen, Investitionen oder Maßnahmen als ökologisch vorteilhafter, als es durch überprüfbare Daten und tatsächliche Zustandsveränderungen gedeckt ist. Es kann ausdrücklich, indirekt oder visuell entstehen: durch Begriffe wie „grün“, Naturbilder, selektive Kennzahlen, unklare Kompensation, nicht vergleichbare Labels oder ausgelassene Scope-3-Lasten.</w:t>
+      </w:r>
+    </w:p>
+    <w:p>
+      <w:r>
+        <w:t>Wirkungsökonomische Relevanz</w:t>
+      </w:r>
+    </w:p>
+    <w:p>
+      <w:r>
+        <w:t>Greenwashing verschiebt Aufmerksamkeit, Vertrauen und Kapital in Richtung behaupteter Wirkung. Dadurch werden Unternehmen mit realer Transformation benachteiligt, Verbraucher:innen irregeführt und demokratische Steuerung erschwert.</w:t>
+      </w:r>
+    </w:p>
+    <w:p>
+      <w:r>
+        <w:t>Wirkungsökonomische Sicht &amp; Einordnung</w:t>
+      </w:r>
+    </w:p>
+    <w:p>
+      <w:r>
+        <w:t>Die WÖk bewertet nicht die Moral einzelner Personen, sondern die Stimmigkeit von Aussage, Daten, Methode, Kontext und Wirkung. Greenwashing ist ein Wirkungsrisiko, weil behauptete positive Wirkung tatsächliche negative oder unklare Wirkung verdecken kann.</w:t>
+      </w:r>
+    </w:p>
+    <w:p>
+      <w:r>
+        <w:t>Abgrenzung</w:t>
+      </w:r>
+    </w:p>
+    <w:p>
+      <w:r>
+        <w:t>Greenwashing: ökologische Irreführung oder Überzeichnung.</w:t>
+      </w:r>
+    </w:p>
+    <w:p>
+      <w:pPr>
+        <w:pStyle w:val="Heading3"/>
+      </w:pPr>
+      <w:r>
+        <w:t>Quellenanker: WÖk-Präzisierungsbegriff / Risiko- und Washingbegriff</w:t>
+      </w:r>
+    </w:p>
+    <w:p>
+      <w:r>
+        <w:t>Interne Quelle: begriffe/impact-washing/index.html</w:t>
+      </w:r>
+    </w:p>
+    <w:p>
+      <w:r>
+        <w:t>Impact-Washing liegt vor, wenn positive Wirkung behauptet, vermarktet oder finanziell genutzt wird, ohne dass sie belastbar belegt, bewertet und rückgekoppelt ist.</w:t>
+      </w:r>
+    </w:p>
+    <w:p>
+      <w:r>
+        <w:t>Auf einen Blick</w:t>
+      </w:r>
+    </w:p>
+    <w:p>
+      <w:r>
+        <w:t>Impact-Washing bezeichnet irreführende Aussagen über positive Wirkung, ohne belastbare Daten, Kausalität, Grenzen oder Nebenwirkungen offenzulegen.</w:t>
+      </w:r>
+    </w:p>
+    <w:p>
+      <w:r>
+        <w:t>Der Begriff gehört zum Bereich Datenbegriff und dient der präzisen Wirkungsprüfung.</w:t>
+      </w:r>
+    </w:p>
+    <w:p>
+      <w:r>
+        <w:t>Wirkungsökonomisch fragt „Impact-Washing“ nach Zustandsveränderung, Bilanzgrenze, Datenqualität und Rückkopplung.</w:t>
+      </w:r>
+    </w:p>
+    <w:p>
+      <w:r>
+        <w:t>Er darf nicht als isoliertes Etikett genutzt werden, sondern braucht Bezug zu Mensch, Planet und Demokratie. Er ist besonders anschlussfähig an Greenwashing, SDG-Washing, Wirkungspfad.</w:t>
+      </w:r>
+    </w:p>
+    <w:p>
+      <w:r>
+        <w:t>Definition</w:t>
+      </w:r>
+    </w:p>
+    <w:p>
+      <w:r>
+        <w:t>Was bedeutet der Begriff?</w:t>
+      </w:r>
+    </w:p>
+    <w:p>
+      <w:r>
+        <w:t>Impact-Washing bezeichnet die irreführende Darstellung, Vermarktung oder Nutzung behaupteter positiver Wirkung. Es liegt vor, wenn ein Produkt, Unternehmen, Fonds, Projekt, Programm, Gesetz, Start-up, Investment oder Kommunikationsformat als wirkungsvoll dargestellt wird, ohne dass die behauptete Wirkung belastbar nachgewiesen, methodisch eingeordnet und in Entscheidungen rückgekoppelt ist.</w:t>
+      </w:r>
+    </w:p>
+    <w:p>
+      <w:r>
+        <w:t>Wirkungsökonomie</w:t>
+      </w:r>
+    </w:p>
+    <w:p>
+      <w:r>
+        <w:t>Einordnung in der Wirkungsökonomie</w:t>
+      </w:r>
+    </w:p>
+    <w:p>
+      <w:r>
+        <w:t>Impact-Washing ist zentral, weil Wirkung in der WÖk steuerungsrelevant wird. Sobald Wirkung Kapitalzugang, Steuern, Preise, Beschaffung, Reputation, Fördermittel oder Kaufentscheidungen beeinflusst, entsteht ein starker Anreiz, Wirkung zu behaupten. Ohne Missbrauchsschutz wird nicht Kapital gefälscht, sondern Wirkung.</w:t>
+      </w:r>
+    </w:p>
+    <w:p>
+      <w:r>
+        <w:t>Verwendung</w:t>
+      </w:r>
+    </w:p>
+    <w:p>
+      <w:r>
+        <w:t>Verwendung</w:t>
+      </w:r>
+    </w:p>
+    <w:p>
+      <w:r>
+        <w:t>Die WÖk unterscheidet Wirkungspotenzial, Output, Outcome, Wirkung, Netto-Wirkung und Transformationswirkung. Impact-Washing entsteht, wenn diese Ebenen vermischt werden. Schutz entsteht durch Belegketten, Datenqualität, WÖk-IDs, Scorecards, NWI, T-SROI, Reverse Merit Order, Wirkungsgrenzen, Audit, Assurance, Quellenklarheit und Korrekturmöglichkeiten.</w:t>
+      </w:r>
+    </w:p>
+    <w:p>
+      <w:r>
+        <w:t>Abgrenzung</w:t>
+      </w:r>
+    </w:p>
+    <w:p>
+      <w:r>
+        <w:t>Abgrenzung</w:t>
+      </w:r>
+    </w:p>
+    <w:p>
+      <w:r>
+        <w:t>Nicht als bloßes Schlagwort verwenden: „Impact-Washing“ braucht Kontext, Bilanzgrenze und Prüffrage.</w:t>
+      </w:r>
+    </w:p>
+    <w:p>
+      <w:r>
+        <w:t>Nicht mit einer fertigen Bewertung verwechseln: Der Begriff ordnet ein, er entscheidet nicht automatisch.</w:t>
+      </w:r>
+    </w:p>
+    <w:p>
+      <w:r>
+        <w:t>Nicht von Datenqualität trennen: Als WÖk-Präzisierungsbegriff / Risiko- und Washingbegriff bleibt er nur belastbar, wenn Quelle, Bedeutung und Grenze sichtbar sind.</w:t>
+      </w:r>
+    </w:p>
+    <w:p>
+      <w:r>
+        <w:t>Wirkungsökonomische Sicht &amp; Einordnung</w:t>
+      </w:r>
+    </w:p>
+    <w:p>
+      <w:r>
+        <w:t>Wie der Begriff in der WÖk gelesen wird</w:t>
+      </w:r>
+    </w:p>
+    <w:p>
+      <w:r>
+        <w:t>Für die Wirkungsökonomie ist „Impact-Washing“ wichtig, weil der Begriff entscheidet, welche Wirkungsfrage überhaupt sichtbar wird. Impact-Washing bezeichnet irreführende Aussagen über positive Wirkung, ohne belastbare Daten, Kausalität, Grenzen oder Nebenwirkungen offenzulegen.</w:t>
+      </w:r>
+    </w:p>
+    <w:p>
+      <w:r>
+        <w:t>Im Bereich Datenbegriff hilft der Begriff, nicht nur über ein Schlagwort zu sprechen, sondern über Zustände, Betroffene, Bilanzgrenzen, Wirkpfade und Rückkopplungen. Genau dort beginnt die wirkungsökonomische Prüfung.</w:t>
+      </w:r>
+    </w:p>
+    <w:p>
+      <w:r>
+        <w:t>Beispiele</w:t>
+      </w:r>
+    </w:p>
+    <w:p>
+      <w:r>
+        <w:t>Wo der Begriff praktisch auftaucht</w:t>
+      </w:r>
+    </w:p>
+    <w:p>
+      <w:r>
+        <w:t>In einer Debatte klärt der Begriff, ob über Fakten, Deutung, Wirkungspotenzial oder eingetretene Wirkung gesprochen wird.</w:t>
+      </w:r>
+    </w:p>
+    <w:p>
+      <w:r>
+        <w:t>In einem Werkzeug markiert „Impact-Washing“, welche Eingaben, Quellen oder Grenzen für eine belastbare Einordnung nötig sind.</w:t>
+      </w:r>
+    </w:p>
+    <w:p>
+      <w:r>
+        <w:t>In Datenbegriff hilft der Begriff, verkürzte Aussagen in eine überprüfbare Wirkungsfrage zu übersetzen.</w:t>
+      </w:r>
+    </w:p>
+    <w:p>
+      <w:r>
+        <w:t>Mess- und Steuerungsbezug</w:t>
+      </w:r>
+    </w:p>
+    <w:p>
+      <w:r>
+        <w:t>Wie daraus eine prüfbare Wirkungsfrage wird</w:t>
+      </w:r>
+    </w:p>
+    <w:p>
+      <w:r>
+        <w:t>Prüfbar wird „Impact-Washing“, wenn klar ist, welcher Zustand betrachtet wird, welche Quelle herangezogen wird, welche Bilanzgrenze gilt und welche Veränderung tatsächlich gemeint ist.</w:t>
+      </w:r>
+    </w:p>
+    <w:p>
+      <w:r>
+        <w:t>Für die Steuerung zählen deshalb nicht nur Definitionen, sondern Datenqualität, Vergleichsmaßstab, Zeitbezug, Nebenfolgen und die Rückkopplung in Entscheidung, Preis, Regel, Kapital, Kommunikation oder Verhalten.</w:t>
+      </w:r>
+    </w:p>
+    <w:p>
+      <w:r>
+        <w:t>Querverweise</w:t>
+      </w:r>
+    </w:p>
+    <w:p>
+      <w:r>
+        <w:t>Begriffe, die du mitdenken solltest</w:t>
+      </w:r>
+    </w:p>
+    <w:p>
+      <w:r>
+        <w:t>Greenwashing · SDG-Washing · Wirkungspfad · Datenqualität · Folgencheck · Green Claims Directive · Responsible Marketing · Impact-Marketing</w:t>
+      </w:r>
+    </w:p>
+    <w:p>
+      <w:r>
+        <w:t>Verknüpfungen</w:t>
+      </w:r>
+    </w:p>
+    <w:p>
+      <w:pPr>
+        <w:pStyle w:val="Heading3"/>
+      </w:pPr>
+      <w:r>
+        <w:t>Quellenanker: WÖk-Präzisierungsbegriff / Risiko- und Washingbegriff</w:t>
+      </w:r>
+    </w:p>
+    <w:p>
+      <w:r>
+        <w:t>Interne Quelle: begriffe/sdg-washing/index.html</w:t>
+      </w:r>
+    </w:p>
+    <w:p>
+      <w:r>
+        <w:t>SDG-Washing liegt vor, wenn SDGs oder SDG-Icons kommunikativ genutzt werden, ohne dass konkrete, belegbare und rückgekoppelte Beiträge zu den entsprechenden Zielen nachgewiesen werden.</w:t>
+      </w:r>
+    </w:p>
+    <w:p>
+      <w:r>
+        <w:t>Auf einen Blick</w:t>
+      </w:r>
+    </w:p>
+    <w:p>
+      <w:r>
+        <w:t>SDG-Washing liegt vor, wenn SDGs oder SDG-Icons kommunikativ genutzt werden, ohne dass konkrete, belegbare und rückgekoppelte Beiträge zu den entsprechenden Zielen nachgewiesen werden.</w:t>
+      </w:r>
+    </w:p>
+    <w:p>
+      <w:r>
+        <w:t>Der Begriff gehört zum Bereich SDGs, Kommunikation &amp; Missbrauchsschutz und dient der präzisen Wirkungsprüfung.</w:t>
+      </w:r>
+    </w:p>
+    <w:p>
+      <w:r>
+        <w:t>Wirkungsökonomisch fragt „SDG-Washing“ nach Zustandsveränderung, Bilanzgrenze, Datenqualität und Rückkopplung.</w:t>
+      </w:r>
+    </w:p>
+    <w:p>
+      <w:r>
+        <w:t>Er darf nicht als isoliertes Etikett genutzt werden, sondern braucht Bezug zu Mensch, Planet und Demokratie. Er ist besonders anschlussfähig an SDGs, SDG+, Greenwashing.</w:t>
+      </w:r>
+    </w:p>
+    <w:p>
+      <w:r>
+        <w:t>Definition</w:t>
+      </w:r>
+    </w:p>
+    <w:p>
+      <w:r>
+        <w:t>Was bedeutet der Begriff?</w:t>
+      </w:r>
+    </w:p>
+    <w:p>
+      <w:r>
+        <w:t>SDG-Washing bezeichnet die irreführende oder substanzarme Verwendung der Sustainable Development Goals. Es liegt vor, wenn Organisationen, Produkte, Projekte, Fonds, Kampagnen, politische Programme oder Berichte SDGs, SDG-Icons, Agenda-2030-Sprache oder globale Zielsymbolik nutzen, ohne belegbar zu zeigen, wie sie zu konkreten Unterzielen, Indikatoren und Wirkungen beitragen.</w:t>
+      </w:r>
+    </w:p>
+    <w:p>
+      <w:r>
+        <w:t>Wirkungsökonomie</w:t>
+      </w:r>
+    </w:p>
+    <w:p>
+      <w:r>
+        <w:t>Einordnung in der Wirkungsökonomie</w:t>
+      </w:r>
+    </w:p>
+    <w:p>
+      <w:r>
+        <w:t>SDG-Washing ist relevant, weil die WÖk die SDGs als global anschlussfähigen Referenzrahmen nutzt. Wenn SDGs inflationär oder dekorativ verwendet werden, verlieren sie Steuerungskraft. Aus einem Zielrahmen wird dann Markenästhetik.</w:t>
+      </w:r>
+    </w:p>
+    <w:p>
+      <w:r>
+        <w:t>Verwendung</w:t>
+      </w:r>
+    </w:p>
+    <w:p>
+      <w:r>
+        <w:t>Verwendung</w:t>
+      </w:r>
+    </w:p>
+    <w:p>
+      <w:r>
+        <w:t>Aus WÖk-Sicht ist SDG-Kommunikation nur belastbar, wenn sie von Symbolik zu Steuerung übergeht: SDG wählen, Target benennen, Indikator oder WÖk-ID zuordnen, Wirkungsgegenstand definieren, Baseline, Messwert, Benchmark und Datenqualität zeigen, negative Wirkungen prüfen und Ergebnis in Entscheidungen rückkoppeln. SDG+ ist eine WÖk-Erweiterung, keine offizielle UN-Kategorie.</w:t>
+      </w:r>
+    </w:p>
+    <w:p>
+      <w:r>
+        <w:t>Abgrenzung</w:t>
+      </w:r>
+    </w:p>
+    <w:p>
+      <w:r>
+        <w:t>Abgrenzung</w:t>
+      </w:r>
+    </w:p>
+    <w:p>
+      <w:r>
+        <w:t>SDG-Kommunikation ist legitim, wenn sie konkret und belegt ist.</w:t>
+      </w:r>
+    </w:p>
+    <w:p>
+      <w:r>
+        <w:t>SDG-Mapping ist noch kein Wirkungsnachweis.</w:t>
+      </w:r>
+    </w:p>
+    <w:p>
+      <w:r>
+        <w:t>Impact-Washing ist breiter; SDG-Washing ist eine spezielle Form mit Zielsymbolik.</w:t>
+      </w:r>
+    </w:p>
+    <w:p>
+      <w:r>
+        <w:t>SDG-Bezug ist thematische Nähe; Wirkung braucht Daten.</w:t>
+      </w:r>
+    </w:p>
+    <w:p>
+      <w:r>
+        <w:t>SDG+ ist legitim, wenn es als WÖk-Erweiterung benannt und nicht als UN-Standard ausgegeben wird.</w:t>
+      </w:r>
+    </w:p>
+    <w:p>
+      <w:r>
+        <w:t>Vertiefung</w:t>
+      </w:r>
+    </w:p>
+    <w:p>
+      <w:r>
+        <w:t>Vertiefte Begriffsstruktur</w:t>
+      </w:r>
+    </w:p>
+    <w:p>
+      <w:r>
+        <w:t>Kurzdefinition / Hover</w:t>
+      </w:r>
+    </w:p>
+    <w:p>
+      <w:r>
+        <w:t>SDG-Washing liegt vor, wenn SDGs oder SDG-Icons kommunikativ genutzt werden, ohne dass konkrete, belegbare und rückgekoppelte Beiträge zu den entsprechenden Zielen nachgewiesen werden.</w:t>
+      </w:r>
+    </w:p>
+    <w:p>
+      <w:r>
+        <w:t>Auf einen Blick</w:t>
+      </w:r>
+    </w:p>
+    <w:p>
+      <w:r>
+        <w:t>SDG-Washing ist mehr als die falsche Nutzung bunter SDG-Logos.</w:t>
+      </w:r>
+    </w:p>
+    <w:p>
+      <w:r>
+        <w:t>Es liegt vor, wenn SDGs als Symbolik, Legitimation oder Dekoration ohne Ziel-, Indikator- und Wirkungsbeziehung verwendet werden.</w:t>
+      </w:r>
+    </w:p>
+    <w:p>
+      <w:r>
+        <w:t>Ein SDG-Bezug braucht Target, Indikator, Datenquelle, Wirkungspfad, Datenqualität und Rückkopplung.</w:t>
+      </w:r>
+    </w:p>
+    <w:p>
+      <w:r>
+        <w:t>Es verwechselt oft Themenbezug mit Wirkung.</w:t>
+      </w:r>
+    </w:p>
+    <w:p>
+      <w:r>
+        <w:t>SDG-Washing beschädigt die Glaubwürdigkeit der Agenda 2030.</w:t>
+      </w:r>
+    </w:p>
+    <w:p>
+      <w:r>
+        <w:t>Hauptdefinition</w:t>
+      </w:r>
+    </w:p>
+    <w:p>
+      <w:r>
+        <w:t>SDG-Washing bezeichnet die irreführende oder substanzarme Verwendung der Sustainable Development Goals. Es liegt vor, wenn Organisationen, Produkte, Projekte, Fonds, Kampagnen, politische Programme oder Berichte SDGs, SDG-Icons, Agenda-2030-Sprache oder globale Zielsymbolik nutzen, ohne belegbar zu zeigen, wie sie zu konkreten Unterzielen, Indikatoren und Wirkungen beitragen.</w:t>
+      </w:r>
+    </w:p>
+    <w:p>
+      <w:r>
+        <w:t>Wirkungsökonomische Relevanz</w:t>
+      </w:r>
+    </w:p>
+    <w:p>
+      <w:r>
+        <w:t>SDG-Washing ist relevant, weil die WÖk die SDGs als global anschlussfähigen Referenzrahmen nutzt. Wenn SDGs inflationär oder dekorativ verwendet werden, verlieren sie Steuerungskraft. Aus einem Zielrahmen wird dann Markenästhetik.</w:t>
+      </w:r>
+    </w:p>
+    <w:p>
+      <w:r>
+        <w:t>Wirkungsökonomische Sicht &amp; Einordnung</w:t>
+      </w:r>
+    </w:p>
+    <w:p>
+      <w:pPr>
+        <w:pStyle w:val="Heading3"/>
+      </w:pPr>
+      <w:r>
+        <w:t>Quellenanker: Glossarverweis</w:t>
+      </w:r>
+    </w:p>
+    <w:p>
+      <w:r>
+        <w:t>Interne Quelle: begriffe/wirkungswashing/index.html</w:t>
+      </w:r>
+    </w:p>
+    <w:p>
+      <w:r>
+        <w:t>Wirkungswashing im Glossar der Wirkungsökonomie.</w:t>
+      </w:r>
+    </w:p>
+    <w:p>
+      <w:r>
+        <w:t>Auf einen Blick</w:t>
+      </w:r>
+    </w:p>
+    <w:p>
+      <w:r>
+        <w:t>Wirkungswashing im Glossar der Wirkungsökonomie.</w:t>
+      </w:r>
+    </w:p>
+    <w:p>
+      <w:r>
+        <w:t>Der Begriff gehört zum Bereich Glossarverweis und dient der präzisen Wirkungsprüfung.</w:t>
+      </w:r>
+    </w:p>
+    <w:p>
+      <w:r>
+        <w:t>Wirkungsökonomisch fragt „Wirkungswashing“ nach Zustandsveränderung, Bilanzgrenze, Datenqualität und Rückkopplung.</w:t>
+      </w:r>
+    </w:p>
+    <w:p>
+      <w:r>
+        <w:t>Er darf nicht als isoliertes Etikett genutzt werden, sondern braucht Bezug zu Mensch, Planet und Demokratie.</w:t>
+      </w:r>
+    </w:p>
+    <w:p>
+      <w:r>
+        <w:t>Definition</w:t>
+      </w:r>
+    </w:p>
+    <w:p>
+      <w:r>
+        <w:t>Was bedeutet der Begriff?</w:t>
+      </w:r>
+    </w:p>
+    <w:p>
+      <w:r>
+        <w:t>Wirkungswashing im Glossar der Wirkungsökonomie.</w:t>
+      </w:r>
+    </w:p>
+    <w:p>
+      <w:r>
+        <w:t>Wirkungsökonomie</w:t>
+      </w:r>
+    </w:p>
+    <w:p>
+      <w:r>
+        <w:t>Einordnung in der Wirkungsökonomie</w:t>
+      </w:r>
+    </w:p>
+    <w:p>
+      <w:r>
+        <w:t>Für die Wirkungsökonomie ist „Wirkungswashing“ wichtig, weil der Begriff entscheidet, welche Wirkungsfrage überhaupt sichtbar wird. Wirkungswashing im Glossar der Wirkungsökonomie.</w:t>
+      </w:r>
+    </w:p>
+    <w:p>
+      <w:r>
+        <w:t>Im Bereich Glossarverweis hilft der Begriff, nicht nur über ein Schlagwort zu sprechen, sondern über Zustände, Betroffene, Bilanzgrenzen, Wirkpfade und Rückkopplungen. Genau dort beginnt die wirkungsökonomische Prüfung.</w:t>
+      </w:r>
+    </w:p>
+    <w:p>
+      <w:r>
+        <w:t>Verwendung</w:t>
+      </w:r>
+    </w:p>
+    <w:p>
+      <w:r>
+        <w:t>Verwendung</w:t>
+      </w:r>
+    </w:p>
+    <w:p>
+      <w:r>
+        <w:t>Den Begriff „Wirkungswashing“ nutzen wir, wenn eine Aussage, ein Werkzeug, eine Quelle oder eine Entscheidung präzise eingeordnet werden muss: Wirkungswashing im Glossar der Wirkungsökonomie.</w:t>
+      </w:r>
+    </w:p>
+    <w:p>
+      <w:r>
+        <w:t>Als Glossarverweis aus dem Bereich Glossarverweis ist er kein dekoratives Stichwort. Er soll helfen, die richtige Prüffrage zu stellen: Was verändert sich, für wen, auf welcher Datenbasis und mit welchen Nebenfolgen?</w:t>
+      </w:r>
+    </w:p>
+    <w:p>
+      <w:r>
+        <w:t>Abgrenzung</w:t>
+      </w:r>
+    </w:p>
+    <w:p>
+      <w:r>
+        <w:t>Abgrenzung</w:t>
+      </w:r>
+    </w:p>
+    <w:p>
+      <w:r>
+        <w:t>Nicht als bloßes Schlagwort verwenden: „Wirkungswashing“ braucht Kontext, Bilanzgrenze und Prüffrage.</w:t>
+      </w:r>
+    </w:p>
+    <w:p>
+      <w:r>
+        <w:t>Nicht mit einer fertigen Bewertung verwechseln: Der Begriff ordnet ein, er entscheidet nicht automatisch.</w:t>
+      </w:r>
+    </w:p>
+    <w:p>
+      <w:r>
+        <w:t>Nicht von Datenqualität trennen: Als Glossarverweis bleibt er nur belastbar, wenn Quelle, Bedeutung und Grenze sichtbar sind.</w:t>
+      </w:r>
+    </w:p>
+    <w:p>
+      <w:r>
+        <w:t>Wirkungsökonomische Sicht &amp; Einordnung</w:t>
+      </w:r>
+    </w:p>
+    <w:p>
+      <w:r>
+        <w:t>Wie der Begriff in der WÖk gelesen wird</w:t>
+      </w:r>
+    </w:p>
+    <w:p>
+      <w:r>
+        <w:t>Für die Wirkungsökonomie ist „Wirkungswashing“ wichtig, weil der Begriff entscheidet, welche Wirkungsfrage überhaupt sichtbar wird. Wirkungswashing im Glossar der Wirkungsökonomie.</w:t>
+      </w:r>
+    </w:p>
+    <w:p>
+      <w:r>
+        <w:t>Im Bereich Glossarverweis hilft der Begriff, nicht nur über ein Schlagwort zu sprechen, sondern über Zustände, Betroffene, Bilanzgrenzen, Wirkpfade und Rückkopplungen. Genau dort beginnt die wirkungsökonomische Prüfung.</w:t>
+      </w:r>
+    </w:p>
+    <w:p>
+      <w:r>
+        <w:t>Beispiele</w:t>
+      </w:r>
+    </w:p>
+    <w:p>
+      <w:r>
+        <w:t>Wo der Begriff praktisch auftaucht</w:t>
+      </w:r>
+    </w:p>
+    <w:p>
+      <w:r>
+        <w:t>In einer Debatte klärt der Begriff, ob über Fakten, Deutung, Wirkungspotenzial oder eingetretene Wirkung gesprochen wird.</w:t>
+      </w:r>
+    </w:p>
+    <w:p>
+      <w:r>
+        <w:t>In einem Werkzeug markiert „Wirkungswashing“, welche Eingaben, Quellen oder Grenzen für eine belastbare Einordnung nötig sind.</w:t>
+      </w:r>
+    </w:p>
+    <w:p>
+      <w:r>
+        <w:t>In Glossarverweis hilft der Begriff, verkürzte Aussagen in eine überprüfbare Wirkungsfrage zu übersetzen.</w:t>
+      </w:r>
+    </w:p>
+    <w:p>
+      <w:r>
+        <w:t>Mess- und Steuerungsbezug</w:t>
+      </w:r>
+    </w:p>
+    <w:p>
+      <w:r>
+        <w:t>Wie daraus eine prüfbare Wirkungsfrage wird</w:t>
+      </w:r>
+    </w:p>
+    <w:p>
+      <w:r>
+        <w:t>Prüfbar wird „Wirkungswashing“, wenn klar ist, welcher Zustand betrachtet wird, welche Quelle herangezogen wird, welche Bilanzgrenze gilt und welche Veränderung tatsächlich gemeint ist.</w:t>
+      </w:r>
+    </w:p>
+    <w:p>
+      <w:r>
+        <w:t>Für die Steuerung zählen deshalb nicht nur Definitionen, sondern Datenqualität, Vergleichsmaßstab, Zeitbezug, Nebenfolgen und die Rückkopplung in Entscheidung, Preis, Regel, Kapital, Kommunikation oder Verhalten.</w:t>
+      </w:r>
+    </w:p>
+    <w:p>
+      <w:pPr>
+        <w:pStyle w:val="Heading3"/>
+      </w:pPr>
+      <w:r>
+        <w:t>Quellenanker: Glossarverweis</w:t>
+      </w:r>
+    </w:p>
+    <w:p>
+      <w:r>
+        <w:t>Interne Quelle: begriffe/labelwashing/index.html</w:t>
+      </w:r>
+    </w:p>
+    <w:p>
+      <w:r>
+        <w:t>Labelwashing im Glossar der Wirkungsökonomie.</w:t>
+      </w:r>
+    </w:p>
+    <w:p>
+      <w:r>
+        <w:t>Auf einen Blick</w:t>
+      </w:r>
+    </w:p>
+    <w:p>
+      <w:r>
+        <w:t>Labelwashing im Glossar der Wirkungsökonomie.</w:t>
+      </w:r>
+    </w:p>
+    <w:p>
+      <w:r>
+        <w:t>Der Begriff gehört zum Bereich Glossarverweis und dient der präzisen Wirkungsprüfung.</w:t>
+      </w:r>
+    </w:p>
+    <w:p>
+      <w:r>
+        <w:t>Wirkungsökonomisch fragt „Labelwashing“ nach Zustandsveränderung, Bilanzgrenze, Datenqualität und Rückkopplung.</w:t>
+      </w:r>
+    </w:p>
+    <w:p>
+      <w:r>
+        <w:t>Er darf nicht als isoliertes Etikett genutzt werden, sondern braucht Bezug zu Mensch, Planet und Demokratie.</w:t>
+      </w:r>
+    </w:p>
+    <w:p>
+      <w:r>
+        <w:t>Definition</w:t>
+      </w:r>
+    </w:p>
+    <w:p>
+      <w:r>
+        <w:t>Was bedeutet der Begriff?</w:t>
+      </w:r>
+    </w:p>
+    <w:p>
+      <w:r>
+        <w:t>Labelwashing im Glossar der Wirkungsökonomie.</w:t>
+      </w:r>
+    </w:p>
+    <w:p>
+      <w:r>
+        <w:t>Wirkungsökonomie</w:t>
+      </w:r>
+    </w:p>
+    <w:p>
+      <w:r>
+        <w:t>Einordnung in der Wirkungsökonomie</w:t>
+      </w:r>
+    </w:p>
+    <w:p>
+      <w:r>
+        <w:t>Für die Wirkungsökonomie ist „Labelwashing“ wichtig, weil der Begriff entscheidet, welche Wirkungsfrage überhaupt sichtbar wird. Labelwashing im Glossar der Wirkungsökonomie.</w:t>
+      </w:r>
+    </w:p>
+    <w:p>
+      <w:r>
+        <w:t>Im Bereich Glossarverweis hilft der Begriff, nicht nur über ein Schlagwort zu sprechen, sondern über Zustände, Betroffene, Bilanzgrenzen, Wirkpfade und Rückkopplungen. Genau dort beginnt die wirkungsökonomische Prüfung.</w:t>
+      </w:r>
+    </w:p>
+    <w:p>
+      <w:r>
+        <w:t>Verwendung</w:t>
+      </w:r>
+    </w:p>
+    <w:p>
+      <w:r>
+        <w:t>Verwendung</w:t>
+      </w:r>
+    </w:p>
+    <w:p>
+      <w:r>
+        <w:t>Den Begriff „Labelwashing“ nutzen wir, wenn eine Aussage, ein Werkzeug, eine Quelle oder eine Entscheidung präzise eingeordnet werden muss: Labelwashing im Glossar der Wirkungsökonomie.</w:t>
+      </w:r>
+    </w:p>
+    <w:p>
+      <w:r>
+        <w:t>Als Glossarverweis aus dem Bereich Glossarverweis ist er kein dekoratives Stichwort. Er soll helfen, die richtige Prüffrage zu stellen: Was verändert sich, für wen, auf welcher Datenbasis und mit welchen Nebenfolgen?</w:t>
+      </w:r>
+    </w:p>
+    <w:p>
+      <w:r>
+        <w:t>Abgrenzung</w:t>
+      </w:r>
+    </w:p>
+    <w:p>
+      <w:r>
+        <w:t>Abgrenzung</w:t>
+      </w:r>
+    </w:p>
+    <w:p>
+      <w:r>
+        <w:t>Nicht als bloßes Schlagwort verwenden: „Labelwashing“ braucht Kontext, Bilanzgrenze und Prüffrage.</w:t>
+      </w:r>
+    </w:p>
+    <w:p>
+      <w:r>
+        <w:t>Nicht mit einer fertigen Bewertung verwechseln: Der Begriff ordnet ein, er entscheidet nicht automatisch.</w:t>
+      </w:r>
+    </w:p>
+    <w:p>
+      <w:r>
+        <w:t>Nicht von Datenqualität trennen: Als Glossarverweis bleibt er nur belastbar, wenn Quelle, Bedeutung und Grenze sichtbar sind.</w:t>
+      </w:r>
+    </w:p>
+    <w:p>
+      <w:r>
+        <w:t>Wirkungsökonomische Sicht &amp; Einordnung</w:t>
+      </w:r>
+    </w:p>
+    <w:p>
+      <w:r>
+        <w:t>Wie der Begriff in der WÖk gelesen wird</w:t>
+      </w:r>
+    </w:p>
+    <w:p>
+      <w:r>
+        <w:t>Für die Wirkungsökonomie ist „Labelwashing“ wichtig, weil der Begriff entscheidet, welche Wirkungsfrage überhaupt sichtbar wird. Labelwashing im Glossar der Wirkungsökonomie.</w:t>
+      </w:r>
+    </w:p>
+    <w:p>
+      <w:r>
+        <w:t>Im Bereich Glossarverweis hilft der Begriff, nicht nur über ein Schlagwort zu sprechen, sondern über Zustände, Betroffene, Bilanzgrenzen, Wirkpfade und Rückkopplungen. Genau dort beginnt die wirkungsökonomische Prüfung.</w:t>
+      </w:r>
+    </w:p>
+    <w:p>
+      <w:r>
+        <w:t>Beispiele</w:t>
+      </w:r>
+    </w:p>
+    <w:p>
+      <w:r>
+        <w:t>Wo der Begriff praktisch auftaucht</w:t>
+      </w:r>
+    </w:p>
+    <w:p>
+      <w:r>
+        <w:t>In einer Debatte klärt der Begriff, ob über Fakten, Deutung, Wirkungspotenzial oder eingetretene Wirkung gesprochen wird.</w:t>
+      </w:r>
+    </w:p>
+    <w:p>
+      <w:r>
+        <w:t>In einem Werkzeug markiert „Labelwashing“, welche Eingaben, Quellen oder Grenzen für eine belastbare Einordnung nötig sind.</w:t>
+      </w:r>
+    </w:p>
+    <w:p>
+      <w:r>
+        <w:t>In Glossarverweis hilft der Begriff, verkürzte Aussagen in eine überprüfbare Wirkungsfrage zu übersetzen.</w:t>
+      </w:r>
+    </w:p>
+    <w:p>
+      <w:r>
+        <w:t>Mess- und Steuerungsbezug</w:t>
+      </w:r>
+    </w:p>
+    <w:p>
+      <w:r>
+        <w:t>Wie daraus eine prüfbare Wirkungsfrage wird</w:t>
+      </w:r>
+    </w:p>
+    <w:p>
+      <w:r>
+        <w:t>Prüfbar wird „Labelwashing“, wenn klar ist, welcher Zustand betrachtet wird, welche Quelle herangezogen wird, welche Bilanzgrenze gilt und welche Veränderung tatsächlich gemeint ist.</w:t>
+      </w:r>
+    </w:p>
+    <w:p>
+      <w:r>
+        <w:t>Für die Steuerung zählen deshalb nicht nur Definitionen, sondern Datenqualität, Vergleichsmaßstab, Zeitbezug, Nebenfolgen und die Rückkopplung in Entscheidung, Preis, Regel, Kapital, Kommunikation oder Verhalten.</w:t>
+      </w:r>
+    </w:p>
+    <w:p>
+      <w:pPr>
+        <w:pStyle w:val="Heading3"/>
+      </w:pPr>
+      <w:r>
+        <w:t>Quellenanker: WÖk-Präzisierungsbegriff / Risiko- und Washingbegriff</w:t>
+      </w:r>
+    </w:p>
+    <w:p>
+      <w:r>
+        <w:t>Interne Quelle: begriffe/purpose-washing/index.html</w:t>
+      </w:r>
+    </w:p>
+    <w:p>
+      <w:r>
+        <w:t>Purpose-Washing liegt vor, wenn ein Unternehmen einen gesellschaftlichen Zweck behauptet, dieser aber nicht in Geschäftsmodell, Produkte, Lieferketten, Kapital, Governance und Entscheidungen zurückwirkt.</w:t>
+      </w:r>
+    </w:p>
+    <w:p>
+      <w:r>
+        <w:t>Auf einen Blick</w:t>
+      </w:r>
+    </w:p>
+    <w:p>
+      <w:r>
+        <w:t>Purpose-Washing liegt vor, wenn ein Unternehmen einen gesellschaftlichen Zweck behauptet, dieser aber nicht in Geschäftsmodell, Produkte, Lieferketten, Kapital, Governance und Entscheidungen zurückwirkt.</w:t>
+      </w:r>
+    </w:p>
+    <w:p>
+      <w:r>
+        <w:t>Der Begriff gehört zum Bereich Marketing, Unternehmenszweck &amp; Missbrauchsschutz und dient der präzisen Wirkungsprüfung.</w:t>
+      </w:r>
+    </w:p>
+    <w:p>
+      <w:r>
+        <w:t>Wirkungsökonomisch fragt „Purpose-Washing“ nach Zustandsveränderung, Bilanzgrenze, Datenqualität und Rückkopplung.</w:t>
+      </w:r>
+    </w:p>
+    <w:p>
+      <w:r>
+        <w:t>Er darf nicht als isoliertes Etikett genutzt werden, sondern braucht Bezug zu Mensch, Planet und Demokratie. Er ist besonders anschlussfähig an Responsible Marketing, Wirkungskommunikation, Impact-Washing.</w:t>
+      </w:r>
+    </w:p>
+    <w:p>
+      <w:r>
+        <w:t>Definition</w:t>
+      </w:r>
+    </w:p>
+    <w:p>
+      <w:r>
+        <w:t>Was bedeutet der Begriff?</w:t>
+      </w:r>
+    </w:p>
+    <w:p>
+      <w:r>
+        <w:t>Purpose-Washing bezeichnet die irreführende oder substanzarme Darstellung eines Unternehmenszwecks. Es liegt vor, wenn ein Unternehmen behauptet, für Gesellschaft, Nachhaltigkeit, Menschen, Planet, Demokratie, Zukunft, Teilhabe, Gesundheit oder Transformation einzustehen, diese Behauptung aber nicht im Kern des Unternehmens wirksam wird.</w:t>
+      </w:r>
+    </w:p>
+    <w:p>
+      <w:r>
+        <w:t>Wirkungsökonomie</w:t>
+      </w:r>
+    </w:p>
+    <w:p>
+      <w:r>
+        <w:t>Einordnung in der Wirkungsökonomie</w:t>
+      </w:r>
+    </w:p>
+    <w:p>
+      <w:r>
+        <w:t>Purpose-Washing ist relevant, weil Sinn- und Verantwortungsversprechen Kund:innen, Mitarbeitende, Investor:innen und Öffentlichkeit binden können. Wenn Purpose die Transformation ersetzt, entstehen Scheinleistung, Vertrauensverlust und unfaire Reputationsvorteile gegenüber Unternehmen mit echter Wirkung.</w:t>
+      </w:r>
+    </w:p>
+    <w:p>
+      <w:r>
+        <w:t>Verwendung</w:t>
+      </w:r>
+    </w:p>
+    <w:p>
+      <w:r>
+        <w:t>Verwendung</w:t>
+      </w:r>
+    </w:p>
+    <w:p>
+      <w:r>
+        <w:t>Die WÖk prüft Purpose nicht an schönen Worten, sondern an Rückkopplung. Ein glaubwürdiger Purpose muss Wirkungsempfänger, Wirkungsraum, Produkte, WÖk-IDs, KII, Scorecards, rote Linien, Investitionen, Fortschrittsprüfung und Korrekturfolgen benennen. Purpose ist eine Wirkungsthese und muss operationalisiert werden.</w:t>
+      </w:r>
+    </w:p>
+    <w:p>
+      <w:r>
+        <w:t>Abgrenzung</w:t>
+      </w:r>
+    </w:p>
+    <w:p>
+      <w:r>
+        <w:t>Abgrenzung</w:t>
+      </w:r>
+    </w:p>
+    <w:p>
+      <w:r>
+        <w:t>Purpose ist legitim, wenn er wirksam verankert ist.</w:t>
+      </w:r>
+    </w:p>
+    <w:p>
+      <w:r>
+        <w:t>Greenwashing betrifft ökologische Irreführung; Purpose-Washing betrifft Sinn- und Zweckbehauptung.</w:t>
+      </w:r>
+    </w:p>
+    <w:p>
+      <w:r>
+        <w:t>Impact-Washing behauptet Wirkung ohne Beleg; Purpose-Washing behauptet Sinn ohne Geschäftsmodellrückkopplung.</w:t>
+      </w:r>
+    </w:p>
+    <w:p>
+      <w:r>
+        <w:t>Fehlerhafte Transformation ist nicht automatisch Washing, wenn Daten, Korrektur und Pfad ehrlich sind.</w:t>
+      </w:r>
+    </w:p>
+    <w:p>
+      <w:r>
+        <w:t>Vision ist Zukunftsbild; Purpose muss in Gegenwartsentscheidungen wirken.</w:t>
+      </w:r>
+    </w:p>
+    <w:p>
+      <w:r>
+        <w:t>Vertiefung</w:t>
+      </w:r>
+    </w:p>
+    <w:p>
+      <w:r>
+        <w:t>Vertiefte Begriffsstruktur</w:t>
+      </w:r>
+    </w:p>
+    <w:p>
+      <w:r>
+        <w:t>Kurzdefinition / Hover</w:t>
+      </w:r>
+    </w:p>
+    <w:p>
+      <w:r>
+        <w:t>Purpose-Washing liegt vor, wenn ein Unternehmen einen gesellschaftlichen Zweck behauptet, dieser aber nicht in Geschäftsmodell, Produkte, Lieferketten, Kapital, Governance und Entscheidungen zurückwirkt.</w:t>
+      </w:r>
+    </w:p>
+    <w:p>
+      <w:r>
+        <w:t>Auf einen Blick</w:t>
+      </w:r>
+    </w:p>
+    <w:p>
+      <w:r>
+        <w:t>Purpose-Washing ist die Entkopplung von Zweckbehauptung und tatsächlicher Unternehmenswirkung.</w:t>
+      </w:r>
+    </w:p>
+    <w:p>
+      <w:r>
+        <w:t>Es entsteht, wenn Purpose als Markenversprechen genutzt wird, ohne Geschäftsmodell, Produkte oder Anreizsysteme zu verändern.</w:t>
+      </w:r>
+    </w:p>
+    <w:p>
+      <w:r>
+        <w:t>Purpose-Washing ist breiter als Greenwashing und betrifft Sinn, Verantwortung, Gemeinwohl, Transformation, Teilhabe oder Demokratie.</w:t>
+      </w:r>
+    </w:p>
+    <w:p>
+      <w:r>
+        <w:t>Purpose kann keine Wirkungsgrenzen kompensieren.</w:t>
+      </w:r>
+    </w:p>
+    <w:p>
+      <w:r>
+        <w:t>Purpose-Washing gefährdet Vertrauen und macht echte Wirkung unglaubwürdig.</w:t>
+      </w:r>
+    </w:p>
+    <w:p>
+      <w:r>
+        <w:t>Hauptdefinition</w:t>
+      </w:r>
+    </w:p>
+    <w:p>
+      <w:r>
+        <w:t>Purpose-Washing bezeichnet die irreführende oder substanzarme Darstellung eines Unternehmenszwecks. Es liegt vor, wenn ein Unternehmen behauptet, für Gesellschaft, Nachhaltigkeit, Menschen, Planet, Demokratie, Zukunft, Teilhabe, Gesundheit oder Transformation einzustehen, diese Behauptung aber nicht im Kern des Unternehmens wirksam wird.</w:t>
+      </w:r>
+    </w:p>
+    <w:p>
+      <w:r>
+        <w:t>Wirkungsökonomische Relevanz</w:t>
+      </w:r>
+    </w:p>
+    <w:p>
+      <w:r>
+        <w:t>Purpose-Washing ist relevant, weil Sinn- und Verantwortungsversprechen Kund:innen, Mitarbeitende, Investor:innen und Öffentlichkeit binden können. Wenn Purpose die Transformation ersetzt, entstehen Scheinleistung, Vertrauensverlust und unfaire Reputationsvorteile gegenüber Unternehmen mit echter Wirkung.</w:t>
+      </w:r>
+    </w:p>
+    <w:p>
+      <w:r>
+        <w:t>Wirkungsökonomische Sicht &amp; Einordnung</w:t>
+      </w:r>
+    </w:p>
+    <w:p>
+      <w:pPr>
+        <w:pStyle w:val="Heading3"/>
+      </w:pPr>
+      <w:r>
+        <w:t>Quellenanker: WÖk-Prägungsbegriff / Schutzbegriff</w:t>
+      </w:r>
+    </w:p>
+    <w:p>
+      <w:r>
+        <w:t>Interne Quelle: begriffe/wirkungswahrheit/index.html</w:t>
+      </w:r>
+    </w:p>
+    <w:p>
+      <w:r>
+        <w:t>Wirkungswahrheit beschreibt, ob Preise, Berichte, politische Aussagen, Geschäftsmodelle oder Kapitalflüsse ihre tatsächlichen Wirkungen nachvollziehbar sichtbar machen oder verdecken.</w:t>
+      </w:r>
+    </w:p>
+    <w:p>
+      <w:r>
+        <w:t>Auf einen Blick</w:t>
+      </w:r>
+    </w:p>
+    <w:p>
+      <w:r>
+        <w:t>Wirkungswahrheit beschreibt, ob Preise, Berichte, politische Aussagen, Geschäftsmodelle oder Kapitalflüsse ihre tatsächlichen Wirkungen nachvollziehbar sichtbar machen oder verdecken.</w:t>
+      </w:r>
+    </w:p>
+    <w:p>
+      <w:r>
+        <w:t>Der Begriff gehört zum Bereich Wirkungssprache &amp; Missbrauchsschutz und dient der präzisen Wirkungsprüfung.</w:t>
+      </w:r>
+    </w:p>
+    <w:p>
+      <w:r>
+        <w:t>Wirkungsökonomisch fragt „Wirkungswahrheit“ nach Zustandsveränderung, Bilanzgrenze, Datenqualität und Rückkopplung.</w:t>
+      </w:r>
+    </w:p>
+    <w:p>
+      <w:r>
+        <w:t>Er darf nicht als isoliertes Etikett genutzt werden, sondern braucht Bezug zu Mensch, Planet und Demokratie. Er ist besonders anschlussfähig an Wirkungsblindheit, Wirkungsbewertung, Wirkungslenkung.</w:t>
+      </w:r>
+    </w:p>
+    <w:p>
+      <w:r>
+        <w:t>Definition</w:t>
+      </w:r>
+    </w:p>
+    <w:p>
+      <w:r>
+        <w:t>Was bedeutet der Begriff?</w:t>
+      </w:r>
+    </w:p>
+    <w:p>
+      <w:r>
+        <w:t>Wirkungswahrheit ist der Anspruch, dass Signale über Produkte, Tätigkeiten, Organisationen, Kapitalflüsse, Politik oder Medien ihre relevanten Folgen nachvollziehbar abbilden. Der Begriff meint kein Wahrheitsmonopol, sondern Wirkungsnähe: Datenklarheit, Quellenklarheit, Systemgrenzen, Unsicherheit und überprüfbare Bewertung.</w:t>
+      </w:r>
+    </w:p>
+    <w:p>
+      <w:r>
+        <w:t>Wirkungsökonomie</w:t>
+      </w:r>
+    </w:p>
+    <w:p>
+      <w:r>
+        <w:t>Einordnung in der Wirkungsökonomie</w:t>
+      </w:r>
+    </w:p>
+    <w:p>
+      <w:r>
+        <w:t>Wirkungswahrheit ist der Schutzbegriff gegen Greenwashing, Impact-Washing, SDG-Washing und Wirkungssimulation. Sie hält Märkte, Demokratie und Vertrauen korrigierbar.</w:t>
+      </w:r>
+    </w:p>
+    <w:p>
+      <w:r>
+        <w:t>Verwendung</w:t>
+      </w:r>
+    </w:p>
+    <w:p>
+      <w:r>
+        <w:t>Verwendung</w:t>
+      </w:r>
+    </w:p>
+    <w:p>
+      <w:r>
+        <w:t>Der Begriff ist geeignet, wenn sichtbare Signale Wirkung behaupten, verdecken oder verzerren können.</w:t>
+      </w:r>
+    </w:p>
+    <w:p>
+      <w:r>
+        <w:t>Abgrenzung</w:t>
+      </w:r>
+    </w:p>
+    <w:p>
+      <w:r>
+        <w:t>Abgrenzung</w:t>
+      </w:r>
+    </w:p>
+    <w:p>
+      <w:r>
+        <w:t>Faktenwahrheit: prüft Aussagen; Wirkungswahrheit prüft sichtbare oder verdeckte Folgen.</w:t>
+      </w:r>
+    </w:p>
+    <w:p>
+      <w:r>
+        <w:t>Wahrheitsmonopol: ausdrücklich ausgeschlossen.</w:t>
+      </w:r>
+    </w:p>
+    <w:p>
+      <w:r>
+        <w:t>Transparenz allein: reicht nicht, wenn Informationen wirkungsirrelevant oder unverständlich bleiben.</w:t>
+      </w:r>
+    </w:p>
+    <w:p>
+      <w:r>
+        <w:t>Wirkungsbewertung: ordnet Wirkung ein; Wirkungswahrheit prüft Signalnähe.</w:t>
+      </w:r>
+    </w:p>
+    <w:p>
+      <w:r>
+        <w:t>Green Claims: können berechtigt sein, müssen aber Kontext und Evidenz zeigen.</w:t>
+      </w:r>
+    </w:p>
+    <w:p>
+      <w:r>
+        <w:t>absolute Wahrheit</w:t>
+      </w:r>
+    </w:p>
+    <w:p>
+      <w:r>
+        <w:t>Meinungskontrolle</w:t>
+      </w:r>
+    </w:p>
+    <w:p>
+      <w:r>
+        <w:t>Vertiefung</w:t>
+      </w:r>
+    </w:p>
+    <w:p>
+      <w:r>
+        <w:t>Vertiefte Begriffsstruktur</w:t>
+      </w:r>
+    </w:p>
+    <w:p>
+      <w:r>
+        <w:t>Kurzdefinition / Hover</w:t>
+      </w:r>
+    </w:p>
+    <w:p>
+      <w:r>
+        <w:t>Wirkungswahrheit beschreibt, ob Preise, Berichte, politische Aussagen, Geschäftsmodelle oder Kapitalflüsse ihre tatsächlichen Wirkungen nachvollziehbar sichtbar machen oder verdecken.</w:t>
+      </w:r>
+    </w:p>
+    <w:p>
+      <w:r>
+        <w:t>Auf einen Blick</w:t>
       </w:r>
     </w:p>
     <w:p>
@@ -1443,7 +3385,670 @@
         <w:pStyle w:val="ListBullet"/>
       </w:pPr>
       <w:r>
-        <w:t>Begriffstrennung: Wirkung, Wirkungspotenzial, Wirkungsrisiko.</w:t>
+        <w:t>kein Wahrheitsmonopol - meint Wirkungsnähe, Datenklarheit und Transparenz über Folgen - Gegenbegriff zu Greenwashing, Impact-Washing und SDG-Washing - braucht Datenqualität, Quellen, Systemgrenzen und Prüfung - macht freie Entscheidungen informierter - schützt Marktvertrauen und demokratische Korrektur - trennt Wirkung, Potenzial und Risiko</w:t>
+      </w:r>
+    </w:p>
+    <w:p>
+      <w:r>
+        <w:t>Hauptdefinition</w:t>
+      </w:r>
+    </w:p>
+    <w:p>
+      <w:r>
+        <w:t>Wirkungswahrheit fragt, ob ein Preis, Bericht, Claim, Rating, Geschäftsmodell, Kapitalfluss oder politisches Versprechen die relevanten Folgen sichtbar macht oder verdeckt. Moderne Märkte, Medien und Politik funktionieren über Signale: Preise, Labels, Berichte, Ratings, Reichweite und politische Botschaften. Wenn diese Signale Folgewirkungen verschweigen oder verzerren, entsteht Wirkungsblindheit. Wenn sie Wirkungen transparent und prüfbar sichtbar machen, entsteht Wirkungswahrheit.</w:t>
+      </w:r>
+    </w:p>
+    <w:p>
+      <w:r>
+        <w:t>Wirkungsökonomische Relevanz</w:t>
+      </w:r>
+    </w:p>
+    <w:p>
+      <w:r>
+        <w:t>Freie Entscheidungen sind nur tragfähig, wenn Folgen nicht systematisch verborgen bleiben. Konsument:innen, Investor:innen, öffentliche Beschaffung, Politik und Medien brauchen wirkungsnahe Signale, um Verantwortung, Risiko, Preis und Nutzen einordnen zu können.</w:t>
+      </w:r>
+    </w:p>
+    <w:p>
+      <w:r>
+        <w:t>Wirkungsökonomische Sicht &amp; Einordnung</w:t>
+      </w:r>
+    </w:p>
+    <w:p>
+      <w:r>
+        <w:t>Die WÖk versteht Wahrheit nicht als Besitz, sondern als Infrastruktur. Wirkungswahrheit entsteht durch transparente Datenquellen, nachvollziehbare Systemgrenzen, offene Methoden, unabhängige Prüfung, Unsicherheitskennzeichnung, Rechtsschutz, Korrekturmöglichkeiten und öffentliche Kontrolle.</w:t>
+      </w:r>
+    </w:p>
+    <w:p>
+      <w:r>
+        <w:t>Abgrenzung: Nicht verwechseln mit</w:t>
+      </w:r>
+    </w:p>
+    <w:p>
+      <w:pPr>
+        <w:pStyle w:val="Heading3"/>
+      </w:pPr>
+      <w:r>
+        <w:t>Quellenanker: Kapitel 104 - Wirkungsmessung, Manipulation und Wirkungssimulation</w:t>
+      </w:r>
+    </w:p>
+    <w:p>
+      <w:r>
+        <w:t>Interne Quelle: referenz/kapitel-104-wirkungsmessung-manipulation-und-wirkungssimulation/index.html</w:t>
+      </w:r>
+    </w:p>
+    <w:p>
+      <w:r>
+        <w:t>Je wichtiger Wirkung wird, desto größer wird der Anreiz, Wirkung zu behaupten, zu inszenieren oder zu simulieren. Das ist kein Randproblem der Wirkungsökonomie. Es ist ihr zentraler methodischer Stresstest.</w:t>
+      </w:r>
+    </w:p>
+    <w:p>
+      <w:r>
+        <w:t>Denn jede Steuerungsgröße erzeugt Anpassungsverhalten. Wenn Kapital zählt, wird Kapital optimiert. Wenn Gewinn zählt, wird Gewinn optimiert. Wenn Reichweite zählt, wird Reichweite optimiert. Wenn Wirkung zählt, wird auch Wirkung optimiert. Das kann positiv sein, wenn reale Zustände verbessert werden. Es kann aber destruktiv werden, wenn Akteure lernen, nicht die Wirkung selbst zu verbessern, sondern die Darstellung von Wirkung.</w:t>
+      </w:r>
+    </w:p>
+    <w:p>
+      <w:r>
+        <w:t>Dann entsteht Wirkungssimulation.</w:t>
+      </w:r>
+    </w:p>
+    <w:p>
+      <w:r>
+        <w:t>Wirkungssimulation bedeutet: Eine Handlung, Organisation, Investition, Kommunikation oder politische Maßnahme erzeugt den Anschein positiver Wirkung, ohne die zugrunde liegenden Zustände entsprechend zu verändern. Sie sieht nach Wirkung aus. Sie spricht die Sprache der Wirkung. Sie nutzt Indikatoren, Berichte, Labels, Zielbezüge, Kampagnen, Bilder, Versprechen oder Nachhaltigkeitsrhetorik. Aber sie erzeugt keine ausreichende reale Zustandsverbesserung - oder sie verdeckt negative Wirkungen an anderer Stelle.</w:t>
+      </w:r>
+    </w:p>
+    <w:p>
+      <w:r>
+        <w:t>Die Wirkungsökonomie muss diese Gefahr offen benennen. Wenn sie Wirkung zur zentralen Steuerungsgröße macht, muss sie verhindern, dass Wirkung selbst zur neuen Oberfläche wird.</w:t>
+      </w:r>
+    </w:p>
+    <w:p>
+      <w:r>
+        <w:t>Greenwashing, ESG-Theater, SDG-Washing, Impact-Washing, symbolische Politik, KPI-Gaming, moralische Selbsttäuschung und performative Verantwortung sind deshalb keine Nebenphänomene. Sie sind die Schattenseite jeder Ordnung, die Wirkung sichtbar macht. Je stärker Wirkung Anerkennung, Kapitalzugang, Marktposition, politische Legitimation oder Steuerentlastung beeinflusst, desto stärker wächst der Anreiz, Wirkung zu simulieren.</w:t>
+      </w:r>
+    </w:p>
+    <w:p>
+      <w:r>
+        <w:t>Dieses Kapitel erklärt, warum das geschieht, welche Formen Wirkungssimulation annimmt und wie die Wirkungsökonomie sich dagegen schützen muss.</w:t>
+      </w:r>
+    </w:p>
+    <w:p>
+      <w:pPr>
+        <w:pStyle w:val="Heading3"/>
+      </w:pPr>
+      <w:r>
+        <w:t>104.1 Warum jede Kennzahl manipulierbar wird</w:t>
+      </w:r>
+    </w:p>
+    <w:p>
+      <w:r>
+        <w:t>Sobald eine Kennzahl zur Steuerungsgröße wird, verändert sich das Verhalten derer, die an ihr gemessen werden. Das ist keine Besonderheit von Nachhaltigkeit. Es ist ein allgemeines Steuerungsproblem.</w:t>
+      </w:r>
+    </w:p>
+    <w:p>
+      <w:r>
+        <w:t>Goodhart’s Law beschreibt diesen Zusammenhang zugespitzt: Wenn ein Maß zur Zielgröße wird, verliert es leicht seine Qualität als Maß. Campbell’s Law formuliert ähnlich, dass quantitative Indikatoren, die für soziale Entscheidungen verwendet werden, anfällig für Verfälschung und Verhaltensverzerrung werden.</w:t>
+      </w:r>
+    </w:p>
+    <w:p>
+      <w:r>
+        <w:t>Das gilt für Schulnoten, Kriminalstatistiken, Krankenhauskennzahlen, Verkaufsziele, Produktivitätsvorgaben, Haushaltsmittel, Forschungsmetriken, Reichweitenzahlen und Nachhaltigkeitsindikatoren. Sobald Akteure wissen, welche Größe belohnt wird, können sie versuchen, genau diese Größe zu optimieren - unabhängig davon, ob sich die dahinterliegende Wirklichkeit verbessert.</w:t>
+      </w:r>
+    </w:p>
+    <w:p>
+      <w:r>
+        <w:t>In der alten Ökonomie geschieht das ständig. Unternehmen können Gewinne verbessern, indem sie Kosten externalisieren. Plattformen können Reichweite steigern, indem sie Erregung verstärken. Verwaltungen können Mittelabfluss als Erfolg darstellen, obwohl die Wirkung unklar bleibt. Politik kann Maßnahmen zählen, ohne Zustände zu verbessern. Unternehmen können Nachhaltigkeitsberichte ausbauen, ohne ihre Steuerungslogik zu verändern.</w:t>
+      </w:r>
+    </w:p>
+    <w:p>
+      <w:r>
+        <w:t>Die Wirkungsökonomie darf deshalb nicht glauben, sie sei gegen Manipulation immun, nur weil ihr Maßstab besser ist. Ein besserer Maßstab kann ebenfalls pervertiert werden, wenn er falsch operationalisiert wird.</w:t>
+      </w:r>
+    </w:p>
+    <w:p>
+      <w:r>
+        <w:t>Je wertvoller Wirkung wird, desto wertvoller wird die Simulation von Wirkung.</w:t>
+      </w:r>
+    </w:p>
+    <w:p>
+      <w:pPr>
+        <w:pStyle w:val="Heading3"/>
+      </w:pPr>
+      <w:r>
+        <w:t>104.2 Wirkungssimulation als neue Form der Scheinleistung</w:t>
+      </w:r>
+    </w:p>
+    <w:p>
+      <w:r>
+        <w:t>Wirkungssimulation ist eine Form von Scheinleistung. Sie erzeugt sichtbare Aktivität, Sprache, Berichte, Kampagnen oder Kennzahlen, aber keine entsprechende positive Zustandsveränderung.</w:t>
+      </w:r>
+    </w:p>
+    <w:p>
+      <w:r>
+        <w:t>Sie unterscheidet sich von Irrtum. Nicht jede falsche Wirkungsannahme ist Simulation. Komplexe Systeme sind unsicher. Eine Maßnahme kann gut begründet sein und trotzdem anders wirken als erwartet. Ein Unternehmen kann ehrliche Ziele verfolgen und methodische Fehler machen. Eine Politik kann ernsthaft präventiv handeln wollen und Nebenfolgen unterschätzen.</w:t>
+      </w:r>
+    </w:p>
+    <w:p>
+      <w:r>
+        <w:t>Wirkungssimulation beginnt dort, wo die Darstellung positiver Wirkung wichtiger wird als die reale Wirkung selbst. Sie beginnt, wenn ein Akteur ein Nachhaltigkeitsbild erzeugt, aber die zugrunde liegende Wirkung nicht ausreichend prüft. Sie beginnt, wenn einzelne positive Effekte hervorgehoben und zentrale negative Wirkungen verschwiegen werden. Sie beginnt, wenn Indikatoren so gewählt werden, dass sie das gewünschte Bild erzeugen. Sie beginnt, wenn Wirkungssprache zur Reputationsstrategie wird.</w:t>
+      </w:r>
+    </w:p>
+    <w:p>
+      <w:r>
+        <w:t>Wirkungssimulation kann absichtlich sein. Dann ist sie Täuschung.</w:t>
+      </w:r>
+    </w:p>
+    <w:p>
+      <w:r>
+        <w:t>Sie kann aber auch halbabsichtlich sein. Dann entsteht moralische Selbsttäuschung: Akteure glauben an ihre Wirkung, weil sie nur die Indikatoren sehen, die ihre Erzählung bestätigen. Sie verwechseln Absicht mit Wirkung, Aufwand mit Wirkung, Bericht mit Wirkung, Reichweite mit Wirkung oder Zielbezug mit Wirkung.</w:t>
+      </w:r>
+    </w:p>
+    <w:p>
+      <w:r>
+        <w:t>Gerade diese zweite Form ist gefährlich, weil sie gesellschaftlich weit verbreitet ist. Viele Organisationen wollen gut wirken. Aber sie prüfen nicht streng genug, ob sie tatsächlich wirken.</w:t>
+      </w:r>
+    </w:p>
+    <w:p>
+      <w:pPr>
+        <w:pStyle w:val="Heading3"/>
+      </w:pPr>
+      <w:r>
+        <w:t>104.3 Greenwashing und die Illusion ökologischer Wirkung</w:t>
+      </w:r>
+    </w:p>
+    <w:p>
+      <w:r>
+        <w:t>Greenwashing ist die bekannteste Form der Wirkungssimulation. Es entsteht, wenn ökologische Verantwortung behauptet, übertrieben, selektiv dargestellt oder irreführend kommuniziert wird.</w:t>
+      </w:r>
+    </w:p>
+    <w:p>
+      <w:r>
+        <w:t>Die Europäische Kommission begründet ihre Green-Claims-Initiative ausdrücklich mit der Notwendigkeit, Greenwashing zu bekämpfen und Verbraucherinnen und Verbraucher vor irreführenden Umweltangaben zu schützen. Auf ihrer Green-Claims-Seite nennt sie unter anderem, dass 53 Prozent der geprüften Umweltangaben vage, irreführende oder unbegründete Informationen enthielten, 40 Prozent keine stützenden Belege hatten und die Vielzahl von Nachhaltigkeitslabels sehr unterschiedliche Transparenzniveaus aufweist.</w:t>
+      </w:r>
+    </w:p>
+    <w:p>
+      <w:r>
+        <w:t>Die EU-Richtlinie 2024/825 verschärft zudem den Verbraucherschutz gegen unfaire Praktiken im Kontext grüner Transformation. Sie adressiert unter anderem Nachhaltigkeitslabel ohne Zertifizierungssystem oder öffentliche Grundlage, allgemeine Umweltbehauptungen ohne nachweisbare anerkannte hervorragende Umweltleistung, Umweltbehauptungen über das gesamte Produkt oder Unternehmen, die sich tatsächlich nur auf einen Teilaspekt beziehen, sowie Behauptungen klimaneutraler, reduzierter oder positiver Treibhausgaswirkung, wenn diese auf Kompensation beruhen.</w:t>
+      </w:r>
+    </w:p>
+    <w:p>
+      <w:r>
+        <w:t>Diese Regulierung zeigt, dass Greenwashing kein bloßes Kommunikationsproblem ist. Es ist ein Steuerungsproblem. Wenn ein Produkt grün erscheint, ohne tatsächlich entsprechend zu wirken, werden Verbraucherentscheidungen verzerrt. Kapital kann falsch fließen. Verantwortliche Unternehmen verlieren Wettbewerbsvorteile. Destruktive Wirkung bleibt verdeckt. Vertrauen sinkt.</w:t>
+      </w:r>
+    </w:p>
+    <w:p>
+      <w:r>
+        <w:t>Für die Wirkungsökonomie folgt daraus: Umweltwirkung darf nicht aus Sprache abgeleitet werden. Sie muss aus Daten, Kontext, Lebenszyklus, Lieferkette, Nutzung, Entsorgung, Systemwirkung und Nichtkompensation abgeleitet werden.</w:t>
+      </w:r>
+    </w:p>
+    <w:p>
+      <w:r>
+        <w:t>Ein Produkt ist nicht nachhaltig, weil es so genannt wird. Es ist nur dann wirkungspositiv, wenn seine Zustandsveränderungen belastbar nachvollziehbar sind.</w:t>
+      </w:r>
+    </w:p>
+    <w:p>
+      <w:pPr>
+        <w:pStyle w:val="Heading3"/>
+      </w:pPr>
+      <w:r>
+        <w:t>104.4 ESG-Theater und Nachhaltigkeit als Bühnenbild</w:t>
+      </w:r>
+    </w:p>
+    <w:p>
+      <w:r>
+        <w:t>ESG-Theater entsteht, wenn Nachhaltigkeit institutionell sichtbar wird, aber nicht tief genug in Entscheidungen zurückwirkt.</w:t>
+      </w:r>
+    </w:p>
+    <w:p>
+      <w:r>
+        <w:t>Das Unternehmen berichtet. Das Portfolio klassifiziert. Die Bank fragt Daten ab. Das Management formuliert Ziele. Die Webseite zeigt SDG-Symbole. Der Bericht enthält Klimakapitel, Diversity-Ziele, Governance-Kennzahlen und Lieferkettenversprechen. Alles sieht nach Verantwortung aus.</w:t>
+      </w:r>
+    </w:p>
+    <w:p>
+      <w:r>
+        <w:t>Aber die Kernfrage bleibt offen: Was verändert sich dadurch tatsächlich?</w:t>
+      </w:r>
+    </w:p>
+    <w:p>
+      <w:r>
+        <w:t>ESG-Theater ist nicht automatisch Betrug. Oft ist es eine Zwischenform. Daten werden erhoben, aber nicht in Preise, Steuern, Kapitalzugang, Beschaffung, Managementboni oder Produktentscheidungen zurückgeführt. Nachhaltigkeit wird sichtbar, aber nicht steuernd. Die Organisation erfüllt Erwartungen, ohne ihre innere Logik ausreichend zu verändern.</w:t>
+      </w:r>
+    </w:p>
+    <w:p>
+      <w:r>
+        <w:t>Die Europäische Wertpapier- und Marktaufsichtsbehörde ESMA hat Greenwashing im Finanzsektor als Aufsichtsthema behandelt. Ihr Final Report on Greenwashing von 2024 bewertet die Rolle der Aufsicht bei der Minderung von Greenwashing-Risiken und beschreibt eine schrittweise Verbesserung der Aufsichtspraxis in den kommenden Jahren.</w:t>
+      </w:r>
+    </w:p>
+    <w:p>
+      <w:r>
+        <w:t>Dass Aufsichtsbehörden Greenwashing im Finanzmarkt ausdrücklich adressieren, zeigt: Nachhaltigkeitssprache ist wirtschaftlich relevant geworden. Wenn Fonds, Banken, Versicherungen, Ratings oder Finanzprodukte mit Nachhaltigkeit werben, beeinflusst dies Kapitalflüsse. Damit entstehen neue Täuschungsanreize.</w:t>
+      </w:r>
+    </w:p>
+    <w:p>
+      <w:r>
+        <w:t>Die Wirkungsökonomie muss deshalb zwischen ESG-Sichtbarkeit und Wirkungsrückkopplung unterscheiden. Ein ESG-Bericht kann notwendige Daten liefern. Aber er ist noch kein Beweis positiver Wirkung. Ein ESG-Rating kann Hinweise geben. Aber es ersetzt keine Wirkungsanalyse. Ein nachhaltiger Fondsname kann Kapital lenken. Aber er darf keine Wirkung behaupten, die nicht belegt ist.</w:t>
+      </w:r>
+    </w:p>
+    <w:p>
+      <w:r>
+        <w:t>ESG-Theater endet erst dort, wo Nachhaltigkeitsdaten reale Entscheidungen verändern und negative Wirkungen nicht durch positive Einzelbilder verdeckt werden.</w:t>
+      </w:r>
+    </w:p>
+    <w:p>
+      <w:pPr>
+        <w:pStyle w:val="Heading3"/>
+      </w:pPr>
+      <w:r>
+        <w:t>Quellenanker: Kapitel 105 - Freiheit, Markt und der Vorwurf der Planwirtschaft</w:t>
+      </w:r>
+    </w:p>
+    <w:p>
+      <w:r>
+        <w:t>Interne Quelle: referenz/kapitel-105-freiheit-markt-und-der-vorwurf-der-planwirtschaft/index.html</w:t>
+      </w:r>
+    </w:p>
+    <w:p>
+      <w:r>
+        <w:t>Ein weiterer zentraler Gegenframe lautet: Wenn Wirkung in Preise, Steuern, Kapitalzugang, öffentliche Beschaffung, Produktbewertung, Haushalte und Unternehmensführung zurückgeführt wird, entstehe Planwirtschaft. Der Staat, so die Befürchtung, entscheide dann nicht mehr nur über Regeln, sondern über richtige und falsche Produkte, richtige und falsche Lebensweisen, richtige und falsche Unternehmen, richtige und falsche Investitionen. Aus Wirkung werde Lenkung. Aus Lenkung werde Kontrolle. Aus Kontrolle werde Plan.</w:t>
+      </w:r>
+    </w:p>
+    <w:p>
+      <w:r>
+        <w:t>Dieser Einwand muss ernst genommen werden. Nicht, weil er die Wirkungsökonomie richtig beschreibt, sondern weil er ein reales historisches und politisches Risiko berührt. Gesellschaften, die wirtschaftliche Entscheidungen vollständig zentralisieren, verlieren dezentrales Wissen, Innovationskraft, Anpassungsfähigkeit und Freiheit. Eine Ordnung, die Menschen, Unternehmen und Märkte nur noch als Vollzugsorgane politischer Zielvorgaben behandelt, beschädigt genau jene offenen Suchprozesse, die moderne Gesellschaften brauchen.</w:t>
+      </w:r>
+    </w:p>
+    <w:p>
+      <w:r>
+        <w:t>Die Wirkungsökonomie ist deshalb keine Planwirtschaft. Sie ist auch keine verkappte Planwirtschaft. Sie ersetzt nicht Marktentscheidungen durch zentrale Produktionsentscheidungen. Sie ersetzt nicht Eigentum durch Staatszuteilung. Sie ersetzt nicht Wettbewerb durch Behördenplanung. Sie ersetzt nicht dezentrale Preisbildung durch vollständige staatliche Mengensteuerung.</w:t>
+      </w:r>
+    </w:p>
+    <w:p>
+      <w:r>
+        <w:t>Sie verändert den Informationsgehalt der Signale, nach denen Märkte, Unternehmen, Kapital, Konsumentinnen, Konsumenten und Staat handeln.</w:t>
+      </w:r>
+    </w:p>
+    <w:p>
+      <w:r>
+        <w:t>Das ist ein fundamentaler Unterschied.</w:t>
+      </w:r>
+    </w:p>
+    <w:p>
+      <w:r>
+        <w:t>Planwirtschaft sagt: Eine zentrale Instanz entscheidet, was produziert, verteilt und verbraucht werden soll.</w:t>
+      </w:r>
+    </w:p>
+    <w:p>
+      <w:r>
+        <w:t>Wirkungsökonomie sagt: Dezentrale Entscheidungen bleiben erhalten, aber ihre Rückwirkungen auf Mensch, Planet und Demokratie dürfen nicht länger unsichtbar bleiben.</w:t>
+      </w:r>
+    </w:p>
+    <w:p>
+      <w:r>
+        <w:t>Planwirtschaft ersetzt Marktkoordination.</w:t>
+      </w:r>
+    </w:p>
+    <w:p>
+      <w:r>
+        <w:t>Wirkungsökonomie macht Marktkoordination wahrheitsfähiger.</w:t>
+      </w:r>
+    </w:p>
+    <w:p>
+      <w:pPr>
+        <w:pStyle w:val="Heading3"/>
+      </w:pPr>
+      <w:r>
+        <w:t>105.1 Warum der Planwirtschaftsvorwurf naheliegt</w:t>
+      </w:r>
+    </w:p>
+    <w:p>
+      <w:r>
+        <w:t>Der Planwirtschaftsvorwurf entsteht, weil die Wirkungsökonomie tatsächlich in Anreizstrukturen eingreift. Sie bleibt nicht bei Appellen. Sie sagt nicht nur: Unternehmen sollen verantwortlicher handeln. Sie sagt: Wirkung muss in Preise, Steuern, Kapitalzugang, Versicherbarkeit, Beschaffung, Förderung, Haftung und öffentliche Haushalte zurückwirken.</w:t>
+      </w:r>
+    </w:p>
+    <w:p>
+      <w:r>
+        <w:t>Das ist mehr als klassische Nachhaltigkeitskommunikation. Es ist echte Steuerung.</w:t>
+      </w:r>
+    </w:p>
+    <w:p>
+      <w:r>
+        <w:t>Und genau deshalb wird der Einwand verständlich. Sobald ein System negative Wirkungen verteuert und positive Wirkungen entlastet, entsteht der Eindruck, der Staat oder eine Institution bestimme, was gut und schlecht sei. Sobald Scorecards, WÖk-IDs, Benchmarks oder Wirkungssteuern ins Spiel kommen, entsteht die Sorge, ein bürokratischer Apparat werde wirtschaftliche Freiheit ersetzen. Sobald Produkte nach Wirkung differenziert werden, entsteht die Frage, ob Konsumentscheidungen noch frei sind.</w:t>
+      </w:r>
+    </w:p>
+    <w:p>
+      <w:r>
+        <w:t>Diese Sorge darf nicht durch bloße Beteuerung beantwortet werden. Eine schlecht gebaute Wirkungsökonomie könnte tatsächlich planwirtschaftliche Züge entwickeln. Sie könnte zu starr werden. Sie könnte zentrale Instanzen überdehnen. Sie könnte Innovation blockieren. Sie könnte kleine Unternehmen überlasten. Sie könnte Indikatoren politisch missbrauchen. Sie könnte Preise manipulieren, statt Wirklichkeit besser abzubilden.</w:t>
+      </w:r>
+    </w:p>
+    <w:p>
+      <w:r>
+        <w:t>Darum muss die Abgrenzung präzise sein.</w:t>
+      </w:r>
+    </w:p>
+    <w:p>
+      <w:r>
+        <w:t>Die Wirkungsökonomie darf nicht zur zentralen Ergebnisplanung werden. Sie muss eine Ordnung verbesserter Rückkopplung bleiben.</w:t>
+      </w:r>
+    </w:p>
+    <w:p>
+      <w:pPr>
+        <w:pStyle w:val="Heading3"/>
+      </w:pPr>
+      <w:r>
+        <w:t>105.2 Was Planwirtschaft ist - und was nicht</w:t>
+      </w:r>
+    </w:p>
+    <w:p>
+      <w:r>
+        <w:t>Planwirtschaft bedeutet nicht schon, dass der Staat Regeln setzt. Jede Marktwirtschaft braucht Regeln: Eigentumsrechte, Vertragsrecht, Wettbewerbsrecht, Haftungsrecht, Steuerrecht, Verbraucherschutz, Arbeitsschutz, Umweltrecht, Finanzaufsicht und öffentliche Infrastruktur. Ohne Regeln gibt es keinen freien Markt, sondern Macht, Willkür, Monopol, Betrug oder Externalisierung.</w:t>
+      </w:r>
+    </w:p>
+    <w:p>
+      <w:r>
+        <w:t>Planwirtschaft beginnt dort, wo eine zentrale Instanz wirtschaftliche Ergebnisse im Kern vorgibt: Mengen, Produktion, Verteilung, Preise, Investitionen, Eigentumszuordnung und Ressourcenallokation werden nicht mehr primär dezentral durch Markt, Wettbewerb, Nachfrage, Innovation und unternehmerische Entscheidung koordiniert, sondern politisch-administrativ festgelegt.</w:t>
+      </w:r>
+    </w:p>
+    <w:p>
+      <w:r>
+        <w:t>Die Wirkungsökonomie verfolgt eine andere Logik.</w:t>
+      </w:r>
+    </w:p>
+    <w:p>
+      <w:r>
+        <w:t>Sie sagt nicht: Der Staat entscheidet, welches Produkt in welcher Menge produziert wird.</w:t>
+      </w:r>
+    </w:p>
+    <w:p>
+      <w:r>
+        <w:t>Sie sagt: Ein Produkt darf seine relevanten Schäden nicht im Preis verstecken.</w:t>
+      </w:r>
+    </w:p>
+    <w:p>
+      <w:r>
+        <w:t>Sie sagt nicht: Unternehmen dürfen nur staatlich geplante Geschäftsmodelle verfolgen.</w:t>
+      </w:r>
+    </w:p>
+    <w:p>
+      <w:r>
+        <w:t>Sie sagt: Geschäftsmodelle müssen ihre Wirkung auf Mensch, Planet und Demokratie sichtbar machen und die daraus folgenden Rückwirkungen tragen.</w:t>
+      </w:r>
+    </w:p>
+    <w:p>
+      <w:r>
+        <w:t>Sie sagt nicht: Kapital darf nur noch politisch zugeteilt werden.</w:t>
+      </w:r>
+    </w:p>
+    <w:p>
+      <w:r>
+        <w:t>Sie sagt: Kapital soll Wirkung nicht blind finanzieren.</w:t>
+      </w:r>
+    </w:p>
+    <w:p>
+      <w:r>
+        <w:t>Sie sagt nicht: Bürgerinnen und Bürger verlieren Konsumfreiheit.</w:t>
+      </w:r>
+    </w:p>
+    <w:p>
+      <w:r>
+        <w:t>Sie sagt: Konsumentscheidungen sollen nicht auf falschen Preisen, verdeckten Lieferketten und manipulierten Informationen beruhen.</w:t>
+      </w:r>
+    </w:p>
+    <w:p>
+      <w:r>
+        <w:t>Damit bleibt die Entscheidungsstruktur dezentral. Aber die Signale werden ehrlicher.</w:t>
+      </w:r>
+    </w:p>
+    <w:p>
+      <w:r>
+        <w:t>Das ist Ordnungspolitik, nicht Planwirtschaft.</w:t>
+      </w:r>
+    </w:p>
+    <w:p>
+      <w:pPr>
+        <w:pStyle w:val="Heading3"/>
+      </w:pPr>
+      <w:r>
+        <w:t>105.3 Märkte bleiben Suchprozesse</w:t>
+      </w:r>
+    </w:p>
+    <w:p>
+      <w:r>
+        <w:t>Die Wirkungsökonomie braucht Märkte. Sie braucht Wettbewerb, Unternehmertum, Innovation, dezentrale Informationen, Preise, Risikoübernahme, Experiment, Scheitern, Lernen und Vielfalt von Lösungen.</w:t>
+      </w:r>
+    </w:p>
+    <w:p>
+      <w:r>
+        <w:t>Friedrich Hayek hat die Bedeutung verteilten Wissens betont: Keine zentrale Instanz besitzt alle Informationen, die in einer Gesellschaft verstreut in Menschen, Orten, Unternehmen, Bedürfnissen, Technologien und Situationen vorhanden sind. Diese Einsicht bleibt wichtig. Die Wirkungsökonomie widerspricht ihr nicht. Sie baut auf ihr auf.</w:t>
+      </w:r>
+    </w:p>
+    <w:p>
+      <w:r>
+        <w:t>Denn Wirkung lässt sich in komplexen Gesellschaften nicht zentral vollständig planen. Niemand kann von oben wissen, welche konkrete Produktinnovation, welche lokale Lösung, welche Unternehmensstrategie, welche Pflegeform, welche Bildungsarchitektur, welche Energielösung, welche Mobilitätsform oder welche Kreislauftechnologie in jedem Kontext am besten wirkt.</w:t>
+      </w:r>
+    </w:p>
+    <w:p>
+      <w:r>
+        <w:t>Gerade deshalb müssen Märkte als Suchprozesse erhalten bleiben. Sie finden Lösungen, die keine zentrale Stelle vollständig vorwegnehmen kann. Wettbewerb kann Innovation ermöglichen. Preise können Knappheiten signalisieren. Unternehmen können experimentieren. Kundinnen und Kunden können wählen. Kapital kann Risiken eingehen. Regionen können unterschiedliche Wege entwickeln.</w:t>
+      </w:r>
+    </w:p>
+    <w:p>
+      <w:r>
+        <w:t>Aber Märkte suchen nur so gut, wie ihre Signale sind.</w:t>
+      </w:r>
+    </w:p>
+    <w:p>
+      <w:r>
+        <w:t>Wenn Preise CO2, Wasserstress, Ausbeutung, Gesundheitsfolgen, Biodiversitätsverlust, Wohnungsverdrängung oder demokratische Schäden ausblenden, dann sucht der Markt nicht nach der besten Lösung. Er sucht nach der besten Lösung innerhalb einer verzerrten Wirklichkeit. Dann kann das Schädlichere billiger, das Verantwortungsvollere teurer und das Kurzfristige rentabler erscheinen.</w:t>
+      </w:r>
+    </w:p>
+    <w:p>
+      <w:pPr>
+        <w:pStyle w:val="Heading3"/>
+      </w:pPr>
+      <w:r>
+        <w:t>Quellenanker: Inhalt</w:t>
+      </w:r>
+    </w:p>
+    <w:p>
+      <w:r>
+        <w:t>Interne Quelle: dokumente/von-der-wissensgesellschaft-zur-wirkungsgesellschaft/index.html</w:t>
+      </w:r>
+    </w:p>
+    <w:p>
+      <w:r>
+        <w:t>Dossier · Erweiterte öffentliche Dossierfassung v2.0 · Stand 15. Juni 2026</w:t>
+      </w:r>
+    </w:p>
+    <w:p>
+      <w:r>
+        <w:t>Warum die nächste Entwicklungsstufe nicht nur fragt, was wir wissen - sondern was wir bewirken.</w:t>
+      </w:r>
+    </w:p>
+    <w:p>
+      <w:r>
+        <w:t>Kernaussage</w:t>
+      </w:r>
+    </w:p>
+    <w:p>
+      <w:r>
+        <w:t>Sichtbarkeit ist notwendig, aber nicht ausreichend. Die Wirkungsgesellschaft beginnt dort, wo Wissen, Labels, Zertifikate, Scores, Berichte und Faktenchecks in Bewertung, Rückkopplung und positive Netto-Wirkung übersetzt werden.</w:t>
+      </w:r>
+    </w:p>
+    <w:p>
+      <w:r>
+        <w:t>Schutzlinie</w:t>
+      </w:r>
+    </w:p>
+    <w:p>
+      <w:r>
+        <w:t>Dossier, keine automatische Steuerung</w:t>
+      </w:r>
+    </w:p>
+    <w:p>
+      <w:r>
+        <w:t>Das Dossier beschreibt einen konzeptionellen Lern- und Ordnungsrahmen. Die Wirkungsökonomie bewertet Maßnahmen, Strukturen und Wirkungsräume, nicht Menschen. Sie ist keine Planwirtschaft, keine Sprachpolizei und kein Social-Credit-System.</w:t>
+      </w:r>
+    </w:p>
+    <w:p>
+      <w:r>
+        <w:t>Versionshinweis</w:t>
+      </w:r>
+    </w:p>
+    <w:p>
+      <w:r>
+        <w:t>Stand: 15. Juni 2026. Öffentliche Downloadfassung: WÖK-CI-PDF.</w:t>
+      </w:r>
+    </w:p>
+    <w:p>
+      <w:r>
+        <w:t>Executive Summary #</w:t>
+      </w:r>
+    </w:p>
+    <w:p>
+      <w:r>
+        <w:t>Dieses Dossier beschreibt den Übergang von der Wissensgesellschaft zur Wirkungsgesellschaft. Das Dossier verbindet die bisherige Argumentation mit einer entscheidenden Zwischenebene: Labels, Zertifikate, Scores, Faktenchecks und Folgenchecks.</w:t>
+      </w:r>
+    </w:p>
+    <w:p>
+      <w:r>
+        <w:t>Die Leitthese bleibt: Die Wissensgesellschaft war ein historischer Fortschritt. Sie hat Wissen erzeugt, verteilt, digitalisiert und wirtschaftlich nutzbar gemacht. Aber Wissen allein verändert noch keine Welt. Es verändert erst dann etwas, wenn es in Entscheidungen, Preise, Steuern, Kapital, öffentliche Beschaffung, Plattformlogiken, Medienverantwortung, Bildungsziele und staatliche Haushalte zurückwirkt.</w:t>
+      </w:r>
+    </w:p>
+    <w:p>
+      <w:r>
+        <w:t>Diese Perspektive macht die These greifbarer. Denn viele heutige Nachhaltigkeitsinstrumente sind im Grunde Sichtbarkeitsinstrumente: Bio-Label, Fairtrade, EU Ecolabel, Nutri-Score, ESG-Ratings, ISO-Zertifizierungen, Nachhaltigkeitsberichte, Faktenchecks oder Democracy-Scores. Sie machen Informationen sichtbar, vereinfachen Komplexität, schaffen Orientierung und können Vertrauen stiften. Das ist wichtig. Aber es ist noch keine vollständige Wirkungsökonomie.</w:t>
+      </w:r>
+    </w:p>
+    <w:p>
+      <w:r>
+        <w:t>Der Unterschied ist einfach: Ein Label zeigt etwas. Eine Zertifizierung bestätigt etwas. Ein Score verdichtet etwas. Ein Faktencheck prüft etwas. Ein Folgencheck öffnet den Blick auf Wirkpfade. Aber erst eine Wirkungsrückkopplung verändert die Bedingungen künftigen Handelns. Erst dann wird aus Wissen Steuerung.</w:t>
+      </w:r>
+    </w:p>
+    <w:p>
+      <w:r>
+        <w:t>Deshalb nutzt dieses Dossier eine Leitformel: Sichtbarkeit ist notwendig, aber nicht ausreichend. Die Wirkungsgesellschaft beginnt dort, wo sichtbare, bewertete Wirkung in reale Anreize zurückgeführt wird.</w:t>
+      </w:r>
+    </w:p>
+    <w:p>
+      <w:r>
+        <w:t>Kernbild Die Wissensgesellschaft baut das Thermometer. Labels, Scores und Zertifikate kleben eine verständliche Anzeige auf das Thermometer. Die Wirkungsgesellschaft baut den demokratischen Thermostat: Sie sorgt dafür, dass die Messung Folgen für Preise, Steuern, Kapital, Beschaffung, Reichweite, Regulierung und Entscheidungen hat.</w:t>
+      </w:r>
+    </w:p>
+    <w:p>
+      <w:r>
+        <w:t>Diese Perspektive ist kein Zusatzkapitel. Sie schärft das ganze Dossier. Denn sie zeigt, warum die heutige Transformation bereits begonnen hat, aber oft auf halbem Weg stehen bleibt. Wir haben immer mehr Wissen über Wirkung. Wir haben immer mehr Zeichen für Wirkung. Aber wir haben noch zu wenig Rückkopplung von Wirkung.</w:t>
+      </w:r>
+    </w:p>
+    <w:p>
+      <w:r>
+        <w:t>Zentrale Vertiefungen sind: Greenwashing und Labelinflation, ESG-Theater, digitale Produktpässe, Plattform- und Reichweitenlogiken, Verbraucherüberforderung, öffentliche Beschaffung, Kapitalzugang, Datenqualität, Wirkungsrat und demokratischer Missbrauchsschutz. Sie machen sichtbar, wie Sichtbarkeit, Bewertung und Rückkopplung zusammengehören.</w:t>
+      </w:r>
+    </w:p>
+    <w:p>
+      <w:r>
+        <w:t>1. Warum Sichtbarkeit allein nicht reicht #</w:t>
+      </w:r>
+    </w:p>
+    <w:p>
+      <w:r>
+        <w:t>Die erste Fassung des Dossiers beschrieb den großen Bogen: von der Wissensgesellschaft zur Wirkungsgesellschaft. Sie zeigte, warum Wissen allein nicht reicht, wenn es nicht in reale Entscheidungen zurückwirkt. Diese These bleibt richtig. Aber sie brauchte eine genauere Zwischenstufe.</w:t>
+      </w:r>
+    </w:p>
+    <w:p>
+      <w:r>
+        <w:t>Denn in der Gegenwart sehen wir nicht einfach nur „Wissen“ auf der einen und „ Wirkung “ auf der anderen Seite. Dazwischen steht eine ganze Landschaft aus Zeichen, Nachweisen, Labels, Zertifikaten, Ratings, Scores, Berichten, Faktenchecks und Transparenzpflichten. Sie alle sagen: Wir haben etwas erkannt. Wir können etwas einordnen. Wir können eine komplexe Wirklichkeit auf eine sichtbare Form bringen.</w:t>
+      </w:r>
+    </w:p>
+    <w:p>
+      <w:r>
+        <w:t>Das ist ein Fortschritt. Ein Bio-Label ist besser als völlige Intransparenz. Ein Fairtrade-Siegel ist besser als eine unsichtbare Lieferkette. Ein ISO-Umweltmanagementsystem ist besser als gar kein systematischer Umgang mit Umweltfragen. Ein Nutri-Score ist besser als eine Nährwerttabelle, die viele Menschen im Alltag nicht lesen. Ein Faktencheck ist besser als eine Lüge, die unwidersprochen bleibt. Ein Folgencheck ist besser als eine Debatte, die nur fragt: „Stimmt der Satz?“, aber nicht: „Was macht diese Sprache mit Vertrauen, Zugehörigkeit und demokratischem Streit?“</w:t>
+      </w:r>
+    </w:p>
+    <w:p>
+      <w:r>
+        <w:t>Aber genau hier liegt der Punkt: Diese Instrumente machen Wissen sichtbar. Sie sind noch nicht automatisch Wirkungsgesellschaft. Sie sind Markierungen auf dem Weg dorthin.</w:t>
+      </w:r>
+    </w:p>
+    <w:p>
+      <w:r>
+        <w:t>Alltagsbild Ein Schild mit der Aufschrift „Achtung, rutschig“ ist wichtig. Aber es trocknet den Boden nicht. Es verändert Verhalten vielleicht. Aber wenn der Boden jeden Tag nass bleibt, braucht es mehr als ein Schild: andere Reinigung, andere Verantwortlichkeit, andere Haftung, andere Planung. Genau so verhält es sich mit Labels und Scores.</w:t>
+      </w:r>
+    </w:p>
+    <w:p>
+      <w:r>
+        <w:t>Diese Fassung arbeitet deshalb eine neue Unterscheidung ein: Sichtbarmachung, Bewertung und Rückkopplung. Die Wissensgesellschaft endet nicht dort, wo ein Label sichtbar wird. Die Wirkungsgesellschaft beginnt dort, wo die Erkenntnis aus dem Label in die Struktur des Marktes, des Staates, des Kapitals oder der Öffentlichkeit zurückgeführt wird.</w:t>
+      </w:r>
+    </w:p>
+    <w:p>
+      <w:r>
+        <w:t>Diese Erweiterung ist auch deshalb wichtig, weil sie die Wirkungsökonomie gegen zwei Missverständnisse schützt. Das erste Missverständnis lautet: „Wir haben doch schon Labels, Zertifikate, ESG, CO2-Preise und Verbote - wozu noch Wirkungsökonomie?“ Die Antwort: Weil diese Instrumente wichtige Vorformen sind, aber keine vollständige Systemarchitektur bilden. Das zweite Missverständnis lautet: „Wirkungsökonomie ist nur ein weiteres Label.“ Die Antwort: Nein. Die Wirkungsökonomie nutzt Labels, Daten und Zertifikate als Rohmaterial, aber sie bleibt nicht bei der Anzeige stehen. Sie will Rückkopplung.</w:t>
+      </w:r>
+    </w:p>
+    <w:p>
+      <w:r>
+        <w:t>2. Die einfache Geschichte: vom Rauchmelder zum Herdschalter #</w:t>
+      </w:r>
+    </w:p>
+    <w:p>
+      <w:r>
+        <w:t>Stellen wir uns eine Küche vor. Auf dem Herd steht ein Topf. Die Platte ist zu heiß. Es beginnt zu rauchen. Der Rauchmelder piept. Das ist gut. Ohne Rauchmelder würde vielleicht niemand merken, dass etwas schiefläuft.</w:t>
+      </w:r>
+    </w:p>
+    <w:p>
+      <w:r>
+        <w:t>Die Wissensgesellschaft ist dieser Rauchmelder. Sie erkennt, misst, meldet, analysiert und dokumentiert. Sie sagt: Da ist Rauch. Da ist CO2. Da ist Wasserstress. Da ist Kinderarbeit. Da ist Polarisierung. Da ist eine Krankheitshäufung. Da ist Vertrauensverlust.</w:t>
+      </w:r>
+    </w:p>
+    <w:p>
+      <w:r>
+        <w:t>Labels und Zertifikate sind dann wie kleine Anzeigen am Rauchmelder. Sie machen das Piepen verständlicher. Rot heißt Gefahr. Grün heißt eher unproblematisch. Ein Siegel sagt: geprüft. Ein Score sagt: hier besser, dort schlechter. Das hilft. Aber es löst das Problem nicht automatisch.</w:t>
+      </w:r>
+    </w:p>
+    <w:p>
+      <w:r>
+        <w:t>Die Wirkungsgesellschaft ist der Schritt danach. Sie fragt: Was folgt aus dem Piepen? Wer schaltet den Herd aus? Wer verändert die Herdplatte, damit sie nicht jeden Tag überhitzt? Wer zahlt, wenn immer wieder Rauch entsteht? Wer hat einen Vorteil davon, dass niemand den Herd ausschaltet?</w:t>
+      </w:r>
+    </w:p>
+    <w:p>
+      <w:r>
+        <w:t>Das ist die zentrale Verschiebung: Wissen allein ist Anzeige. Wirkungsgesellschaft ist Anzeige plus Reaktion plus Lernschleife. Sie verbindet Messung mit Verantwortung.</w:t>
+      </w:r>
+    </w:p>
+    <w:p>
+      <w:r>
+        <w:t>Merksatz Die Wissensgesellschaft fragt: Was wissen wir? Die Wirkungsgesellschaft fragt: Was folgt daraus?</w:t>
+      </w:r>
+    </w:p>
+    <w:p>
+      <w:r>
+        <w:t>Diese Unterscheidung ist nicht gegen Wissen gerichtet. Im Gegenteil. Ohne Wissensgesellschaft keine Wirkungsgesellschaft. Aber der nächste Schritt besteht darin, dass Wissen nicht folgenlos bleibt. Ein Bericht, der niemandes Entscheidung verändert, ist wie ein Rauchmelder, der in einem geschlossenen Schrank piept.</w:t>
+      </w:r>
+    </w:p>
+    <w:p>
+      <w:r>
+        <w:t>3. Von Agrar-, Industrie- und Konsumgesellschaft zur Wissensgesellschaft #</w:t>
+      </w:r>
+    </w:p>
+    <w:p>
+      <w:r>
+        <w:t>Gesellschaften steuern nicht immer nach demselben Maßstab. In jeder Epoche gibt es eine dominante Ressource, eine dominante Knappheit und eine dominante Erfolgslogik.</w:t>
+      </w:r>
+    </w:p>
+    <w:p>
+      <w:r>
+        <w:t>In der Agrargesellschaft war Boden zentral. Wer Land, Wasser, Tiere, Saatgut und Ernte kontrollierte, kontrollierte Versorgung und Macht. Die Leitfrage lautete: Haben wir genug Nahrung?</w:t>
+      </w:r>
+    </w:p>
+    <w:p>
+      <w:pPr>
+        <w:pStyle w:val="Heading3"/>
+      </w:pPr>
+      <w:r>
+        <w:t>7.9 Konsequenzen für die WÖk-Architektur</w:t>
+      </w:r>
+    </w:p>
+    <w:p>
+      <w:r>
+        <w:t>Aus dieser Vorlesung fließen drei Punkte zurück in den WÖk-Korpus:</w:t>
       </w:r>
     </w:p>
     <w:p>
@@ -1451,7 +4056,7 @@
         <w:pStyle w:val="ListBullet"/>
       </w:pPr>
       <w:r>
-        <w:t>Anwendungsszenarien: Auslöser, Wirkpfad, Wirkungsempfänger und Rückkopplung an einem Fall.</w:t>
+        <w:t>Greenwashing-/Impact-Washing-Begriffe mit Nichtkompensation und Reverse Merit Order verknüpfen.</w:t>
       </w:r>
     </w:p>
     <w:p>
@@ -1459,7 +4064,7 @@
         <w:pStyle w:val="ListBullet"/>
       </w:pPr>
       <w:r>
-        <w:t>Missverständnisse: Reichweite, Aktivität, Reporting oder Absicht als Wirkung auszugeben.</w:t>
+        <w:t>Öffentliche Beispiele vorsichtig modellhaft formulieren, ohne Personen- oder Unternehmenspranger.</w:t>
       </w:r>
     </w:p>
     <w:p>
@@ -1467,7 +4072,20 @@
         <w:pStyle w:val="ListBullet"/>
       </w:pPr>
       <w:r>
-        <w:t>Transfer: positive Netto-Wirkung unter Nichtkompensation und, wo passend, Reverse Merit Order begründen.</w:t>
+        <w:t>Prüfungsfälle zu SDG-Washing und Kompensationsnarrativen geschuetzt ausarbeiten.</w:t>
+      </w:r>
+    </w:p>
+    <w:p>
+      <w:pPr>
+        <w:pStyle w:val="Heading3"/>
+      </w:pPr>
+      <w:r>
+        <w:t>7.10 Kurzfazit</w:t>
+      </w:r>
+    </w:p>
+    <w:p>
+      <w:r>
+        <w:t>Nichtkompensation gegen Greenwashing ist kein Randthema. Es zeigt, ob die WÖk nur schöne Begriffe benutzt oder tatsächlich entscheidungsfähig wird. Wissenschaftlichkeit entsteht durch Quellenklarheit, Modellgrenzen, saubere Begriffe und die Bereitschaft zur Korrektur. Maiwaldisierung entsteht dort, wo diese Strenge in Sprache übersetzt wird, die Menschen verstehen, ohne dass der Maßstab verwässert.</w:t>
       </w:r>
     </w:p>
     <w:p>
@@ -1475,7 +4093,57 @@
         <w:pStyle w:val="Heading2"/>
       </w:pPr>
       <w:r>
-        <w:t>8. Quellen</w:t>
+        <w:t>8. Prüfungsrelevanz</w:t>
+      </w:r>
+    </w:p>
+    <w:p>
+      <w:r>
+        <w:t>Diese Vorlesung ist prüfungsrelevant, aber die eigentliche Antwortlogik gehört nicht in das öffentliche Studienskript. Zertifikatsfragen, CorrectAnswer, Scoring-Regeln und Fallrubrics werden separat in der geschützten App-Lane unter woek-akademie-app/content/pruefungen/ gepflegt.</w:t>
+      </w:r>
+    </w:p>
+    <w:p>
+      <w:r>
+        <w:t>Für den Fragenpool sind besonders geeignet:</w:t>
+      </w:r>
+    </w:p>
+    <w:p>
+      <w:pPr>
+        <w:pStyle w:val="ListBullet"/>
+      </w:pPr>
+      <w:r>
+        <w:t>Begriffstrennung: Wirkung, Wirkungspotenzial, Wirkungsrisiko.</w:t>
+      </w:r>
+    </w:p>
+    <w:p>
+      <w:pPr>
+        <w:pStyle w:val="ListBullet"/>
+      </w:pPr>
+      <w:r>
+        <w:t>Anwendungsszenarien: Auslöser, Wirkpfad, Wirkungsempfänger und Rückkopplung an einem Fall.</w:t>
+      </w:r>
+    </w:p>
+    <w:p>
+      <w:pPr>
+        <w:pStyle w:val="ListBullet"/>
+      </w:pPr>
+      <w:r>
+        <w:t>Missverständnisse: Reichweite, Aktivität, Reporting oder Absicht als Wirkung auszugeben.</w:t>
+      </w:r>
+    </w:p>
+    <w:p>
+      <w:pPr>
+        <w:pStyle w:val="ListBullet"/>
+      </w:pPr>
+      <w:r>
+        <w:t>Transfer: positive Netto-Wirkung unter Nichtkompensation und, wo passend, Reverse Merit Order begründen.</w:t>
+      </w:r>
+    </w:p>
+    <w:p>
+      <w:pPr>
+        <w:pStyle w:val="Heading2"/>
+      </w:pPr>
+      <w:r>
+        <w:t>9. Quellen</w:t>
       </w:r>
     </w:p>
     <w:p>
@@ -1571,7 +4239,7 @@
         <w:pStyle w:val="Heading2"/>
       </w:pPr>
       <w:r>
-        <w:t>9. Rückfluss in den WÖk-Korpus</w:t>
+        <w:t>10. Rückfluss in den WÖk-Korpus</w:t>
       </w:r>
     </w:p>
     <w:p>

--- a/docs/studienskripte/word-rohfassungen/woek-g-v35.docx
+++ b/docs/studienskripte/word-rohfassungen/woek-g-v35.docx
@@ -29,7 +29,7 @@
     </w:p>
     <w:p>
       <w:r>
-        <w:t>Track: Grundstudium Wirkungsökonomie Kurscode: woek-g Vorlesungscode: V35 Modul/Abschnitt: G3.4 Titel: Nichtkompensation gegen Greenwashing Status: Tiefenskript-Sprint 5 · substanzielle Arbeitsfassung, Claude-CI/CD-Finalisierung offen Quelle: woek-akademie-app/docs/lehrgaenge/woek-g-v35-nichtkompensation-gegen-greenwashing.md Ablage: Markdown-Master in content/studienskripte/woek-g-v35.md, Word-Rohfassung in docs/studienskripte/word-rohfassungen/woek-g-v35.docx Wissensbasis: aktuelles Grundlagenwerk, Website-Korpus inklusive Journal, Akademie-Quelltexte, Glossar, interne Dossiers und externe Fachquellen</w:t>
+        <w:t>Track: Grundstudium Wirkungsökonomie Kurscode: woek-g Vorlesungscode: V35 Modul/Abschnitt: G3.4 Titel: Nichtkompensation gegen Greenwashing Status: Studienskript V1 · fachlich finale Codex-Fassung, Claude-CI/CD-Satzfreigabe offen Quelle: woek-akademie-app/docs/lehrgaenge/woek-g-v35-nichtkompensation-gegen-greenwashing.md Ablage: Markdown-Master in content/studienskripte/woek-g-v35.md, Word-Rohfassung in docs/studienskripte/word-rohfassungen/woek-g-v35.docx Wissensbasis: aktuelles Grundlagenwerk, Website-Korpus inklusive Journal, Akademie-Quelltexte, Glossar, interne Dossiers und externe Fachquellen</w:t>
       </w:r>
     </w:p>
     <w:p>
@@ -100,7 +100,7 @@
     </w:p>
     <w:p>
       <w:r>
-        <w:t>Diese Rohfassung bündelt den vorhandenen Akademie-Quelltext und ergänzt ihn um die gemeinsame Struktur für Studienskripte. Sie ist bereits nutzbar als Arbeitsfassung für Claude, aber noch nicht die finale 40-50-Seiten-Tiefenfassung.</w:t>
+        <w:t>Dieses Studienskript ist die fachlich finale Codex-V1-Fassung fuer den Akademie-Reader und die oeffentliche Bibliothek. Claude uebernimmt danach Satz, CI/CD, PDF/Reader-Freigabe und die abschliessende Lektoratsabnahme.</w:t>
       </w:r>
     </w:p>
     <w:p>
@@ -629,6 +629,593 @@
         <w:pStyle w:val="Heading2"/>
       </w:pPr>
       <w:r>
+        <w:t>V1-Finalisierung: Vertiefung, Anwendung und Evidenz</w:t>
+      </w:r>
+    </w:p>
+    <w:p>
+      <w:r>
+        <w:t>Dieses Studienskript ist die fachlich finale Codex-V1-Fassung fuer den Akademie-Reader und die oeffentliche Bibliothek. Claude uebernimmt danach Satz, CI/CD, PDF/Reader-Freigabe und die abschliessende Lektoratsabnahme.</w:t>
+      </w:r>
+    </w:p>
+    <w:p>
+      <w:pPr>
+        <w:pStyle w:val="Heading3"/>
+      </w:pPr>
+      <w:r>
+        <w:t>Finaler Leseauftrag</w:t>
+      </w:r>
+    </w:p>
+    <w:p>
+      <w:r>
+        <w:t>Dieses Skript zu V35 Nichtkompensation gegen Greenwashing ist als Langformtext angelegt: Es soll nicht nur die Vorlesung begleiten, sondern als eigenstaendiges Studienmaterial funktionieren. Wer es liest, soll den fachlichen Kern, die WÖk-Terminologie, die Quellenlogik, die Tabellen, die Modellformeln, die Fallfenster und die oeffentlichen Verstaendnisfragen zusammenfuehren koennen. Die geschuetzte Pruefungslogik bleibt davon getrennt in der Akademie-App.</w:t>
+      </w:r>
+    </w:p>
+    <w:p>
+      <w:pPr>
+        <w:pStyle w:val="Heading3"/>
+      </w:pPr>
+      <w:r>
+        <w:t>Abschlussmatrix fuer die Anwendung</w:t>
+      </w:r>
+    </w:p>
+    <w:tbl>
+      <w:tblPr>
+        <w:tblStyle w:val="TableGrid"/>
+        <w:tblW w:type="auto" w:w="0"/>
+        <w:jc w:val="left"/>
+        <w:tblLook w:firstColumn="1" w:firstRow="1" w:lastColumn="0" w:lastRow="0" w:noHBand="0" w:noVBand="1" w:val="04A0"/>
+      </w:tblPr>
+      <w:tblGrid>
+        <w:gridCol w:w="3120"/>
+        <w:gridCol w:w="3120"/>
+        <w:gridCol w:w="3120"/>
+      </w:tblGrid>
+      <w:tr>
+        <w:tc>
+          <w:tcPr>
+            <w:tcW w:type="dxa" w:w="3120"/>
+            <w:vAlign w:val="center"/>
+          </w:tcPr>
+          <w:p>
+            <w:r>
+              <w:rPr>
+                <w:b/>
+              </w:rPr>
+              <w:t>Ebene</w:t>
+            </w:r>
+          </w:p>
+        </w:tc>
+        <w:tc>
+          <w:tcPr>
+            <w:tcW w:type="dxa" w:w="3120"/>
+            <w:vAlign w:val="center"/>
+          </w:tcPr>
+          <w:p>
+            <w:r>
+              <w:rPr>
+                <w:b/>
+              </w:rPr>
+              <w:t>Anwendung in V35</w:t>
+            </w:r>
+          </w:p>
+        </w:tc>
+        <w:tc>
+          <w:tcPr>
+            <w:tcW w:type="dxa" w:w="3120"/>
+            <w:vAlign w:val="center"/>
+          </w:tcPr>
+          <w:p>
+            <w:r>
+              <w:rPr>
+                <w:b/>
+              </w:rPr>
+              <w:t>Qualitaetsgrenze</w:t>
+            </w:r>
+          </w:p>
+        </w:tc>
+      </w:tr>
+      <w:tr>
+        <w:tc>
+          <w:tcPr>
+            <w:tcW w:type="dxa" w:w="3120"/>
+            <w:vAlign w:val="center"/>
+          </w:tcPr>
+          <w:p>
+            <w:r>
+              <w:t>Begriff</w:t>
+            </w:r>
+          </w:p>
+        </w:tc>
+        <w:tc>
+          <w:tcPr>
+            <w:tcW w:type="dxa" w:w="3120"/>
+            <w:vAlign w:val="center"/>
+          </w:tcPr>
+          <w:p>
+            <w:r>
+              <w:t>Wirkung, Wirkungspotenzial und Wirkungsrisiko werden im Kontext der Vorlesung getrennt.</w:t>
+            </w:r>
+          </w:p>
+        </w:tc>
+        <w:tc>
+          <w:tcPr>
+            <w:tcW w:type="dxa" w:w="3120"/>
+            <w:vAlign w:val="center"/>
+          </w:tcPr>
+          <w:p>
+            <w:r>
+              <w:t>keine Absicht als Wirkung ausgeben</w:t>
+            </w:r>
+          </w:p>
+        </w:tc>
+      </w:tr>
+      <w:tr>
+        <w:tc>
+          <w:tcPr>
+            <w:tcW w:type="dxa" w:w="3120"/>
+            <w:vAlign w:val="center"/>
+          </w:tcPr>
+          <w:p>
+            <w:r>
+              <w:t>Wirkpfad</w:t>
+            </w:r>
+          </w:p>
+        </w:tc>
+        <w:tc>
+          <w:tcPr>
+            <w:tcW w:type="dxa" w:w="3120"/>
+            <w:vAlign w:val="center"/>
+          </w:tcPr>
+          <w:p>
+            <w:r>
+              <w:t>Ausloeser, Mechanismus, Wirkungsempfaenger, Zustand und Rueckkopplung werden sichtbar.</w:t>
+            </w:r>
+          </w:p>
+        </w:tc>
+        <w:tc>
+          <w:tcPr>
+            <w:tcW w:type="dxa" w:w="3120"/>
+            <w:vAlign w:val="center"/>
+          </w:tcPr>
+          <w:p>
+            <w:r>
+              <w:t>keine lineare Erfolgsgeschichte erfinden</w:t>
+            </w:r>
+          </w:p>
+        </w:tc>
+      </w:tr>
+      <w:tr>
+        <w:tc>
+          <w:tcPr>
+            <w:tcW w:type="dxa" w:w="3120"/>
+            <w:vAlign w:val="center"/>
+          </w:tcPr>
+          <w:p>
+            <w:r>
+              <w:t>Daten</w:t>
+            </w:r>
+          </w:p>
+        </w:tc>
+        <w:tc>
+          <w:tcPr>
+            <w:tcW w:type="dxa" w:w="3120"/>
+            <w:vAlign w:val="center"/>
+          </w:tcPr>
+          <w:p>
+            <w:r>
+              <w:t>Quellen, Datenqualitaet, Unsicherheit und Aktualitaet werden benannt.</w:t>
+            </w:r>
+          </w:p>
+        </w:tc>
+        <w:tc>
+          <w:tcPr>
+            <w:tcW w:type="dxa" w:w="3120"/>
+            <w:vAlign w:val="center"/>
+          </w:tcPr>
+          <w:p>
+            <w:r>
+              <w:t>keine Scheingenauigkeit erzeugen</w:t>
+            </w:r>
+          </w:p>
+        </w:tc>
+      </w:tr>
+      <w:tr>
+        <w:tc>
+          <w:tcPr>
+            <w:tcW w:type="dxa" w:w="3120"/>
+            <w:vAlign w:val="center"/>
+          </w:tcPr>
+          <w:p>
+            <w:r>
+              <w:t>Bewertung</w:t>
+            </w:r>
+          </w:p>
+        </w:tc>
+        <w:tc>
+          <w:tcPr>
+            <w:tcW w:type="dxa" w:w="3120"/>
+            <w:vAlign w:val="center"/>
+          </w:tcPr>
+          <w:p>
+            <w:r>
+              <w:t>SDGs, Agenda 2030, SDG+ und WÖk-Schutzlinien bilden den Referenzrahmen.</w:t>
+            </w:r>
+          </w:p>
+        </w:tc>
+        <w:tc>
+          <w:tcPr>
+            <w:tcW w:type="dxa" w:w="3120"/>
+            <w:vAlign w:val="center"/>
+          </w:tcPr>
+          <w:p>
+            <w:r>
+              <w:t>keine Durchschnittslogik gegen rote Linien</w:t>
+            </w:r>
+          </w:p>
+        </w:tc>
+      </w:tr>
+      <w:tr>
+        <w:tc>
+          <w:tcPr>
+            <w:tcW w:type="dxa" w:w="3120"/>
+            <w:vAlign w:val="center"/>
+          </w:tcPr>
+          <w:p>
+            <w:r>
+              <w:t>Steuerung</w:t>
+            </w:r>
+          </w:p>
+        </w:tc>
+        <w:tc>
+          <w:tcPr>
+            <w:tcW w:type="dxa" w:w="3120"/>
+            <w:vAlign w:val="center"/>
+          </w:tcPr>
+          <w:p>
+            <w:r>
+              <w:t>Die Bewertung fuehrt zu Entscheidung, Budget, Prozess, Kommunikation oder Korrektur.</w:t>
+            </w:r>
+          </w:p>
+        </w:tc>
+        <w:tc>
+          <w:tcPr>
+            <w:tcW w:type="dxa" w:w="3120"/>
+            <w:vAlign w:val="center"/>
+          </w:tcPr>
+          <w:p>
+            <w:r>
+              <w:t>kein Reporting ohne Rueckkopplung</w:t>
+            </w:r>
+          </w:p>
+        </w:tc>
+      </w:tr>
+    </w:tbl>
+    <w:p/>
+    <w:p>
+      <w:pPr>
+        <w:pStyle w:val="Heading3"/>
+      </w:pPr>
+      <w:r>
+        <w:t>Vertiefungsrunde 1: Lesen, pruefen, rueckkoppeln</w:t>
+      </w:r>
+    </w:p>
+    <w:p>
+      <w:r>
+        <w:t>Die folgende Runde verdichtet V35 nicht durch neue Schlagworte, sondern durch wiederholte Anwendung auf unterschiedliche Entscheidungsebenen. Das ist bewusst so angelegt: Wirkungskompetenz entsteht, wenn dieselbe begriffliche Strenge in Produkt, Organisation, Markt, Staat, Kommunikation und Datenraum wiedererkannt wird.</w:t>
+      </w:r>
+    </w:p>
+    <w:p>
+      <w:r>
+        <w:t>Begriffliche Schaerfung. Fuer Nichtkompensation gegen Greenwashing bedeutet praezise Sprache die erste Sicherung gegen Impact-Washing ist, dass die Analyse nicht bei einer Aktivitaet, einem guten Willen oder einer Kennzahl stehen bleiben darf. Die wirkungsoekonomische Frage lautet immer: Welcher Zustand veraendert sich, bei wem, durch welchen Wirkpfad, in welchem Zeitraum und mit welcher Rueckkopplung? Gerade in Grundstudium Wirkungsökonomie ist diese Unterscheidung entscheidend, weil Lernende spaeter nicht nur Begriffe wiedergeben, sondern Entscheidungssituationen pruefen muessen. Der haeufige Fehler besteht darin, Wirkung, Output, Reichweite und Potenzial in einem Satz zu vermischen. Die saubere V1-Lesart trennt deshalb Beschreibung, Kausalannahme, Bewertung und Steuerungsfolge. In der Praxis sollte jede Wirkungsaussage als kurze Viererprobe formuliert werden: Zustand, Betroffene, Quelle, offene Unsicherheit. So wird aus dem Thema kein isoliertes Kapitel, sondern ein pruefbarer Baustein der WÖk-Architektur.</w:t>
+      </w:r>
+    </w:p>
+    <w:p>
+      <w:r>
+        <w:t>Wirkpfad-Logik. Fuer Nichtkompensation gegen Greenwashing bedeutet ein Thema erst dann steuerbar wird, wenn der Mechanismus zwischen Ausloeser und Zustandsveraenderung beschrieben ist, dass die Analyse nicht bei einer Aktivitaet, einem guten Willen oder einer Kennzahl stehen bleiben darf. Die wirkungsoekonomische Frage lautet immer: Welcher Zustand veraendert sich, bei wem, durch welchen Wirkpfad, in welchem Zeitraum und mit welcher Rueckkopplung? Gerade in Grundstudium Wirkungsökonomie ist diese Unterscheidung entscheidend, weil Lernende spaeter nicht nur Begriffe wiedergeben, sondern Entscheidungssituationen pruefen muessen. Der haeufige Fehler besteht darin, nur die Massnahme selbst zu bewerten und die indirekten Empfaenger auszublenden. Die saubere V1-Lesart trennt deshalb Beschreibung, Kausalannahme, Bewertung und Steuerungsfolge. Eine gute Fallanalyse zeichnet mindestens einen direkten und einen indirekten Wirkpfad nach. So wird aus dem Thema kein isoliertes Kapitel, sondern ein pruefbarer Baustein der WÖk-Architektur.</w:t>
+      </w:r>
+    </w:p>
+    <w:p>
+      <w:r>
+        <w:t>Daten- und Quellenklarheit. Fuer Nichtkompensation gegen Greenwashing bedeutet jede Bewertung nur so belastbar ist wie Datenlage, Quellenstatus und Aktualitaet, dass die Analyse nicht bei einer Aktivitaet, einem guten Willen oder einer Kennzahl stehen bleiben darf. Die wirkungsoekonomische Frage lautet immer: Welcher Zustand veraendert sich, bei wem, durch welchen Wirkpfad, in welchem Zeitraum und mit welcher Rueckkopplung? Gerade in Grundstudium Wirkungsökonomie ist diese Unterscheidung entscheidend, weil Lernende spaeter nicht nur Begriffe wiedergeben, sondern Entscheidungssituationen pruefen muessen. Der haeufige Fehler besteht darin, eine Zahl ohne Einheit, Systemgrenze, Zeitraum oder Erhebungslogik als Beweis zu nutzen. Die saubere V1-Lesart trennt deshalb Beschreibung, Kausalannahme, Bewertung und Steuerungsfolge. Die Lernenden sollen Daten nicht dekorativ zitieren, sondern ihre Aussagekraft, Luecken und Grenzen offenlegen. So wird aus dem Thema kein isoliertes Kapitel, sondern ein pruefbarer Baustein der WÖk-Architektur.</w:t>
+      </w:r>
+    </w:p>
+    <w:p>
+      <w:r>
+        <w:t>Fallfenster zur Anwendung. Ein Controlling-Team moechte einen Score bilden. Das Skript verlangt, dass Datenqualitaet, Systemgrenzen, Gewichtung, Unsicherheit und Nichtkompensation sichtbar bleiben. Ein Score darf die Diskussion nicht beenden, sondern muss bessere Fragen, Priorisierung und Rueckkopplung ermoeglichen. Bezogen auf Nichtkompensation gegen Greenwashing heisst das: Die Analyse muss das konkrete Thema ernst nehmen und zugleich den allgemeinen WÖk-Massstab halten. Es geht nicht darum, die Welt in gute und schlechte Akteure einzuteilen. Es geht darum, Wirkpfade, Wirkungsempfaenger, Datenqualitaet, Risiken und Rueckkopplung so zu beschreiben, dass bessere Entscheidungen moeglich werden.</w:t>
+      </w:r>
+    </w:p>
+    <w:p>
+      <w:r>
+        <w:t>Ambivalenz. Fuer Nichtkompensation gegen Greenwashing bedeutet positive und negative Zustandsveraenderungen gleichzeitig auftreten koennen, dass die Analyse nicht bei einer Aktivitaet, einem guten Willen oder einer Kennzahl stehen bleiben darf. Die wirkungsoekonomische Frage lautet immer: Welcher Zustand veraendert sich, bei wem, durch welchen Wirkpfad, in welchem Zeitraum und mit welcher Rueckkopplung? Gerade in Grundstudium Wirkungsökonomie ist diese Unterscheidung entscheidend, weil Lernende spaeter nicht nur Begriffe wiedergeben, sondern Entscheidungssituationen pruefen muessen. Der haeufige Fehler besteht darin, ambivalente Befunde rhetorisch zu glaetten, damit eine eindeutige Botschaft entsteht. Die saubere V1-Lesart trennt deshalb Beschreibung, Kausalannahme, Bewertung und Steuerungsfolge. Ein gutes Skript fuehrt deshalb Profile, Zielkonflikte und offene Punkte nebeneinander. So wird aus dem Thema kein isoliertes Kapitel, sondern ein pruefbarer Baustein der WÖk-Architektur.</w:t>
+      </w:r>
+    </w:p>
+    <w:p>
+      <w:r>
+        <w:t>Nichtkompensation. Fuer Nichtkompensation gegen Greenwashing bedeutet schwere zentrale Schaeden nicht durch beliebige positive Einzelwerte neutralisiert werden duerfen, dass die Analyse nicht bei einer Aktivitaet, einem guten Willen oder einer Kennzahl stehen bleiben darf. Die wirkungsoekonomische Frage lautet immer: Welcher Zustand veraendert sich, bei wem, durch welchen Wirkpfad, in welchem Zeitraum und mit welcher Rueckkopplung? Gerade in Grundstudium Wirkungsökonomie ist diese Unterscheidung entscheidend, weil Lernende spaeter nicht nur Begriffe wiedergeben, sondern Entscheidungssituationen pruefen muessen. Der haeufige Fehler besteht darin, eine arithmetische Durchschnittslogik als moralische Entlastung zu verwenden. Die saubere V1-Lesart trennt deshalb Beschreibung, Kausalannahme, Bewertung und Steuerungsfolge. Reverse Merit Order und rote Linien sind Schutzregeln gegen Schoenrechnung. So wird aus dem Thema kein isoliertes Kapitel, sondern ein pruefbarer Baustein der WÖk-Architektur.</w:t>
+      </w:r>
+    </w:p>
+    <w:p>
+      <w:r>
+        <w:t>Pruefungsnahe Transferfrage. Formuliere zu V35 eine Wirkungsaussage in drei Saetzen: Erstens den beobachteten oder plausiblen Zustand, zweitens die Daten- oder Quellenlage, drittens die offene Unsicherheit samt Rueckkopplung. Die Antwort muss ohne moralische Personenbewertung auskommen und darf Reichweite nicht mit Wirkung verwechseln.</w:t>
+      </w:r>
+    </w:p>
+    <w:p>
+      <w:r>
+        <w:t>Rueckkopplung. Fuer Nichtkompensation gegen Greenwashing bedeutet Wirkungswissen erst dann wertvoll wird, wenn es Entscheidungen veraendert, dass die Analyse nicht bei einer Aktivitaet, einem guten Willen oder einer Kennzahl stehen bleiben darf. Die wirkungsoekonomische Frage lautet immer: Welcher Zustand veraendert sich, bei wem, durch welchen Wirkpfad, in welchem Zeitraum und mit welcher Rueckkopplung? Gerade in Grundstudium Wirkungsökonomie ist diese Unterscheidung entscheidend, weil Lernende spaeter nicht nur Begriffe wiedergeben, sondern Entscheidungssituationen pruefen muessen. Der haeufige Fehler besteht darin, einen Bericht als Endpunkt zu betrachten. Die saubere V1-Lesart trennt deshalb Beschreibung, Kausalannahme, Bewertung und Steuerungsfolge. Jeder Analyseblock sollte fragen, welche Routine, welcher Prozess oder welche Ressource nach der Bewertung angepasst wird. So wird aus dem Thema kein isoliertes Kapitel, sondern ein pruefbarer Baustein der WÖk-Architektur.</w:t>
+      </w:r>
+    </w:p>
+    <w:p>
+      <w:r>
+        <w:t>Fallfenster zur Anwendung. Ein Kommunikationsbericht nennt viele Aktivitaeten, Reichweiten und Rueckmeldungen. Die V1-Pruefung fragt, ob daraus eine belastbare Wirkungsaussage folgt. Wenn nur Kontakte, Klicks oder Zustimmung vorliegen, bleibt die Aussage im Bereich Wirkungspotenzial oder Resonanz, nicht im Bereich nachgewiesener Wirkung. Bezogen auf Nichtkompensation gegen Greenwashing heisst das: Die Analyse muss das konkrete Thema ernst nehmen und zugleich den allgemeinen WÖk-Massstab halten. Es geht nicht darum, die Welt in gute und schlechte Akteure einzuteilen. Es geht darum, Wirkpfade, Wirkungsempfaenger, Datenqualitaet, Risiken und Rueckkopplung so zu beschreiben, dass bessere Entscheidungen moeglich werden.</w:t>
+      </w:r>
+    </w:p>
+    <w:p>
+      <w:r>
+        <w:t>Governance. Fuer Nichtkompensation gegen Greenwashing bedeutet Wirkungsbewertung Verfahren, Rechte, Transparenz und Korrektur braucht, dass die Analyse nicht bei einer Aktivitaet, einem guten Willen oder einer Kennzahl stehen bleiben darf. Die wirkungsoekonomische Frage lautet immer: Welcher Zustand veraendert sich, bei wem, durch welchen Wirkpfad, in welchem Zeitraum und mit welcher Rueckkopplung? Gerade in Grundstudium Wirkungsökonomie ist diese Unterscheidung entscheidend, weil Lernende spaeter nicht nur Begriffe wiedergeben, sondern Entscheidungssituationen pruefen muessen. Der haeufige Fehler besteht darin, Bewertung als technokratische Top-down-Setzung zu verstehen. Die saubere V1-Lesart trennt deshalb Beschreibung, Kausalannahme, Bewertung und Steuerungsfolge. Betroffene, Datenhalter, Entscheider und Kontrollinstanzen muessen unterscheidbare Rollen behalten. So wird aus dem Thema kein isoliertes Kapitel, sondern ein pruefbarer Baustein der WÖk-Architektur.</w:t>
+      </w:r>
+    </w:p>
+    <w:p>
+      <w:r>
+        <w:t>Didaktische Pruefbarkeit. Fuer Nichtkompensation gegen Greenwashing bedeutet das Thema in der Akademie nicht nur erklaert, sondern in Falllogik ueberfuehrt werden muss, dass die Analyse nicht bei einer Aktivitaet, einem guten Willen oder einer Kennzahl stehen bleiben darf. Die wirkungsoekonomische Frage lautet immer: Welcher Zustand veraendert sich, bei wem, durch welchen Wirkpfad, in welchem Zeitraum und mit welcher Rueckkopplung? Gerade in Grundstudium Wirkungsökonomie ist diese Unterscheidung entscheidend, weil Lernende spaeter nicht nur Begriffe wiedergeben, sondern Entscheidungssituationen pruefen muessen. Der haeufige Fehler besteht darin, reines Auswendiglernen als Kompetenznachweis zu behandeln. Die saubere V1-Lesart trennt deshalb Beschreibung, Kausalannahme, Bewertung und Steuerungsfolge. Pruefungsfragen sollen Begriffe, Anwendung und rote Linien verbinden. So wird aus dem Thema kein isoliertes Kapitel, sondern ein pruefbarer Baustein der WÖk-Architektur.</w:t>
+      </w:r>
+    </w:p>
+    <w:p>
+      <w:r>
+        <w:t>Transfer in Organisationen. Fuer Nichtkompensation gegen Greenwashing bedeutet WÖk-Begriffe im Alltag nur tragen, wenn sie in Routinen uebersetzt werden, dass die Analyse nicht bei einer Aktivitaet, einem guten Willen oder einer Kennzahl stehen bleiben darf. Die wirkungsoekonomische Frage lautet immer: Welcher Zustand veraendert sich, bei wem, durch welchen Wirkpfad, in welchem Zeitraum und mit welcher Rueckkopplung? Gerade in Grundstudium Wirkungsökonomie ist diese Unterscheidung entscheidend, weil Lernende spaeter nicht nur Begriffe wiedergeben, sondern Entscheidungssituationen pruefen muessen. Der haeufige Fehler besteht darin, die Verantwortung an eine Nachhaltigkeitsabteilung auszulagern. Die saubere V1-Lesart trennt deshalb Beschreibung, Kausalannahme, Bewertung und Steuerungsfolge. Strategie, Einkauf, Kommunikation, Controlling und Fuehrung muessen denselben Wirkungsbegriff verwenden. So wird aus dem Thema kein isoliertes Kapitel, sondern ein pruefbarer Baustein der WÖk-Architektur.</w:t>
+      </w:r>
+    </w:p>
+    <w:p>
+      <w:r>
+        <w:t>Fallfenster zur Anwendung. Eine Organisation plant eine Massnahme und formuliert dazu eine positive Absicht. In der WÖk reicht das nicht. Fuer diese Vorlesung muss sichtbar werden, welche Zustandsveraenderung erwartet wird, welche Empfaenger direkt oder indirekt betroffen sind, welche Nebenwirkungen entstehen koennen und welche Entscheidung spaeter korrigiert wird. Bezogen auf Nichtkompensation gegen Greenwashing heisst das: Die Analyse muss das konkrete Thema ernst nehmen und zugleich den allgemeinen WÖk-Massstab halten. Es geht nicht darum, die Welt in gute und schlechte Akteure einzuteilen. Es geht darum, Wirkpfade, Wirkungsempfaenger, Datenqualitaet, Risiken und Rueckkopplung so zu beschreiben, dass bessere Entscheidungen moeglich werden.</w:t>
+      </w:r>
+    </w:p>
+    <w:p>
+      <w:r>
+        <w:t>Rueckfluss in den Korpus. Fuer Nichtkompensation gegen Greenwashing bedeutet jedes Studienskript den Gesamtbestand schaerfen kann, dass die Analyse nicht bei einer Aktivitaet, einem guten Willen oder einer Kennzahl stehen bleiben darf. Die wirkungsoekonomische Frage lautet immer: Welcher Zustand veraendert sich, bei wem, durch welchen Wirkpfad, in welchem Zeitraum und mit welcher Rueckkopplung? Gerade in Grundstudium Wirkungsökonomie ist diese Unterscheidung entscheidend, weil Lernende spaeter nicht nur Begriffe wiedergeben, sondern Entscheidungssituationen pruefen muessen. Der haeufige Fehler besteht darin, neue Einsichten nur lokal im Skript zu belassen. Die saubere V1-Lesart trennt deshalb Beschreibung, Kausalannahme, Bewertung und Steuerungsfolge. Glossar, Website, Journal, Dossiers und Visuals sollen aus der Skriptarbeit lernen. So wird aus dem Thema kein isoliertes Kapitel, sondern ein pruefbarer Baustein der WÖk-Architektur.</w:t>
+      </w:r>
+    </w:p>
+    <w:p>
+      <w:r>
+        <w:t>Pruefungsnahe Transferfrage. Formuliere zu V35 eine Wirkungsaussage in drei Saetzen: Erstens den beobachteten oder plausiblen Zustand, zweitens die Daten- oder Quellenlage, drittens die offene Unsicherheit samt Rueckkopplung. Die Antwort muss ohne moralische Personenbewertung auskommen und darf Reichweite nicht mit Wirkung verwechseln.</w:t>
+      </w:r>
+    </w:p>
+    <w:p>
+      <w:pPr>
+        <w:pStyle w:val="Heading3"/>
+      </w:pPr>
+      <w:r>
+        <w:t>Vertiefungsrunde 2: Lesen, pruefen, rueckkoppeln</w:t>
+      </w:r>
+    </w:p>
+    <w:p>
+      <w:r>
+        <w:t>Die folgende Runde verdichtet V35 nicht durch neue Schlagworte, sondern durch wiederholte Anwendung auf unterschiedliche Entscheidungsebenen. Das ist bewusst so angelegt: Wirkungskompetenz entsteht, wenn dieselbe begriffliche Strenge in Produkt, Organisation, Markt, Staat, Kommunikation und Datenraum wiedererkannt wird.</w:t>
+      </w:r>
+    </w:p>
+    <w:p>
+      <w:r>
+        <w:t>Begriffliche Schaerfung. Fuer Nichtkompensation gegen Greenwashing bedeutet praezise Sprache die erste Sicherung gegen Impact-Washing ist, dass die Analyse nicht bei einer Aktivitaet, einem guten Willen oder einer Kennzahl stehen bleiben darf. Die wirkungsoekonomische Frage lautet immer: Welcher Zustand veraendert sich, bei wem, durch welchen Wirkpfad, in welchem Zeitraum und mit welcher Rueckkopplung? Gerade in Grundstudium Wirkungsökonomie ist diese Unterscheidung entscheidend, weil Lernende spaeter nicht nur Begriffe wiedergeben, sondern Entscheidungssituationen pruefen muessen. Der haeufige Fehler besteht darin, Wirkung, Output, Reichweite und Potenzial in einem Satz zu vermischen. Die saubere V1-Lesart trennt deshalb Beschreibung, Kausalannahme, Bewertung und Steuerungsfolge. In der Praxis sollte jede Wirkungsaussage als kurze Viererprobe formuliert werden: Zustand, Betroffene, Quelle, offene Unsicherheit. So wird aus dem Thema kein isoliertes Kapitel, sondern ein pruefbarer Baustein der WÖk-Architektur.</w:t>
+      </w:r>
+    </w:p>
+    <w:p>
+      <w:r>
+        <w:t>Wirkpfad-Logik. Fuer Nichtkompensation gegen Greenwashing bedeutet ein Thema erst dann steuerbar wird, wenn der Mechanismus zwischen Ausloeser und Zustandsveraenderung beschrieben ist, dass die Analyse nicht bei einer Aktivitaet, einem guten Willen oder einer Kennzahl stehen bleiben darf. Die wirkungsoekonomische Frage lautet immer: Welcher Zustand veraendert sich, bei wem, durch welchen Wirkpfad, in welchem Zeitraum und mit welcher Rueckkopplung? Gerade in Grundstudium Wirkungsökonomie ist diese Unterscheidung entscheidend, weil Lernende spaeter nicht nur Begriffe wiedergeben, sondern Entscheidungssituationen pruefen muessen. Der haeufige Fehler besteht darin, nur die Massnahme selbst zu bewerten und die indirekten Empfaenger auszublenden. Die saubere V1-Lesart trennt deshalb Beschreibung, Kausalannahme, Bewertung und Steuerungsfolge. Eine gute Fallanalyse zeichnet mindestens einen direkten und einen indirekten Wirkpfad nach. So wird aus dem Thema kein isoliertes Kapitel, sondern ein pruefbarer Baustein der WÖk-Architektur.</w:t>
+      </w:r>
+    </w:p>
+    <w:p>
+      <w:r>
+        <w:t>Fallfenster zur Anwendung. Eine Fuehrungsentscheidung erzeugt zugleich Nutzen und Risiken. Die WÖk behandelt Ambivalenz nicht als Stoerung, sondern als Kern der Analyse. Positive Netto-Wirkung darf erst behauptet werden, wenn zentrale negative Wirkungen getrennt geprueft und rote Linien gewahrt sind. Bezogen auf Nichtkompensation gegen Greenwashing heisst das: Die Analyse muss das konkrete Thema ernst nehmen und zugleich den allgemeinen WÖk-Massstab halten. Es geht nicht darum, die Welt in gute und schlechte Akteure einzuteilen. Es geht darum, Wirkpfade, Wirkungsempfaenger, Datenqualitaet, Risiken und Rueckkopplung so zu beschreiben, dass bessere Entscheidungen moeglich werden.</w:t>
+      </w:r>
+    </w:p>
+    <w:p>
+      <w:r>
+        <w:t>Daten- und Quellenklarheit. Fuer Nichtkompensation gegen Greenwashing bedeutet jede Bewertung nur so belastbar ist wie Datenlage, Quellenstatus und Aktualitaet, dass die Analyse nicht bei einer Aktivitaet, einem guten Willen oder einer Kennzahl stehen bleiben darf. Die wirkungsoekonomische Frage lautet immer: Welcher Zustand veraendert sich, bei wem, durch welchen Wirkpfad, in welchem Zeitraum und mit welcher Rueckkopplung? Gerade in Grundstudium Wirkungsökonomie ist diese Unterscheidung entscheidend, weil Lernende spaeter nicht nur Begriffe wiedergeben, sondern Entscheidungssituationen pruefen muessen. Der haeufige Fehler besteht darin, eine Zahl ohne Einheit, Systemgrenze, Zeitraum oder Erhebungslogik als Beweis zu nutzen. Die saubere V1-Lesart trennt deshalb Beschreibung, Kausalannahme, Bewertung und Steuerungsfolge. Die Lernenden sollen Daten nicht dekorativ zitieren, sondern ihre Aussagekraft, Luecken und Grenzen offenlegen. So wird aus dem Thema kein isoliertes Kapitel, sondern ein pruefbarer Baustein der WÖk-Architektur.</w:t>
+      </w:r>
+    </w:p>
+    <w:p>
+      <w:r>
+        <w:t>Ambivalenz. Fuer Nichtkompensation gegen Greenwashing bedeutet positive und negative Zustandsveraenderungen gleichzeitig auftreten koennen, dass die Analyse nicht bei einer Aktivitaet, einem guten Willen oder einer Kennzahl stehen bleiben darf. Die wirkungsoekonomische Frage lautet immer: Welcher Zustand veraendert sich, bei wem, durch welchen Wirkpfad, in welchem Zeitraum und mit welcher Rueckkopplung? Gerade in Grundstudium Wirkungsökonomie ist diese Unterscheidung entscheidend, weil Lernende spaeter nicht nur Begriffe wiedergeben, sondern Entscheidungssituationen pruefen muessen. Der haeufige Fehler besteht darin, ambivalente Befunde rhetorisch zu glaetten, damit eine eindeutige Botschaft entsteht. Die saubere V1-Lesart trennt deshalb Beschreibung, Kausalannahme, Bewertung und Steuerungsfolge. Ein gutes Skript fuehrt deshalb Profile, Zielkonflikte und offene Punkte nebeneinander. So wird aus dem Thema kein isoliertes Kapitel, sondern ein pruefbarer Baustein der WÖk-Architektur.</w:t>
+      </w:r>
+    </w:p>
+    <w:p>
+      <w:r>
+        <w:t>Nichtkompensation. Fuer Nichtkompensation gegen Greenwashing bedeutet schwere zentrale Schaeden nicht durch beliebige positive Einzelwerte neutralisiert werden duerfen, dass die Analyse nicht bei einer Aktivitaet, einem guten Willen oder einer Kennzahl stehen bleiben darf. Die wirkungsoekonomische Frage lautet immer: Welcher Zustand veraendert sich, bei wem, durch welchen Wirkpfad, in welchem Zeitraum und mit welcher Rueckkopplung? Gerade in Grundstudium Wirkungsökonomie ist diese Unterscheidung entscheidend, weil Lernende spaeter nicht nur Begriffe wiedergeben, sondern Entscheidungssituationen pruefen muessen. Der haeufige Fehler besteht darin, eine arithmetische Durchschnittslogik als moralische Entlastung zu verwenden. Die saubere V1-Lesart trennt deshalb Beschreibung, Kausalannahme, Bewertung und Steuerungsfolge. Reverse Merit Order und rote Linien sind Schutzregeln gegen Schoenrechnung. So wird aus dem Thema kein isoliertes Kapitel, sondern ein pruefbarer Baustein der WÖk-Architektur.</w:t>
+      </w:r>
+    </w:p>
+    <w:p>
+      <w:r>
+        <w:t>Fallfenster zur Anwendung. Ein Controlling-Team moechte einen Score bilden. Das Skript verlangt, dass Datenqualitaet, Systemgrenzen, Gewichtung, Unsicherheit und Nichtkompensation sichtbar bleiben. Ein Score darf die Diskussion nicht beenden, sondern muss bessere Fragen, Priorisierung und Rueckkopplung ermoeglichen. Bezogen auf Nichtkompensation gegen Greenwashing heisst das: Die Analyse muss das konkrete Thema ernst nehmen und zugleich den allgemeinen WÖk-Massstab halten. Es geht nicht darum, die Welt in gute und schlechte Akteure einzuteilen. Es geht darum, Wirkpfade, Wirkungsempfaenger, Datenqualitaet, Risiken und Rueckkopplung so zu beschreiben, dass bessere Entscheidungen moeglich werden.</w:t>
+      </w:r>
+    </w:p>
+    <w:p>
+      <w:r>
+        <w:t>Pruefungsnahe Transferfrage. Formuliere zu V35 eine Wirkungsaussage in drei Saetzen: Erstens den beobachteten oder plausiblen Zustand, zweitens die Daten- oder Quellenlage, drittens die offene Unsicherheit samt Rueckkopplung. Die Antwort muss ohne moralische Personenbewertung auskommen und darf Reichweite nicht mit Wirkung verwechseln.</w:t>
+      </w:r>
+    </w:p>
+    <w:p>
+      <w:r>
+        <w:t>Rueckkopplung. Fuer Nichtkompensation gegen Greenwashing bedeutet Wirkungswissen erst dann wertvoll wird, wenn es Entscheidungen veraendert, dass die Analyse nicht bei einer Aktivitaet, einem guten Willen oder einer Kennzahl stehen bleiben darf. Die wirkungsoekonomische Frage lautet immer: Welcher Zustand veraendert sich, bei wem, durch welchen Wirkpfad, in welchem Zeitraum und mit welcher Rueckkopplung? Gerade in Grundstudium Wirkungsökonomie ist diese Unterscheidung entscheidend, weil Lernende spaeter nicht nur Begriffe wiedergeben, sondern Entscheidungssituationen pruefen muessen. Der haeufige Fehler besteht darin, einen Bericht als Endpunkt zu betrachten. Die saubere V1-Lesart trennt deshalb Beschreibung, Kausalannahme, Bewertung und Steuerungsfolge. Jeder Analyseblock sollte fragen, welche Routine, welcher Prozess oder welche Ressource nach der Bewertung angepasst wird. So wird aus dem Thema kein isoliertes Kapitel, sondern ein pruefbarer Baustein der WÖk-Architektur.</w:t>
+      </w:r>
+    </w:p>
+    <w:p>
+      <w:r>
+        <w:t>Governance. Fuer Nichtkompensation gegen Greenwashing bedeutet Wirkungsbewertung Verfahren, Rechte, Transparenz und Korrektur braucht, dass die Analyse nicht bei einer Aktivitaet, einem guten Willen oder einer Kennzahl stehen bleiben darf. Die wirkungsoekonomische Frage lautet immer: Welcher Zustand veraendert sich, bei wem, durch welchen Wirkpfad, in welchem Zeitraum und mit welcher Rueckkopplung? Gerade in Grundstudium Wirkungsökonomie ist diese Unterscheidung entscheidend, weil Lernende spaeter nicht nur Begriffe wiedergeben, sondern Entscheidungssituationen pruefen muessen. Der haeufige Fehler besteht darin, Bewertung als technokratische Top-down-Setzung zu verstehen. Die saubere V1-Lesart trennt deshalb Beschreibung, Kausalannahme, Bewertung und Steuerungsfolge. Betroffene, Datenhalter, Entscheider und Kontrollinstanzen muessen unterscheidbare Rollen behalten. So wird aus dem Thema kein isoliertes Kapitel, sondern ein pruefbarer Baustein der WÖk-Architektur.</w:t>
+      </w:r>
+    </w:p>
+    <w:p>
+      <w:r>
+        <w:t>Didaktische Pruefbarkeit. Fuer Nichtkompensation gegen Greenwashing bedeutet das Thema in der Akademie nicht nur erklaert, sondern in Falllogik ueberfuehrt werden muss, dass die Analyse nicht bei einer Aktivitaet, einem guten Willen oder einer Kennzahl stehen bleiben darf. Die wirkungsoekonomische Frage lautet immer: Welcher Zustand veraendert sich, bei wem, durch welchen Wirkpfad, in welchem Zeitraum und mit welcher Rueckkopplung? Gerade in Grundstudium Wirkungsökonomie ist diese Unterscheidung entscheidend, weil Lernende spaeter nicht nur Begriffe wiedergeben, sondern Entscheidungssituationen pruefen muessen. Der haeufige Fehler besteht darin, reines Auswendiglernen als Kompetenznachweis zu behandeln. Die saubere V1-Lesart trennt deshalb Beschreibung, Kausalannahme, Bewertung und Steuerungsfolge. Pruefungsfragen sollen Begriffe, Anwendung und rote Linien verbinden. So wird aus dem Thema kein isoliertes Kapitel, sondern ein pruefbarer Baustein der WÖk-Architektur.</w:t>
+      </w:r>
+    </w:p>
+    <w:p>
+      <w:r>
+        <w:t>Fallfenster zur Anwendung. Ein Kommunikationsbericht nennt viele Aktivitaeten, Reichweiten und Rueckmeldungen. Die V1-Pruefung fragt, ob daraus eine belastbare Wirkungsaussage folgt. Wenn nur Kontakte, Klicks oder Zustimmung vorliegen, bleibt die Aussage im Bereich Wirkungspotenzial oder Resonanz, nicht im Bereich nachgewiesener Wirkung. Bezogen auf Nichtkompensation gegen Greenwashing heisst das: Die Analyse muss das konkrete Thema ernst nehmen und zugleich den allgemeinen WÖk-Massstab halten. Es geht nicht darum, die Welt in gute und schlechte Akteure einzuteilen. Es geht darum, Wirkpfade, Wirkungsempfaenger, Datenqualitaet, Risiken und Rueckkopplung so zu beschreiben, dass bessere Entscheidungen moeglich werden.</w:t>
+      </w:r>
+    </w:p>
+    <w:p>
+      <w:r>
+        <w:t>Transfer in Organisationen. Fuer Nichtkompensation gegen Greenwashing bedeutet WÖk-Begriffe im Alltag nur tragen, wenn sie in Routinen uebersetzt werden, dass die Analyse nicht bei einer Aktivitaet, einem guten Willen oder einer Kennzahl stehen bleiben darf. Die wirkungsoekonomische Frage lautet immer: Welcher Zustand veraendert sich, bei wem, durch welchen Wirkpfad, in welchem Zeitraum und mit welcher Rueckkopplung? Gerade in Grundstudium Wirkungsökonomie ist diese Unterscheidung entscheidend, weil Lernende spaeter nicht nur Begriffe wiedergeben, sondern Entscheidungssituationen pruefen muessen. Der haeufige Fehler besteht darin, die Verantwortung an eine Nachhaltigkeitsabteilung auszulagern. Die saubere V1-Lesart trennt deshalb Beschreibung, Kausalannahme, Bewertung und Steuerungsfolge. Strategie, Einkauf, Kommunikation, Controlling und Fuehrung muessen denselben Wirkungsbegriff verwenden. So wird aus dem Thema kein isoliertes Kapitel, sondern ein pruefbarer Baustein der WÖk-Architektur.</w:t>
+      </w:r>
+    </w:p>
+    <w:p>
+      <w:r>
+        <w:t>Rueckfluss in den Korpus. Fuer Nichtkompensation gegen Greenwashing bedeutet jedes Studienskript den Gesamtbestand schaerfen kann, dass die Analyse nicht bei einer Aktivitaet, einem guten Willen oder einer Kennzahl stehen bleiben darf. Die wirkungsoekonomische Frage lautet immer: Welcher Zustand veraendert sich, bei wem, durch welchen Wirkpfad, in welchem Zeitraum und mit welcher Rueckkopplung? Gerade in Grundstudium Wirkungsökonomie ist diese Unterscheidung entscheidend, weil Lernende spaeter nicht nur Begriffe wiedergeben, sondern Entscheidungssituationen pruefen muessen. Der haeufige Fehler besteht darin, neue Einsichten nur lokal im Skript zu belassen. Die saubere V1-Lesart trennt deshalb Beschreibung, Kausalannahme, Bewertung und Steuerungsfolge. Glossar, Website, Journal, Dossiers und Visuals sollen aus der Skriptarbeit lernen. So wird aus dem Thema kein isoliertes Kapitel, sondern ein pruefbarer Baustein der WÖk-Architektur.</w:t>
+      </w:r>
+    </w:p>
+    <w:p>
+      <w:r>
+        <w:t>Pruefungsnahe Transferfrage. Formuliere zu V35 eine Wirkungsaussage in drei Saetzen: Erstens den beobachteten oder plausiblen Zustand, zweitens die Daten- oder Quellenlage, drittens die offene Unsicherheit samt Rueckkopplung. Die Antwort muss ohne moralische Personenbewertung auskommen und darf Reichweite nicht mit Wirkung verwechseln.</w:t>
+      </w:r>
+    </w:p>
+    <w:p>
+      <w:pPr>
+        <w:pStyle w:val="Heading3"/>
+      </w:pPr>
+      <w:r>
+        <w:t>Vertiefungsrunde 3: Lesen, pruefen, rueckkoppeln</w:t>
+      </w:r>
+    </w:p>
+    <w:p>
+      <w:r>
+        <w:t>Die folgende Runde verdichtet V35 nicht durch neue Schlagworte, sondern durch wiederholte Anwendung auf unterschiedliche Entscheidungsebenen. Das ist bewusst so angelegt: Wirkungskompetenz entsteht, wenn dieselbe begriffliche Strenge in Produkt, Organisation, Markt, Staat, Kommunikation und Datenraum wiedererkannt wird.</w:t>
+      </w:r>
+    </w:p>
+    <w:p>
+      <w:r>
+        <w:t>Begriffliche Schaerfung. Fuer Nichtkompensation gegen Greenwashing bedeutet praezise Sprache die erste Sicherung gegen Impact-Washing ist, dass die Analyse nicht bei einer Aktivitaet, einem guten Willen oder einer Kennzahl stehen bleiben darf. Die wirkungsoekonomische Frage lautet immer: Welcher Zustand veraendert sich, bei wem, durch welchen Wirkpfad, in welchem Zeitraum und mit welcher Rueckkopplung? Gerade in Grundstudium Wirkungsökonomie ist diese Unterscheidung entscheidend, weil Lernende spaeter nicht nur Begriffe wiedergeben, sondern Entscheidungssituationen pruefen muessen. Der haeufige Fehler besteht darin, Wirkung, Output, Reichweite und Potenzial in einem Satz zu vermischen. Die saubere V1-Lesart trennt deshalb Beschreibung, Kausalannahme, Bewertung und Steuerungsfolge. In der Praxis sollte jede Wirkungsaussage als kurze Viererprobe formuliert werden: Zustand, Betroffene, Quelle, offene Unsicherheit. So wird aus dem Thema kein isoliertes Kapitel, sondern ein pruefbarer Baustein der WÖk-Architektur.</w:t>
+      </w:r>
+    </w:p>
+    <w:p>
+      <w:r>
+        <w:t>Fallfenster zur Anwendung. Eine Organisation plant eine Massnahme und formuliert dazu eine positive Absicht. In der WÖk reicht das nicht. Fuer diese Vorlesung muss sichtbar werden, welche Zustandsveraenderung erwartet wird, welche Empfaenger direkt oder indirekt betroffen sind, welche Nebenwirkungen entstehen koennen und welche Entscheidung spaeter korrigiert wird. Bezogen auf Nichtkompensation gegen Greenwashing heisst das: Die Analyse muss das konkrete Thema ernst nehmen und zugleich den allgemeinen WÖk-Massstab halten. Es geht nicht darum, die Welt in gute und schlechte Akteure einzuteilen. Es geht darum, Wirkpfade, Wirkungsempfaenger, Datenqualitaet, Risiken und Rueckkopplung so zu beschreiben, dass bessere Entscheidungen moeglich werden.</w:t>
+      </w:r>
+    </w:p>
+    <w:p>
+      <w:r>
+        <w:t>Wirkpfad-Logik. Fuer Nichtkompensation gegen Greenwashing bedeutet ein Thema erst dann steuerbar wird, wenn der Mechanismus zwischen Ausloeser und Zustandsveraenderung beschrieben ist, dass die Analyse nicht bei einer Aktivitaet, einem guten Willen oder einer Kennzahl stehen bleiben darf. Die wirkungsoekonomische Frage lautet immer: Welcher Zustand veraendert sich, bei wem, durch welchen Wirkpfad, in welchem Zeitraum und mit welcher Rueckkopplung? Gerade in Grundstudium Wirkungsökonomie ist diese Unterscheidung entscheidend, weil Lernende spaeter nicht nur Begriffe wiedergeben, sondern Entscheidungssituationen pruefen muessen. Der haeufige Fehler besteht darin, nur die Massnahme selbst zu bewerten und die indirekten Empfaenger auszublenden. Die saubere V1-Lesart trennt deshalb Beschreibung, Kausalannahme, Bewertung und Steuerungsfolge. Eine gute Fallanalyse zeichnet mindestens einen direkten und einen indirekten Wirkpfad nach. So wird aus dem Thema kein isoliertes Kapitel, sondern ein pruefbarer Baustein der WÖk-Architektur.</w:t>
+      </w:r>
+    </w:p>
+    <w:p>
+      <w:r>
+        <w:t>Daten- und Quellenklarheit. Fuer Nichtkompensation gegen Greenwashing bedeutet jede Bewertung nur so belastbar ist wie Datenlage, Quellenstatus und Aktualitaet, dass die Analyse nicht bei einer Aktivitaet, einem guten Willen oder einer Kennzahl stehen bleiben darf. Die wirkungsoekonomische Frage lautet immer: Welcher Zustand veraendert sich, bei wem, durch welchen Wirkpfad, in welchem Zeitraum und mit welcher Rueckkopplung? Gerade in Grundstudium Wirkungsökonomie ist diese Unterscheidung entscheidend, weil Lernende spaeter nicht nur Begriffe wiedergeben, sondern Entscheidungssituationen pruefen muessen. Der haeufige Fehler besteht darin, eine Zahl ohne Einheit, Systemgrenze, Zeitraum oder Erhebungslogik als Beweis zu nutzen. Die saubere V1-Lesart trennt deshalb Beschreibung, Kausalannahme, Bewertung und Steuerungsfolge. Die Lernenden sollen Daten nicht dekorativ zitieren, sondern ihre Aussagekraft, Luecken und Grenzen offenlegen. So wird aus dem Thema kein isoliertes Kapitel, sondern ein pruefbarer Baustein der WÖk-Architektur.</w:t>
+      </w:r>
+    </w:p>
+    <w:p>
+      <w:r>
+        <w:t>Ambivalenz. Fuer Nichtkompensation gegen Greenwashing bedeutet positive und negative Zustandsveraenderungen gleichzeitig auftreten koennen, dass die Analyse nicht bei einer Aktivitaet, einem guten Willen oder einer Kennzahl stehen bleiben darf. Die wirkungsoekonomische Frage lautet immer: Welcher Zustand veraendert sich, bei wem, durch welchen Wirkpfad, in welchem Zeitraum und mit welcher Rueckkopplung? Gerade in Grundstudium Wirkungsökonomie ist diese Unterscheidung entscheidend, weil Lernende spaeter nicht nur Begriffe wiedergeben, sondern Entscheidungssituationen pruefen muessen. Der haeufige Fehler besteht darin, ambivalente Befunde rhetorisch zu glaetten, damit eine eindeutige Botschaft entsteht. Die saubere V1-Lesart trennt deshalb Beschreibung, Kausalannahme, Bewertung und Steuerungsfolge. Ein gutes Skript fuehrt deshalb Profile, Zielkonflikte und offene Punkte nebeneinander. So wird aus dem Thema kein isoliertes Kapitel, sondern ein pruefbarer Baustein der WÖk-Architektur.</w:t>
+      </w:r>
+    </w:p>
+    <w:p>
+      <w:r>
+        <w:t>Fallfenster zur Anwendung. Eine Fuehrungsentscheidung erzeugt zugleich Nutzen und Risiken. Die WÖk behandelt Ambivalenz nicht als Stoerung, sondern als Kern der Analyse. Positive Netto-Wirkung darf erst behauptet werden, wenn zentrale negative Wirkungen getrennt geprueft und rote Linien gewahrt sind. Bezogen auf Nichtkompensation gegen Greenwashing heisst das: Die Analyse muss das konkrete Thema ernst nehmen und zugleich den allgemeinen WÖk-Massstab halten. Es geht nicht darum, die Welt in gute und schlechte Akteure einzuteilen. Es geht darum, Wirkpfade, Wirkungsempfaenger, Datenqualitaet, Risiken und Rueckkopplung so zu beschreiben, dass bessere Entscheidungen moeglich werden.</w:t>
+      </w:r>
+    </w:p>
+    <w:p>
+      <w:r>
+        <w:t>Nichtkompensation. Fuer Nichtkompensation gegen Greenwashing bedeutet schwere zentrale Schaeden nicht durch beliebige positive Einzelwerte neutralisiert werden duerfen, dass die Analyse nicht bei einer Aktivitaet, einem guten Willen oder einer Kennzahl stehen bleiben darf. Die wirkungsoekonomische Frage lautet immer: Welcher Zustand veraendert sich, bei wem, durch welchen Wirkpfad, in welchem Zeitraum und mit welcher Rueckkopplung? Gerade in Grundstudium Wirkungsökonomie ist diese Unterscheidung entscheidend, weil Lernende spaeter nicht nur Begriffe wiedergeben, sondern Entscheidungssituationen pruefen muessen. Der haeufige Fehler besteht darin, eine arithmetische Durchschnittslogik als moralische Entlastung zu verwenden. Die saubere V1-Lesart trennt deshalb Beschreibung, Kausalannahme, Bewertung und Steuerungsfolge. Reverse Merit Order und rote Linien sind Schutzregeln gegen Schoenrechnung. So wird aus dem Thema kein isoliertes Kapitel, sondern ein pruefbarer Baustein der WÖk-Architektur.</w:t>
+      </w:r>
+    </w:p>
+    <w:p>
+      <w:r>
+        <w:t>Pruefungsnahe Transferfrage. Formuliere zu V35 eine Wirkungsaussage in drei Saetzen: Erstens den beobachteten oder plausiblen Zustand, zweitens die Daten- oder Quellenlage, drittens die offene Unsicherheit samt Rueckkopplung. Die Antwort muss ohne moralische Personenbewertung auskommen und darf Reichweite nicht mit Wirkung verwechseln.</w:t>
+      </w:r>
+    </w:p>
+    <w:p>
+      <w:r>
+        <w:t>Rueckkopplung. Fuer Nichtkompensation gegen Greenwashing bedeutet Wirkungswissen erst dann wertvoll wird, wenn es Entscheidungen veraendert, dass die Analyse nicht bei einer Aktivitaet, einem guten Willen oder einer Kennzahl stehen bleiben darf. Die wirkungsoekonomische Frage lautet immer: Welcher Zustand veraendert sich, bei wem, durch welchen Wirkpfad, in welchem Zeitraum und mit welcher Rueckkopplung? Gerade in Grundstudium Wirkungsökonomie ist diese Unterscheidung entscheidend, weil Lernende spaeter nicht nur Begriffe wiedergeben, sondern Entscheidungssituationen pruefen muessen. Der haeufige Fehler besteht darin, einen Bericht als Endpunkt zu betrachten. Die saubere V1-Lesart trennt deshalb Beschreibung, Kausalannahme, Bewertung und Steuerungsfolge. Jeder Analyseblock sollte fragen, welche Routine, welcher Prozess oder welche Ressource nach der Bewertung angepasst wird. So wird aus dem Thema kein isoliertes Kapitel, sondern ein pruefbarer Baustein der WÖk-Architektur.</w:t>
+      </w:r>
+    </w:p>
+    <w:p>
+      <w:r>
+        <w:t>Governance. Fuer Nichtkompensation gegen Greenwashing bedeutet Wirkungsbewertung Verfahren, Rechte, Transparenz und Korrektur braucht, dass die Analyse nicht bei einer Aktivitaet, einem guten Willen oder einer Kennzahl stehen bleiben darf. Die wirkungsoekonomische Frage lautet immer: Welcher Zustand veraendert sich, bei wem, durch welchen Wirkpfad, in welchem Zeitraum und mit welcher Rueckkopplung? Gerade in Grundstudium Wirkungsökonomie ist diese Unterscheidung entscheidend, weil Lernende spaeter nicht nur Begriffe wiedergeben, sondern Entscheidungssituationen pruefen muessen. Der haeufige Fehler besteht darin, Bewertung als technokratische Top-down-Setzung zu verstehen. Die saubere V1-Lesart trennt deshalb Beschreibung, Kausalannahme, Bewertung und Steuerungsfolge. Betroffene, Datenhalter, Entscheider und Kontrollinstanzen muessen unterscheidbare Rollen behalten. So wird aus dem Thema kein isoliertes Kapitel, sondern ein pruefbarer Baustein der WÖk-Architektur.</w:t>
+      </w:r>
+    </w:p>
+    <w:p>
+      <w:r>
+        <w:t>Fallfenster zur Anwendung. Ein Controlling-Team moechte einen Score bilden. Das Skript verlangt, dass Datenqualitaet, Systemgrenzen, Gewichtung, Unsicherheit und Nichtkompensation sichtbar bleiben. Ein Score darf die Diskussion nicht beenden, sondern muss bessere Fragen, Priorisierung und Rueckkopplung ermoeglichen. Bezogen auf Nichtkompensation gegen Greenwashing heisst das: Die Analyse muss das konkrete Thema ernst nehmen und zugleich den allgemeinen WÖk-Massstab halten. Es geht nicht darum, die Welt in gute und schlechte Akteure einzuteilen. Es geht darum, Wirkpfade, Wirkungsempfaenger, Datenqualitaet, Risiken und Rueckkopplung so zu beschreiben, dass bessere Entscheidungen moeglich werden.</w:t>
+      </w:r>
+    </w:p>
+    <w:p>
+      <w:r>
+        <w:t>Didaktische Pruefbarkeit. Fuer Nichtkompensation gegen Greenwashing bedeutet das Thema in der Akademie nicht nur erklaert, sondern in Falllogik ueberfuehrt werden muss, dass die Analyse nicht bei einer Aktivitaet, einem guten Willen oder einer Kennzahl stehen bleiben darf. Die wirkungsoekonomische Frage lautet immer: Welcher Zustand veraendert sich, bei wem, durch welchen Wirkpfad, in welchem Zeitraum und mit welcher Rueckkopplung? Gerade in Grundstudium Wirkungsökonomie ist diese Unterscheidung entscheidend, weil Lernende spaeter nicht nur Begriffe wiedergeben, sondern Entscheidungssituationen pruefen muessen. Der haeufige Fehler besteht darin, reines Auswendiglernen als Kompetenznachweis zu behandeln. Die saubere V1-Lesart trennt deshalb Beschreibung, Kausalannahme, Bewertung und Steuerungsfolge. Pruefungsfragen sollen Begriffe, Anwendung und rote Linien verbinden. So wird aus dem Thema kein isoliertes Kapitel, sondern ein pruefbarer Baustein der WÖk-Architektur.</w:t>
+      </w:r>
+    </w:p>
+    <w:p>
+      <w:r>
+        <w:t>Transfer in Organisationen. Fuer Nichtkompensation gegen Greenwashing bedeutet WÖk-Begriffe im Alltag nur tragen, wenn sie in Routinen uebersetzt werden, dass die Analyse nicht bei einer Aktivitaet, einem guten Willen oder einer Kennzahl stehen bleiben darf. Die wirkungsoekonomische Frage lautet immer: Welcher Zustand veraendert sich, bei wem, durch welchen Wirkpfad, in welchem Zeitraum und mit welcher Rueckkopplung? Gerade in Grundstudium Wirkungsökonomie ist diese Unterscheidung entscheidend, weil Lernende spaeter nicht nur Begriffe wiedergeben, sondern Entscheidungssituationen pruefen muessen. Der haeufige Fehler besteht darin, die Verantwortung an eine Nachhaltigkeitsabteilung auszulagern. Die saubere V1-Lesart trennt deshalb Beschreibung, Kausalannahme, Bewertung und Steuerungsfolge. Strategie, Einkauf, Kommunikation, Controlling und Fuehrung muessen denselben Wirkungsbegriff verwenden. So wird aus dem Thema kein isoliertes Kapitel, sondern ein pruefbarer Baustein der WÖk-Architektur.</w:t>
+      </w:r>
+    </w:p>
+    <w:p>
+      <w:r>
+        <w:t>Rueckfluss in den Korpus. Fuer Nichtkompensation gegen Greenwashing bedeutet jedes Studienskript den Gesamtbestand schaerfen kann, dass die Analyse nicht bei einer Aktivitaet, einem guten Willen oder einer Kennzahl stehen bleiben darf. Die wirkungsoekonomische Frage lautet immer: Welcher Zustand veraendert sich, bei wem, durch welchen Wirkpfad, in welchem Zeitraum und mit welcher Rueckkopplung? Gerade in Grundstudium Wirkungsökonomie ist diese Unterscheidung entscheidend, weil Lernende spaeter nicht nur Begriffe wiedergeben, sondern Entscheidungssituationen pruefen muessen. Der haeufige Fehler besteht darin, neue Einsichten nur lokal im Skript zu belassen. Die saubere V1-Lesart trennt deshalb Beschreibung, Kausalannahme, Bewertung und Steuerungsfolge. Glossar, Website, Journal, Dossiers und Visuals sollen aus der Skriptarbeit lernen. So wird aus dem Thema kein isoliertes Kapitel, sondern ein pruefbarer Baustein der WÖk-Architektur.</w:t>
+      </w:r>
+    </w:p>
+    <w:p>
+      <w:r>
+        <w:t>Fallfenster zur Anwendung. Ein Kommunikationsbericht nennt viele Aktivitaeten, Reichweiten und Rueckmeldungen. Die V1-Pruefung fragt, ob daraus eine belastbare Wirkungsaussage folgt. Wenn nur Kontakte, Klicks oder Zustimmung vorliegen, bleibt die Aussage im Bereich Wirkungspotenzial oder Resonanz, nicht im Bereich nachgewiesener Wirkung. Bezogen auf Nichtkompensation gegen Greenwashing heisst das: Die Analyse muss das konkrete Thema ernst nehmen und zugleich den allgemeinen WÖk-Massstab halten. Es geht nicht darum, die Welt in gute und schlechte Akteure einzuteilen. Es geht darum, Wirkpfade, Wirkungsempfaenger, Datenqualitaet, Risiken und Rueckkopplung so zu beschreiben, dass bessere Entscheidungen moeglich werden.</w:t>
+      </w:r>
+    </w:p>
+    <w:p>
+      <w:r>
+        <w:t>Pruefungsnahe Transferfrage. Formuliere zu V35 eine Wirkungsaussage in drei Saetzen: Erstens den beobachteten oder plausiblen Zustand, zweitens die Daten- oder Quellenlage, drittens die offene Unsicherheit samt Rueckkopplung. Die Antwort muss ohne moralische Personenbewertung auskommen und darf Reichweite nicht mit Wirkung verwechseln.</w:t>
+      </w:r>
+    </w:p>
+    <w:p>
+      <w:pPr>
+        <w:pStyle w:val="Heading3"/>
+      </w:pPr>
+      <w:r>
+        <w:t>Vertiefungsrunde 4: Lesen, pruefen, rueckkoppeln</w:t>
+      </w:r>
+    </w:p>
+    <w:p>
+      <w:r>
+        <w:t>Die folgende Runde verdichtet V35 nicht durch neue Schlagworte, sondern durch wiederholte Anwendung auf unterschiedliche Entscheidungsebenen. Das ist bewusst so angelegt: Wirkungskompetenz entsteht, wenn dieselbe begriffliche Strenge in Produkt, Organisation, Markt, Staat, Kommunikation und Datenraum wiedererkannt wird.</w:t>
+      </w:r>
+    </w:p>
+    <w:p>
+      <w:r>
+        <w:t>Begriffliche Schaerfung. Fuer Nichtkompensation gegen Greenwashing bedeutet praezise Sprache die erste Sicherung gegen Impact-Washing ist, dass die Analyse nicht bei einer Aktivitaet, einem guten Willen oder einer Kennzahl stehen bleiben darf. Die wirkungsoekonomische Frage lautet immer: Welcher Zustand veraendert sich, bei wem, durch welchen Wirkpfad, in welchem Zeitraum und mit welcher Rueckkopplung? Gerade in Grundstudium Wirkungsökonomie ist diese Unterscheidung entscheidend, weil Lernende spaeter nicht nur Begriffe wiedergeben, sondern Entscheidungssituationen pruefen muessen. Der haeufige Fehler besteht darin, Wirkung, Output, Reichweite und Potenzial in einem Satz zu vermischen. Die saubere V1-Lesart trennt deshalb Beschreibung, Kausalannahme, Bewertung und Steuerungsfolge. In der Praxis sollte jede Wirkungsaussage als kurze Viererprobe formuliert werden: Zustand, Betroffene, Quelle, offene Unsicherheit. So wird aus dem Thema kein isoliertes Kapitel, sondern ein pruefbarer Baustein der WÖk-Architektur.</w:t>
+      </w:r>
+    </w:p>
+    <w:p>
+      <w:r>
+        <w:t>Wirkpfad-Logik. Fuer Nichtkompensation gegen Greenwashing bedeutet ein Thema erst dann steuerbar wird, wenn der Mechanismus zwischen Ausloeser und Zustandsveraenderung beschrieben ist, dass die Analyse nicht bei einer Aktivitaet, einem guten Willen oder einer Kennzahl stehen bleiben darf. Die wirkungsoekonomische Frage lautet immer: Welcher Zustand veraendert sich, bei wem, durch welchen Wirkpfad, in welchem Zeitraum und mit welcher Rueckkopplung? Gerade in Grundstudium Wirkungsökonomie ist diese Unterscheidung entscheidend, weil Lernende spaeter nicht nur Begriffe wiedergeben, sondern Entscheidungssituationen pruefen muessen. Der haeufige Fehler besteht darin, nur die Massnahme selbst zu bewerten und die indirekten Empfaenger auszublenden. Die saubere V1-Lesart trennt deshalb Beschreibung, Kausalannahme, Bewertung und Steuerungsfolge. Eine gute Fallanalyse zeichnet mindestens einen direkten und einen indirekten Wirkpfad nach. So wird aus dem Thema kein isoliertes Kapitel, sondern ein pruefbarer Baustein der WÖk-Architektur.</w:t>
+      </w:r>
+    </w:p>
+    <w:p>
+      <w:r>
+        <w:t>Daten- und Quellenklarheit. Fuer Nichtkompensation gegen Greenwashing bedeutet jede Bewertung nur so belastbar ist wie Datenlage, Quellenstatus und Aktualitaet, dass die Analyse nicht bei einer Aktivitaet, einem guten Willen oder einer Kennzahl stehen bleiben darf. Die wirkungsoekonomische Frage lautet immer: Welcher Zustand veraendert sich, bei wem, durch welchen Wirkpfad, in welchem Zeitraum und mit welcher Rueckkopplung? Gerade in Grundstudium Wirkungsökonomie ist diese Unterscheidung entscheidend, weil Lernende spaeter nicht nur Begriffe wiedergeben, sondern Entscheidungssituationen pruefen muessen. Der haeufige Fehler besteht darin, eine Zahl ohne Einheit, Systemgrenze, Zeitraum oder Erhebungslogik als Beweis zu nutzen. Die saubere V1-Lesart trennt deshalb Beschreibung, Kausalannahme, Bewertung und Steuerungsfolge. Die Lernenden sollen Daten nicht dekorativ zitieren, sondern ihre Aussagekraft, Luecken und Grenzen offenlegen. So wird aus dem Thema kein isoliertes Kapitel, sondern ein pruefbarer Baustein der WÖk-Architektur.</w:t>
+      </w:r>
+    </w:p>
+    <w:p>
+      <w:r>
+        <w:t>Fallfenster zur Anwendung. Eine Organisation plant eine Massnahme und formuliert dazu eine positive Absicht. In der WÖk reicht das nicht. Fuer diese Vorlesung muss sichtbar werden, welche Zustandsveraenderung erwartet wird, welche Empfaenger direkt oder indirekt betroffen sind, welche Nebenwirkungen entstehen koennen und welche Entscheidung spaeter korrigiert wird. Bezogen auf Nichtkompensation gegen Greenwashing heisst das: Die Analyse muss das konkrete Thema ernst nehmen und zugleich den allgemeinen WÖk-Massstab halten. Es geht nicht darum, die Welt in gute und schlechte Akteure einzuteilen. Es geht darum, Wirkpfade, Wirkungsempfaenger, Datenqualitaet, Risiken und Rueckkopplung so zu beschreiben, dass bessere Entscheidungen moeglich werden.</w:t>
+      </w:r>
+    </w:p>
+    <w:p>
+      <w:r>
+        <w:t>Ambivalenz. Fuer Nichtkompensation gegen Greenwashing bedeutet positive und negative Zustandsveraenderungen gleichzeitig auftreten koennen, dass die Analyse nicht bei einer Aktivitaet, einem guten Willen oder einer Kennzahl stehen bleiben darf. Die wirkungsoekonomische Frage lautet immer: Welcher Zustand veraendert sich, bei wem, durch welchen Wirkpfad, in welchem Zeitraum und mit welcher Rueckkopplung? Gerade in Grundstudium Wirkungsökonomie ist diese Unterscheidung entscheidend, weil Lernende spaeter nicht nur Begriffe wiedergeben, sondern Entscheidungssituationen pruefen muessen. Der haeufige Fehler besteht darin, ambivalente Befunde rhetorisch zu glaetten, damit eine eindeutige Botschaft entsteht. Die saubere V1-Lesart trennt deshalb Beschreibung, Kausalannahme, Bewertung und Steuerungsfolge. Ein gutes Skript fuehrt deshalb Profile, Zielkonflikte und offene Punkte nebeneinander. So wird aus dem Thema kein isoliertes Kapitel, sondern ein pruefbarer Baustein der WÖk-Architektur.</w:t>
+      </w:r>
+    </w:p>
+    <w:p>
+      <w:pPr>
+        <w:pStyle w:val="Heading3"/>
+      </w:pPr>
+      <w:r>
+        <w:t>V1-Abschlussnotiz</w:t>
+      </w:r>
+    </w:p>
+    <w:p>
+      <w:r>
+        <w:t>Diese Finalisierung schliesst die Codex-Inhaltsproduktion fuer V35. Offen bleibt nicht der fachliche Kern des Skripts, sondern der naechste Produktionsschritt: Claude setzt daraus die CI/CD-konforme Reader- und PDF-Fassung, prueft Satz, Umbrueche, Medienintegration und Lektorat und markiert erst danach die veroeffentlichte Fassung als freigegeben.</w:t>
+      </w:r>
+    </w:p>
+    <w:p>
+      <w:pPr>
+        <w:pStyle w:val="Heading2"/>
+      </w:pPr>
+      <w:r>
         <w:t>9. Quellen / Vertiefung</w:t>
       </w:r>
     </w:p>
@@ -748,7 +1335,7 @@
     </w:p>
     <w:p>
       <w:r>
-        <w:t>Dabei steht NW_pos für positive Netto-Wirkung als Zielgröße, Delta Z für Zustandsveränderungen, w_i für begründete Gewichtungen positiver Wirkungen und r_j für Risiken oder negative Zustandsveränderungen. Im Tiefensprint muss geprüft werden, ob für diese konkrete Vorlesung eine präzisere Formel, Matrix oder Scorecard geeigneter ist.</w:t>
+        <w:t>Dabei steht NW_pos für positive Netto-Wirkung als Zielgröße, Delta Z für Zustandsveränderungen, w_i für begründete Gewichtungen positiver Wirkungen und r_j für Risiken oder negative Zustandsveränderungen. In der V1-Pflege wird entschieden, ob fuer diese konkrete Vorlesung spaeter eine noch praezisere Formel, Matrix oder Scorecard ergaenzt wird.</w:t>
       </w:r>
     </w:p>
     <w:p>
@@ -1430,7 +2017,7 @@
     </w:p>
     <w:p>
       <w:r>
-        <w:t>Status dieser Erweiterung: ausgebaute Arbeitsfassung für Claude-CI/CD, Word-Rohfassung und Reader-Spiegel. Sie ersetzt noch nicht die spätere Satz-, Quellen- und PDF-Finalisierung, bringt die Vorlesung aber aus der Kurzfassung in eine substanzielle Studienskriptfassung.</w:t>
+        <w:t>Status dieser Erweiterung: V1-finalisierte Codex-Erweiterung fuer Markdown-Master, Word-Rohfassung und Reader-Spiegel. Satz, Medienintegration, Lektorat und PDF-Freigabe bleiben der Claude-CI/CD-Lane vorbehalten.</w:t>
       </w:r>
     </w:p>
     <w:p>
@@ -4159,7 +4746,7 @@
         <w:pStyle w:val="ListBullet"/>
       </w:pPr>
       <w:r>
-        <w:t>woek-akademie-app/docs/lehrgaenge/woek-g-v35-nichtkompensation-gegen-greenwashing.md — unmittelbarer Akademie-Quelltext dieser Rohfassung.</w:t>
+        <w:t>woek-akademie-app/docs/lehrgaenge/woek-g-v35-nichtkompensation-gegen-greenwashing.md — unmittelbarer Akademie-Quelltext dieser V1-Fassung.</w:t>
       </w:r>
     </w:p>
     <w:p>
@@ -4199,7 +4786,7 @@
         <w:pStyle w:val="Heading3"/>
       </w:pPr>
       <w:r>
-        <w:t>Externe Quellen fuer den Tiefensprint</w:t>
+        <w:t>Externe Quellen fuer die V1-Fassung</w:t>
       </w:r>
     </w:p>
     <w:p>
@@ -4232,62 +4819,6 @@
       </w:pPr>
       <w:r>
         <w:t>Fachliteratur zu Wirkungslogik, Evaluation, Systemtheorie, Resilienz, Governance, Diffusion, Vertrauen oder Controlling je nach Thema.</w:t>
-      </w:r>
-    </w:p>
-    <w:p>
-      <w:pPr>
-        <w:pStyle w:val="Heading2"/>
-      </w:pPr>
-      <w:r>
-        <w:t>10. Rückfluss in den WÖk-Korpus</w:t>
-      </w:r>
-    </w:p>
-    <w:p>
-      <w:pPr>
-        <w:pStyle w:val="ListBullet"/>
-      </w:pPr>
-      <w:r>
-        <w:t>Glossar/Begriffe: Im Tiefensprint prüfen, welche Begriffe aus Nichtkompensation gegen Greenwashing eigene Glossarseiten oder präzisere Verweise brauchen.</w:t>
-      </w:r>
-    </w:p>
-    <w:p>
-      <w:pPr>
-        <w:pStyle w:val="ListBullet"/>
-      </w:pPr>
-      <w:r>
-        <w:t>Website/Erklärseiten: Prüfen, ob eine kurze öffentliche Erklärseite oder ein Baustein für die Bibliothek fehlt.</w:t>
-      </w:r>
-    </w:p>
-    <w:p>
-      <w:pPr>
-        <w:pStyle w:val="ListBullet"/>
-      </w:pPr>
-      <w:r>
-        <w:t>Journal/Dossiers: Geeignete Praxisfälle aus Website und Journal als Fallpool markieren.</w:t>
-      </w:r>
-    </w:p>
-    <w:p>
-      <w:pPr>
-        <w:pStyle w:val="ListBullet"/>
-      </w:pPr>
-      <w:r>
-        <w:t>Visuals/Charts: Wirkpfad- oder Scorecard-Chart aus vorhandenen Visuals wiederverwenden oder als neues Asset spezifizieren.</w:t>
-      </w:r>
-    </w:p>
-    <w:p>
-      <w:pPr>
-        <w:pStyle w:val="ListBullet"/>
-      </w:pPr>
-      <w:r>
-        <w:t>Methodik/Standards: Datenqualität, Unsicherheit, Nichtkompensation und Reverse Merit Order nur dort einsetzen, wo sie fachlich tragen.</w:t>
-      </w:r>
-    </w:p>
-    <w:p>
-      <w:pPr>
-        <w:pStyle w:val="ListBullet"/>
-      </w:pPr>
-      <w:r>
-        <w:t>Offene Forschungs- oder Quellenfrage: Externe Quellen im Tiefensprint gezielt ergänzen und zitierfähig machen.</w:t>
       </w:r>
     </w:p>
     <w:sectPr>

--- a/docs/studienskripte/word-rohfassungen/woek-g-v35.docx
+++ b/docs/studienskripte/word-rohfassungen/woek-g-v35.docx
@@ -24,12 +24,12 @@
     </w:p>
     <w:p>
       <w:r>
-        <w:t>Quelle: /Users/hagen/Documents/New project/content/studienskripte/woek-g-v35.md</w:t>
-      </w:r>
-    </w:p>
-    <w:p>
-      <w:r>
-        <w:t>Track: Grundstudium Wirkungsökonomie Kurscode: woek-g Vorlesungscode: V35 Modul/Abschnitt: G3.4 Titel: Nichtkompensation gegen Greenwashing Status: Studienskript V1 · fachlich finale Codex-Fassung, Claude-CI/CD-Satzfreigabe offen Quelle: woek-akademie-app/docs/lehrgaenge/woek-g-v35-nichtkompensation-gegen-greenwashing.md Ablage: Markdown-Master in content/studienskripte/woek-g-v35.md, Word-Rohfassung in docs/studienskripte/word-rohfassungen/woek-g-v35.docx Wissensbasis: aktuelles Grundlagenwerk, Website-Korpus inklusive Journal, Akademie-Quelltexte, Glossar, interne Dossiers und externe Fachquellen</w:t>
+        <w:t>Quellenbasis: Die neue Ordnung des Wohlstands, WÖk-Referenz, Glossar, WÖk-Werkzeuge, Journal und zitierte externe Fachquellen.</w:t>
+      </w:r>
+    </w:p>
+    <w:p>
+      <w:r>
+        <w:t>Track: Grundstudium Wirkungsökonomie Kurscode: woek-g Vorlesungscode: V35 Modul/Abschnitt: G3.4 Titel: Nichtkompensation gegen Greenwashing Status: Studienskript V1 · fachlich finale Codex-Fassung, Claude-CI/CD-Satzfreigabe offen Primäre WÖk-Quellen: Die neue Ordnung des Wohlstands (https://wirkungsoekonomie.de/buch.html) · WÖk-Referenz (https://wirkungsoekonomie.de/referenz/) · Glossar der Wirkungsökonomie (https://wirkungsoekonomie.de/glossar.html) · WÖk-Werkzeuge (https://wirkungsoekonomie.de/werkzeuge/) Ausgabe: Markdown-Master, Word-Rohfassung und Akademie-Reader-Spiegel Wissensbasis: aktuelles Grundlagenwerk, öffentliche WÖk-Referenz, Wirkungsfelder, Werkzeuge, Glossar, Bibliothek, Journal und externe Fachquellen</w:t>
       </w:r>
     </w:p>
     <w:p>
@@ -131,12 +131,12 @@
     </w:p>
     <w:p>
       <w:r>
-        <w:t>Track / Kurscode: woek-g Vorlesungscode: V35 Empfohlene Dauer: ~45 Min · Videolänge: ~15 Min Voraussetzung: V34 „Reverse Merit Order" Führende Quellen (Repo): assets/pdf/die-neue-ordnung-des-wohlstands.pdf · source-assets/originals/WOeK_Begriffsleitfaden_fuehrend_v1.0.md · Glossar begriffe/</w:t>
-      </w:r>
-    </w:p>
-    <w:p>
-      <w:r>
-        <w:t>&gt; Erstellt nach _vorlesung-template.md. Quell-Dokument für Claude; keine Folien- oder TTS-Fassung.</w:t>
+        <w:t>Track / Kurscode: woek-g Vorlesungscode: V35 Empfohlene Dauer: ~45 Min · Videolänge: ~15 Min Voraussetzung: V34 „Reverse Merit Order" Führende Quellen: Die neue Ordnung des Wohlstands (https://wirkungsoekonomie.de/buch.html) · WÖk-Referenz (https://wirkungsoekonomie.de/referenz/) · Glossar der Wirkungsökonomie (https://wirkungsoekonomie.de/glossar.html) · WÖk-Werkzeuge (https://wirkungsoekonomie.de/werkzeuge/)</w:t>
+      </w:r>
+    </w:p>
+    <w:p>
+      <w:r>
+        <w:t>&gt; Erstellt nach dem Vorlesungstemplate. Quell-Dokument für Claude; keine Folien- oder TTS-Fassung.</w:t>
       </w:r>
     </w:p>
     <w:p>
@@ -352,7 +352,7 @@
           </w:tcPr>
           <w:p>
             <w:r>
-              <w:t>begriffe/nichtkompensation</w:t>
+              <w:t>Nichtkompensation (https://wirkungsoekonomie.de/begriffe/nichtkompensation/)</w:t>
             </w:r>
           </w:p>
         </w:tc>
@@ -387,7 +387,7 @@
           </w:tcPr>
           <w:p>
             <w:r>
-              <w:t>begriffe/greenwashing</w:t>
+              <w:t>Greenwashing (https://wirkungsoekonomie.de/begriffe/greenwashing/)</w:t>
             </w:r>
           </w:p>
         </w:tc>
@@ -422,7 +422,7 @@
           </w:tcPr>
           <w:p>
             <w:r>
-              <w:t>begriffe/impact-washing</w:t>
+              <w:t>Impact washing (https://wirkungsoekonomie.de/begriffe/impact-washing/)</w:t>
             </w:r>
           </w:p>
         </w:tc>
@@ -457,7 +457,7 @@
           </w:tcPr>
           <w:p>
             <w:r>
-              <w:t>begriffe/reverse-merit-order</w:t>
+              <w:t>Reverse merit order (https://wirkungsoekonomie.de/begriffe/reverse-merit-order/)</w:t>
             </w:r>
           </w:p>
         </w:tc>
@@ -1224,7 +1224,7 @@
         <w:pStyle w:val="ListBullet"/>
       </w:pPr>
       <w:r>
-        <w:t>assets/pdf/die-neue-ordnung-des-wohlstands.pdf – Nichtkompensation, Wirkungsmessung</w:t>
+        <w:t>Die neue Ordnung des Wohlstands (https://wirkungsoekonomie.de/buch.html) – Nichtkompensation, Wirkungsmessung</w:t>
       </w:r>
     </w:p>
     <w:p>
@@ -1232,7 +1232,7 @@
         <w:pStyle w:val="ListBullet"/>
       </w:pPr>
       <w:r>
-        <w:t>source-assets/originals/WOeK_Begriffsleitfaden_fuehrend_v1.0.md</w:t>
+        <w:t>Glossar der Wirkungsökonomie (https://wirkungsoekonomie.de/glossar.html)</w:t>
       </w:r>
     </w:p>
     <w:p>
@@ -1240,7 +1240,7 @@
         <w:pStyle w:val="ListBullet"/>
       </w:pPr>
       <w:r>
-        <w:t>Glossar: begriffe/nichtkompensation, begriffe/greenwashing, begriffe/impact-washing</w:t>
+        <w:t>Glossar: Nichtkompensation (https://wirkungsoekonomie.de/begriffe/nichtkompensation/), Greenwashing (https://wirkungsoekonomie.de/begriffe/greenwashing/), Impact washing (https://wirkungsoekonomie.de/begriffe/impact-washing/)</w:t>
       </w:r>
     </w:p>
     <w:p>
@@ -1659,11 +1659,6 @@
     </w:p>
     <w:p>
       <w:r>
-        <w:t>``chart-spec slug: woek-g-v35-wirkpfad type: wirkpfad reuse_first: true preferred_asset: content/studienskripte/assets/woek-g-v35/woek-g-v35-wirkpfad.svg message: Nichtkompensation gegen Greenwashing wird als Wirkpfad von Auslöser über Mechanismus, Wirkungsempfänger und Zustandsveränderung bis zur Rückkopplung dargestellt. source: WÖk-Grundlagenwerk, Website-Korpus, Akademie-Quelltexte, Glossar ``</w:t>
-      </w:r>
-    </w:p>
-    <w:p>
-      <w:r>
         <w:t>&gt; Bildvorgabe: Wirkpfadgrafik mit sechs Stationen: Auslöser, Mechanismus, Wirkungsempfänger, Zustandsveränderung, Bewertung, Rückkopplung. Bestehende WÖk-Wirkpfad- oder Scorecard-Visuals sollen wiederverwendet werden, bevor ein neues Chart entsteht.</w:t>
       </w:r>
     </w:p>
@@ -1895,7 +1890,7 @@
           </w:tcPr>
           <w:p>
             <w:r>
-              <w:t>begriffe/nichtkompensation</w:t>
+              <w:t>Nichtkompensation (https://wirkungsoekonomie.de/begriffe/nichtkompensation/)</w:t>
             </w:r>
           </w:p>
         </w:tc>
@@ -1930,7 +1925,7 @@
           </w:tcPr>
           <w:p>
             <w:r>
-              <w:t>begriffe/greenwashing</w:t>
+              <w:t>Greenwashing (https://wirkungsoekonomie.de/begriffe/greenwashing/)</w:t>
             </w:r>
           </w:p>
         </w:tc>
@@ -1965,7 +1960,7 @@
           </w:tcPr>
           <w:p>
             <w:r>
-              <w:t>begriffe/impact-washing</w:t>
+              <w:t>Impact washing (https://wirkungsoekonomie.de/begriffe/impact-washing/)</w:t>
             </w:r>
           </w:p>
         </w:tc>
@@ -2000,7 +1995,7 @@
           </w:tcPr>
           <w:p>
             <w:r>
-              <w:t>begriffe/reverse-merit-order</w:t>
+              <w:t>Reverse merit order (https://wirkungsoekonomie.de/begriffe/reverse-merit-order/)</w:t>
             </w:r>
           </w:p>
         </w:tc>
@@ -2453,7 +2448,7 @@
     </w:p>
     <w:p>
       <w:r>
-        <w:t>Interne Quelle: begriffe/nichtkompensationsprinzip/index.html</w:t>
+        <w:t>Öffentliche Quelle: WÖk-Präzisierungsbegriff (https://wirkungsoekonomie.de/begriffe/nichtkompensationsprinzip/)</w:t>
       </w:r>
     </w:p>
     <w:p>
@@ -2651,7 +2646,7 @@
     </w:p>
     <w:p>
       <w:r>
-        <w:t>Interne Quelle: begriffe/greenwashing/index.html</w:t>
+        <w:t>Öffentliche Quelle: WÖk-Präzisierungsbegriff (https://wirkungsoekonomie.de/begriffe/greenwashing/)</w:t>
       </w:r>
     </w:p>
     <w:p>
@@ -2849,7 +2844,7 @@
     </w:p>
     <w:p>
       <w:r>
-        <w:t>Interne Quelle: begriffe/impact-washing/index.html</w:t>
+        <w:t>Öffentliche Quelle: WÖk-Präzisierungsbegriff / Risiko- und Washingbegriff (https://wirkungsoekonomie.de/begriffe/impact-washing/)</w:t>
       </w:r>
     </w:p>
     <w:p>
@@ -3047,7 +3042,7 @@
     </w:p>
     <w:p>
       <w:r>
-        <w:t>Interne Quelle: begriffe/sdg-washing/index.html</w:t>
+        <w:t>Öffentliche Quelle: WÖk-Präzisierungsbegriff / Risiko- und Washingbegriff (https://wirkungsoekonomie.de/begriffe/sdg-washing/)</w:t>
       </w:r>
     </w:p>
     <w:p>
@@ -3245,7 +3240,7 @@
     </w:p>
     <w:p>
       <w:r>
-        <w:t>Interne Quelle: begriffe/wirkungswashing/index.html</w:t>
+        <w:t>Öffentliche Quelle: Glossarverweis (https://wirkungsoekonomie.de/begriffe/wirkungswashing/)</w:t>
       </w:r>
     </w:p>
     <w:p>
@@ -3433,7 +3428,7 @@
     </w:p>
     <w:p>
       <w:r>
-        <w:t>Interne Quelle: begriffe/labelwashing/index.html</w:t>
+        <w:t>Öffentliche Quelle: Glossarverweis (https://wirkungsoekonomie.de/begriffe/labelwashing/)</w:t>
       </w:r>
     </w:p>
     <w:p>
@@ -3621,7 +3616,7 @@
     </w:p>
     <w:p>
       <w:r>
-        <w:t>Interne Quelle: begriffe/purpose-washing/index.html</w:t>
+        <w:t>Öffentliche Quelle: WÖk-Präzisierungsbegriff / Risiko- und Washingbegriff (https://wirkungsoekonomie.de/begriffe/purpose-washing/)</w:t>
       </w:r>
     </w:p>
     <w:p>
@@ -3819,7 +3814,7 @@
     </w:p>
     <w:p>
       <w:r>
-        <w:t>Interne Quelle: begriffe/wirkungswahrheit/index.html</w:t>
+        <w:t>Öffentliche Quelle: WÖk-Prägungsbegriff / Schutzbegriff (https://wirkungsoekonomie.de/begriffe/wirkungswahrheit/)</w:t>
       </w:r>
     </w:p>
     <w:p>
@@ -4020,7 +4015,7 @@
     </w:p>
     <w:p>
       <w:r>
-        <w:t>Interne Quelle: referenz/kapitel-104-wirkungsmessung-manipulation-und-wirkungssimulation/index.html</w:t>
+        <w:t>Öffentliche Quelle: Kapitel 104 - Wirkungsmessung, Manipulation und Wirkungssimulation (https://wirkungsoekonomie.de/referenz/kapitel-104-wirkungsmessung-manipulation-und-wirkungssimulation/)</w:t>
       </w:r>
     </w:p>
     <w:p>
@@ -4230,7 +4225,7 @@
     </w:p>
     <w:p>
       <w:r>
-        <w:t>Interne Quelle: referenz/kapitel-105-freiheit-markt-und-der-vorwurf-der-planwirtschaft/index.html</w:t>
+        <w:t>Öffentliche Quelle: Kapitel 105 - Freiheit, Markt und der Vorwurf der Planwirtschaft (https://wirkungsoekonomie.de/referenz/kapitel-105-freiheit-markt-und-der-vorwurf-der-planwirtschaft/)</w:t>
       </w:r>
     </w:p>
     <w:p>
@@ -4437,7 +4432,7 @@
     </w:p>
     <w:p>
       <w:r>
-        <w:t>Interne Quelle: dokumente/von-der-wissensgesellschaft-zur-wirkungsgesellschaft/index.html</w:t>
+        <w:t>Öffentliche Quelle: Von der wissensgesellschaft zur wirkungsgesellschaft (https://wirkungsoekonomie.de/dokumente/von-der-wissensgesellschaft-zur-wirkungsgesellschaft/)</w:t>
       </w:r>
     </w:p>
     <w:p>
@@ -4685,7 +4680,7 @@
     </w:p>
     <w:p>
       <w:r>
-        <w:t>Diese Vorlesung ist prüfungsrelevant, aber die eigentliche Antwortlogik gehört nicht in das öffentliche Studienskript. Zertifikatsfragen, CorrectAnswer, Scoring-Regeln und Fallrubrics werden separat in der geschützten App-Lane unter woek-akademie-app/content/pruefungen/ gepflegt.</w:t>
+        <w:t>Diese Vorlesung ist prüfungsrelevant, aber die eigentliche Antwortlogik gehört nicht in das öffentliche Studienskript. Zertifikatsfragen, CorrectAnswer, Scoring-Regeln und Fallrubrics werden separat in einem geschützten, nicht öffentlichen Prüfungsbereich der Akademie-App gepflegt.</w:t>
       </w:r>
     </w:p>
     <w:p>
@@ -4738,7 +4733,7 @@
         <w:pStyle w:val="Heading3"/>
       </w:pPr>
       <w:r>
-        <w:t>Interne Quellen</w:t>
+        <w:t>WÖk-Quellen</w:t>
       </w:r>
     </w:p>
     <w:p>
@@ -4746,7 +4741,7 @@
         <w:pStyle w:val="ListBullet"/>
       </w:pPr>
       <w:r>
-        <w:t>woek-akademie-app/docs/lehrgaenge/woek-g-v35-nichtkompensation-gegen-greenwashing.md — unmittelbarer Akademie-Quelltext dieser V1-Fassung.</w:t>
+        <w:t>Die neue Ordnung des Wohlstands (https://wirkungsoekonomie.de/buch.html) — aktuelles Grundlagenwerk der Wirkungsökonomie.</w:t>
       </w:r>
     </w:p>
     <w:p>
@@ -4754,7 +4749,7 @@
         <w:pStyle w:val="ListBullet"/>
       </w:pPr>
       <w:r>
-        <w:t>assets/pdf/die-neue-ordnung-des-wohlstands.pdf und buch.html — aktuelles Grundlagenwerk.</w:t>
+        <w:t>WÖk-Referenz (https://wirkungsoekonomie.de/referenz/) — öffentliche Kapitel- und Volltextreferenz.</w:t>
       </w:r>
     </w:p>
     <w:p>
@@ -4762,7 +4757,7 @@
         <w:pStyle w:val="ListBullet"/>
       </w:pPr>
       <w:r>
-        <w:t>Website-Korpus: Referenz, Wirkungsfelder, Werkzeuge, Glossar, Bibliothek und Journal.</w:t>
+        <w:t>Glossar der Wirkungsökonomie (https://wirkungsoekonomie.de/glossar.html) — öffentliche Begriffsdefinitionen und Abgrenzungen.</w:t>
       </w:r>
     </w:p>
     <w:p>
@@ -4770,7 +4765,7 @@
         <w:pStyle w:val="ListBullet"/>
       </w:pPr>
       <w:r>
-        <w:t>docs/CODEX-HANDOFF-studienskripte.md — Produktionsstandard.</w:t>
+        <w:t>WÖk-Werkzeuge (https://wirkungsoekonomie.de/werkzeuge/) — öffentliche Methoden-, Scorecard- und Controlling-Werkzeuge.</w:t>
       </w:r>
     </w:p>
     <w:p>
@@ -4778,7 +4773,7 @@
         <w:pStyle w:val="ListBullet"/>
       </w:pPr>
       <w:r>
-        <w:t>docs/CODEX-HANDOFF-pruefungen.md — geschützte Prüfungs- und Antwortlogik.</w:t>
+        <w:t>WÖk-Journal (https://wirkungsoekonomie.de/blog.html) — Dossiers und Fallanalysen.</w:t>
       </w:r>
     </w:p>
     <w:p>
@@ -4794,7 +4789,7 @@
         <w:pStyle w:val="ListBullet"/>
       </w:pPr>
       <w:r>
-        <w:t>United Nations (2015): Transforming our world: the 2030 Agenda for Sustainable Development.</w:t>
+        <w:t>United Nations (2015): Transforming our world: the 2030 Agenda for Sustainable Development (https://sdgs.un.org/2030agenda).</w:t>
       </w:r>
     </w:p>
     <w:p>
@@ -4802,7 +4797,7 @@
         <w:pStyle w:val="ListBullet"/>
       </w:pPr>
       <w:r>
-        <w:t>European Commission: CSRD, ESRS, EU Taxonomy und Digital Product Passport, soweit fuer das Thema einschlägig.</w:t>
+        <w:t>European Commission: Corporate sustainability reporting (https://finance.ec.europa.eu/financial-markets/company-reporting-and-auditing/company-reporting/corporate-sustainability-reporting_en), EU taxonomy for sustainable activities (https://finance.ec.europa.eu/sustainable-finance/tools-and-standards/eu-taxonomy-sustainable-activities_en) und Digital Product Passport (https://single-market-economy.ec.europa.eu/news/commission-launches-consultation-digital-product-passport-2025-04-09_en), soweit fuer das Thema einschlaegig.</w:t>
       </w:r>
     </w:p>
     <w:p>
@@ -4810,7 +4805,15 @@
         <w:pStyle w:val="ListBullet"/>
       </w:pPr>
       <w:r>
-        <w:t>GRI Standards, soweit fuer Berichts- und Indikatorenfragen einschlägig.</w:t>
+        <w:t>EFRAG: Sustainability reporting und ESRS (https://www.efrag.org/en/sustainability-reporting), soweit fuer das Thema einschlaegig.</w:t>
+      </w:r>
+    </w:p>
+    <w:p>
+      <w:pPr>
+        <w:pStyle w:val="ListBullet"/>
+      </w:pPr>
+      <w:r>
+        <w:t>Global Reporting Initiative: GRI Standards (https://www.globalreporting.org/standards/), soweit fuer Berichts- und Indikatorenfragen einschlaegig.</w:t>
       </w:r>
     </w:p>
     <w:p>

--- a/docs/studienskripte/word-rohfassungen/woek-g-v35.docx
+++ b/docs/studienskripte/word-rohfassungen/woek-g-v35.docx
@@ -622,593 +622,6 @@
     <w:p>
       <w:r>
         <w:t>CO2-Kompensation bei Flugreisen. Eine Aufforstung kann positive Wirkung haben. Sie macht aber die Emissionen des Fluges nicht ungeschehen. WÖk-konform wäre: Emissionen reduzieren, unvermeidbare Restwirkung transparent markieren, Zusatzwirkung nicht als Löschung verkaufen.</w:t>
-      </w:r>
-    </w:p>
-    <w:p>
-      <w:pPr>
-        <w:pStyle w:val="Heading2"/>
-      </w:pPr>
-      <w:r>
-        <w:t>V1-Finalisierung: Vertiefung, Anwendung und Evidenz</w:t>
-      </w:r>
-    </w:p>
-    <w:p>
-      <w:r>
-        <w:t>Dieses Studienskript ist die fachlich finale Codex-V1-Fassung fuer den Akademie-Reader und die oeffentliche Bibliothek. Claude uebernimmt danach Satz, CI/CD, PDF/Reader-Freigabe und die abschliessende Lektoratsabnahme.</w:t>
-      </w:r>
-    </w:p>
-    <w:p>
-      <w:pPr>
-        <w:pStyle w:val="Heading3"/>
-      </w:pPr>
-      <w:r>
-        <w:t>Finaler Leseauftrag</w:t>
-      </w:r>
-    </w:p>
-    <w:p>
-      <w:r>
-        <w:t>Dieses Skript zu V35 Nichtkompensation gegen Greenwashing ist als Langformtext angelegt: Es soll nicht nur die Vorlesung begleiten, sondern als eigenstaendiges Studienmaterial funktionieren. Wer es liest, soll den fachlichen Kern, die WÖk-Terminologie, die Quellenlogik, die Tabellen, die Modellformeln, die Fallfenster und die oeffentlichen Verstaendnisfragen zusammenfuehren koennen. Die geschuetzte Pruefungslogik bleibt davon getrennt in der Akademie-App.</w:t>
-      </w:r>
-    </w:p>
-    <w:p>
-      <w:pPr>
-        <w:pStyle w:val="Heading3"/>
-      </w:pPr>
-      <w:r>
-        <w:t>Abschlussmatrix fuer die Anwendung</w:t>
-      </w:r>
-    </w:p>
-    <w:tbl>
-      <w:tblPr>
-        <w:tblStyle w:val="TableGrid"/>
-        <w:tblW w:type="auto" w:w="0"/>
-        <w:jc w:val="left"/>
-        <w:tblLook w:firstColumn="1" w:firstRow="1" w:lastColumn="0" w:lastRow="0" w:noHBand="0" w:noVBand="1" w:val="04A0"/>
-      </w:tblPr>
-      <w:tblGrid>
-        <w:gridCol w:w="3120"/>
-        <w:gridCol w:w="3120"/>
-        <w:gridCol w:w="3120"/>
-      </w:tblGrid>
-      <w:tr>
-        <w:tc>
-          <w:tcPr>
-            <w:tcW w:type="dxa" w:w="3120"/>
-            <w:vAlign w:val="center"/>
-          </w:tcPr>
-          <w:p>
-            <w:r>
-              <w:rPr>
-                <w:b/>
-              </w:rPr>
-              <w:t>Ebene</w:t>
-            </w:r>
-          </w:p>
-        </w:tc>
-        <w:tc>
-          <w:tcPr>
-            <w:tcW w:type="dxa" w:w="3120"/>
-            <w:vAlign w:val="center"/>
-          </w:tcPr>
-          <w:p>
-            <w:r>
-              <w:rPr>
-                <w:b/>
-              </w:rPr>
-              <w:t>Anwendung in V35</w:t>
-            </w:r>
-          </w:p>
-        </w:tc>
-        <w:tc>
-          <w:tcPr>
-            <w:tcW w:type="dxa" w:w="3120"/>
-            <w:vAlign w:val="center"/>
-          </w:tcPr>
-          <w:p>
-            <w:r>
-              <w:rPr>
-                <w:b/>
-              </w:rPr>
-              <w:t>Qualitaetsgrenze</w:t>
-            </w:r>
-          </w:p>
-        </w:tc>
-      </w:tr>
-      <w:tr>
-        <w:tc>
-          <w:tcPr>
-            <w:tcW w:type="dxa" w:w="3120"/>
-            <w:vAlign w:val="center"/>
-          </w:tcPr>
-          <w:p>
-            <w:r>
-              <w:t>Begriff</w:t>
-            </w:r>
-          </w:p>
-        </w:tc>
-        <w:tc>
-          <w:tcPr>
-            <w:tcW w:type="dxa" w:w="3120"/>
-            <w:vAlign w:val="center"/>
-          </w:tcPr>
-          <w:p>
-            <w:r>
-              <w:t>Wirkung, Wirkungspotenzial und Wirkungsrisiko werden im Kontext der Vorlesung getrennt.</w:t>
-            </w:r>
-          </w:p>
-        </w:tc>
-        <w:tc>
-          <w:tcPr>
-            <w:tcW w:type="dxa" w:w="3120"/>
-            <w:vAlign w:val="center"/>
-          </w:tcPr>
-          <w:p>
-            <w:r>
-              <w:t>keine Absicht als Wirkung ausgeben</w:t>
-            </w:r>
-          </w:p>
-        </w:tc>
-      </w:tr>
-      <w:tr>
-        <w:tc>
-          <w:tcPr>
-            <w:tcW w:type="dxa" w:w="3120"/>
-            <w:vAlign w:val="center"/>
-          </w:tcPr>
-          <w:p>
-            <w:r>
-              <w:t>Wirkpfad</w:t>
-            </w:r>
-          </w:p>
-        </w:tc>
-        <w:tc>
-          <w:tcPr>
-            <w:tcW w:type="dxa" w:w="3120"/>
-            <w:vAlign w:val="center"/>
-          </w:tcPr>
-          <w:p>
-            <w:r>
-              <w:t>Ausloeser, Mechanismus, Wirkungsempfaenger, Zustand und Rueckkopplung werden sichtbar.</w:t>
-            </w:r>
-          </w:p>
-        </w:tc>
-        <w:tc>
-          <w:tcPr>
-            <w:tcW w:type="dxa" w:w="3120"/>
-            <w:vAlign w:val="center"/>
-          </w:tcPr>
-          <w:p>
-            <w:r>
-              <w:t>keine lineare Erfolgsgeschichte erfinden</w:t>
-            </w:r>
-          </w:p>
-        </w:tc>
-      </w:tr>
-      <w:tr>
-        <w:tc>
-          <w:tcPr>
-            <w:tcW w:type="dxa" w:w="3120"/>
-            <w:vAlign w:val="center"/>
-          </w:tcPr>
-          <w:p>
-            <w:r>
-              <w:t>Daten</w:t>
-            </w:r>
-          </w:p>
-        </w:tc>
-        <w:tc>
-          <w:tcPr>
-            <w:tcW w:type="dxa" w:w="3120"/>
-            <w:vAlign w:val="center"/>
-          </w:tcPr>
-          <w:p>
-            <w:r>
-              <w:t>Quellen, Datenqualitaet, Unsicherheit und Aktualitaet werden benannt.</w:t>
-            </w:r>
-          </w:p>
-        </w:tc>
-        <w:tc>
-          <w:tcPr>
-            <w:tcW w:type="dxa" w:w="3120"/>
-            <w:vAlign w:val="center"/>
-          </w:tcPr>
-          <w:p>
-            <w:r>
-              <w:t>keine Scheingenauigkeit erzeugen</w:t>
-            </w:r>
-          </w:p>
-        </w:tc>
-      </w:tr>
-      <w:tr>
-        <w:tc>
-          <w:tcPr>
-            <w:tcW w:type="dxa" w:w="3120"/>
-            <w:vAlign w:val="center"/>
-          </w:tcPr>
-          <w:p>
-            <w:r>
-              <w:t>Bewertung</w:t>
-            </w:r>
-          </w:p>
-        </w:tc>
-        <w:tc>
-          <w:tcPr>
-            <w:tcW w:type="dxa" w:w="3120"/>
-            <w:vAlign w:val="center"/>
-          </w:tcPr>
-          <w:p>
-            <w:r>
-              <w:t>SDGs, Agenda 2030, SDG+ und WÖk-Schutzlinien bilden den Referenzrahmen.</w:t>
-            </w:r>
-          </w:p>
-        </w:tc>
-        <w:tc>
-          <w:tcPr>
-            <w:tcW w:type="dxa" w:w="3120"/>
-            <w:vAlign w:val="center"/>
-          </w:tcPr>
-          <w:p>
-            <w:r>
-              <w:t>keine Durchschnittslogik gegen rote Linien</w:t>
-            </w:r>
-          </w:p>
-        </w:tc>
-      </w:tr>
-      <w:tr>
-        <w:tc>
-          <w:tcPr>
-            <w:tcW w:type="dxa" w:w="3120"/>
-            <w:vAlign w:val="center"/>
-          </w:tcPr>
-          <w:p>
-            <w:r>
-              <w:t>Steuerung</w:t>
-            </w:r>
-          </w:p>
-        </w:tc>
-        <w:tc>
-          <w:tcPr>
-            <w:tcW w:type="dxa" w:w="3120"/>
-            <w:vAlign w:val="center"/>
-          </w:tcPr>
-          <w:p>
-            <w:r>
-              <w:t>Die Bewertung fuehrt zu Entscheidung, Budget, Prozess, Kommunikation oder Korrektur.</w:t>
-            </w:r>
-          </w:p>
-        </w:tc>
-        <w:tc>
-          <w:tcPr>
-            <w:tcW w:type="dxa" w:w="3120"/>
-            <w:vAlign w:val="center"/>
-          </w:tcPr>
-          <w:p>
-            <w:r>
-              <w:t>kein Reporting ohne Rueckkopplung</w:t>
-            </w:r>
-          </w:p>
-        </w:tc>
-      </w:tr>
-    </w:tbl>
-    <w:p/>
-    <w:p>
-      <w:pPr>
-        <w:pStyle w:val="Heading3"/>
-      </w:pPr>
-      <w:r>
-        <w:t>Vertiefungsrunde 1: Lesen, pruefen, rueckkoppeln</w:t>
-      </w:r>
-    </w:p>
-    <w:p>
-      <w:r>
-        <w:t>Die folgende Runde verdichtet V35 nicht durch neue Schlagworte, sondern durch wiederholte Anwendung auf unterschiedliche Entscheidungsebenen. Das ist bewusst so angelegt: Wirkungskompetenz entsteht, wenn dieselbe begriffliche Strenge in Produkt, Organisation, Markt, Staat, Kommunikation und Datenraum wiedererkannt wird.</w:t>
-      </w:r>
-    </w:p>
-    <w:p>
-      <w:r>
-        <w:t>Begriffliche Schaerfung. Fuer Nichtkompensation gegen Greenwashing bedeutet praezise Sprache die erste Sicherung gegen Impact-Washing ist, dass die Analyse nicht bei einer Aktivitaet, einem guten Willen oder einer Kennzahl stehen bleiben darf. Die wirkungsoekonomische Frage lautet immer: Welcher Zustand veraendert sich, bei wem, durch welchen Wirkpfad, in welchem Zeitraum und mit welcher Rueckkopplung? Gerade in Grundstudium Wirkungsökonomie ist diese Unterscheidung entscheidend, weil Lernende spaeter nicht nur Begriffe wiedergeben, sondern Entscheidungssituationen pruefen muessen. Der haeufige Fehler besteht darin, Wirkung, Output, Reichweite und Potenzial in einem Satz zu vermischen. Die saubere V1-Lesart trennt deshalb Beschreibung, Kausalannahme, Bewertung und Steuerungsfolge. In der Praxis sollte jede Wirkungsaussage als kurze Viererprobe formuliert werden: Zustand, Betroffene, Quelle, offene Unsicherheit. So wird aus dem Thema kein isoliertes Kapitel, sondern ein pruefbarer Baustein der WÖk-Architektur.</w:t>
-      </w:r>
-    </w:p>
-    <w:p>
-      <w:r>
-        <w:t>Wirkpfad-Logik. Fuer Nichtkompensation gegen Greenwashing bedeutet ein Thema erst dann steuerbar wird, wenn der Mechanismus zwischen Ausloeser und Zustandsveraenderung beschrieben ist, dass die Analyse nicht bei einer Aktivitaet, einem guten Willen oder einer Kennzahl stehen bleiben darf. Die wirkungsoekonomische Frage lautet immer: Welcher Zustand veraendert sich, bei wem, durch welchen Wirkpfad, in welchem Zeitraum und mit welcher Rueckkopplung? Gerade in Grundstudium Wirkungsökonomie ist diese Unterscheidung entscheidend, weil Lernende spaeter nicht nur Begriffe wiedergeben, sondern Entscheidungssituationen pruefen muessen. Der haeufige Fehler besteht darin, nur die Massnahme selbst zu bewerten und die indirekten Empfaenger auszublenden. Die saubere V1-Lesart trennt deshalb Beschreibung, Kausalannahme, Bewertung und Steuerungsfolge. Eine gute Fallanalyse zeichnet mindestens einen direkten und einen indirekten Wirkpfad nach. So wird aus dem Thema kein isoliertes Kapitel, sondern ein pruefbarer Baustein der WÖk-Architektur.</w:t>
-      </w:r>
-    </w:p>
-    <w:p>
-      <w:r>
-        <w:t>Daten- und Quellenklarheit. Fuer Nichtkompensation gegen Greenwashing bedeutet jede Bewertung nur so belastbar ist wie Datenlage, Quellenstatus und Aktualitaet, dass die Analyse nicht bei einer Aktivitaet, einem guten Willen oder einer Kennzahl stehen bleiben darf. Die wirkungsoekonomische Frage lautet immer: Welcher Zustand veraendert sich, bei wem, durch welchen Wirkpfad, in welchem Zeitraum und mit welcher Rueckkopplung? Gerade in Grundstudium Wirkungsökonomie ist diese Unterscheidung entscheidend, weil Lernende spaeter nicht nur Begriffe wiedergeben, sondern Entscheidungssituationen pruefen muessen. Der haeufige Fehler besteht darin, eine Zahl ohne Einheit, Systemgrenze, Zeitraum oder Erhebungslogik als Beweis zu nutzen. Die saubere V1-Lesart trennt deshalb Beschreibung, Kausalannahme, Bewertung und Steuerungsfolge. Die Lernenden sollen Daten nicht dekorativ zitieren, sondern ihre Aussagekraft, Luecken und Grenzen offenlegen. So wird aus dem Thema kein isoliertes Kapitel, sondern ein pruefbarer Baustein der WÖk-Architektur.</w:t>
-      </w:r>
-    </w:p>
-    <w:p>
-      <w:r>
-        <w:t>Fallfenster zur Anwendung. Ein Controlling-Team moechte einen Score bilden. Das Skript verlangt, dass Datenqualitaet, Systemgrenzen, Gewichtung, Unsicherheit und Nichtkompensation sichtbar bleiben. Ein Score darf die Diskussion nicht beenden, sondern muss bessere Fragen, Priorisierung und Rueckkopplung ermoeglichen. Bezogen auf Nichtkompensation gegen Greenwashing heisst das: Die Analyse muss das konkrete Thema ernst nehmen und zugleich den allgemeinen WÖk-Massstab halten. Es geht nicht darum, die Welt in gute und schlechte Akteure einzuteilen. Es geht darum, Wirkpfade, Wirkungsempfaenger, Datenqualitaet, Risiken und Rueckkopplung so zu beschreiben, dass bessere Entscheidungen moeglich werden.</w:t>
-      </w:r>
-    </w:p>
-    <w:p>
-      <w:r>
-        <w:t>Ambivalenz. Fuer Nichtkompensation gegen Greenwashing bedeutet positive und negative Zustandsveraenderungen gleichzeitig auftreten koennen, dass die Analyse nicht bei einer Aktivitaet, einem guten Willen oder einer Kennzahl stehen bleiben darf. Die wirkungsoekonomische Frage lautet immer: Welcher Zustand veraendert sich, bei wem, durch welchen Wirkpfad, in welchem Zeitraum und mit welcher Rueckkopplung? Gerade in Grundstudium Wirkungsökonomie ist diese Unterscheidung entscheidend, weil Lernende spaeter nicht nur Begriffe wiedergeben, sondern Entscheidungssituationen pruefen muessen. Der haeufige Fehler besteht darin, ambivalente Befunde rhetorisch zu glaetten, damit eine eindeutige Botschaft entsteht. Die saubere V1-Lesart trennt deshalb Beschreibung, Kausalannahme, Bewertung und Steuerungsfolge. Ein gutes Skript fuehrt deshalb Profile, Zielkonflikte und offene Punkte nebeneinander. So wird aus dem Thema kein isoliertes Kapitel, sondern ein pruefbarer Baustein der WÖk-Architektur.</w:t>
-      </w:r>
-    </w:p>
-    <w:p>
-      <w:r>
-        <w:t>Nichtkompensation. Fuer Nichtkompensation gegen Greenwashing bedeutet schwere zentrale Schaeden nicht durch beliebige positive Einzelwerte neutralisiert werden duerfen, dass die Analyse nicht bei einer Aktivitaet, einem guten Willen oder einer Kennzahl stehen bleiben darf. Die wirkungsoekonomische Frage lautet immer: Welcher Zustand veraendert sich, bei wem, durch welchen Wirkpfad, in welchem Zeitraum und mit welcher Rueckkopplung? Gerade in Grundstudium Wirkungsökonomie ist diese Unterscheidung entscheidend, weil Lernende spaeter nicht nur Begriffe wiedergeben, sondern Entscheidungssituationen pruefen muessen. Der haeufige Fehler besteht darin, eine arithmetische Durchschnittslogik als moralische Entlastung zu verwenden. Die saubere V1-Lesart trennt deshalb Beschreibung, Kausalannahme, Bewertung und Steuerungsfolge. Reverse Merit Order und rote Linien sind Schutzregeln gegen Schoenrechnung. So wird aus dem Thema kein isoliertes Kapitel, sondern ein pruefbarer Baustein der WÖk-Architektur.</w:t>
-      </w:r>
-    </w:p>
-    <w:p>
-      <w:r>
-        <w:t>Pruefungsnahe Transferfrage. Formuliere zu V35 eine Wirkungsaussage in drei Saetzen: Erstens den beobachteten oder plausiblen Zustand, zweitens die Daten- oder Quellenlage, drittens die offene Unsicherheit samt Rueckkopplung. Die Antwort muss ohne moralische Personenbewertung auskommen und darf Reichweite nicht mit Wirkung verwechseln.</w:t>
-      </w:r>
-    </w:p>
-    <w:p>
-      <w:r>
-        <w:t>Rueckkopplung. Fuer Nichtkompensation gegen Greenwashing bedeutet Wirkungswissen erst dann wertvoll wird, wenn es Entscheidungen veraendert, dass die Analyse nicht bei einer Aktivitaet, einem guten Willen oder einer Kennzahl stehen bleiben darf. Die wirkungsoekonomische Frage lautet immer: Welcher Zustand veraendert sich, bei wem, durch welchen Wirkpfad, in welchem Zeitraum und mit welcher Rueckkopplung? Gerade in Grundstudium Wirkungsökonomie ist diese Unterscheidung entscheidend, weil Lernende spaeter nicht nur Begriffe wiedergeben, sondern Entscheidungssituationen pruefen muessen. Der haeufige Fehler besteht darin, einen Bericht als Endpunkt zu betrachten. Die saubere V1-Lesart trennt deshalb Beschreibung, Kausalannahme, Bewertung und Steuerungsfolge. Jeder Analyseblock sollte fragen, welche Routine, welcher Prozess oder welche Ressource nach der Bewertung angepasst wird. So wird aus dem Thema kein isoliertes Kapitel, sondern ein pruefbarer Baustein der WÖk-Architektur.</w:t>
-      </w:r>
-    </w:p>
-    <w:p>
-      <w:r>
-        <w:t>Fallfenster zur Anwendung. Ein Kommunikationsbericht nennt viele Aktivitaeten, Reichweiten und Rueckmeldungen. Die V1-Pruefung fragt, ob daraus eine belastbare Wirkungsaussage folgt. Wenn nur Kontakte, Klicks oder Zustimmung vorliegen, bleibt die Aussage im Bereich Wirkungspotenzial oder Resonanz, nicht im Bereich nachgewiesener Wirkung. Bezogen auf Nichtkompensation gegen Greenwashing heisst das: Die Analyse muss das konkrete Thema ernst nehmen und zugleich den allgemeinen WÖk-Massstab halten. Es geht nicht darum, die Welt in gute und schlechte Akteure einzuteilen. Es geht darum, Wirkpfade, Wirkungsempfaenger, Datenqualitaet, Risiken und Rueckkopplung so zu beschreiben, dass bessere Entscheidungen moeglich werden.</w:t>
-      </w:r>
-    </w:p>
-    <w:p>
-      <w:r>
-        <w:t>Governance. Fuer Nichtkompensation gegen Greenwashing bedeutet Wirkungsbewertung Verfahren, Rechte, Transparenz und Korrektur braucht, dass die Analyse nicht bei einer Aktivitaet, einem guten Willen oder einer Kennzahl stehen bleiben darf. Die wirkungsoekonomische Frage lautet immer: Welcher Zustand veraendert sich, bei wem, durch welchen Wirkpfad, in welchem Zeitraum und mit welcher Rueckkopplung? Gerade in Grundstudium Wirkungsökonomie ist diese Unterscheidung entscheidend, weil Lernende spaeter nicht nur Begriffe wiedergeben, sondern Entscheidungssituationen pruefen muessen. Der haeufige Fehler besteht darin, Bewertung als technokratische Top-down-Setzung zu verstehen. Die saubere V1-Lesart trennt deshalb Beschreibung, Kausalannahme, Bewertung und Steuerungsfolge. Betroffene, Datenhalter, Entscheider und Kontrollinstanzen muessen unterscheidbare Rollen behalten. So wird aus dem Thema kein isoliertes Kapitel, sondern ein pruefbarer Baustein der WÖk-Architektur.</w:t>
-      </w:r>
-    </w:p>
-    <w:p>
-      <w:r>
-        <w:t>Didaktische Pruefbarkeit. Fuer Nichtkompensation gegen Greenwashing bedeutet das Thema in der Akademie nicht nur erklaert, sondern in Falllogik ueberfuehrt werden muss, dass die Analyse nicht bei einer Aktivitaet, einem guten Willen oder einer Kennzahl stehen bleiben darf. Die wirkungsoekonomische Frage lautet immer: Welcher Zustand veraendert sich, bei wem, durch welchen Wirkpfad, in welchem Zeitraum und mit welcher Rueckkopplung? Gerade in Grundstudium Wirkungsökonomie ist diese Unterscheidung entscheidend, weil Lernende spaeter nicht nur Begriffe wiedergeben, sondern Entscheidungssituationen pruefen muessen. Der haeufige Fehler besteht darin, reines Auswendiglernen als Kompetenznachweis zu behandeln. Die saubere V1-Lesart trennt deshalb Beschreibung, Kausalannahme, Bewertung und Steuerungsfolge. Pruefungsfragen sollen Begriffe, Anwendung und rote Linien verbinden. So wird aus dem Thema kein isoliertes Kapitel, sondern ein pruefbarer Baustein der WÖk-Architektur.</w:t>
-      </w:r>
-    </w:p>
-    <w:p>
-      <w:r>
-        <w:t>Transfer in Organisationen. Fuer Nichtkompensation gegen Greenwashing bedeutet WÖk-Begriffe im Alltag nur tragen, wenn sie in Routinen uebersetzt werden, dass die Analyse nicht bei einer Aktivitaet, einem guten Willen oder einer Kennzahl stehen bleiben darf. Die wirkungsoekonomische Frage lautet immer: Welcher Zustand veraendert sich, bei wem, durch welchen Wirkpfad, in welchem Zeitraum und mit welcher Rueckkopplung? Gerade in Grundstudium Wirkungsökonomie ist diese Unterscheidung entscheidend, weil Lernende spaeter nicht nur Begriffe wiedergeben, sondern Entscheidungssituationen pruefen muessen. Der haeufige Fehler besteht darin, die Verantwortung an eine Nachhaltigkeitsabteilung auszulagern. Die saubere V1-Lesart trennt deshalb Beschreibung, Kausalannahme, Bewertung und Steuerungsfolge. Strategie, Einkauf, Kommunikation, Controlling und Fuehrung muessen denselben Wirkungsbegriff verwenden. So wird aus dem Thema kein isoliertes Kapitel, sondern ein pruefbarer Baustein der WÖk-Architektur.</w:t>
-      </w:r>
-    </w:p>
-    <w:p>
-      <w:r>
-        <w:t>Fallfenster zur Anwendung. Eine Organisation plant eine Massnahme und formuliert dazu eine positive Absicht. In der WÖk reicht das nicht. Fuer diese Vorlesung muss sichtbar werden, welche Zustandsveraenderung erwartet wird, welche Empfaenger direkt oder indirekt betroffen sind, welche Nebenwirkungen entstehen koennen und welche Entscheidung spaeter korrigiert wird. Bezogen auf Nichtkompensation gegen Greenwashing heisst das: Die Analyse muss das konkrete Thema ernst nehmen und zugleich den allgemeinen WÖk-Massstab halten. Es geht nicht darum, die Welt in gute und schlechte Akteure einzuteilen. Es geht darum, Wirkpfade, Wirkungsempfaenger, Datenqualitaet, Risiken und Rueckkopplung so zu beschreiben, dass bessere Entscheidungen moeglich werden.</w:t>
-      </w:r>
-    </w:p>
-    <w:p>
-      <w:r>
-        <w:t>Rueckfluss in den Korpus. Fuer Nichtkompensation gegen Greenwashing bedeutet jedes Studienskript den Gesamtbestand schaerfen kann, dass die Analyse nicht bei einer Aktivitaet, einem guten Willen oder einer Kennzahl stehen bleiben darf. Die wirkungsoekonomische Frage lautet immer: Welcher Zustand veraendert sich, bei wem, durch welchen Wirkpfad, in welchem Zeitraum und mit welcher Rueckkopplung? Gerade in Grundstudium Wirkungsökonomie ist diese Unterscheidung entscheidend, weil Lernende spaeter nicht nur Begriffe wiedergeben, sondern Entscheidungssituationen pruefen muessen. Der haeufige Fehler besteht darin, neue Einsichten nur lokal im Skript zu belassen. Die saubere V1-Lesart trennt deshalb Beschreibung, Kausalannahme, Bewertung und Steuerungsfolge. Glossar, Website, Journal, Dossiers und Visuals sollen aus der Skriptarbeit lernen. So wird aus dem Thema kein isoliertes Kapitel, sondern ein pruefbarer Baustein der WÖk-Architektur.</w:t>
-      </w:r>
-    </w:p>
-    <w:p>
-      <w:r>
-        <w:t>Pruefungsnahe Transferfrage. Formuliere zu V35 eine Wirkungsaussage in drei Saetzen: Erstens den beobachteten oder plausiblen Zustand, zweitens die Daten- oder Quellenlage, drittens die offene Unsicherheit samt Rueckkopplung. Die Antwort muss ohne moralische Personenbewertung auskommen und darf Reichweite nicht mit Wirkung verwechseln.</w:t>
-      </w:r>
-    </w:p>
-    <w:p>
-      <w:pPr>
-        <w:pStyle w:val="Heading3"/>
-      </w:pPr>
-      <w:r>
-        <w:t>Vertiefungsrunde 2: Lesen, pruefen, rueckkoppeln</w:t>
-      </w:r>
-    </w:p>
-    <w:p>
-      <w:r>
-        <w:t>Die folgende Runde verdichtet V35 nicht durch neue Schlagworte, sondern durch wiederholte Anwendung auf unterschiedliche Entscheidungsebenen. Das ist bewusst so angelegt: Wirkungskompetenz entsteht, wenn dieselbe begriffliche Strenge in Produkt, Organisation, Markt, Staat, Kommunikation und Datenraum wiedererkannt wird.</w:t>
-      </w:r>
-    </w:p>
-    <w:p>
-      <w:r>
-        <w:t>Begriffliche Schaerfung. Fuer Nichtkompensation gegen Greenwashing bedeutet praezise Sprache die erste Sicherung gegen Impact-Washing ist, dass die Analyse nicht bei einer Aktivitaet, einem guten Willen oder einer Kennzahl stehen bleiben darf. Die wirkungsoekonomische Frage lautet immer: Welcher Zustand veraendert sich, bei wem, durch welchen Wirkpfad, in welchem Zeitraum und mit welcher Rueckkopplung? Gerade in Grundstudium Wirkungsökonomie ist diese Unterscheidung entscheidend, weil Lernende spaeter nicht nur Begriffe wiedergeben, sondern Entscheidungssituationen pruefen muessen. Der haeufige Fehler besteht darin, Wirkung, Output, Reichweite und Potenzial in einem Satz zu vermischen. Die saubere V1-Lesart trennt deshalb Beschreibung, Kausalannahme, Bewertung und Steuerungsfolge. In der Praxis sollte jede Wirkungsaussage als kurze Viererprobe formuliert werden: Zustand, Betroffene, Quelle, offene Unsicherheit. So wird aus dem Thema kein isoliertes Kapitel, sondern ein pruefbarer Baustein der WÖk-Architektur.</w:t>
-      </w:r>
-    </w:p>
-    <w:p>
-      <w:r>
-        <w:t>Wirkpfad-Logik. Fuer Nichtkompensation gegen Greenwashing bedeutet ein Thema erst dann steuerbar wird, wenn der Mechanismus zwischen Ausloeser und Zustandsveraenderung beschrieben ist, dass die Analyse nicht bei einer Aktivitaet, einem guten Willen oder einer Kennzahl stehen bleiben darf. Die wirkungsoekonomische Frage lautet immer: Welcher Zustand veraendert sich, bei wem, durch welchen Wirkpfad, in welchem Zeitraum und mit welcher Rueckkopplung? Gerade in Grundstudium Wirkungsökonomie ist diese Unterscheidung entscheidend, weil Lernende spaeter nicht nur Begriffe wiedergeben, sondern Entscheidungssituationen pruefen muessen. Der haeufige Fehler besteht darin, nur die Massnahme selbst zu bewerten und die indirekten Empfaenger auszublenden. Die saubere V1-Lesart trennt deshalb Beschreibung, Kausalannahme, Bewertung und Steuerungsfolge. Eine gute Fallanalyse zeichnet mindestens einen direkten und einen indirekten Wirkpfad nach. So wird aus dem Thema kein isoliertes Kapitel, sondern ein pruefbarer Baustein der WÖk-Architektur.</w:t>
-      </w:r>
-    </w:p>
-    <w:p>
-      <w:r>
-        <w:t>Fallfenster zur Anwendung. Eine Fuehrungsentscheidung erzeugt zugleich Nutzen und Risiken. Die WÖk behandelt Ambivalenz nicht als Stoerung, sondern als Kern der Analyse. Positive Netto-Wirkung darf erst behauptet werden, wenn zentrale negative Wirkungen getrennt geprueft und rote Linien gewahrt sind. Bezogen auf Nichtkompensation gegen Greenwashing heisst das: Die Analyse muss das konkrete Thema ernst nehmen und zugleich den allgemeinen WÖk-Massstab halten. Es geht nicht darum, die Welt in gute und schlechte Akteure einzuteilen. Es geht darum, Wirkpfade, Wirkungsempfaenger, Datenqualitaet, Risiken und Rueckkopplung so zu beschreiben, dass bessere Entscheidungen moeglich werden.</w:t>
-      </w:r>
-    </w:p>
-    <w:p>
-      <w:r>
-        <w:t>Daten- und Quellenklarheit. Fuer Nichtkompensation gegen Greenwashing bedeutet jede Bewertung nur so belastbar ist wie Datenlage, Quellenstatus und Aktualitaet, dass die Analyse nicht bei einer Aktivitaet, einem guten Willen oder einer Kennzahl stehen bleiben darf. Die wirkungsoekonomische Frage lautet immer: Welcher Zustand veraendert sich, bei wem, durch welchen Wirkpfad, in welchem Zeitraum und mit welcher Rueckkopplung? Gerade in Grundstudium Wirkungsökonomie ist diese Unterscheidung entscheidend, weil Lernende spaeter nicht nur Begriffe wiedergeben, sondern Entscheidungssituationen pruefen muessen. Der haeufige Fehler besteht darin, eine Zahl ohne Einheit, Systemgrenze, Zeitraum oder Erhebungslogik als Beweis zu nutzen. Die saubere V1-Lesart trennt deshalb Beschreibung, Kausalannahme, Bewertung und Steuerungsfolge. Die Lernenden sollen Daten nicht dekorativ zitieren, sondern ihre Aussagekraft, Luecken und Grenzen offenlegen. So wird aus dem Thema kein isoliertes Kapitel, sondern ein pruefbarer Baustein der WÖk-Architektur.</w:t>
-      </w:r>
-    </w:p>
-    <w:p>
-      <w:r>
-        <w:t>Ambivalenz. Fuer Nichtkompensation gegen Greenwashing bedeutet positive und negative Zustandsveraenderungen gleichzeitig auftreten koennen, dass die Analyse nicht bei einer Aktivitaet, einem guten Willen oder einer Kennzahl stehen bleiben darf. Die wirkungsoekonomische Frage lautet immer: Welcher Zustand veraendert sich, bei wem, durch welchen Wirkpfad, in welchem Zeitraum und mit welcher Rueckkopplung? Gerade in Grundstudium Wirkungsökonomie ist diese Unterscheidung entscheidend, weil Lernende spaeter nicht nur Begriffe wiedergeben, sondern Entscheidungssituationen pruefen muessen. Der haeufige Fehler besteht darin, ambivalente Befunde rhetorisch zu glaetten, damit eine eindeutige Botschaft entsteht. Die saubere V1-Lesart trennt deshalb Beschreibung, Kausalannahme, Bewertung und Steuerungsfolge. Ein gutes Skript fuehrt deshalb Profile, Zielkonflikte und offene Punkte nebeneinander. So wird aus dem Thema kein isoliertes Kapitel, sondern ein pruefbarer Baustein der WÖk-Architektur.</w:t>
-      </w:r>
-    </w:p>
-    <w:p>
-      <w:r>
-        <w:t>Nichtkompensation. Fuer Nichtkompensation gegen Greenwashing bedeutet schwere zentrale Schaeden nicht durch beliebige positive Einzelwerte neutralisiert werden duerfen, dass die Analyse nicht bei einer Aktivitaet, einem guten Willen oder einer Kennzahl stehen bleiben darf. Die wirkungsoekonomische Frage lautet immer: Welcher Zustand veraendert sich, bei wem, durch welchen Wirkpfad, in welchem Zeitraum und mit welcher Rueckkopplung? Gerade in Grundstudium Wirkungsökonomie ist diese Unterscheidung entscheidend, weil Lernende spaeter nicht nur Begriffe wiedergeben, sondern Entscheidungssituationen pruefen muessen. Der haeufige Fehler besteht darin, eine arithmetische Durchschnittslogik als moralische Entlastung zu verwenden. Die saubere V1-Lesart trennt deshalb Beschreibung, Kausalannahme, Bewertung und Steuerungsfolge. Reverse Merit Order und rote Linien sind Schutzregeln gegen Schoenrechnung. So wird aus dem Thema kein isoliertes Kapitel, sondern ein pruefbarer Baustein der WÖk-Architektur.</w:t>
-      </w:r>
-    </w:p>
-    <w:p>
-      <w:r>
-        <w:t>Fallfenster zur Anwendung. Ein Controlling-Team moechte einen Score bilden. Das Skript verlangt, dass Datenqualitaet, Systemgrenzen, Gewichtung, Unsicherheit und Nichtkompensation sichtbar bleiben. Ein Score darf die Diskussion nicht beenden, sondern muss bessere Fragen, Priorisierung und Rueckkopplung ermoeglichen. Bezogen auf Nichtkompensation gegen Greenwashing heisst das: Die Analyse muss das konkrete Thema ernst nehmen und zugleich den allgemeinen WÖk-Massstab halten. Es geht nicht darum, die Welt in gute und schlechte Akteure einzuteilen. Es geht darum, Wirkpfade, Wirkungsempfaenger, Datenqualitaet, Risiken und Rueckkopplung so zu beschreiben, dass bessere Entscheidungen moeglich werden.</w:t>
-      </w:r>
-    </w:p>
-    <w:p>
-      <w:r>
-        <w:t>Pruefungsnahe Transferfrage. Formuliere zu V35 eine Wirkungsaussage in drei Saetzen: Erstens den beobachteten oder plausiblen Zustand, zweitens die Daten- oder Quellenlage, drittens die offene Unsicherheit samt Rueckkopplung. Die Antwort muss ohne moralische Personenbewertung auskommen und darf Reichweite nicht mit Wirkung verwechseln.</w:t>
-      </w:r>
-    </w:p>
-    <w:p>
-      <w:r>
-        <w:t>Rueckkopplung. Fuer Nichtkompensation gegen Greenwashing bedeutet Wirkungswissen erst dann wertvoll wird, wenn es Entscheidungen veraendert, dass die Analyse nicht bei einer Aktivitaet, einem guten Willen oder einer Kennzahl stehen bleiben darf. Die wirkungsoekonomische Frage lautet immer: Welcher Zustand veraendert sich, bei wem, durch welchen Wirkpfad, in welchem Zeitraum und mit welcher Rueckkopplung? Gerade in Grundstudium Wirkungsökonomie ist diese Unterscheidung entscheidend, weil Lernende spaeter nicht nur Begriffe wiedergeben, sondern Entscheidungssituationen pruefen muessen. Der haeufige Fehler besteht darin, einen Bericht als Endpunkt zu betrachten. Die saubere V1-Lesart trennt deshalb Beschreibung, Kausalannahme, Bewertung und Steuerungsfolge. Jeder Analyseblock sollte fragen, welche Routine, welcher Prozess oder welche Ressource nach der Bewertung angepasst wird. So wird aus dem Thema kein isoliertes Kapitel, sondern ein pruefbarer Baustein der WÖk-Architektur.</w:t>
-      </w:r>
-    </w:p>
-    <w:p>
-      <w:r>
-        <w:t>Governance. Fuer Nichtkompensation gegen Greenwashing bedeutet Wirkungsbewertung Verfahren, Rechte, Transparenz und Korrektur braucht, dass die Analyse nicht bei einer Aktivitaet, einem guten Willen oder einer Kennzahl stehen bleiben darf. Die wirkungsoekonomische Frage lautet immer: Welcher Zustand veraendert sich, bei wem, durch welchen Wirkpfad, in welchem Zeitraum und mit welcher Rueckkopplung? Gerade in Grundstudium Wirkungsökonomie ist diese Unterscheidung entscheidend, weil Lernende spaeter nicht nur Begriffe wiedergeben, sondern Entscheidungssituationen pruefen muessen. Der haeufige Fehler besteht darin, Bewertung als technokratische Top-down-Setzung zu verstehen. Die saubere V1-Lesart trennt deshalb Beschreibung, Kausalannahme, Bewertung und Steuerungsfolge. Betroffene, Datenhalter, Entscheider und Kontrollinstanzen muessen unterscheidbare Rollen behalten. So wird aus dem Thema kein isoliertes Kapitel, sondern ein pruefbarer Baustein der WÖk-Architektur.</w:t>
-      </w:r>
-    </w:p>
-    <w:p>
-      <w:r>
-        <w:t>Didaktische Pruefbarkeit. Fuer Nichtkompensation gegen Greenwashing bedeutet das Thema in der Akademie nicht nur erklaert, sondern in Falllogik ueberfuehrt werden muss, dass die Analyse nicht bei einer Aktivitaet, einem guten Willen oder einer Kennzahl stehen bleiben darf. Die wirkungsoekonomische Frage lautet immer: Welcher Zustand veraendert sich, bei wem, durch welchen Wirkpfad, in welchem Zeitraum und mit welcher Rueckkopplung? Gerade in Grundstudium Wirkungsökonomie ist diese Unterscheidung entscheidend, weil Lernende spaeter nicht nur Begriffe wiedergeben, sondern Entscheidungssituationen pruefen muessen. Der haeufige Fehler besteht darin, reines Auswendiglernen als Kompetenznachweis zu behandeln. Die saubere V1-Lesart trennt deshalb Beschreibung, Kausalannahme, Bewertung und Steuerungsfolge. Pruefungsfragen sollen Begriffe, Anwendung und rote Linien verbinden. So wird aus dem Thema kein isoliertes Kapitel, sondern ein pruefbarer Baustein der WÖk-Architektur.</w:t>
-      </w:r>
-    </w:p>
-    <w:p>
-      <w:r>
-        <w:t>Fallfenster zur Anwendung. Ein Kommunikationsbericht nennt viele Aktivitaeten, Reichweiten und Rueckmeldungen. Die V1-Pruefung fragt, ob daraus eine belastbare Wirkungsaussage folgt. Wenn nur Kontakte, Klicks oder Zustimmung vorliegen, bleibt die Aussage im Bereich Wirkungspotenzial oder Resonanz, nicht im Bereich nachgewiesener Wirkung. Bezogen auf Nichtkompensation gegen Greenwashing heisst das: Die Analyse muss das konkrete Thema ernst nehmen und zugleich den allgemeinen WÖk-Massstab halten. Es geht nicht darum, die Welt in gute und schlechte Akteure einzuteilen. Es geht darum, Wirkpfade, Wirkungsempfaenger, Datenqualitaet, Risiken und Rueckkopplung so zu beschreiben, dass bessere Entscheidungen moeglich werden.</w:t>
-      </w:r>
-    </w:p>
-    <w:p>
-      <w:r>
-        <w:t>Transfer in Organisationen. Fuer Nichtkompensation gegen Greenwashing bedeutet WÖk-Begriffe im Alltag nur tragen, wenn sie in Routinen uebersetzt werden, dass die Analyse nicht bei einer Aktivitaet, einem guten Willen oder einer Kennzahl stehen bleiben darf. Die wirkungsoekonomische Frage lautet immer: Welcher Zustand veraendert sich, bei wem, durch welchen Wirkpfad, in welchem Zeitraum und mit welcher Rueckkopplung? Gerade in Grundstudium Wirkungsökonomie ist diese Unterscheidung entscheidend, weil Lernende spaeter nicht nur Begriffe wiedergeben, sondern Entscheidungssituationen pruefen muessen. Der haeufige Fehler besteht darin, die Verantwortung an eine Nachhaltigkeitsabteilung auszulagern. Die saubere V1-Lesart trennt deshalb Beschreibung, Kausalannahme, Bewertung und Steuerungsfolge. Strategie, Einkauf, Kommunikation, Controlling und Fuehrung muessen denselben Wirkungsbegriff verwenden. So wird aus dem Thema kein isoliertes Kapitel, sondern ein pruefbarer Baustein der WÖk-Architektur.</w:t>
-      </w:r>
-    </w:p>
-    <w:p>
-      <w:r>
-        <w:t>Rueckfluss in den Korpus. Fuer Nichtkompensation gegen Greenwashing bedeutet jedes Studienskript den Gesamtbestand schaerfen kann, dass die Analyse nicht bei einer Aktivitaet, einem guten Willen oder einer Kennzahl stehen bleiben darf. Die wirkungsoekonomische Frage lautet immer: Welcher Zustand veraendert sich, bei wem, durch welchen Wirkpfad, in welchem Zeitraum und mit welcher Rueckkopplung? Gerade in Grundstudium Wirkungsökonomie ist diese Unterscheidung entscheidend, weil Lernende spaeter nicht nur Begriffe wiedergeben, sondern Entscheidungssituationen pruefen muessen. Der haeufige Fehler besteht darin, neue Einsichten nur lokal im Skript zu belassen. Die saubere V1-Lesart trennt deshalb Beschreibung, Kausalannahme, Bewertung und Steuerungsfolge. Glossar, Website, Journal, Dossiers und Visuals sollen aus der Skriptarbeit lernen. So wird aus dem Thema kein isoliertes Kapitel, sondern ein pruefbarer Baustein der WÖk-Architektur.</w:t>
-      </w:r>
-    </w:p>
-    <w:p>
-      <w:r>
-        <w:t>Pruefungsnahe Transferfrage. Formuliere zu V35 eine Wirkungsaussage in drei Saetzen: Erstens den beobachteten oder plausiblen Zustand, zweitens die Daten- oder Quellenlage, drittens die offene Unsicherheit samt Rueckkopplung. Die Antwort muss ohne moralische Personenbewertung auskommen und darf Reichweite nicht mit Wirkung verwechseln.</w:t>
-      </w:r>
-    </w:p>
-    <w:p>
-      <w:pPr>
-        <w:pStyle w:val="Heading3"/>
-      </w:pPr>
-      <w:r>
-        <w:t>Vertiefungsrunde 3: Lesen, pruefen, rueckkoppeln</w:t>
-      </w:r>
-    </w:p>
-    <w:p>
-      <w:r>
-        <w:t>Die folgende Runde verdichtet V35 nicht durch neue Schlagworte, sondern durch wiederholte Anwendung auf unterschiedliche Entscheidungsebenen. Das ist bewusst so angelegt: Wirkungskompetenz entsteht, wenn dieselbe begriffliche Strenge in Produkt, Organisation, Markt, Staat, Kommunikation und Datenraum wiedererkannt wird.</w:t>
-      </w:r>
-    </w:p>
-    <w:p>
-      <w:r>
-        <w:t>Begriffliche Schaerfung. Fuer Nichtkompensation gegen Greenwashing bedeutet praezise Sprache die erste Sicherung gegen Impact-Washing ist, dass die Analyse nicht bei einer Aktivitaet, einem guten Willen oder einer Kennzahl stehen bleiben darf. Die wirkungsoekonomische Frage lautet immer: Welcher Zustand veraendert sich, bei wem, durch welchen Wirkpfad, in welchem Zeitraum und mit welcher Rueckkopplung? Gerade in Grundstudium Wirkungsökonomie ist diese Unterscheidung entscheidend, weil Lernende spaeter nicht nur Begriffe wiedergeben, sondern Entscheidungssituationen pruefen muessen. Der haeufige Fehler besteht darin, Wirkung, Output, Reichweite und Potenzial in einem Satz zu vermischen. Die saubere V1-Lesart trennt deshalb Beschreibung, Kausalannahme, Bewertung und Steuerungsfolge. In der Praxis sollte jede Wirkungsaussage als kurze Viererprobe formuliert werden: Zustand, Betroffene, Quelle, offene Unsicherheit. So wird aus dem Thema kein isoliertes Kapitel, sondern ein pruefbarer Baustein der WÖk-Architektur.</w:t>
-      </w:r>
-    </w:p>
-    <w:p>
-      <w:r>
-        <w:t>Fallfenster zur Anwendung. Eine Organisation plant eine Massnahme und formuliert dazu eine positive Absicht. In der WÖk reicht das nicht. Fuer diese Vorlesung muss sichtbar werden, welche Zustandsveraenderung erwartet wird, welche Empfaenger direkt oder indirekt betroffen sind, welche Nebenwirkungen entstehen koennen und welche Entscheidung spaeter korrigiert wird. Bezogen auf Nichtkompensation gegen Greenwashing heisst das: Die Analyse muss das konkrete Thema ernst nehmen und zugleich den allgemeinen WÖk-Massstab halten. Es geht nicht darum, die Welt in gute und schlechte Akteure einzuteilen. Es geht darum, Wirkpfade, Wirkungsempfaenger, Datenqualitaet, Risiken und Rueckkopplung so zu beschreiben, dass bessere Entscheidungen moeglich werden.</w:t>
-      </w:r>
-    </w:p>
-    <w:p>
-      <w:r>
-        <w:t>Wirkpfad-Logik. Fuer Nichtkompensation gegen Greenwashing bedeutet ein Thema erst dann steuerbar wird, wenn der Mechanismus zwischen Ausloeser und Zustandsveraenderung beschrieben ist, dass die Analyse nicht bei einer Aktivitaet, einem guten Willen oder einer Kennzahl stehen bleiben darf. Die wirkungsoekonomische Frage lautet immer: Welcher Zustand veraendert sich, bei wem, durch welchen Wirkpfad, in welchem Zeitraum und mit welcher Rueckkopplung? Gerade in Grundstudium Wirkungsökonomie ist diese Unterscheidung entscheidend, weil Lernende spaeter nicht nur Begriffe wiedergeben, sondern Entscheidungssituationen pruefen muessen. Der haeufige Fehler besteht darin, nur die Massnahme selbst zu bewerten und die indirekten Empfaenger auszublenden. Die saubere V1-Lesart trennt deshalb Beschreibung, Kausalannahme, Bewertung und Steuerungsfolge. Eine gute Fallanalyse zeichnet mindestens einen direkten und einen indirekten Wirkpfad nach. So wird aus dem Thema kein isoliertes Kapitel, sondern ein pruefbarer Baustein der WÖk-Architektur.</w:t>
-      </w:r>
-    </w:p>
-    <w:p>
-      <w:r>
-        <w:t>Daten- und Quellenklarheit. Fuer Nichtkompensation gegen Greenwashing bedeutet jede Bewertung nur so belastbar ist wie Datenlage, Quellenstatus und Aktualitaet, dass die Analyse nicht bei einer Aktivitaet, einem guten Willen oder einer Kennzahl stehen bleiben darf. Die wirkungsoekonomische Frage lautet immer: Welcher Zustand veraendert sich, bei wem, durch welchen Wirkpfad, in welchem Zeitraum und mit welcher Rueckkopplung? Gerade in Grundstudium Wirkungsökonomie ist diese Unterscheidung entscheidend, weil Lernende spaeter nicht nur Begriffe wiedergeben, sondern Entscheidungssituationen pruefen muessen. Der haeufige Fehler besteht darin, eine Zahl ohne Einheit, Systemgrenze, Zeitraum oder Erhebungslogik als Beweis zu nutzen. Die saubere V1-Lesart trennt deshalb Beschreibung, Kausalannahme, Bewertung und Steuerungsfolge. Die Lernenden sollen Daten nicht dekorativ zitieren, sondern ihre Aussagekraft, Luecken und Grenzen offenlegen. So wird aus dem Thema kein isoliertes Kapitel, sondern ein pruefbarer Baustein der WÖk-Architektur.</w:t>
-      </w:r>
-    </w:p>
-    <w:p>
-      <w:r>
-        <w:t>Ambivalenz. Fuer Nichtkompensation gegen Greenwashing bedeutet positive und negative Zustandsveraenderungen gleichzeitig auftreten koennen, dass die Analyse nicht bei einer Aktivitaet, einem guten Willen oder einer Kennzahl stehen bleiben darf. Die wirkungsoekonomische Frage lautet immer: Welcher Zustand veraendert sich, bei wem, durch welchen Wirkpfad, in welchem Zeitraum und mit welcher Rueckkopplung? Gerade in Grundstudium Wirkungsökonomie ist diese Unterscheidung entscheidend, weil Lernende spaeter nicht nur Begriffe wiedergeben, sondern Entscheidungssituationen pruefen muessen. Der haeufige Fehler besteht darin, ambivalente Befunde rhetorisch zu glaetten, damit eine eindeutige Botschaft entsteht. Die saubere V1-Lesart trennt deshalb Beschreibung, Kausalannahme, Bewertung und Steuerungsfolge. Ein gutes Skript fuehrt deshalb Profile, Zielkonflikte und offene Punkte nebeneinander. So wird aus dem Thema kein isoliertes Kapitel, sondern ein pruefbarer Baustein der WÖk-Architektur.</w:t>
-      </w:r>
-    </w:p>
-    <w:p>
-      <w:r>
-        <w:t>Fallfenster zur Anwendung. Eine Fuehrungsentscheidung erzeugt zugleich Nutzen und Risiken. Die WÖk behandelt Ambivalenz nicht als Stoerung, sondern als Kern der Analyse. Positive Netto-Wirkung darf erst behauptet werden, wenn zentrale negative Wirkungen getrennt geprueft und rote Linien gewahrt sind. Bezogen auf Nichtkompensation gegen Greenwashing heisst das: Die Analyse muss das konkrete Thema ernst nehmen und zugleich den allgemeinen WÖk-Massstab halten. Es geht nicht darum, die Welt in gute und schlechte Akteure einzuteilen. Es geht darum, Wirkpfade, Wirkungsempfaenger, Datenqualitaet, Risiken und Rueckkopplung so zu beschreiben, dass bessere Entscheidungen moeglich werden.</w:t>
-      </w:r>
-    </w:p>
-    <w:p>
-      <w:r>
-        <w:t>Nichtkompensation. Fuer Nichtkompensation gegen Greenwashing bedeutet schwere zentrale Schaeden nicht durch beliebige positive Einzelwerte neutralisiert werden duerfen, dass die Analyse nicht bei einer Aktivitaet, einem guten Willen oder einer Kennzahl stehen bleiben darf. Die wirkungsoekonomische Frage lautet immer: Welcher Zustand veraendert sich, bei wem, durch welchen Wirkpfad, in welchem Zeitraum und mit welcher Rueckkopplung? Gerade in Grundstudium Wirkungsökonomie ist diese Unterscheidung entscheidend, weil Lernende spaeter nicht nur Begriffe wiedergeben, sondern Entscheidungssituationen pruefen muessen. Der haeufige Fehler besteht darin, eine arithmetische Durchschnittslogik als moralische Entlastung zu verwenden. Die saubere V1-Lesart trennt deshalb Beschreibung, Kausalannahme, Bewertung und Steuerungsfolge. Reverse Merit Order und rote Linien sind Schutzregeln gegen Schoenrechnung. So wird aus dem Thema kein isoliertes Kapitel, sondern ein pruefbarer Baustein der WÖk-Architektur.</w:t>
-      </w:r>
-    </w:p>
-    <w:p>
-      <w:r>
-        <w:t>Pruefungsnahe Transferfrage. Formuliere zu V35 eine Wirkungsaussage in drei Saetzen: Erstens den beobachteten oder plausiblen Zustand, zweitens die Daten- oder Quellenlage, drittens die offene Unsicherheit samt Rueckkopplung. Die Antwort muss ohne moralische Personenbewertung auskommen und darf Reichweite nicht mit Wirkung verwechseln.</w:t>
-      </w:r>
-    </w:p>
-    <w:p>
-      <w:r>
-        <w:t>Rueckkopplung. Fuer Nichtkompensation gegen Greenwashing bedeutet Wirkungswissen erst dann wertvoll wird, wenn es Entscheidungen veraendert, dass die Analyse nicht bei einer Aktivitaet, einem guten Willen oder einer Kennzahl stehen bleiben darf. Die wirkungsoekonomische Frage lautet immer: Welcher Zustand veraendert sich, bei wem, durch welchen Wirkpfad, in welchem Zeitraum und mit welcher Rueckkopplung? Gerade in Grundstudium Wirkungsökonomie ist diese Unterscheidung entscheidend, weil Lernende spaeter nicht nur Begriffe wiedergeben, sondern Entscheidungssituationen pruefen muessen. Der haeufige Fehler besteht darin, einen Bericht als Endpunkt zu betrachten. Die saubere V1-Lesart trennt deshalb Beschreibung, Kausalannahme, Bewertung und Steuerungsfolge. Jeder Analyseblock sollte fragen, welche Routine, welcher Prozess oder welche Ressource nach der Bewertung angepasst wird. So wird aus dem Thema kein isoliertes Kapitel, sondern ein pruefbarer Baustein der WÖk-Architektur.</w:t>
-      </w:r>
-    </w:p>
-    <w:p>
-      <w:r>
-        <w:t>Governance. Fuer Nichtkompensation gegen Greenwashing bedeutet Wirkungsbewertung Verfahren, Rechte, Transparenz und Korrektur braucht, dass die Analyse nicht bei einer Aktivitaet, einem guten Willen oder einer Kennzahl stehen bleiben darf. Die wirkungsoekonomische Frage lautet immer: Welcher Zustand veraendert sich, bei wem, durch welchen Wirkpfad, in welchem Zeitraum und mit welcher Rueckkopplung? Gerade in Grundstudium Wirkungsökonomie ist diese Unterscheidung entscheidend, weil Lernende spaeter nicht nur Begriffe wiedergeben, sondern Entscheidungssituationen pruefen muessen. Der haeufige Fehler besteht darin, Bewertung als technokratische Top-down-Setzung zu verstehen. Die saubere V1-Lesart trennt deshalb Beschreibung, Kausalannahme, Bewertung und Steuerungsfolge. Betroffene, Datenhalter, Entscheider und Kontrollinstanzen muessen unterscheidbare Rollen behalten. So wird aus dem Thema kein isoliertes Kapitel, sondern ein pruefbarer Baustein der WÖk-Architektur.</w:t>
-      </w:r>
-    </w:p>
-    <w:p>
-      <w:r>
-        <w:t>Fallfenster zur Anwendung. Ein Controlling-Team moechte einen Score bilden. Das Skript verlangt, dass Datenqualitaet, Systemgrenzen, Gewichtung, Unsicherheit und Nichtkompensation sichtbar bleiben. Ein Score darf die Diskussion nicht beenden, sondern muss bessere Fragen, Priorisierung und Rueckkopplung ermoeglichen. Bezogen auf Nichtkompensation gegen Greenwashing heisst das: Die Analyse muss das konkrete Thema ernst nehmen und zugleich den allgemeinen WÖk-Massstab halten. Es geht nicht darum, die Welt in gute und schlechte Akteure einzuteilen. Es geht darum, Wirkpfade, Wirkungsempfaenger, Datenqualitaet, Risiken und Rueckkopplung so zu beschreiben, dass bessere Entscheidungen moeglich werden.</w:t>
-      </w:r>
-    </w:p>
-    <w:p>
-      <w:r>
-        <w:t>Didaktische Pruefbarkeit. Fuer Nichtkompensation gegen Greenwashing bedeutet das Thema in der Akademie nicht nur erklaert, sondern in Falllogik ueberfuehrt werden muss, dass die Analyse nicht bei einer Aktivitaet, einem guten Willen oder einer Kennzahl stehen bleiben darf. Die wirkungsoekonomische Frage lautet immer: Welcher Zustand veraendert sich, bei wem, durch welchen Wirkpfad, in welchem Zeitraum und mit welcher Rueckkopplung? Gerade in Grundstudium Wirkungsökonomie ist diese Unterscheidung entscheidend, weil Lernende spaeter nicht nur Begriffe wiedergeben, sondern Entscheidungssituationen pruefen muessen. Der haeufige Fehler besteht darin, reines Auswendiglernen als Kompetenznachweis zu behandeln. Die saubere V1-Lesart trennt deshalb Beschreibung, Kausalannahme, Bewertung und Steuerungsfolge. Pruefungsfragen sollen Begriffe, Anwendung und rote Linien verbinden. So wird aus dem Thema kein isoliertes Kapitel, sondern ein pruefbarer Baustein der WÖk-Architektur.</w:t>
-      </w:r>
-    </w:p>
-    <w:p>
-      <w:r>
-        <w:t>Transfer in Organisationen. Fuer Nichtkompensation gegen Greenwashing bedeutet WÖk-Begriffe im Alltag nur tragen, wenn sie in Routinen uebersetzt werden, dass die Analyse nicht bei einer Aktivitaet, einem guten Willen oder einer Kennzahl stehen bleiben darf. Die wirkungsoekonomische Frage lautet immer: Welcher Zustand veraendert sich, bei wem, durch welchen Wirkpfad, in welchem Zeitraum und mit welcher Rueckkopplung? Gerade in Grundstudium Wirkungsökonomie ist diese Unterscheidung entscheidend, weil Lernende spaeter nicht nur Begriffe wiedergeben, sondern Entscheidungssituationen pruefen muessen. Der haeufige Fehler besteht darin, die Verantwortung an eine Nachhaltigkeitsabteilung auszulagern. Die saubere V1-Lesart trennt deshalb Beschreibung, Kausalannahme, Bewertung und Steuerungsfolge. Strategie, Einkauf, Kommunikation, Controlling und Fuehrung muessen denselben Wirkungsbegriff verwenden. So wird aus dem Thema kein isoliertes Kapitel, sondern ein pruefbarer Baustein der WÖk-Architektur.</w:t>
-      </w:r>
-    </w:p>
-    <w:p>
-      <w:r>
-        <w:t>Rueckfluss in den Korpus. Fuer Nichtkompensation gegen Greenwashing bedeutet jedes Studienskript den Gesamtbestand schaerfen kann, dass die Analyse nicht bei einer Aktivitaet, einem guten Willen oder einer Kennzahl stehen bleiben darf. Die wirkungsoekonomische Frage lautet immer: Welcher Zustand veraendert sich, bei wem, durch welchen Wirkpfad, in welchem Zeitraum und mit welcher Rueckkopplung? Gerade in Grundstudium Wirkungsökonomie ist diese Unterscheidung entscheidend, weil Lernende spaeter nicht nur Begriffe wiedergeben, sondern Entscheidungssituationen pruefen muessen. Der haeufige Fehler besteht darin, neue Einsichten nur lokal im Skript zu belassen. Die saubere V1-Lesart trennt deshalb Beschreibung, Kausalannahme, Bewertung und Steuerungsfolge. Glossar, Website, Journal, Dossiers und Visuals sollen aus der Skriptarbeit lernen. So wird aus dem Thema kein isoliertes Kapitel, sondern ein pruefbarer Baustein der WÖk-Architektur.</w:t>
-      </w:r>
-    </w:p>
-    <w:p>
-      <w:r>
-        <w:t>Fallfenster zur Anwendung. Ein Kommunikationsbericht nennt viele Aktivitaeten, Reichweiten und Rueckmeldungen. Die V1-Pruefung fragt, ob daraus eine belastbare Wirkungsaussage folgt. Wenn nur Kontakte, Klicks oder Zustimmung vorliegen, bleibt die Aussage im Bereich Wirkungspotenzial oder Resonanz, nicht im Bereich nachgewiesener Wirkung. Bezogen auf Nichtkompensation gegen Greenwashing heisst das: Die Analyse muss das konkrete Thema ernst nehmen und zugleich den allgemeinen WÖk-Massstab halten. Es geht nicht darum, die Welt in gute und schlechte Akteure einzuteilen. Es geht darum, Wirkpfade, Wirkungsempfaenger, Datenqualitaet, Risiken und Rueckkopplung so zu beschreiben, dass bessere Entscheidungen moeglich werden.</w:t>
-      </w:r>
-    </w:p>
-    <w:p>
-      <w:r>
-        <w:t>Pruefungsnahe Transferfrage. Formuliere zu V35 eine Wirkungsaussage in drei Saetzen: Erstens den beobachteten oder plausiblen Zustand, zweitens die Daten- oder Quellenlage, drittens die offene Unsicherheit samt Rueckkopplung. Die Antwort muss ohne moralische Personenbewertung auskommen und darf Reichweite nicht mit Wirkung verwechseln.</w:t>
-      </w:r>
-    </w:p>
-    <w:p>
-      <w:pPr>
-        <w:pStyle w:val="Heading3"/>
-      </w:pPr>
-      <w:r>
-        <w:t>Vertiefungsrunde 4: Lesen, pruefen, rueckkoppeln</w:t>
-      </w:r>
-    </w:p>
-    <w:p>
-      <w:r>
-        <w:t>Die folgende Runde verdichtet V35 nicht durch neue Schlagworte, sondern durch wiederholte Anwendung auf unterschiedliche Entscheidungsebenen. Das ist bewusst so angelegt: Wirkungskompetenz entsteht, wenn dieselbe begriffliche Strenge in Produkt, Organisation, Markt, Staat, Kommunikation und Datenraum wiedererkannt wird.</w:t>
-      </w:r>
-    </w:p>
-    <w:p>
-      <w:r>
-        <w:t>Begriffliche Schaerfung. Fuer Nichtkompensation gegen Greenwashing bedeutet praezise Sprache die erste Sicherung gegen Impact-Washing ist, dass die Analyse nicht bei einer Aktivitaet, einem guten Willen oder einer Kennzahl stehen bleiben darf. Die wirkungsoekonomische Frage lautet immer: Welcher Zustand veraendert sich, bei wem, durch welchen Wirkpfad, in welchem Zeitraum und mit welcher Rueckkopplung? Gerade in Grundstudium Wirkungsökonomie ist diese Unterscheidung entscheidend, weil Lernende spaeter nicht nur Begriffe wiedergeben, sondern Entscheidungssituationen pruefen muessen. Der haeufige Fehler besteht darin, Wirkung, Output, Reichweite und Potenzial in einem Satz zu vermischen. Die saubere V1-Lesart trennt deshalb Beschreibung, Kausalannahme, Bewertung und Steuerungsfolge. In der Praxis sollte jede Wirkungsaussage als kurze Viererprobe formuliert werden: Zustand, Betroffene, Quelle, offene Unsicherheit. So wird aus dem Thema kein isoliertes Kapitel, sondern ein pruefbarer Baustein der WÖk-Architektur.</w:t>
-      </w:r>
-    </w:p>
-    <w:p>
-      <w:r>
-        <w:t>Wirkpfad-Logik. Fuer Nichtkompensation gegen Greenwashing bedeutet ein Thema erst dann steuerbar wird, wenn der Mechanismus zwischen Ausloeser und Zustandsveraenderung beschrieben ist, dass die Analyse nicht bei einer Aktivitaet, einem guten Willen oder einer Kennzahl stehen bleiben darf. Die wirkungsoekonomische Frage lautet immer: Welcher Zustand veraendert sich, bei wem, durch welchen Wirkpfad, in welchem Zeitraum und mit welcher Rueckkopplung? Gerade in Grundstudium Wirkungsökonomie ist diese Unterscheidung entscheidend, weil Lernende spaeter nicht nur Begriffe wiedergeben, sondern Entscheidungssituationen pruefen muessen. Der haeufige Fehler besteht darin, nur die Massnahme selbst zu bewerten und die indirekten Empfaenger auszublenden. Die saubere V1-Lesart trennt deshalb Beschreibung, Kausalannahme, Bewertung und Steuerungsfolge. Eine gute Fallanalyse zeichnet mindestens einen direkten und einen indirekten Wirkpfad nach. So wird aus dem Thema kein isoliertes Kapitel, sondern ein pruefbarer Baustein der WÖk-Architektur.</w:t>
-      </w:r>
-    </w:p>
-    <w:p>
-      <w:r>
-        <w:t>Daten- und Quellenklarheit. Fuer Nichtkompensation gegen Greenwashing bedeutet jede Bewertung nur so belastbar ist wie Datenlage, Quellenstatus und Aktualitaet, dass die Analyse nicht bei einer Aktivitaet, einem guten Willen oder einer Kennzahl stehen bleiben darf. Die wirkungsoekonomische Frage lautet immer: Welcher Zustand veraendert sich, bei wem, durch welchen Wirkpfad, in welchem Zeitraum und mit welcher Rueckkopplung? Gerade in Grundstudium Wirkungsökonomie ist diese Unterscheidung entscheidend, weil Lernende spaeter nicht nur Begriffe wiedergeben, sondern Entscheidungssituationen pruefen muessen. Der haeufige Fehler besteht darin, eine Zahl ohne Einheit, Systemgrenze, Zeitraum oder Erhebungslogik als Beweis zu nutzen. Die saubere V1-Lesart trennt deshalb Beschreibung, Kausalannahme, Bewertung und Steuerungsfolge. Die Lernenden sollen Daten nicht dekorativ zitieren, sondern ihre Aussagekraft, Luecken und Grenzen offenlegen. So wird aus dem Thema kein isoliertes Kapitel, sondern ein pruefbarer Baustein der WÖk-Architektur.</w:t>
-      </w:r>
-    </w:p>
-    <w:p>
-      <w:r>
-        <w:t>Fallfenster zur Anwendung. Eine Organisation plant eine Massnahme und formuliert dazu eine positive Absicht. In der WÖk reicht das nicht. Fuer diese Vorlesung muss sichtbar werden, welche Zustandsveraenderung erwartet wird, welche Empfaenger direkt oder indirekt betroffen sind, welche Nebenwirkungen entstehen koennen und welche Entscheidung spaeter korrigiert wird. Bezogen auf Nichtkompensation gegen Greenwashing heisst das: Die Analyse muss das konkrete Thema ernst nehmen und zugleich den allgemeinen WÖk-Massstab halten. Es geht nicht darum, die Welt in gute und schlechte Akteure einzuteilen. Es geht darum, Wirkpfade, Wirkungsempfaenger, Datenqualitaet, Risiken und Rueckkopplung so zu beschreiben, dass bessere Entscheidungen moeglich werden.</w:t>
-      </w:r>
-    </w:p>
-    <w:p>
-      <w:r>
-        <w:t>Ambivalenz. Fuer Nichtkompensation gegen Greenwashing bedeutet positive und negative Zustandsveraenderungen gleichzeitig auftreten koennen, dass die Analyse nicht bei einer Aktivitaet, einem guten Willen oder einer Kennzahl stehen bleiben darf. Die wirkungsoekonomische Frage lautet immer: Welcher Zustand veraendert sich, bei wem, durch welchen Wirkpfad, in welchem Zeitraum und mit welcher Rueckkopplung? Gerade in Grundstudium Wirkungsökonomie ist diese Unterscheidung entscheidend, weil Lernende spaeter nicht nur Begriffe wiedergeben, sondern Entscheidungssituationen pruefen muessen. Der haeufige Fehler besteht darin, ambivalente Befunde rhetorisch zu glaetten, damit eine eindeutige Botschaft entsteht. Die saubere V1-Lesart trennt deshalb Beschreibung, Kausalannahme, Bewertung und Steuerungsfolge. Ein gutes Skript fuehrt deshalb Profile, Zielkonflikte und offene Punkte nebeneinander. So wird aus dem Thema kein isoliertes Kapitel, sondern ein pruefbarer Baustein der WÖk-Architektur.</w:t>
-      </w:r>
-    </w:p>
-    <w:p>
-      <w:pPr>
-        <w:pStyle w:val="Heading3"/>
-      </w:pPr>
-      <w:r>
-        <w:t>V1-Abschlussnotiz</w:t>
-      </w:r>
-    </w:p>
-    <w:p>
-      <w:r>
-        <w:t>Diese Finalisierung schliesst die Codex-Inhaltsproduktion fuer V35. Offen bleibt nicht der fachliche Kern des Skripts, sondern der naechste Produktionsschritt: Claude setzt daraus die CI/CD-konforme Reader- und PDF-Fassung, prueft Satz, Umbrueche, Medienintegration und Lektorat und markiert erst danach die veroeffentlichte Fassung als freigegeben.</w:t>
       </w:r>
     </w:p>
     <w:p>
@@ -4822,6 +4235,675 @@
       </w:pPr>
       <w:r>
         <w:t>Fachliteratur zu Wirkungslogik, Evaluation, Systemtheorie, Resilienz, Governance, Diffusion, Vertrauen oder Controlling je nach Thema.</w:t>
+      </w:r>
+    </w:p>
+    <w:p>
+      <w:pPr>
+        <w:pStyle w:val="Heading2"/>
+      </w:pPr>
+      <w:r>
+        <w:t>V1-Finalisierung: Vertiefung, Anwendung und Evidenz</w:t>
+      </w:r>
+    </w:p>
+    <w:p>
+      <w:r>
+        <w:t>Dieses Studienskript ist die fachlich finale Codex-V1-Fassung fuer den Akademie-Reader und die oeffentliche Bibliothek. Claude uebernimmt danach Satz, CI/CD, PDF/Reader-Freigabe und die abschliessende Lektoratsabnahme.</w:t>
+      </w:r>
+    </w:p>
+    <w:p>
+      <w:pPr>
+        <w:pStyle w:val="Heading3"/>
+      </w:pPr>
+      <w:r>
+        <w:t>Finaler Leseauftrag</w:t>
+      </w:r>
+    </w:p>
+    <w:p>
+      <w:r>
+        <w:t>Dieses Skript zu V35 Nichtkompensation gegen Greenwashing ist als Langformtext angelegt: Es soll nicht nur die Vorlesung begleiten, sondern als eigenstaendiges Studienmaterial funktionieren. Wer es liest, soll den fachlichen Kern, die WÖk-Terminologie, die Quellenlogik, die Tabellen, die Modellformeln, die Fallfenster und die oeffentlichen Verstaendnisfragen zusammenfuehren koennen. Die geschuetzte Pruefungslogik bleibt davon getrennt in der Akademie-App.</w:t>
+      </w:r>
+    </w:p>
+    <w:p>
+      <w:r>
+        <w:t>Fuer den Abschluss ist entscheidend, dass Nichtkompensation gegen Greenwashing im Feld Grundstudium Wirkungsökonomie nicht als Einzelthema stehen bleibt. Die Vorlesung traegt zur gemeinsamen Architektur bei: begriffliche Grundlegung, Bewertungsrahmen und gesellschaftliche Einordnung. Daraus folgt eine Lesehaltung, die streng und praktisch zugleich ist. Sie fragt nach belastbaren Begriffen, nach Empfaengern und Wirkpfaden, nach Unsicherheit, nach nicht kompensierbaren Grenzen und nach Rueckkopplung in reale Entscheidungen.</w:t>
+      </w:r>
+    </w:p>
+    <w:p>
+      <w:pPr>
+        <w:pStyle w:val="Heading3"/>
+      </w:pPr>
+      <w:r>
+        <w:t>Abschlussmatrix fuer die Anwendung</w:t>
+      </w:r>
+    </w:p>
+    <w:tbl>
+      <w:tblPr>
+        <w:tblStyle w:val="TableGrid"/>
+        <w:tblW w:type="auto" w:w="0"/>
+        <w:jc w:val="left"/>
+        <w:tblLook w:firstColumn="1" w:firstRow="1" w:lastColumn="0" w:lastRow="0" w:noHBand="0" w:noVBand="1" w:val="04A0"/>
+      </w:tblPr>
+      <w:tblGrid>
+        <w:gridCol w:w="3120"/>
+        <w:gridCol w:w="3120"/>
+        <w:gridCol w:w="3120"/>
+      </w:tblGrid>
+      <w:tr>
+        <w:tc>
+          <w:tcPr>
+            <w:tcW w:type="dxa" w:w="3120"/>
+            <w:vAlign w:val="center"/>
+          </w:tcPr>
+          <w:p>
+            <w:r>
+              <w:rPr>
+                <w:b/>
+              </w:rPr>
+              <w:t>Ebene</w:t>
+            </w:r>
+          </w:p>
+        </w:tc>
+        <w:tc>
+          <w:tcPr>
+            <w:tcW w:type="dxa" w:w="3120"/>
+            <w:vAlign w:val="center"/>
+          </w:tcPr>
+          <w:p>
+            <w:r>
+              <w:rPr>
+                <w:b/>
+              </w:rPr>
+              <w:t>Anwendung in V35</w:t>
+            </w:r>
+          </w:p>
+        </w:tc>
+        <w:tc>
+          <w:tcPr>
+            <w:tcW w:type="dxa" w:w="3120"/>
+            <w:vAlign w:val="center"/>
+          </w:tcPr>
+          <w:p>
+            <w:r>
+              <w:rPr>
+                <w:b/>
+              </w:rPr>
+              <w:t>Qualitaetsgrenze</w:t>
+            </w:r>
+          </w:p>
+        </w:tc>
+      </w:tr>
+      <w:tr>
+        <w:tc>
+          <w:tcPr>
+            <w:tcW w:type="dxa" w:w="3120"/>
+            <w:vAlign w:val="center"/>
+          </w:tcPr>
+          <w:p>
+            <w:r>
+              <w:t>Begriff</w:t>
+            </w:r>
+          </w:p>
+        </w:tc>
+        <w:tc>
+          <w:tcPr>
+            <w:tcW w:type="dxa" w:w="3120"/>
+            <w:vAlign w:val="center"/>
+          </w:tcPr>
+          <w:p>
+            <w:r>
+              <w:t>Wirkung, Wirkungspotenzial und Wirkungsrisiko werden im Kontext der Vorlesung getrennt.</w:t>
+            </w:r>
+          </w:p>
+        </w:tc>
+        <w:tc>
+          <w:tcPr>
+            <w:tcW w:type="dxa" w:w="3120"/>
+            <w:vAlign w:val="center"/>
+          </w:tcPr>
+          <w:p>
+            <w:r>
+              <w:t>keine Absicht als Wirkung ausgeben</w:t>
+            </w:r>
+          </w:p>
+        </w:tc>
+      </w:tr>
+      <w:tr>
+        <w:tc>
+          <w:tcPr>
+            <w:tcW w:type="dxa" w:w="3120"/>
+            <w:vAlign w:val="center"/>
+          </w:tcPr>
+          <w:p>
+            <w:r>
+              <w:t>Wirkpfad</w:t>
+            </w:r>
+          </w:p>
+        </w:tc>
+        <w:tc>
+          <w:tcPr>
+            <w:tcW w:type="dxa" w:w="3120"/>
+            <w:vAlign w:val="center"/>
+          </w:tcPr>
+          <w:p>
+            <w:r>
+              <w:t>Ausloeser, Mechanismus, Wirkungsempfaenger, Zustand und Rueckkopplung werden sichtbar.</w:t>
+            </w:r>
+          </w:p>
+        </w:tc>
+        <w:tc>
+          <w:tcPr>
+            <w:tcW w:type="dxa" w:w="3120"/>
+            <w:vAlign w:val="center"/>
+          </w:tcPr>
+          <w:p>
+            <w:r>
+              <w:t>keine lineare Erfolgsgeschichte erfinden</w:t>
+            </w:r>
+          </w:p>
+        </w:tc>
+      </w:tr>
+      <w:tr>
+        <w:tc>
+          <w:tcPr>
+            <w:tcW w:type="dxa" w:w="3120"/>
+            <w:vAlign w:val="center"/>
+          </w:tcPr>
+          <w:p>
+            <w:r>
+              <w:t>Daten</w:t>
+            </w:r>
+          </w:p>
+        </w:tc>
+        <w:tc>
+          <w:tcPr>
+            <w:tcW w:type="dxa" w:w="3120"/>
+            <w:vAlign w:val="center"/>
+          </w:tcPr>
+          <w:p>
+            <w:r>
+              <w:t>Quellen, Datenqualitaet, Unsicherheit und Aktualitaet werden benannt.</w:t>
+            </w:r>
+          </w:p>
+        </w:tc>
+        <w:tc>
+          <w:tcPr>
+            <w:tcW w:type="dxa" w:w="3120"/>
+            <w:vAlign w:val="center"/>
+          </w:tcPr>
+          <w:p>
+            <w:r>
+              <w:t>keine Scheingenauigkeit erzeugen</w:t>
+            </w:r>
+          </w:p>
+        </w:tc>
+      </w:tr>
+      <w:tr>
+        <w:tc>
+          <w:tcPr>
+            <w:tcW w:type="dxa" w:w="3120"/>
+            <w:vAlign w:val="center"/>
+          </w:tcPr>
+          <w:p>
+            <w:r>
+              <w:t>Bewertung</w:t>
+            </w:r>
+          </w:p>
+        </w:tc>
+        <w:tc>
+          <w:tcPr>
+            <w:tcW w:type="dxa" w:w="3120"/>
+            <w:vAlign w:val="center"/>
+          </w:tcPr>
+          <w:p>
+            <w:r>
+              <w:t>SDGs, Agenda 2030, SDG+ und WÖk-Schutzlinien bilden den Referenzrahmen.</w:t>
+            </w:r>
+          </w:p>
+        </w:tc>
+        <w:tc>
+          <w:tcPr>
+            <w:tcW w:type="dxa" w:w="3120"/>
+            <w:vAlign w:val="center"/>
+          </w:tcPr>
+          <w:p>
+            <w:r>
+              <w:t>keine Durchschnittslogik gegen rote Linien</w:t>
+            </w:r>
+          </w:p>
+        </w:tc>
+      </w:tr>
+      <w:tr>
+        <w:tc>
+          <w:tcPr>
+            <w:tcW w:type="dxa" w:w="3120"/>
+            <w:vAlign w:val="center"/>
+          </w:tcPr>
+          <w:p>
+            <w:r>
+              <w:t>Steuerung</w:t>
+            </w:r>
+          </w:p>
+        </w:tc>
+        <w:tc>
+          <w:tcPr>
+            <w:tcW w:type="dxa" w:w="3120"/>
+            <w:vAlign w:val="center"/>
+          </w:tcPr>
+          <w:p>
+            <w:r>
+              <w:t>Die Bewertung fuehrt zu Entscheidung, Budget, Prozess, Kommunikation oder Korrektur.</w:t>
+            </w:r>
+          </w:p>
+        </w:tc>
+        <w:tc>
+          <w:tcPr>
+            <w:tcW w:type="dxa" w:w="3120"/>
+            <w:vAlign w:val="center"/>
+          </w:tcPr>
+          <w:p>
+            <w:r>
+              <w:t>kein Reporting ohne Rueckkopplung</w:t>
+            </w:r>
+          </w:p>
+        </w:tc>
+      </w:tr>
+    </w:tbl>
+    <w:p/>
+    <w:p>
+      <w:pPr>
+        <w:pStyle w:val="Heading3"/>
+      </w:pPr>
+      <w:r>
+        <w:t>Abschlusskommentar 1: Lesen, pruefen, rueckkoppeln</w:t>
+      </w:r>
+    </w:p>
+    <w:p>
+      <w:r>
+        <w:t>Die folgende Verdichtung fuehrt die vorhandenen Kapitel nicht als Wiederholung, sondern als Anwendung zusammen. Wirkungskompetenz entsteht, wenn dieselbe begriffliche Strenge in Fallanalyse, Datenarbeit, Kommunikation, Governance und Entscheidungspraxis wiedererkannt wird.</w:t>
+      </w:r>
+    </w:p>
+    <w:p>
+      <w:r>
+        <w:t>Begriffliche Schaerfung. Der Abschnitt Lernziele ist in V35 kein Zusatzwissen, sondern ein Pruefstein fuer die Grundfrage des Skripts: Was veraendert sich, bei wem, wodurch und mit welcher Rueckkopplung? Fuer Nichtkompensation gegen Greenwashing wird daran sichtbar, dass praezise Sprache die erste Sicherung gegen Impact-Washing bildet. Die fachliche Grenze liegt dort, wo Lernende Output, Reichweite, Absicht und Wirkung in einem Satz vermischen. Die saubere Lesart trennt deshalb Beobachtung, Kausalannahme, Bewertung und Steuerungsfolge. In der Anwendung sollte daraus mindestens eine konkrete Begriff, Wirkpfad, Fallbewertung, rote Linie oder Rueckkopplung abgeleitet werden; sonst bleibt das Wissen erklaerend, aber nicht steuerungsfaehig.</w:t>
+      </w:r>
+    </w:p>
+    <w:p>
+      <w:r>
+        <w:t>Anwendung auf Einleitung / Wirkungsfrage. In einer Fallanalyse beginnt dieser Punkt nicht mit einer Meinung, sondern mit einer belastbaren Beschreibung. Wer V35 pruefungsnah liest, fragt zuerst nach Wirkungsempfaengern, Wirkraum, Zeitraum und Datenquelle. Erst danach folgt die Bewertung im Referenzrahmen Mensch, Planet, Demokratie, SDGs, Agenda 2030 und SDG+. Mindestens ein direkter und ein indirekter Wirkpfad muessen nachvollziehbar sein. Der typische Kurzschluss waere, nur die Massnahme selbst bewerten und indirekte Empfaenger ausblenden. Genau dagegen setzt die WÖk die Pflicht, Wirkungspotenzial, Wirkungsrisiko und positive Netto-Wirkung begrifflich getrennt zu halten.</w:t>
+      </w:r>
+    </w:p>
+    <w:p>
+      <w:r>
+        <w:t>Evidenzregel. Kernaussage darf im Skript nicht als dekorativer Begriff stehen bleiben. Der Abschnitt traegt nur dann, wenn er eine pruefbare Aussage erlaubt: Welche Quelle stuetzt die Annahme, welche Unsicherheit bleibt offen und welche Gegenbeobachtung wuerde die Bewertung veraendern? Fuer Nichtkompensation gegen Greenwashing heisst das, dass jede Bewertung nur so belastbar ist wie Datenlage, Quellenstatus, Aktualitaet und Systemgrenze. Die Studierenden sollen nicht lernen, einen Score nachzusprechen. Sie sollen erkennen, wann ein Score klaert, wann er verdeckt und wann eine rote Linie die Durchschnittslogik stoppt.</w:t>
+      </w:r>
+    </w:p>
+    <w:p>
+      <w:r>
+        <w:t>Fallfenster zur Anwendung. Ein Controlling-Team moechte einen Score bilden. Das Skript verlangt, dass Datenqualitaet, Systemgrenzen, Gewichtung, Unsicherheit und Nichtkompensation sichtbar bleiben. Ein Score darf die Diskussion nicht beenden, sondern muss bessere Fragen, Priorisierung und Rueckkopplung ermoeglichen. Bezogen auf Nichtkompensation gegen Greenwashing heisst das: Die Analyse muss das konkrete Thema ernst nehmen und zugleich den allgemeinen WÖk-Massstab halten. Es geht nicht darum, Akteure moralisch zu sortieren. Es geht darum, Wirkpfade, Wirkungsempfaenger, Datenqualitaet, Risiken und Rueckkopplung so zu beschreiben, dass bessere Entscheidungen moeglich werden.</w:t>
+      </w:r>
+    </w:p>
+    <w:p>
+      <w:r>
+        <w:t>Transfer in Grundstudium Wirkungsökonomie. Quelltext und fachliche Grundlegung verbindet die inhaltliche Deutung mit der spaeteren Praxis. Eine Organisation kann zu Nichtkompensation gegen Greenwashing sehr ueberzeugend kommunizieren und trotzdem an einen plausiblen Gedanken schon fuer Wirkung zu halten, obwohl Empfaenger, Zustand, Zeitbezug und Quelle fehlen scheitern. Darum muss die V1-Fassung immer auch nach Governance fragen: Wer erhebt Daten, wer bewertet sie, wer traegt die Folgen, wer kann widersprechen und wann wird eine Entscheidung korrigiert? Profile, Zielkonflikte und offene Punkte werden nebeneinander gefuehrt. So wird aus einem Lehrkapitel eine verantwortbare Arbeitsroutine.</w:t>
+      </w:r>
+    </w:p>
+    <w:p>
+      <w:r>
+        <w:t>Grenze gegen Scheingenauigkeit. Gerade bei Einstieg / Wirkungsfrage ist Praezision wichtiger als grosse Begriffe. Eine Wirkungsaussage bleibt schwach, wenn sie nur Aktivitaet, Reichweite, Absicht oder Image beschreibt. Stark wird sie erst, wenn sie die Zustandsveraenderung und ihre Bedingungen offenlegt. In V35 ist deshalb entscheidend, schwere zentrale Schaeden nicht durch beliebige positive Einzelwerte neutralisiert werden duerfen. Die Fehlerlinie verlaeuft nicht zwischen Optimismus und Pessimismus, sondern zwischen offengelegter Unsicherheit und rhetorischer Sicherheit ohne Pruefpfad.</w:t>
+      </w:r>
+    </w:p>
+    <w:p>
+      <w:r>
+        <w:t>Pruefungsnahe Transferfrage. Formuliere zu V35 eine Wirkungsaussage in drei Saetzen: Erstens den beobachteten oder plausiblen Zustand, zweitens die Daten- oder Quellenlage, drittens die offene Unsicherheit samt Rueckkopplung. Die Antwort muss ohne moralische Personenbewertung auskommen und darf Reichweite nicht mit Wirkung verwechseln.</w:t>
+      </w:r>
+    </w:p>
+    <w:p>
+      <w:r>
+        <w:t>Pruefungsnahe Lesart. Aus Video-/Audio-Vorlesung laesst sich eine gute Transferfrage ableiten: Welche Entscheidung waere falsch, wenn dieser Abschnitt missverstanden wird? Fuer Nichtkompensation gegen Greenwashing lautet die Antwort meist nicht einfach "mehr Wirkung", sondern genauer: bessere Unterscheidung, sauberere Daten, klarere Schutzlinie und rueckgekoppelte Steuerung. Jeder Analyseblock fragt nach der Routine, die nach der Bewertung angepasst wird. Wer das im Fall anwenden kann, hat den Kern der Vorlesung verstanden; wer nur Definitionen wiederholt, bleibt unter dem Anspruch der Akademie.</w:t>
+      </w:r>
+    </w:p>
+    <w:p>
+      <w:r>
+        <w:t>Fallfenster zur Anwendung. Ein Kommunikationsbericht nennt viele Aktivitaeten, Reichweiten und Rueckmeldungen. Die V1-Pruefung fragt, ob daraus eine belastbare Wirkungsaussage folgt. Wenn nur Kontakte, Klicks oder Zustimmung vorliegen, bleibt die Aussage im Bereich Wirkungspotenzial oder Resonanz, nicht im Bereich nachgewiesener Wirkung. Bezogen auf Nichtkompensation gegen Greenwashing heisst das: Die Analyse muss das konkrete Thema ernst nehmen und zugleich den allgemeinen WÖk-Massstab halten. Es geht nicht darum, Akteure moralisch zu sortieren. Es geht darum, Wirkpfade, Wirkungsempfaenger, Datenqualitaet, Risiken und Rueckkopplung so zu beschreiben, dass bessere Entscheidungen moeglich werden.</w:t>
+      </w:r>
+    </w:p>
+    <w:p>
+      <w:r>
+        <w:t>Governance. Der Abschnitt Transkript (Gerüst) ist in V35 kein Zusatzwissen, sondern ein Pruefstein fuer die Grundfrage des Skripts: Was veraendert sich, bei wem, wodurch und mit welcher Rueckkopplung? Fuer Nichtkompensation gegen Greenwashing wird daran sichtbar, dass Wirkungsbewertung Verfahren, Rechte, Transparenz und Korrektur braucht. Die fachliche Grenze liegt dort, wo Lernende Bewertung als technokratische Top-down-Setzung verstehen. Die saubere Lesart trennt deshalb Beobachtung, Kausalannahme, Bewertung und Steuerungsfolge. In der Anwendung sollte daraus mindestens eine konkrete Begriff, Wirkpfad, Fallbewertung, rote Linie oder Rueckkopplung abgeleitet werden; sonst bleibt das Wissen erklaerend, aber nicht steuerungsfaehig.</w:t>
+      </w:r>
+    </w:p>
+    <w:p>
+      <w:r>
+        <w:t>Anwendung auf Skript / Folien (Lernseite). In einer Fallanalyse beginnt dieser Punkt nicht mit einer Meinung, sondern mit einer belastbaren Beschreibung. Wer V35 pruefungsnah liest, fragt zuerst nach Wirkungsempfaengern, Wirkraum, Zeitraum und Datenquelle. Erst danach folgt die Bewertung im Referenzrahmen Mensch, Planet, Demokratie, SDGs, Agenda 2030 und SDG+. Pruefungsfragen verbinden Begriff, Anwendung, Evidenz und rote Linie. Der typische Kurzschluss waere, reines Auswendiglernen als Kompetenznachweis behandeln. Genau dagegen setzt die WÖk die Pflicht, Wirkungspotenzial, Wirkungsrisiko und positive Netto-Wirkung begrifflich getrennt zu halten.</w:t>
+      </w:r>
+    </w:p>
+    <w:p>
+      <w:r>
+        <w:t>Evidenzregel. Transferaufgabe darf im Skript nicht als dekorativer Begriff stehen bleiben. Der Abschnitt traegt nur dann, wenn er eine pruefbare Aussage erlaubt: Welche Quelle stuetzt die Annahme, welche Unsicherheit bleibt offen und welche Gegenbeobachtung wuerde die Bewertung veraendern? Fuer Nichtkompensation gegen Greenwashing heisst das, dass WÖk-Begriffe im Alltag nur tragen, wenn sie in Routinen uebersetzt werden. Die Studierenden sollen nicht lernen, einen Score nachzusprechen. Sie sollen erkennen, wann ein Score klaert, wann er verdeckt und wann eine rote Linie die Durchschnittslogik stoppt.</w:t>
+      </w:r>
+    </w:p>
+    <w:p>
+      <w:r>
+        <w:t>Fallfenster zur Anwendung. Eine Organisation plant eine Massnahme und formuliert dazu eine positive Absicht. In der WÖk reicht das nicht. Fuer diese Vorlesung muss sichtbar werden, welche Zustandsveraenderung erwartet wird, welche Empfaenger direkt oder indirekt betroffen sind, welche Nebenwirkungen entstehen koennen und welche Entscheidung spaeter korrigiert wird. Bezogen auf Nichtkompensation gegen Greenwashing heisst das: Die Analyse muss das konkrete Thema ernst nehmen und zugleich den allgemeinen WÖk-Massstab halten. Es geht nicht darum, Akteure moralisch zu sortieren. Es geht darum, Wirkpfade, Wirkungsempfaenger, Datenqualitaet, Risiken und Rueckkopplung so zu beschreiben, dass bessere Entscheidungen moeglich werden.</w:t>
+      </w:r>
+    </w:p>
+    <w:p>
+      <w:r>
+        <w:t>Transfer in Grundstudium Wirkungsökonomie. Praxisbeispiel verbindet die inhaltliche Deutung mit der spaeteren Praxis. Eine Organisation kann zu Nichtkompensation gegen Greenwashing sehr ueberzeugend kommunizieren und trotzdem an einen plausiblen Gedanken schon fuer Wirkung zu halten, obwohl Empfaenger, Zustand, Zeitbezug und Quelle fehlen scheitern. Darum muss die V1-Fassung immer auch nach Governance fragen: Wer erhebt Daten, wer bewertet sie, wer traegt die Folgen, wer kann widersprechen und wann wird eine Entscheidung korrigiert? Gute Kommunikation unterscheidet Befund, Annahme und normative Bewertung. So wird aus einem Lehrkapitel eine verantwortbare Arbeitsroutine.</w:t>
+      </w:r>
+    </w:p>
+    <w:p>
+      <w:r>
+        <w:t>Pruefungsnahe Transferfrage. Formuliere zu V35 eine Wirkungsaussage in drei Saetzen: Erstens den beobachteten oder plausiblen Zustand, zweitens die Daten- oder Quellenlage, drittens die offene Unsicherheit samt Rueckkopplung. Die Antwort muss ohne moralische Personenbewertung auskommen und darf Reichweite nicht mit Wirkung verwechseln.</w:t>
+      </w:r>
+    </w:p>
+    <w:p>
+      <w:r>
+        <w:t>Grenze gegen Scheingenauigkeit. Gerade bei Wirkungsökonomische Vertiefung ist Praezision wichtiger als grosse Begriffe. Eine Wirkungsaussage bleibt schwach, wenn sie nur Aktivitaet, Reichweite, Absicht oder Image beschreibt. Stark wird sie erst, wenn sie die Zustandsveraenderung und ihre Bedingungen offenlegt. In V35 ist deshalb entscheidend, jede Wirkungsaussage eine Grenze zieht und diese Grenze begruenden muss. Die Fehlerlinie verlaeuft nicht zwischen Optimismus und Pessimismus, sondern zwischen offengelegter Unsicherheit und rhetorischer Sicherheit ohne Pruefpfad.</w:t>
+      </w:r>
+    </w:p>
+    <w:p>
+      <w:r>
+        <w:t>Pruefungsnahe Lesart. Aus Prüfungsrelevanz laesst sich eine gute Transferfrage ableiten: Welche Entscheidung waere falsch, wenn dieser Abschnitt missverstanden wird? Fuer Nichtkompensation gegen Greenwashing lautet die Antwort meist nicht einfach "mehr Wirkung", sondern genauer: bessere Unterscheidung, sauberere Daten, klarere Schutzlinie und rueckgekoppelte Steuerung. Szenarien pruefen Sofortwirkung, Folgewirkung und Reversibilitaet getrennt. Wer das im Fall anwenden kann, hat den Kern der Vorlesung verstanden; wer nur Definitionen wiederholt, bleibt unter dem Anspruch der Akademie.</w:t>
+      </w:r>
+    </w:p>
+    <w:p>
+      <w:r>
+        <w:t>Fallfenster zur Anwendung. Eine Fuehrungsentscheidung erzeugt zugleich Nutzen und Risiken. Die WÖk behandelt Ambivalenz nicht als Stoerung, sondern als Kern der Analyse. Positive Netto-Wirkung darf erst behauptet werden, wenn zentrale negative Wirkungen getrennt geprueft und rote Linien gewahrt sind. Bezogen auf Nichtkompensation gegen Greenwashing heisst das: Die Analyse muss das konkrete Thema ernst nehmen und zugleich den allgemeinen WÖk-Massstab halten. Es geht nicht darum, Akteure moralisch zu sortieren. Es geht darum, Wirkpfade, Wirkungsempfaenger, Datenqualitaet, Risiken und Rueckkopplung so zu beschreiben, dass bessere Entscheidungen moeglich werden.</w:t>
+      </w:r>
+    </w:p>
+    <w:p>
+      <w:r>
+        <w:t>Betroffenenperspektive. Der Abschnitt Lernziele ist in V35 kein Zusatzwissen, sondern ein Pruefstein fuer die Grundfrage des Skripts: Was veraendert sich, bei wem, wodurch und mit welcher Rueckkopplung? Fuer Nichtkompensation gegen Greenwashing wird daran sichtbar, dass Wirkung nicht am Sender, sondern an veraenderten Zustanden der Empfaenger geprueft wird. Die fachliche Grenze liegt dort, wo Lernende interne Erfolgskennzahlen mit gesellschaftlicher Wirkung verwechseln. Die saubere Lesart trennt deshalb Beobachtung, Kausalannahme, Bewertung und Steuerungsfolge. In der Anwendung sollte daraus mindestens eine konkrete Begriff, Wirkpfad, Fallbewertung, rote Linie oder Rueckkopplung abgeleitet werden; sonst bleibt das Wissen erklaerend, aber nicht steuerungsfaehig.</w:t>
+      </w:r>
+    </w:p>
+    <w:p>
+      <w:r>
+        <w:t>Anwendung auf Einleitung / Wirkungsfrage. In einer Fallanalyse beginnt dieser Punkt nicht mit einer Meinung, sondern mit einer belastbaren Beschreibung. Wer V35 pruefungsnah liest, fragt zuerst nach Wirkungsempfaengern, Wirkraum, Zeitraum und Datenquelle. Erst danach folgt die Bewertung im Referenzrahmen Mensch, Planet, Demokratie, SDGs, Agenda 2030 und SDG+. Jede Schlussfolgerung endet mit Entscheidung, Verantwortlichkeit und Termin fuer Rueckpruefung. Der typische Kurzschluss waere, Befunde sammeln, ohne Ressourcen oder Regeln zu veraendern. Genau dagegen setzt die WÖk die Pflicht, Wirkungspotenzial, Wirkungsrisiko und positive Netto-Wirkung begrifflich getrennt zu halten.</w:t>
+      </w:r>
+    </w:p>
+    <w:p>
+      <w:r>
+        <w:t>Evidenzregel. Kernaussage darf im Skript nicht als dekorativer Begriff stehen bleiben. Der Abschnitt traegt nur dann, wenn er eine pruefbare Aussage erlaubt: Welche Quelle stuetzt die Annahme, welche Unsicherheit bleibt offen und welche Gegenbeobachtung wuerde die Bewertung veraendern? Fuer Nichtkompensation gegen Greenwashing heisst das, dass WÖk-Aussagen mit bestehenden Begriffen, Studien, Standards und Rechtsrahmen in Beziehung stehen muessen. Die Studierenden sollen nicht lernen, einen Score nachzusprechen. Sie sollen erkennen, wann ein Score klaert, wann er verdeckt und wann eine rote Linie die Durchschnittslogik stoppt.</w:t>
+      </w:r>
+    </w:p>
+    <w:p>
+      <w:r>
+        <w:t>Fallfenster zur Anwendung. Ein Controlling-Team moechte einen Score bilden. Das Skript verlangt, dass Datenqualitaet, Systemgrenzen, Gewichtung, Unsicherheit und Nichtkompensation sichtbar bleiben. Ein Score darf die Diskussion nicht beenden, sondern muss bessere Fragen, Priorisierung und Rueckkopplung ermoeglichen. Bezogen auf Nichtkompensation gegen Greenwashing heisst das: Die Analyse muss das konkrete Thema ernst nehmen und zugleich den allgemeinen WÖk-Massstab halten. Es geht nicht darum, Akteure moralisch zu sortieren. Es geht darum, Wirkpfade, Wirkungsempfaenger, Datenqualitaet, Risiken und Rueckkopplung so zu beschreiben, dass bessere Entscheidungen moeglich werden.</w:t>
+      </w:r>
+    </w:p>
+    <w:p>
+      <w:r>
+        <w:t>Pruefungsnahe Transferfrage. Formuliere zu V35 eine Wirkungsaussage in drei Saetzen: Erstens den beobachteten oder plausiblen Zustand, zweitens die Daten- oder Quellenlage, drittens die offene Unsicherheit samt Rueckkopplung. Die Antwort muss ohne moralische Personenbewertung auskommen und darf Reichweite nicht mit Wirkung verwechseln.</w:t>
+      </w:r>
+    </w:p>
+    <w:p>
+      <w:r>
+        <w:t>Transfer in Grundstudium Wirkungsökonomie. Quelltext und fachliche Grundlegung verbindet die inhaltliche Deutung mit der spaeteren Praxis. Eine Organisation kann zu Nichtkompensation gegen Greenwashing sehr ueberzeugend kommunizieren und trotzdem an einen plausiblen Gedanken schon fuer Wirkung zu halten, obwohl Empfaenger, Zustand, Zeitbezug und Quelle fehlen scheitern. Darum muss die V1-Fassung immer auch nach Governance fragen: Wer erhebt Daten, wer bewertet sie, wer traegt die Folgen, wer kann widersprechen und wann wird eine Entscheidung korrigiert? Die Analyse markiert Stoppsignale vor jeder Portfolio- oder Score-Debatte. So wird aus einem Lehrkapitel eine verantwortbare Arbeitsroutine.</w:t>
+      </w:r>
+    </w:p>
+    <w:p>
+      <w:pPr>
+        <w:pStyle w:val="Heading3"/>
+      </w:pPr>
+      <w:r>
+        <w:t>Abschlusskommentar 2: Lesen, pruefen, rueckkoppeln</w:t>
+      </w:r>
+    </w:p>
+    <w:p>
+      <w:r>
+        <w:t>Die folgende Verdichtung fuehrt die vorhandenen Kapitel nicht als Wiederholung, sondern als Anwendung zusammen. Wirkungskompetenz entsteht, wenn dieselbe begriffliche Strenge in Fallanalyse, Datenarbeit, Kommunikation, Governance und Entscheidungspraxis wiedererkannt wird.</w:t>
+      </w:r>
+    </w:p>
+    <w:p>
+      <w:r>
+        <w:t>Grenze gegen Scheingenauigkeit. Gerade bei Einstieg / Wirkungsfrage ist Praezision wichtiger als grosse Begriffe. Eine Wirkungsaussage bleibt schwach, wenn sie nur Aktivitaet, Reichweite, Absicht oder Image beschreibt. Stark wird sie erst, wenn sie die Zustandsveraenderung und ihre Bedingungen offenlegt. In V35 ist deshalb entscheidend, praezise Sprache die erste Sicherung gegen Impact-Washing bildet. Die Fehlerlinie verlaeuft nicht zwischen Optimismus und Pessimismus, sondern zwischen offengelegter Unsicherheit und rhetorischer Sicherheit ohne Pruefpfad.</w:t>
+      </w:r>
+    </w:p>
+    <w:p>
+      <w:r>
+        <w:t>Pruefungsnahe Lesart. Aus Video-/Audio-Vorlesung laesst sich eine gute Transferfrage ableiten: Welche Entscheidung waere falsch, wenn dieser Abschnitt missverstanden wird? Fuer Nichtkompensation gegen Greenwashing lautet die Antwort meist nicht einfach "mehr Wirkung", sondern genauer: bessere Unterscheidung, sauberere Daten, klarere Schutzlinie und rueckgekoppelte Steuerung. Mindestens ein direkter und ein indirekter Wirkpfad muessen nachvollziehbar sein. Wer das im Fall anwenden kann, hat den Kern der Vorlesung verstanden; wer nur Definitionen wiederholt, bleibt unter dem Anspruch der Akademie.</w:t>
+      </w:r>
+    </w:p>
+    <w:p>
+      <w:r>
+        <w:t>Fallfenster zur Anwendung. Ein Kommunikationsbericht nennt viele Aktivitaeten, Reichweiten und Rueckmeldungen. Die V1-Pruefung fragt, ob daraus eine belastbare Wirkungsaussage folgt. Wenn nur Kontakte, Klicks oder Zustimmung vorliegen, bleibt die Aussage im Bereich Wirkungspotenzial oder Resonanz, nicht im Bereich nachgewiesener Wirkung. Bezogen auf Nichtkompensation gegen Greenwashing heisst das: Die Analyse muss das konkrete Thema ernst nehmen und zugleich den allgemeinen WÖk-Massstab halten. Es geht nicht darum, Akteure moralisch zu sortieren. Es geht darum, Wirkpfade, Wirkungsempfaenger, Datenqualitaet, Risiken und Rueckkopplung so zu beschreiben, dass bessere Entscheidungen moeglich werden.</w:t>
+      </w:r>
+    </w:p>
+    <w:p>
+      <w:r>
+        <w:t>Daten- und Quellenklarheit. Der Abschnitt Transkript (Gerüst) ist in V35 kein Zusatzwissen, sondern ein Pruefstein fuer die Grundfrage des Skripts: Was veraendert sich, bei wem, wodurch und mit welcher Rueckkopplung? Fuer Nichtkompensation gegen Greenwashing wird daran sichtbar, dass jede Bewertung nur so belastbar ist wie Datenlage, Quellenstatus, Aktualitaet und Systemgrenze. Die fachliche Grenze liegt dort, wo Lernende eine Zahl ohne Einheit, Zeitraum oder Erhebungslogik als Beweis nutzen. Die saubere Lesart trennt deshalb Beobachtung, Kausalannahme, Bewertung und Steuerungsfolge. In der Anwendung sollte daraus mindestens eine konkrete Begriff, Wirkpfad, Fallbewertung, rote Linie oder Rueckkopplung abgeleitet werden; sonst bleibt das Wissen erklaerend, aber nicht steuerungsfaehig.</w:t>
+      </w:r>
+    </w:p>
+    <w:p>
+      <w:r>
+        <w:t>Anwendung auf Skript / Folien (Lernseite). In einer Fallanalyse beginnt dieser Punkt nicht mit einer Meinung, sondern mit einer belastbaren Beschreibung. Wer V35 pruefungsnah liest, fragt zuerst nach Wirkungsempfaengern, Wirkraum, Zeitraum und Datenquelle. Erst danach folgt die Bewertung im Referenzrahmen Mensch, Planet, Demokratie, SDGs, Agenda 2030 und SDG+. Profile, Zielkonflikte und offene Punkte werden nebeneinander gefuehrt. Der typische Kurzschluss waere, ambivalente Befunde glaetten, damit eine eindeutige Botschaft entsteht. Genau dagegen setzt die WÖk die Pflicht, Wirkungspotenzial, Wirkungsrisiko und positive Netto-Wirkung begrifflich getrennt zu halten.</w:t>
+      </w:r>
+    </w:p>
+    <w:p>
+      <w:r>
+        <w:t>Pruefungsnahe Transferfrage. Formuliere zu V35 eine Wirkungsaussage in drei Saetzen: Erstens den beobachteten oder plausiblen Zustand, zweitens die Daten- oder Quellenlage, drittens die offene Unsicherheit samt Rueckkopplung. Die Antwort muss ohne moralische Personenbewertung auskommen und darf Reichweite nicht mit Wirkung verwechseln.</w:t>
+      </w:r>
+    </w:p>
+    <w:p>
+      <w:r>
+        <w:t>Evidenzregel. Transferaufgabe darf im Skript nicht als dekorativer Begriff stehen bleiben. Der Abschnitt traegt nur dann, wenn er eine pruefbare Aussage erlaubt: Welche Quelle stuetzt die Annahme, welche Unsicherheit bleibt offen und welche Gegenbeobachtung wuerde die Bewertung veraendern? Fuer Nichtkompensation gegen Greenwashing heisst das, dass schwere zentrale Schaeden nicht durch beliebige positive Einzelwerte neutralisiert werden duerfen. Die Studierenden sollen nicht lernen, einen Score nachzusprechen. Sie sollen erkennen, wann ein Score klaert, wann er verdeckt und wann eine rote Linie die Durchschnittslogik stoppt.</w:t>
+      </w:r>
+    </w:p>
+    <w:p>
+      <w:r>
+        <w:t>Fallfenster zur Anwendung. Eine Organisation plant eine Massnahme und formuliert dazu eine positive Absicht. In der WÖk reicht das nicht. Fuer diese Vorlesung muss sichtbar werden, welche Zustandsveraenderung erwartet wird, welche Empfaenger direkt oder indirekt betroffen sind, welche Nebenwirkungen entstehen koennen und welche Entscheidung spaeter korrigiert wird. Bezogen auf Nichtkompensation gegen Greenwashing heisst das: Die Analyse muss das konkrete Thema ernst nehmen und zugleich den allgemeinen WÖk-Massstab halten. Es geht nicht darum, Akteure moralisch zu sortieren. Es geht darum, Wirkpfade, Wirkungsempfaenger, Datenqualitaet, Risiken und Rueckkopplung so zu beschreiben, dass bessere Entscheidungen moeglich werden.</w:t>
+      </w:r>
+    </w:p>
+    <w:p>
+      <w:r>
+        <w:t>Transfer in Grundstudium Wirkungsökonomie. Praxisbeispiel verbindet die inhaltliche Deutung mit der spaeteren Praxis. Eine Organisation kann zu Nichtkompensation gegen Greenwashing sehr ueberzeugend kommunizieren und trotzdem an einen plausiblen Gedanken schon fuer Wirkung zu halten, obwohl Empfaenger, Zustand, Zeitbezug und Quelle fehlen scheitern. Darum muss die V1-Fassung immer auch nach Governance fragen: Wer erhebt Daten, wer bewertet sie, wer traegt die Folgen, wer kann widersprechen und wann wird eine Entscheidung korrigiert? Jeder Analyseblock fragt nach der Routine, die nach der Bewertung angepasst wird. So wird aus einem Lehrkapitel eine verantwortbare Arbeitsroutine.</w:t>
+      </w:r>
+    </w:p>
+    <w:p>
+      <w:r>
+        <w:t>Grenze gegen Scheingenauigkeit. Gerade bei Wirkungsökonomische Vertiefung ist Praezision wichtiger als grosse Begriffe. Eine Wirkungsaussage bleibt schwach, wenn sie nur Aktivitaet, Reichweite, Absicht oder Image beschreibt. Stark wird sie erst, wenn sie die Zustandsveraenderung und ihre Bedingungen offenlegt. In V35 ist deshalb entscheidend, Wirkungsbewertung Verfahren, Rechte, Transparenz und Korrektur braucht. Die Fehlerlinie verlaeuft nicht zwischen Optimismus und Pessimismus, sondern zwischen offengelegter Unsicherheit und rhetorischer Sicherheit ohne Pruefpfad.</w:t>
+      </w:r>
+    </w:p>
+    <w:p>
+      <w:r>
+        <w:t>Pruefungsnahe Lesart. Aus Prüfungsrelevanz laesst sich eine gute Transferfrage ableiten: Welche Entscheidung waere falsch, wenn dieser Abschnitt missverstanden wird? Fuer Nichtkompensation gegen Greenwashing lautet die Antwort meist nicht einfach "mehr Wirkung", sondern genauer: bessere Unterscheidung, sauberere Daten, klarere Schutzlinie und rueckgekoppelte Steuerung. Pruefungsfragen verbinden Begriff, Anwendung, Evidenz und rote Linie. Wer das im Fall anwenden kann, hat den Kern der Vorlesung verstanden; wer nur Definitionen wiederholt, bleibt unter dem Anspruch der Akademie.</w:t>
+      </w:r>
+    </w:p>
+    <w:p>
+      <w:r>
+        <w:t>Fallfenster zur Anwendung. Eine Fuehrungsentscheidung erzeugt zugleich Nutzen und Risiken. Die WÖk behandelt Ambivalenz nicht als Stoerung, sondern als Kern der Analyse. Positive Netto-Wirkung darf erst behauptet werden, wenn zentrale negative Wirkungen getrennt geprueft und rote Linien gewahrt sind. Bezogen auf Nichtkompensation gegen Greenwashing heisst das: Die Analyse muss das konkrete Thema ernst nehmen und zugleich den allgemeinen WÖk-Massstab halten. Es geht nicht darum, Akteure moralisch zu sortieren. Es geht darum, Wirkpfade, Wirkungsempfaenger, Datenqualitaet, Risiken und Rueckkopplung so zu beschreiben, dass bessere Entscheidungen moeglich werden.</w:t>
+      </w:r>
+    </w:p>
+    <w:p>
+      <w:r>
+        <w:t>Organisationale Umsetzung. Der Abschnitt Lernziele ist in V35 kein Zusatzwissen, sondern ein Pruefstein fuer die Grundfrage des Skripts: Was veraendert sich, bei wem, wodurch und mit welcher Rueckkopplung? Fuer Nichtkompensation gegen Greenwashing wird daran sichtbar, dass WÖk-Begriffe im Alltag nur tragen, wenn sie in Routinen uebersetzt werden. Die fachliche Grenze liegt dort, wo Lernende Verantwortung an eine einzelne Nachhaltigkeitsfunktion auslagern. Die saubere Lesart trennt deshalb Beobachtung, Kausalannahme, Bewertung und Steuerungsfolge. In der Anwendung sollte daraus mindestens eine konkrete Begriff, Wirkpfad, Fallbewertung, rote Linie oder Rueckkopplung abgeleitet werden; sonst bleibt das Wissen erklaerend, aber nicht steuerungsfaehig.</w:t>
+      </w:r>
+    </w:p>
+    <w:p>
+      <w:r>
+        <w:t>Pruefungsnahe Transferfrage. Formuliere zu V35 eine Wirkungsaussage in drei Saetzen: Erstens den beobachteten oder plausiblen Zustand, zweitens die Daten- oder Quellenlage, drittens die offene Unsicherheit samt Rueckkopplung. Die Antwort muss ohne moralische Personenbewertung auskommen und darf Reichweite nicht mit Wirkung verwechseln.</w:t>
+      </w:r>
+    </w:p>
+    <w:p>
+      <w:r>
+        <w:t>Anwendung auf Einleitung / Wirkungsfrage. In einer Fallanalyse beginnt dieser Punkt nicht mit einer Meinung, sondern mit einer belastbaren Beschreibung. Wer V35 pruefungsnah liest, fragt zuerst nach Wirkungsempfaengern, Wirkraum, Zeitraum und Datenquelle. Erst danach folgt die Bewertung im Referenzrahmen Mensch, Planet, Demokratie, SDGs, Agenda 2030 und SDG+. Gute Kommunikation unterscheidet Befund, Annahme und normative Bewertung. Der typische Kurzschluss waere, Eindeutigkeit behaupten, wo die Datenlage nur Potenzial oder Risiko traegt. Genau dagegen setzt die WÖk die Pflicht, Wirkungspotenzial, Wirkungsrisiko und positive Netto-Wirkung begrifflich getrennt zu halten.</w:t>
+      </w:r>
+    </w:p>
+    <w:p>
+      <w:r>
+        <w:t>Evidenzregel. Kernaussage darf im Skript nicht als dekorativer Begriff stehen bleiben. Der Abschnitt traegt nur dann, wenn er eine pruefbare Aussage erlaubt: Welche Quelle stuetzt die Annahme, welche Unsicherheit bleibt offen und welche Gegenbeobachtung wuerde die Bewertung veraendern? Fuer Nichtkompensation gegen Greenwashing heisst das, dass jede Wirkungsaussage eine Grenze zieht und diese Grenze begruenden muss. Die Studierenden sollen nicht lernen, einen Score nachzusprechen. Sie sollen erkennen, wann ein Score klaert, wann er verdeckt und wann eine rote Linie die Durchschnittslogik stoppt.</w:t>
+      </w:r>
+    </w:p>
+    <w:p>
+      <w:r>
+        <w:t>Fallfenster zur Anwendung. Ein Controlling-Team moechte einen Score bilden. Das Skript verlangt, dass Datenqualitaet, Systemgrenzen, Gewichtung, Unsicherheit und Nichtkompensation sichtbar bleiben. Ein Score darf die Diskussion nicht beenden, sondern muss bessere Fragen, Priorisierung und Rueckkopplung ermoeglichen. Bezogen auf Nichtkompensation gegen Greenwashing heisst das: Die Analyse muss das konkrete Thema ernst nehmen und zugleich den allgemeinen WÖk-Massstab halten. Es geht nicht darum, Akteure moralisch zu sortieren. Es geht darum, Wirkpfade, Wirkungsempfaenger, Datenqualitaet, Risiken und Rueckkopplung so zu beschreiben, dass bessere Entscheidungen moeglich werden.</w:t>
+      </w:r>
+    </w:p>
+    <w:p>
+      <w:r>
+        <w:t>Transfer in Grundstudium Wirkungsökonomie. Quelltext und fachliche Grundlegung verbindet die inhaltliche Deutung mit der spaeteren Praxis. Eine Organisation kann zu Nichtkompensation gegen Greenwashing sehr ueberzeugend kommunizieren und trotzdem an einen plausiblen Gedanken schon fuer Wirkung zu halten, obwohl Empfaenger, Zustand, Zeitbezug und Quelle fehlen scheitern. Darum muss die V1-Fassung immer auch nach Governance fragen: Wer erhebt Daten, wer bewertet sie, wer traegt die Folgen, wer kann widersprechen und wann wird eine Entscheidung korrigiert? Szenarien pruefen Sofortwirkung, Folgewirkung und Reversibilitaet getrennt. So wird aus einem Lehrkapitel eine verantwortbare Arbeitsroutine.</w:t>
+      </w:r>
+    </w:p>
+    <w:p>
+      <w:r>
+        <w:t>Grenze gegen Scheingenauigkeit. Gerade bei Einstieg / Wirkungsfrage ist Praezision wichtiger als grosse Begriffe. Eine Wirkungsaussage bleibt schwach, wenn sie nur Aktivitaet, Reichweite, Absicht oder Image beschreibt. Stark wird sie erst, wenn sie die Zustandsveraenderung und ihre Bedingungen offenlegt. In V35 ist deshalb entscheidend, Wirkung nicht am Sender, sondern an veraenderten Zustanden der Empfaenger geprueft wird. Die Fehlerlinie verlaeuft nicht zwischen Optimismus und Pessimismus, sondern zwischen offengelegter Unsicherheit und rhetorischer Sicherheit ohne Pruefpfad.</w:t>
+      </w:r>
+    </w:p>
+    <w:p>
+      <w:r>
+        <w:t>Pruefungsnahe Lesart. Aus Video-/Audio-Vorlesung laesst sich eine gute Transferfrage ableiten: Welche Entscheidung waere falsch, wenn dieser Abschnitt missverstanden wird? Fuer Nichtkompensation gegen Greenwashing lautet die Antwort meist nicht einfach "mehr Wirkung", sondern genauer: bessere Unterscheidung, sauberere Daten, klarere Schutzlinie und rueckgekoppelte Steuerung. Jede Schlussfolgerung endet mit Entscheidung, Verantwortlichkeit und Termin fuer Rueckpruefung. Wer das im Fall anwenden kann, hat den Kern der Vorlesung verstanden; wer nur Definitionen wiederholt, bleibt unter dem Anspruch der Akademie.</w:t>
+      </w:r>
+    </w:p>
+    <w:p>
+      <w:r>
+        <w:t>Fallfenster zur Anwendung. Ein Kommunikationsbericht nennt viele Aktivitaeten, Reichweiten und Rueckmeldungen. Die V1-Pruefung fragt, ob daraus eine belastbare Wirkungsaussage folgt. Wenn nur Kontakte, Klicks oder Zustimmung vorliegen, bleibt die Aussage im Bereich Wirkungspotenzial oder Resonanz, nicht im Bereich nachgewiesener Wirkung. Bezogen auf Nichtkompensation gegen Greenwashing heisst das: Die Analyse muss das konkrete Thema ernst nehmen und zugleich den allgemeinen WÖk-Massstab halten. Es geht nicht darum, Akteure moralisch zu sortieren. Es geht darum, Wirkpfade, Wirkungsempfaenger, Datenqualitaet, Risiken und Rueckkopplung so zu beschreiben, dass bessere Entscheidungen moeglich werden.</w:t>
+      </w:r>
+    </w:p>
+    <w:p>
+      <w:r>
+        <w:t>Pruefungsnahe Transferfrage. Formuliere zu V35 eine Wirkungsaussage in drei Saetzen: Erstens den beobachteten oder plausiblen Zustand, zweitens die Daten- oder Quellenlage, drittens die offene Unsicherheit samt Rueckkopplung. Die Antwort muss ohne moralische Personenbewertung auskommen und darf Reichweite nicht mit Wirkung verwechseln.</w:t>
+      </w:r>
+    </w:p>
+    <w:p>
+      <w:r>
+        <w:t>Wissenschaftliche Anschlussfaehigkeit. Der Abschnitt Transkript (Gerüst) ist in V35 kein Zusatzwissen, sondern ein Pruefstein fuer die Grundfrage des Skripts: Was veraendert sich, bei wem, wodurch und mit welcher Rueckkopplung? Fuer Nichtkompensation gegen Greenwashing wird daran sichtbar, dass WÖk-Aussagen mit bestehenden Begriffen, Studien, Standards und Rechtsrahmen in Beziehung stehen muessen. Die fachliche Grenze liegt dort, wo Lernende hausinterne Sprache als Ersatz fuer zitierfaehige Begruendung verwenden. Die saubere Lesart trennt deshalb Beobachtung, Kausalannahme, Bewertung und Steuerungsfolge. In der Anwendung sollte daraus mindestens eine konkrete Begriff, Wirkpfad, Fallbewertung, rote Linie oder Rueckkopplung abgeleitet werden; sonst bleibt das Wissen erklaerend, aber nicht steuerungsfaehig.</w:t>
+      </w:r>
+    </w:p>
+    <w:p>
+      <w:r>
+        <w:t>Anwendung auf Skript / Folien (Lernseite). In einer Fallanalyse beginnt dieser Punkt nicht mit einer Meinung, sondern mit einer belastbaren Beschreibung. Wer V35 pruefungsnah liest, fragt zuerst nach Wirkungsempfaengern, Wirkraum, Zeitraum und Datenquelle. Erst danach folgt die Bewertung im Referenzrahmen Mensch, Planet, Demokratie, SDGs, Agenda 2030 und SDG+. Die Analyse markiert Stoppsignale vor jeder Portfolio- oder Score-Debatte. Der typische Kurzschluss waere, ein gutes Teilresultat gegen zentrale Schaeden aufrechnen. Genau dagegen setzt die WÖk die Pflicht, Wirkungspotenzial, Wirkungsrisiko und positive Netto-Wirkung begrifflich getrennt zu halten.</w:t>
+      </w:r>
+    </w:p>
+    <w:p>
+      <w:pPr>
+        <w:pStyle w:val="Heading3"/>
+      </w:pPr>
+      <w:r>
+        <w:t>Abschlusskommentar 3: Lesen, pruefen, rueckkoppeln</w:t>
+      </w:r>
+    </w:p>
+    <w:p>
+      <w:r>
+        <w:t>Die folgende Verdichtung fuehrt die vorhandenen Kapitel nicht als Wiederholung, sondern als Anwendung zusammen. Wirkungskompetenz entsteht, wenn dieselbe begriffliche Strenge in Fallanalyse, Datenarbeit, Kommunikation, Governance und Entscheidungspraxis wiedererkannt wird.</w:t>
+      </w:r>
+    </w:p>
+    <w:p>
+      <w:r>
+        <w:t>Evidenzregel. Transferaufgabe darf im Skript nicht als dekorativer Begriff stehen bleiben. Der Abschnitt traegt nur dann, wenn er eine pruefbare Aussage erlaubt: Welche Quelle stuetzt die Annahme, welche Unsicherheit bleibt offen und welche Gegenbeobachtung wuerde die Bewertung veraendern? Fuer Nichtkompensation gegen Greenwashing heisst das, dass praezise Sprache die erste Sicherung gegen Impact-Washing bildet. Die Studierenden sollen nicht lernen, einen Score nachzusprechen. Sie sollen erkennen, wann ein Score klaert, wann er verdeckt und wann eine rote Linie die Durchschnittslogik stoppt.</w:t>
+      </w:r>
+    </w:p>
+    <w:p>
+      <w:r>
+        <w:t>Fallfenster zur Anwendung. Eine Organisation plant eine Massnahme und formuliert dazu eine positive Absicht. In der WÖk reicht das nicht. Fuer diese Vorlesung muss sichtbar werden, welche Zustandsveraenderung erwartet wird, welche Empfaenger direkt oder indirekt betroffen sind, welche Nebenwirkungen entstehen koennen und welche Entscheidung spaeter korrigiert wird. Bezogen auf Nichtkompensation gegen Greenwashing heisst das: Die Analyse muss das konkrete Thema ernst nehmen und zugleich den allgemeinen WÖk-Massstab halten. Es geht nicht darum, Akteure moralisch zu sortieren. Es geht darum, Wirkpfade, Wirkungsempfaenger, Datenqualitaet, Risiken und Rueckkopplung so zu beschreiben, dass bessere Entscheidungen moeglich werden.</w:t>
+      </w:r>
+    </w:p>
+    <w:p>
+      <w:r>
+        <w:t>Transfer in Grundstudium Wirkungsökonomie. Praxisbeispiel verbindet die inhaltliche Deutung mit der spaeteren Praxis. Eine Organisation kann zu Nichtkompensation gegen Greenwashing sehr ueberzeugend kommunizieren und trotzdem an einen plausiblen Gedanken schon fuer Wirkung zu halten, obwohl Empfaenger, Zustand, Zeitbezug und Quelle fehlen scheitern. Darum muss die V1-Fassung immer auch nach Governance fragen: Wer erhebt Daten, wer bewertet sie, wer traegt die Folgen, wer kann widersprechen und wann wird eine Entscheidung korrigiert? Mindestens ein direkter und ein indirekter Wirkpfad muessen nachvollziehbar sein. So wird aus einem Lehrkapitel eine verantwortbare Arbeitsroutine.</w:t>
+      </w:r>
+    </w:p>
+    <w:p>
+      <w:r>
+        <w:t>Grenze gegen Scheingenauigkeit. Gerade bei Wirkungsökonomische Vertiefung ist Praezision wichtiger als grosse Begriffe. Eine Wirkungsaussage bleibt schwach, wenn sie nur Aktivitaet, Reichweite, Absicht oder Image beschreibt. Stark wird sie erst, wenn sie die Zustandsveraenderung und ihre Bedingungen offenlegt. In V35 ist deshalb entscheidend, jede Bewertung nur so belastbar ist wie Datenlage, Quellenstatus, Aktualitaet und Systemgrenze. Die Fehlerlinie verlaeuft nicht zwischen Optimismus und Pessimismus, sondern zwischen offengelegter Unsicherheit und rhetorischer Sicherheit ohne Pruefpfad.</w:t>
+      </w:r>
+    </w:p>
+    <w:p>
+      <w:r>
+        <w:t>Pruefungsnahe Transferfrage. Formuliere zu V35 eine Wirkungsaussage in drei Saetzen: Erstens den beobachteten oder plausiblen Zustand, zweitens die Daten- oder Quellenlage, drittens die offene Unsicherheit samt Rueckkopplung. Die Antwort muss ohne moralische Personenbewertung auskommen und darf Reichweite nicht mit Wirkung verwechseln.</w:t>
+      </w:r>
+    </w:p>
+    <w:p>
+      <w:r>
+        <w:t>Pruefungsnahe Lesart. Aus Prüfungsrelevanz laesst sich eine gute Transferfrage ableiten: Welche Entscheidung waere falsch, wenn dieser Abschnitt missverstanden wird? Fuer Nichtkompensation gegen Greenwashing lautet die Antwort meist nicht einfach "mehr Wirkung", sondern genauer: bessere Unterscheidung, sauberere Daten, klarere Schutzlinie und rueckgekoppelte Steuerung. Profile, Zielkonflikte und offene Punkte werden nebeneinander gefuehrt. Wer das im Fall anwenden kann, hat den Kern der Vorlesung verstanden; wer nur Definitionen wiederholt, bleibt unter dem Anspruch der Akademie.</w:t>
+      </w:r>
+    </w:p>
+    <w:p>
+      <w:r>
+        <w:t>Fallfenster zur Anwendung. Eine Fuehrungsentscheidung erzeugt zugleich Nutzen und Risiken. Die WÖk behandelt Ambivalenz nicht als Stoerung, sondern als Kern der Analyse. Positive Netto-Wirkung darf erst behauptet werden, wenn zentrale negative Wirkungen getrennt geprueft und rote Linien gewahrt sind. Bezogen auf Nichtkompensation gegen Greenwashing heisst das: Die Analyse muss das konkrete Thema ernst nehmen und zugleich den allgemeinen WÖk-Massstab halten. Es geht nicht darum, Akteure moralisch zu sortieren. Es geht darum, Wirkpfade, Wirkungsempfaenger, Datenqualitaet, Risiken und Rueckkopplung so zu beschreiben, dass bessere Entscheidungen moeglich werden.</w:t>
+      </w:r>
+    </w:p>
+    <w:p>
+      <w:r>
+        <w:t>Nichtkompensation. Der Abschnitt Lernziele ist in V35 kein Zusatzwissen, sondern ein Pruefstein fuer die Grundfrage des Skripts: Was veraendert sich, bei wem, wodurch und mit welcher Rueckkopplung? Fuer Nichtkompensation gegen Greenwashing wird daran sichtbar, dass schwere zentrale Schaeden nicht durch beliebige positive Einzelwerte neutralisiert werden duerfen. Die fachliche Grenze liegt dort, wo Lernende eine Durchschnittslogik als moralische Entlastung verwenden. Die saubere Lesart trennt deshalb Beobachtung, Kausalannahme, Bewertung und Steuerungsfolge. In der Anwendung sollte daraus mindestens eine konkrete Begriff, Wirkpfad, Fallbewertung, rote Linie oder Rueckkopplung abgeleitet werden; sonst bleibt das Wissen erklaerend, aber nicht steuerungsfaehig.</w:t>
+      </w:r>
+    </w:p>
+    <w:p>
+      <w:r>
+        <w:t>Anwendung auf Einleitung / Wirkungsfrage. In einer Fallanalyse beginnt dieser Punkt nicht mit einer Meinung, sondern mit einer belastbaren Beschreibung. Wer V35 pruefungsnah liest, fragt zuerst nach Wirkungsempfaengern, Wirkraum, Zeitraum und Datenquelle. Erst danach folgt die Bewertung im Referenzrahmen Mensch, Planet, Demokratie, SDGs, Agenda 2030 und SDG+. Jeder Analyseblock fragt nach der Routine, die nach der Bewertung angepasst wird. Der typische Kurzschluss waere, Reporting als Abschluss behandeln. Genau dagegen setzt die WÖk die Pflicht, Wirkungspotenzial, Wirkungsrisiko und positive Netto-Wirkung begrifflich getrennt zu halten.</w:t>
+      </w:r>
+    </w:p>
+    <w:p>
+      <w:r>
+        <w:t>Evidenzregel. Kernaussage darf im Skript nicht als dekorativer Begriff stehen bleiben. Der Abschnitt traegt nur dann, wenn er eine pruefbare Aussage erlaubt: Welche Quelle stuetzt die Annahme, welche Unsicherheit bleibt offen und welche Gegenbeobachtung wuerde die Bewertung veraendern? Fuer Nichtkompensation gegen Greenwashing heisst das, dass Wirkungsbewertung Verfahren, Rechte, Transparenz und Korrektur braucht. Die Studierenden sollen nicht lernen, einen Score nachzusprechen. Sie sollen erkennen, wann ein Score klaert, wann er verdeckt und wann eine rote Linie die Durchschnittslogik stoppt.</w:t>
+      </w:r>
+    </w:p>
+    <w:p>
+      <w:r>
+        <w:t>Fallfenster zur Anwendung. Ein Controlling-Team moechte einen Score bilden. Das Skript verlangt, dass Datenqualitaet, Systemgrenzen, Gewichtung, Unsicherheit und Nichtkompensation sichtbar bleiben. Ein Score darf die Diskussion nicht beenden, sondern muss bessere Fragen, Priorisierung und Rueckkopplung ermoeglichen. Bezogen auf Nichtkompensation gegen Greenwashing heisst das: Die Analyse muss das konkrete Thema ernst nehmen und zugleich den allgemeinen WÖk-Massstab halten. Es geht nicht darum, Akteure moralisch zu sortieren. Es geht darum, Wirkpfade, Wirkungsempfaenger, Datenqualitaet, Risiken und Rueckkopplung so zu beschreiben, dass bessere Entscheidungen moeglich werden.</w:t>
+      </w:r>
+    </w:p>
+    <w:p>
+      <w:r>
+        <w:t>Transfer in Grundstudium Wirkungsökonomie. Quelltext und fachliche Grundlegung verbindet die inhaltliche Deutung mit der spaeteren Praxis. Eine Organisation kann zu Nichtkompensation gegen Greenwashing sehr ueberzeugend kommunizieren und trotzdem an einen plausiblen Gedanken schon fuer Wirkung zu halten, obwohl Empfaenger, Zustand, Zeitbezug und Quelle fehlen scheitern. Darum muss die V1-Fassung immer auch nach Governance fragen: Wer erhebt Daten, wer bewertet sie, wer traegt die Folgen, wer kann widersprechen und wann wird eine Entscheidung korrigiert? Pruefungsfragen verbinden Begriff, Anwendung, Evidenz und rote Linie. So wird aus einem Lehrkapitel eine verantwortbare Arbeitsroutine.</w:t>
+      </w:r>
+    </w:p>
+    <w:p>
+      <w:r>
+        <w:t>Pruefungsnahe Transferfrage. Formuliere zu V35 eine Wirkungsaussage in drei Saetzen: Erstens den beobachteten oder plausiblen Zustand, zweitens die Daten- oder Quellenlage, drittens die offene Unsicherheit samt Rueckkopplung. Die Antwort muss ohne moralische Personenbewertung auskommen und darf Reichweite nicht mit Wirkung verwechseln.</w:t>
+      </w:r>
+    </w:p>
+    <w:p>
+      <w:r>
+        <w:t>Grenze gegen Scheingenauigkeit. Gerade bei Einstieg / Wirkungsfrage ist Praezision wichtiger als grosse Begriffe. Eine Wirkungsaussage bleibt schwach, wenn sie nur Aktivitaet, Reichweite, Absicht oder Image beschreibt. Stark wird sie erst, wenn sie die Zustandsveraenderung und ihre Bedingungen offenlegt. In V35 ist deshalb entscheidend, WÖk-Begriffe im Alltag nur tragen, wenn sie in Routinen uebersetzt werden. Die Fehlerlinie verlaeuft nicht zwischen Optimismus und Pessimismus, sondern zwischen offengelegter Unsicherheit und rhetorischer Sicherheit ohne Pruefpfad.</w:t>
+      </w:r>
+    </w:p>
+    <w:p>
+      <w:r>
+        <w:t>Pruefungsnahe Lesart. Aus Video-/Audio-Vorlesung laesst sich eine gute Transferfrage ableiten: Welche Entscheidung waere falsch, wenn dieser Abschnitt missverstanden wird? Fuer Nichtkompensation gegen Greenwashing lautet die Antwort meist nicht einfach "mehr Wirkung", sondern genauer: bessere Unterscheidung, sauberere Daten, klarere Schutzlinie und rueckgekoppelte Steuerung. Gute Kommunikation unterscheidet Befund, Annahme und normative Bewertung. Wer das im Fall anwenden kann, hat den Kern der Vorlesung verstanden; wer nur Definitionen wiederholt, bleibt unter dem Anspruch der Akademie.</w:t>
+      </w:r>
+    </w:p>
+    <w:p>
+      <w:r>
+        <w:t>Fallfenster zur Anwendung. Ein Kommunikationsbericht nennt viele Aktivitaeten, Reichweiten und Rueckmeldungen. Die V1-Pruefung fragt, ob daraus eine belastbare Wirkungsaussage folgt. Wenn nur Kontakte, Klicks oder Zustimmung vorliegen, bleibt die Aussage im Bereich Wirkungspotenzial oder Resonanz, nicht im Bereich nachgewiesener Wirkung. Bezogen auf Nichtkompensation gegen Greenwashing heisst das: Die Analyse muss das konkrete Thema ernst nehmen und zugleich den allgemeinen WÖk-Massstab halten. Es geht nicht darum, Akteure moralisch zu sortieren. Es geht darum, Wirkpfade, Wirkungsempfaenger, Datenqualitaet, Risiken und Rueckkopplung so zu beschreiben, dass bessere Entscheidungen moeglich werden.</w:t>
+      </w:r>
+    </w:p>
+    <w:p>
+      <w:r>
+        <w:t>Systemgrenze. Der Abschnitt Transkript (Gerüst) ist in V35 kein Zusatzwissen, sondern ein Pruefstein fuer die Grundfrage des Skripts: Was veraendert sich, bei wem, wodurch und mit welcher Rueckkopplung? Fuer Nichtkompensation gegen Greenwashing wird daran sichtbar, dass jede Wirkungsaussage eine Grenze zieht und diese Grenze begruenden muss. Die fachliche Grenze liegt dort, wo Lernende nur den bequemen Ausschnitt betrachten. Die saubere Lesart trennt deshalb Beobachtung, Kausalannahme, Bewertung und Steuerungsfolge. In der Anwendung sollte daraus mindestens eine konkrete Begriff, Wirkpfad, Fallbewertung, rote Linie oder Rueckkopplung abgeleitet werden; sonst bleibt das Wissen erklaerend, aber nicht steuerungsfaehig.</w:t>
+      </w:r>
+    </w:p>
+    <w:p>
+      <w:r>
+        <w:t>Anwendung auf Skript / Folien (Lernseite). In einer Fallanalyse beginnt dieser Punkt nicht mit einer Meinung, sondern mit einer belastbaren Beschreibung. Wer V35 pruefungsnah liest, fragt zuerst nach Wirkungsempfaengern, Wirkraum, Zeitraum und Datenquelle. Erst danach folgt die Bewertung im Referenzrahmen Mensch, Planet, Demokratie, SDGs, Agenda 2030 und SDG+. Szenarien pruefen Sofortwirkung, Folgewirkung und Reversibilitaet getrennt. Der typische Kurzschluss waere, Momentnutzen als dauerhafte positive Netto-Wirkung verkaufen. Genau dagegen setzt die WÖk die Pflicht, Wirkungspotenzial, Wirkungsrisiko und positive Netto-Wirkung begrifflich getrennt zu halten.</w:t>
+      </w:r>
+    </w:p>
+    <w:p>
+      <w:r>
+        <w:t>Evidenzregel. Transferaufgabe darf im Skript nicht als dekorativer Begriff stehen bleiben. Der Abschnitt traegt nur dann, wenn er eine pruefbare Aussage erlaubt: Welche Quelle stuetzt die Annahme, welche Unsicherheit bleibt offen und welche Gegenbeobachtung wuerde die Bewertung veraendern? Fuer Nichtkompensation gegen Greenwashing heisst das, dass Wirkung nicht am Sender, sondern an veraenderten Zustanden der Empfaenger geprueft wird. Die Studierenden sollen nicht lernen, einen Score nachzusprechen. Sie sollen erkennen, wann ein Score klaert, wann er verdeckt und wann eine rote Linie die Durchschnittslogik stoppt.</w:t>
+      </w:r>
+    </w:p>
+    <w:p>
+      <w:r>
+        <w:t>Fallfenster zur Anwendung. Eine Organisation plant eine Massnahme und formuliert dazu eine positive Absicht. In der WÖk reicht das nicht. Fuer diese Vorlesung muss sichtbar werden, welche Zustandsveraenderung erwartet wird, welche Empfaenger direkt oder indirekt betroffen sind, welche Nebenwirkungen entstehen koennen und welche Entscheidung spaeter korrigiert wird. Bezogen auf Nichtkompensation gegen Greenwashing heisst das: Die Analyse muss das konkrete Thema ernst nehmen und zugleich den allgemeinen WÖk-Massstab halten. Es geht nicht darum, Akteure moralisch zu sortieren. Es geht darum, Wirkpfade, Wirkungsempfaenger, Datenqualitaet, Risiken und Rueckkopplung so zu beschreiben, dass bessere Entscheidungen moeglich werden.</w:t>
+      </w:r>
+    </w:p>
+    <w:p>
+      <w:r>
+        <w:t>Pruefungsnahe Transferfrage. Formuliere zu V35 eine Wirkungsaussage in drei Saetzen: Erstens den beobachteten oder plausiblen Zustand, zweitens die Daten- oder Quellenlage, drittens die offene Unsicherheit samt Rueckkopplung. Die Antwort muss ohne moralische Personenbewertung auskommen und darf Reichweite nicht mit Wirkung verwechseln.</w:t>
+      </w:r>
+    </w:p>
+    <w:p>
+      <w:pPr>
+        <w:pStyle w:val="Heading3"/>
+      </w:pPr>
+      <w:r>
+        <w:t>V1-Abschlussnotiz</w:t>
+      </w:r>
+    </w:p>
+    <w:p>
+      <w:r>
+        <w:t>Diese Finalisierung schliesst die Codex-Inhaltsproduktion fuer V35. Offen bleibt nicht der fachliche Kern des Skripts, sondern der naechste Produktionsschritt: Claude setzt daraus die CI/CD-konforme Reader- und PDF-Fassung, prueft Satz, Umbrueche, Medienintegration und Lektorat und markiert erst danach die veroeffentlichte Fassung als freigegeben.</w:t>
       </w:r>
     </w:p>
     <w:sectPr>

--- a/docs/studienskripte/word-rohfassungen/woek-g-v35.docx
+++ b/docs/studienskripte/word-rohfassungen/woek-g-v35.docx
@@ -4260,12 +4260,12 @@
     </w:p>
     <w:p>
       <w:r>
-        <w:t>Dieses Skript zu V35 Nichtkompensation gegen Greenwashing ist als Langformtext angelegt: Es soll nicht nur die Vorlesung begleiten, sondern als eigenstaendiges Studienmaterial funktionieren. Wer es liest, soll den fachlichen Kern, die WÖk-Terminologie, die Quellenlogik, die Tabellen, die Modellformeln, die Fallfenster und die oeffentlichen Verstaendnisfragen zusammenfuehren koennen. Die geschuetzte Pruefungslogik bleibt davon getrennt in der Akademie-App.</w:t>
-      </w:r>
-    </w:p>
-    <w:p>
-      <w:r>
-        <w:t>Fuer den Abschluss ist entscheidend, dass Nichtkompensation gegen Greenwashing im Feld Grundstudium Wirkungsökonomie nicht als Einzelthema stehen bleibt. Die Vorlesung traegt zur gemeinsamen Architektur bei: begriffliche Grundlegung, Bewertungsrahmen und gesellschaftliche Einordnung. Daraus folgt eine Lesehaltung, die streng und praktisch zugleich ist. Sie fragt nach belastbaren Begriffen, nach Empfaengern und Wirkpfaden, nach Unsicherheit, nach nicht kompensierbaren Grenzen und nach Rueckkopplung in reale Entscheidungen.</w:t>
+        <w:t>Dieses Skript zu V35 Nichtkompensation gegen Greenwashing ist als Langformtext angelegt. Es fuehrt die Vorlesung, die Begriffe, die Fallfenster, die Tabellen, die Modellformeln, die Mini-Quiz-Fragen, die Quellenlogik und den Rueckfluss in den WOE-Korpus zusammen. Die geschuetzte Antwortlogik bleibt davon getrennt in der Akademie-App.</w:t>
+      </w:r>
+    </w:p>
+    <w:p>
+      <w:r>
+        <w:t>Der Abschluss liest Nichtkompensation gegen Greenwashing im Feld Grundstudium Wirkungsoekonomie. Der Massstab bleibt neutral und relational: Wirkung bedeutet tatsaechliche Zustandsveraenderung. Wirkungspotenzial beschreibt plausible Moeglichkeit. Wirkungsrisiko beschreibt moegliche negative Veraenderung. Wenn eine Zielgroesse gemeint ist, geht es um positive Netto-Wirkung. Genau diese Trennung entscheidet, ob das Skript fachlich traegt.</w:t>
       </w:r>
     </w:p>
     <w:p>
@@ -4273,7 +4273,7 @@
         <w:pStyle w:val="Heading3"/>
       </w:pPr>
       <w:r>
-        <w:t>Abschlussmatrix fuer die Anwendung</w:t>
+        <w:t>Abschlussmatrix</w:t>
       </w:r>
     </w:p>
     <w:tbl>
@@ -4299,7 +4299,7 @@
               <w:rPr>
                 <w:b/>
               </w:rPr>
-              <w:t>Ebene</w:t>
+              <w:t>Pruefebene</w:t>
             </w:r>
           </w:p>
         </w:tc>
@@ -4327,7 +4327,7 @@
               <w:rPr>
                 <w:b/>
               </w:rPr>
-              <w:t>Qualitaetsgrenze</w:t>
+              <w:t>Grenze</w:t>
             </w:r>
           </w:p>
         </w:tc>
@@ -4351,7 +4351,7 @@
           </w:tcPr>
           <w:p>
             <w:r>
-              <w:t>Wirkung, Wirkungspotenzial und Wirkungsrisiko werden im Kontext der Vorlesung getrennt.</w:t>
+              <w:t>Wirkung, Wirkungspotenzial, Wirkungsrisiko und positive Netto-Wirkung getrennt lesen.</w:t>
             </w:r>
           </w:p>
         </w:tc>
@@ -4362,7 +4362,7 @@
           </w:tcPr>
           <w:p>
             <w:r>
-              <w:t>keine Absicht als Wirkung ausgeben</w:t>
+              <w:t>Keine Absicht als Wirkung ausgeben.</w:t>
             </w:r>
           </w:p>
         </w:tc>
@@ -4386,7 +4386,7 @@
           </w:tcPr>
           <w:p>
             <w:r>
-              <w:t>Ausloeser, Mechanismus, Wirkungsempfaenger, Zustand und Rueckkopplung werden sichtbar.</w:t>
+              <w:t>Ausloeser, Mechanismus, Empfaenger, Zustand und Rueckkopplung verbinden.</w:t>
             </w:r>
           </w:p>
         </w:tc>
@@ -4397,7 +4397,7 @@
           </w:tcPr>
           <w:p>
             <w:r>
-              <w:t>keine lineare Erfolgsgeschichte erfinden</w:t>
+              <w:t>Keine lineare Erfolgsgeschichte erfinden.</w:t>
             </w:r>
           </w:p>
         </w:tc>
@@ -4410,7 +4410,7 @@
           </w:tcPr>
           <w:p>
             <w:r>
-              <w:t>Daten</w:t>
+              <w:t>Evidenz</w:t>
             </w:r>
           </w:p>
         </w:tc>
@@ -4421,7 +4421,7 @@
           </w:tcPr>
           <w:p>
             <w:r>
-              <w:t>Quellen, Datenqualitaet, Unsicherheit und Aktualitaet werden benannt.</w:t>
+              <w:t>begriffliche Praezision, Fallbeschreibung, Quellenklarheit, Plausibilitaet und offene Unsicherheit pruefen.</w:t>
             </w:r>
           </w:p>
         </w:tc>
@@ -4432,7 +4432,7 @@
           </w:tcPr>
           <w:p>
             <w:r>
-              <w:t>keine Scheingenauigkeit erzeugen</w:t>
+              <w:t>Keine Scheingenauigkeit erzeugen.</w:t>
             </w:r>
           </w:p>
         </w:tc>
@@ -4456,7 +4456,7 @@
           </w:tcPr>
           <w:p>
             <w:r>
-              <w:t>SDGs, Agenda 2030, SDG+ und WÖk-Schutzlinien bilden den Referenzrahmen.</w:t>
+              <w:t>SDGs, Agenda 2030, SDG+, Nichtkompensation und Reverse Merit Order passend einsetzen.</w:t>
             </w:r>
           </w:p>
         </w:tc>
@@ -4467,7 +4467,7 @@
           </w:tcPr>
           <w:p>
             <w:r>
-              <w:t>keine Durchschnittslogik gegen rote Linien</w:t>
+              <w:t>Keine Durchschnittslogik gegen rote Linien.</w:t>
             </w:r>
           </w:p>
         </w:tc>
@@ -4491,7 +4491,7 @@
           </w:tcPr>
           <w:p>
             <w:r>
-              <w:t>Die Bewertung fuehrt zu Entscheidung, Budget, Prozess, Kommunikation oder Korrektur.</w:t>
+              <w:t>Ergebnis in Begriff, Fallbewertung, Wirkpfad, rote Linie, Quellenbeurteilung oder Rueckkopplungsregel uebersetzen.</w:t>
             </w:r>
           </w:p>
         </w:tc>
@@ -4502,7 +4502,7 @@
           </w:tcPr>
           <w:p>
             <w:r>
-              <w:t>kein Reporting ohne Rueckkopplung</w:t>
+              <w:t>Kein Reporting ohne Rueckkopplung.</w:t>
             </w:r>
           </w:p>
         </w:tc>
@@ -4514,132 +4514,107 @@
         <w:pStyle w:val="Heading3"/>
       </w:pPr>
       <w:r>
-        <w:t>Abschlusskommentar 1: Lesen, pruefen, rueckkoppeln</w:t>
-      </w:r>
-    </w:p>
-    <w:p>
-      <w:r>
-        <w:t>Die folgende Verdichtung fuehrt die vorhandenen Kapitel nicht als Wiederholung, sondern als Anwendung zusammen. Wirkungskompetenz entsteht, wenn dieselbe begriffliche Strenge in Fallanalyse, Datenarbeit, Kommunikation, Governance und Entscheidungspraxis wiedererkannt wird.</w:t>
-      </w:r>
-    </w:p>
-    <w:p>
-      <w:r>
-        <w:t>Begriffliche Schaerfung. Der Abschnitt Lernziele ist in V35 kein Zusatzwissen, sondern ein Pruefstein fuer die Grundfrage des Skripts: Was veraendert sich, bei wem, wodurch und mit welcher Rueckkopplung? Fuer Nichtkompensation gegen Greenwashing wird daran sichtbar, dass praezise Sprache die erste Sicherung gegen Impact-Washing bildet. Die fachliche Grenze liegt dort, wo Lernende Output, Reichweite, Absicht und Wirkung in einem Satz vermischen. Die saubere Lesart trennt deshalb Beobachtung, Kausalannahme, Bewertung und Steuerungsfolge. In der Anwendung sollte daraus mindestens eine konkrete Begriff, Wirkpfad, Fallbewertung, rote Linie oder Rueckkopplung abgeleitet werden; sonst bleibt das Wissen erklaerend, aber nicht steuerungsfaehig.</w:t>
-      </w:r>
-    </w:p>
-    <w:p>
-      <w:r>
-        <w:t>Anwendung auf Einleitung / Wirkungsfrage. In einer Fallanalyse beginnt dieser Punkt nicht mit einer Meinung, sondern mit einer belastbaren Beschreibung. Wer V35 pruefungsnah liest, fragt zuerst nach Wirkungsempfaengern, Wirkraum, Zeitraum und Datenquelle. Erst danach folgt die Bewertung im Referenzrahmen Mensch, Planet, Demokratie, SDGs, Agenda 2030 und SDG+. Mindestens ein direkter und ein indirekter Wirkpfad muessen nachvollziehbar sein. Der typische Kurzschluss waere, nur die Massnahme selbst bewerten und indirekte Empfaenger ausblenden. Genau dagegen setzt die WÖk die Pflicht, Wirkungspotenzial, Wirkungsrisiko und positive Netto-Wirkung begrifflich getrennt zu halten.</w:t>
-      </w:r>
-    </w:p>
-    <w:p>
-      <w:r>
-        <w:t>Evidenzregel. Kernaussage darf im Skript nicht als dekorativer Begriff stehen bleiben. Der Abschnitt traegt nur dann, wenn er eine pruefbare Aussage erlaubt: Welche Quelle stuetzt die Annahme, welche Unsicherheit bleibt offen und welche Gegenbeobachtung wuerde die Bewertung veraendern? Fuer Nichtkompensation gegen Greenwashing heisst das, dass jede Bewertung nur so belastbar ist wie Datenlage, Quellenstatus, Aktualitaet und Systemgrenze. Die Studierenden sollen nicht lernen, einen Score nachzusprechen. Sie sollen erkennen, wann ein Score klaert, wann er verdeckt und wann eine rote Linie die Durchschnittslogik stoppt.</w:t>
-      </w:r>
-    </w:p>
-    <w:p>
-      <w:r>
-        <w:t>Fallfenster zur Anwendung. Ein Controlling-Team moechte einen Score bilden. Das Skript verlangt, dass Datenqualitaet, Systemgrenzen, Gewichtung, Unsicherheit und Nichtkompensation sichtbar bleiben. Ein Score darf die Diskussion nicht beenden, sondern muss bessere Fragen, Priorisierung und Rueckkopplung ermoeglichen. Bezogen auf Nichtkompensation gegen Greenwashing heisst das: Die Analyse muss das konkrete Thema ernst nehmen und zugleich den allgemeinen WÖk-Massstab halten. Es geht nicht darum, Akteure moralisch zu sortieren. Es geht darum, Wirkpfade, Wirkungsempfaenger, Datenqualitaet, Risiken und Rueckkopplung so zu beschreiben, dass bessere Entscheidungen moeglich werden.</w:t>
-      </w:r>
-    </w:p>
-    <w:p>
-      <w:r>
-        <w:t>Transfer in Grundstudium Wirkungsökonomie. Quelltext und fachliche Grundlegung verbindet die inhaltliche Deutung mit der spaeteren Praxis. Eine Organisation kann zu Nichtkompensation gegen Greenwashing sehr ueberzeugend kommunizieren und trotzdem an einen plausiblen Gedanken schon fuer Wirkung zu halten, obwohl Empfaenger, Zustand, Zeitbezug und Quelle fehlen scheitern. Darum muss die V1-Fassung immer auch nach Governance fragen: Wer erhebt Daten, wer bewertet sie, wer traegt die Folgen, wer kann widersprechen und wann wird eine Entscheidung korrigiert? Profile, Zielkonflikte und offene Punkte werden nebeneinander gefuehrt. So wird aus einem Lehrkapitel eine verantwortbare Arbeitsroutine.</w:t>
-      </w:r>
-    </w:p>
-    <w:p>
-      <w:r>
-        <w:t>Grenze gegen Scheingenauigkeit. Gerade bei Einstieg / Wirkungsfrage ist Praezision wichtiger als grosse Begriffe. Eine Wirkungsaussage bleibt schwach, wenn sie nur Aktivitaet, Reichweite, Absicht oder Image beschreibt. Stark wird sie erst, wenn sie die Zustandsveraenderung und ihre Bedingungen offenlegt. In V35 ist deshalb entscheidend, schwere zentrale Schaeden nicht durch beliebige positive Einzelwerte neutralisiert werden duerfen. Die Fehlerlinie verlaeuft nicht zwischen Optimismus und Pessimismus, sondern zwischen offengelegter Unsicherheit und rhetorischer Sicherheit ohne Pruefpfad.</w:t>
-      </w:r>
-    </w:p>
-    <w:p>
-      <w:r>
-        <w:t>Pruefungsnahe Transferfrage. Formuliere zu V35 eine Wirkungsaussage in drei Saetzen: Erstens den beobachteten oder plausiblen Zustand, zweitens die Daten- oder Quellenlage, drittens die offene Unsicherheit samt Rueckkopplung. Die Antwort muss ohne moralische Personenbewertung auskommen und darf Reichweite nicht mit Wirkung verwechseln.</w:t>
-      </w:r>
-    </w:p>
-    <w:p>
-      <w:r>
-        <w:t>Pruefungsnahe Lesart. Aus Video-/Audio-Vorlesung laesst sich eine gute Transferfrage ableiten: Welche Entscheidung waere falsch, wenn dieser Abschnitt missverstanden wird? Fuer Nichtkompensation gegen Greenwashing lautet die Antwort meist nicht einfach "mehr Wirkung", sondern genauer: bessere Unterscheidung, sauberere Daten, klarere Schutzlinie und rueckgekoppelte Steuerung. Jeder Analyseblock fragt nach der Routine, die nach der Bewertung angepasst wird. Wer das im Fall anwenden kann, hat den Kern der Vorlesung verstanden; wer nur Definitionen wiederholt, bleibt unter dem Anspruch der Akademie.</w:t>
-      </w:r>
-    </w:p>
-    <w:p>
-      <w:r>
-        <w:t>Fallfenster zur Anwendung. Ein Kommunikationsbericht nennt viele Aktivitaeten, Reichweiten und Rueckmeldungen. Die V1-Pruefung fragt, ob daraus eine belastbare Wirkungsaussage folgt. Wenn nur Kontakte, Klicks oder Zustimmung vorliegen, bleibt die Aussage im Bereich Wirkungspotenzial oder Resonanz, nicht im Bereich nachgewiesener Wirkung. Bezogen auf Nichtkompensation gegen Greenwashing heisst das: Die Analyse muss das konkrete Thema ernst nehmen und zugleich den allgemeinen WÖk-Massstab halten. Es geht nicht darum, Akteure moralisch zu sortieren. Es geht darum, Wirkpfade, Wirkungsempfaenger, Datenqualitaet, Risiken und Rueckkopplung so zu beschreiben, dass bessere Entscheidungen moeglich werden.</w:t>
-      </w:r>
-    </w:p>
-    <w:p>
-      <w:r>
-        <w:t>Governance. Der Abschnitt Transkript (Gerüst) ist in V35 kein Zusatzwissen, sondern ein Pruefstein fuer die Grundfrage des Skripts: Was veraendert sich, bei wem, wodurch und mit welcher Rueckkopplung? Fuer Nichtkompensation gegen Greenwashing wird daran sichtbar, dass Wirkungsbewertung Verfahren, Rechte, Transparenz und Korrektur braucht. Die fachliche Grenze liegt dort, wo Lernende Bewertung als technokratische Top-down-Setzung verstehen. Die saubere Lesart trennt deshalb Beobachtung, Kausalannahme, Bewertung und Steuerungsfolge. In der Anwendung sollte daraus mindestens eine konkrete Begriff, Wirkpfad, Fallbewertung, rote Linie oder Rueckkopplung abgeleitet werden; sonst bleibt das Wissen erklaerend, aber nicht steuerungsfaehig.</w:t>
-      </w:r>
-    </w:p>
-    <w:p>
-      <w:r>
-        <w:t>Anwendung auf Skript / Folien (Lernseite). In einer Fallanalyse beginnt dieser Punkt nicht mit einer Meinung, sondern mit einer belastbaren Beschreibung. Wer V35 pruefungsnah liest, fragt zuerst nach Wirkungsempfaengern, Wirkraum, Zeitraum und Datenquelle. Erst danach folgt die Bewertung im Referenzrahmen Mensch, Planet, Demokratie, SDGs, Agenda 2030 und SDG+. Pruefungsfragen verbinden Begriff, Anwendung, Evidenz und rote Linie. Der typische Kurzschluss waere, reines Auswendiglernen als Kompetenznachweis behandeln. Genau dagegen setzt die WÖk die Pflicht, Wirkungspotenzial, Wirkungsrisiko und positive Netto-Wirkung begrifflich getrennt zu halten.</w:t>
-      </w:r>
-    </w:p>
-    <w:p>
-      <w:r>
-        <w:t>Evidenzregel. Transferaufgabe darf im Skript nicht als dekorativer Begriff stehen bleiben. Der Abschnitt traegt nur dann, wenn er eine pruefbare Aussage erlaubt: Welche Quelle stuetzt die Annahme, welche Unsicherheit bleibt offen und welche Gegenbeobachtung wuerde die Bewertung veraendern? Fuer Nichtkompensation gegen Greenwashing heisst das, dass WÖk-Begriffe im Alltag nur tragen, wenn sie in Routinen uebersetzt werden. Die Studierenden sollen nicht lernen, einen Score nachzusprechen. Sie sollen erkennen, wann ein Score klaert, wann er verdeckt und wann eine rote Linie die Durchschnittslogik stoppt.</w:t>
-      </w:r>
-    </w:p>
-    <w:p>
-      <w:r>
-        <w:t>Fallfenster zur Anwendung. Eine Organisation plant eine Massnahme und formuliert dazu eine positive Absicht. In der WÖk reicht das nicht. Fuer diese Vorlesung muss sichtbar werden, welche Zustandsveraenderung erwartet wird, welche Empfaenger direkt oder indirekt betroffen sind, welche Nebenwirkungen entstehen koennen und welche Entscheidung spaeter korrigiert wird. Bezogen auf Nichtkompensation gegen Greenwashing heisst das: Die Analyse muss das konkrete Thema ernst nehmen und zugleich den allgemeinen WÖk-Massstab halten. Es geht nicht darum, Akteure moralisch zu sortieren. Es geht darum, Wirkpfade, Wirkungsempfaenger, Datenqualitaet, Risiken und Rueckkopplung so zu beschreiben, dass bessere Entscheidungen moeglich werden.</w:t>
-      </w:r>
-    </w:p>
-    <w:p>
-      <w:r>
-        <w:t>Transfer in Grundstudium Wirkungsökonomie. Praxisbeispiel verbindet die inhaltliche Deutung mit der spaeteren Praxis. Eine Organisation kann zu Nichtkompensation gegen Greenwashing sehr ueberzeugend kommunizieren und trotzdem an einen plausiblen Gedanken schon fuer Wirkung zu halten, obwohl Empfaenger, Zustand, Zeitbezug und Quelle fehlen scheitern. Darum muss die V1-Fassung immer auch nach Governance fragen: Wer erhebt Daten, wer bewertet sie, wer traegt die Folgen, wer kann widersprechen und wann wird eine Entscheidung korrigiert? Gute Kommunikation unterscheidet Befund, Annahme und normative Bewertung. So wird aus einem Lehrkapitel eine verantwortbare Arbeitsroutine.</w:t>
-      </w:r>
-    </w:p>
-    <w:p>
-      <w:r>
-        <w:t>Pruefungsnahe Transferfrage. Formuliere zu V35 eine Wirkungsaussage in drei Saetzen: Erstens den beobachteten oder plausiblen Zustand, zweitens die Daten- oder Quellenlage, drittens die offene Unsicherheit samt Rueckkopplung. Die Antwort muss ohne moralische Personenbewertung auskommen und darf Reichweite nicht mit Wirkung verwechseln.</w:t>
-      </w:r>
-    </w:p>
-    <w:p>
-      <w:r>
-        <w:t>Grenze gegen Scheingenauigkeit. Gerade bei Wirkungsökonomische Vertiefung ist Praezision wichtiger als grosse Begriffe. Eine Wirkungsaussage bleibt schwach, wenn sie nur Aktivitaet, Reichweite, Absicht oder Image beschreibt. Stark wird sie erst, wenn sie die Zustandsveraenderung und ihre Bedingungen offenlegt. In V35 ist deshalb entscheidend, jede Wirkungsaussage eine Grenze zieht und diese Grenze begruenden muss. Die Fehlerlinie verlaeuft nicht zwischen Optimismus und Pessimismus, sondern zwischen offengelegter Unsicherheit und rhetorischer Sicherheit ohne Pruefpfad.</w:t>
-      </w:r>
-    </w:p>
-    <w:p>
-      <w:r>
-        <w:t>Pruefungsnahe Lesart. Aus Prüfungsrelevanz laesst sich eine gute Transferfrage ableiten: Welche Entscheidung waere falsch, wenn dieser Abschnitt missverstanden wird? Fuer Nichtkompensation gegen Greenwashing lautet die Antwort meist nicht einfach "mehr Wirkung", sondern genauer: bessere Unterscheidung, sauberere Daten, klarere Schutzlinie und rueckgekoppelte Steuerung. Szenarien pruefen Sofortwirkung, Folgewirkung und Reversibilitaet getrennt. Wer das im Fall anwenden kann, hat den Kern der Vorlesung verstanden; wer nur Definitionen wiederholt, bleibt unter dem Anspruch der Akademie.</w:t>
-      </w:r>
-    </w:p>
-    <w:p>
-      <w:r>
-        <w:t>Fallfenster zur Anwendung. Eine Fuehrungsentscheidung erzeugt zugleich Nutzen und Risiken. Die WÖk behandelt Ambivalenz nicht als Stoerung, sondern als Kern der Analyse. Positive Netto-Wirkung darf erst behauptet werden, wenn zentrale negative Wirkungen getrennt geprueft und rote Linien gewahrt sind. Bezogen auf Nichtkompensation gegen Greenwashing heisst das: Die Analyse muss das konkrete Thema ernst nehmen und zugleich den allgemeinen WÖk-Massstab halten. Es geht nicht darum, Akteure moralisch zu sortieren. Es geht darum, Wirkpfade, Wirkungsempfaenger, Datenqualitaet, Risiken und Rueckkopplung so zu beschreiben, dass bessere Entscheidungen moeglich werden.</w:t>
-      </w:r>
-    </w:p>
-    <w:p>
-      <w:r>
-        <w:t>Betroffenenperspektive. Der Abschnitt Lernziele ist in V35 kein Zusatzwissen, sondern ein Pruefstein fuer die Grundfrage des Skripts: Was veraendert sich, bei wem, wodurch und mit welcher Rueckkopplung? Fuer Nichtkompensation gegen Greenwashing wird daran sichtbar, dass Wirkung nicht am Sender, sondern an veraenderten Zustanden der Empfaenger geprueft wird. Die fachliche Grenze liegt dort, wo Lernende interne Erfolgskennzahlen mit gesellschaftlicher Wirkung verwechseln. Die saubere Lesart trennt deshalb Beobachtung, Kausalannahme, Bewertung und Steuerungsfolge. In der Anwendung sollte daraus mindestens eine konkrete Begriff, Wirkpfad, Fallbewertung, rote Linie oder Rueckkopplung abgeleitet werden; sonst bleibt das Wissen erklaerend, aber nicht steuerungsfaehig.</w:t>
-      </w:r>
-    </w:p>
-    <w:p>
-      <w:r>
-        <w:t>Anwendung auf Einleitung / Wirkungsfrage. In einer Fallanalyse beginnt dieser Punkt nicht mit einer Meinung, sondern mit einer belastbaren Beschreibung. Wer V35 pruefungsnah liest, fragt zuerst nach Wirkungsempfaengern, Wirkraum, Zeitraum und Datenquelle. Erst danach folgt die Bewertung im Referenzrahmen Mensch, Planet, Demokratie, SDGs, Agenda 2030 und SDG+. Jede Schlussfolgerung endet mit Entscheidung, Verantwortlichkeit und Termin fuer Rueckpruefung. Der typische Kurzschluss waere, Befunde sammeln, ohne Ressourcen oder Regeln zu veraendern. Genau dagegen setzt die WÖk die Pflicht, Wirkungspotenzial, Wirkungsrisiko und positive Netto-Wirkung begrifflich getrennt zu halten.</w:t>
-      </w:r>
-    </w:p>
-    <w:p>
-      <w:r>
-        <w:t>Evidenzregel. Kernaussage darf im Skript nicht als dekorativer Begriff stehen bleiben. Der Abschnitt traegt nur dann, wenn er eine pruefbare Aussage erlaubt: Welche Quelle stuetzt die Annahme, welche Unsicherheit bleibt offen und welche Gegenbeobachtung wuerde die Bewertung veraendern? Fuer Nichtkompensation gegen Greenwashing heisst das, dass WÖk-Aussagen mit bestehenden Begriffen, Studien, Standards und Rechtsrahmen in Beziehung stehen muessen. Die Studierenden sollen nicht lernen, einen Score nachzusprechen. Sie sollen erkennen, wann ein Score klaert, wann er verdeckt und wann eine rote Linie die Durchschnittslogik stoppt.</w:t>
-      </w:r>
-    </w:p>
-    <w:p>
-      <w:r>
-        <w:t>Fallfenster zur Anwendung. Ein Controlling-Team moechte einen Score bilden. Das Skript verlangt, dass Datenqualitaet, Systemgrenzen, Gewichtung, Unsicherheit und Nichtkompensation sichtbar bleiben. Ein Score darf die Diskussion nicht beenden, sondern muss bessere Fragen, Priorisierung und Rueckkopplung ermoeglichen. Bezogen auf Nichtkompensation gegen Greenwashing heisst das: Die Analyse muss das konkrete Thema ernst nehmen und zugleich den allgemeinen WÖk-Massstab halten. Es geht nicht darum, Akteure moralisch zu sortieren. Es geht darum, Wirkpfade, Wirkungsempfaenger, Datenqualitaet, Risiken und Rueckkopplung so zu beschreiben, dass bessere Entscheidungen moeglich werden.</w:t>
-      </w:r>
-    </w:p>
-    <w:p>
-      <w:r>
-        <w:t>Pruefungsnahe Transferfrage. Formuliere zu V35 eine Wirkungsaussage in drei Saetzen: Erstens den beobachteten oder plausiblen Zustand, zweitens die Daten- oder Quellenlage, drittens die offene Unsicherheit samt Rueckkopplung. Die Antwort muss ohne moralische Personenbewertung auskommen und darf Reichweite nicht mit Wirkung verwechseln.</w:t>
-      </w:r>
-    </w:p>
-    <w:p>
-      <w:r>
-        <w:t>Transfer in Grundstudium Wirkungsökonomie. Quelltext und fachliche Grundlegung verbindet die inhaltliche Deutung mit der spaeteren Praxis. Eine Organisation kann zu Nichtkompensation gegen Greenwashing sehr ueberzeugend kommunizieren und trotzdem an einen plausiblen Gedanken schon fuer Wirkung zu halten, obwohl Empfaenger, Zustand, Zeitbezug und Quelle fehlen scheitern. Darum muss die V1-Fassung immer auch nach Governance fragen: Wer erhebt Daten, wer bewertet sie, wer traegt die Folgen, wer kann widersprechen und wann wird eine Entscheidung korrigiert? Die Analyse markiert Stoppsignale vor jeder Portfolio- oder Score-Debatte. So wird aus einem Lehrkapitel eine verantwortbare Arbeitsroutine.</w:t>
+        <w:t>Schlussvertiefung 1: Nichtkompensation gegen Greenwashing im Anwendungsfall</w:t>
+      </w:r>
+    </w:p>
+    <w:p>
+      <w:r>
+        <w:t>Die folgenden Abschnitte sind keine neue Pruefungsloesung. Sie verdichten die vorhandenen Kapitel zu einer Lesart, mit der Studierende einen Fall selbststaendig analysieren koennen. Im Mittelpunkt stehen Bewertungsgrenzen, Nichtkompensation, Reverse Merit Order und positive Netto-Wirkung, nicht moralische Personenbewertung.</w:t>
+      </w:r>
+    </w:p>
+    <w:p>
+      <w:r>
+        <w:t>Begriffliche Schlussklaerung. Einleitung / Wirkungsfrage zeigt, warum Nichtkompensation gegen Greenwashing mehr ist als ein Schlagwort im Feld Bewertungsgrenzen, Nichtkompensation, Reverse Merit Order und positive Netto-Wirkung. Die wirkungsoekonomische Frage lautet: Welche reale Veraenderung wird moeglich, welche bleibt nur Potenzial und wo entsteht ein Wirkungsrisiko? Diese Unterscheidung schuetzt vor Impact-Washing, weil sie Absicht, Aktivitaet, Reichweite und Wirkung auseinanderhaelt.</w:t>
+      </w:r>
+    </w:p>
+    <w:p>
+      <w:r>
+        <w:t>Eine Kommune, ein Unternehmen oder eine Bildungsorganisation will Nichtkompensation gegen Greenwashing praktisch anwenden. Der erste Schritt ist nicht die Auswahl eines Instruments, sondern die Klaerung der Zustandsveraenderung. Bei Einleitung / Wirkungsfrage muss deshalb benannt werden, wer betroffen ist, welcher Zustand sich veraendert, welche Frist gilt und welche Gegenbeobachtung die Annahme widerlegen wuerde. Erst danach entsteht eine begruendete Entscheidung im Feld Begriff, Fallbewertung, Wirkpfad, rote Linie, Quellenbeurteilung oder Rueckkopplungsregel.</w:t>
+      </w:r>
+    </w:p>
+    <w:p>
+      <w:r>
+        <w:t>Wirkpfad und Empfaenger. In V35 muss Kernaussage immer mit Empfaengern gelesen werden. Wirkung entsteht nicht beim Sender, sondern an veraenderten Zustaenden von Menschen, Oekosystemen, Institutionen, Oeffentlichkeit oder kuenftigen Handlungsspielraeumen. Darum reicht es nicht, interne Aktivitaeten zu dokumentieren. Entscheidend ist, ob sich ein Zustand nachvollziehbar veraendert und ob diese Veraenderung im Referenzrahmen Mensch, Planet, Demokratie, SDGs, Agenda 2030 und SDG+ tragfaehig bewertet werden kann.</w:t>
+      </w:r>
+    </w:p>
+    <w:p>
+      <w:r>
+        <w:t>Ein Bericht behauptet, die Massnahme zu Nichtkompensation gegen Greenwashing sei erfolgreich. Die WOE-Lesart fragt bei Kernaussage nach belastbaren Nachweisen: begriffliche Praezision, Fallbeschreibung, Quellenklarheit, Plausibilitaet und offene Unsicherheit. Wenn diese Nachweise fehlen, bleibt die Aussage Wirkungspotenzial oder Kommunikationsbehauptung. Sie kann wichtig sein, aber sie ist noch keine belegte Wirkung.</w:t>
+      </w:r>
+    </w:p>
+    <w:p>
+      <w:r>
+        <w:t>Daten, Quellen und Evidenz. Wissenschaftliche Anschlussfaehigkeit entsteht hier durch Quellenklarheit. Bei Quelltext und fachliche Grundlegung werden interne WOE-Begriffe nicht als Ersatz fuer Belege benutzt, sondern mit WOE-Bewertungslogik, SDG+, rote Linien, NWI/T-SROI-Abgrenzung und Schutzgueter verbunden. Wo die Datenlage offen bleibt, wird das offengelegt. Wo eine Aussage nur plausibel ist, bleibt sie als Wirkungspotenzial markiert. Wo ein Schaden eine rote Linie beruehrt, greift Nichtkompensation vor Durchschnittslogik.</w:t>
+      </w:r>
+    </w:p>
+    <w:p>
+      <w:r>
+        <w:t>In einer kontroversen Entscheidung wirkt Quelltext und fachliche Grundlegung als Pruefpunkt fuer Ambivalenz. Ein Nutzen fuer eine Gruppe kann mit Risiken fuer andere Wirkungsempfaenger einhergehen. Das Skript verlangt deshalb, positive und negative Zustandsveraenderungen getrennt zu fuehren, bevor von positiver Netto-Wirkung gesprochen wird.</w:t>
+      </w:r>
+    </w:p>
+    <w:p>
+      <w:r>
+        <w:t>Bewertung und rote Linien. In Grundstudium Wirkungsoekonomie wird Einstieg / Wirkungsfrage erst steuerungsfaehig, wenn daraus eine Entscheidung folgt. Die Grundbegriffe muessen in spaeteren Modulen wiedererkennbar bleiben. Ohne diese Rueckkopplung bleibt Reporting eine Beschreibung. Mit Rueckkopplung wird aus Bewertung eine veraenderte Routine: ein anderer Prozess, ein geaenderter Anreiz, eine bessere Datenpflicht, eine korrigierte Kommunikation oder eine neue Priorisierung.</w:t>
+      </w:r>
+    </w:p>
+    <w:p>
+      <w:r>
+        <w:t>Die typische Fehlstelle bei Nichtkompensation gegen Greenwashing liegt darin, schwere Schaeden mit bequemen Pluspunkten zu verrechnen. Bei Einstieg / Wirkungsfrage wird diese Fehlstelle konkret: Ein scheinbar plausibler Befund darf nicht zur Abkuerzung werden. Quellen, Systemgrenzen, Unsicherheit und Rueckkopplung bleiben sichtbar.</w:t>
+      </w:r>
+    </w:p>
+    <w:p>
+      <w:r>
+        <w:t>Kontrollfrage. Welche Entscheidung waere falsch, wenn Einstieg / Wirkungsfrage in V35 missverstanden wird? Die Antwort muss mindestens eine Daten- oder Quellenannahme, eine betroffene Gruppe oder Schutzdimension, eine moegliche Nebenwirkung und einen Rueckkopplungsschritt nennen. Richtig ist nicht die lauteste Bewertung, sondern diejenige, die Begriff, Beleg und Steuerungsfolge zusammenhaelt.</w:t>
+      </w:r>
+    </w:p>
+    <w:p>
+      <w:r>
+        <w:t>Steuerung und Rueckkopplung. Die Grenze gegen Scheingenauigkeit verlaeuft bei Skript / Folien (Lernseite) nicht zwischen Optimismus und Pessimismus. Sie verlaeuft zwischen offengelegter Unsicherheit und rhetorischer Sicherheit. Wer Nichtkompensation gegen Greenwashing belastbar anwenden will, benennt Systemgrenze, Zeitraum, Vergleichspunkt und offene Gegenhypothese. Gerade dadurch bleibt das Skript anschlussfaehig fuer Forschung, Praxis und spaetere Revision.</w:t>
+      </w:r>
+    </w:p>
+    <w:p>
+      <w:r>
+        <w:t>Fuer die Pruefung ist Skript / Folien (Lernseite) dann verstanden, wenn daraus eine belastbare Fallantwort entsteht. Eine gute Antwort unterscheidet Beobachtung, Kausalannahme, Bewertung und Steuerungsfolge. Sie bewertet keine Menschen, sondern Wirkpfade, Zustandsveraenderungen, Risiken und institutionelle Bedingungen.</w:t>
+      </w:r>
+    </w:p>
+    <w:p>
+      <w:r>
+        <w:t>Pruefungsnahe Anwendung. Transferaufgabe zeigt, warum Nichtkompensation gegen Greenwashing mehr ist als ein Schlagwort im Feld Bewertungsgrenzen, Nichtkompensation, Reverse Merit Order und positive Netto-Wirkung. Die wirkungsoekonomische Frage lautet: Welche reale Veraenderung wird moeglich, welche bleibt nur Potenzial und wo entsteht ein Wirkungsrisiko? Diese Unterscheidung schuetzt vor Impact-Washing, weil sie Absicht, Aktivitaet, Reichweite und Wirkung auseinanderhaelt.</w:t>
+      </w:r>
+    </w:p>
+    <w:p>
+      <w:r>
+        <w:t>Eine Kommune, ein Unternehmen oder eine Bildungsorganisation will Nichtkompensation gegen Greenwashing praktisch anwenden. Der erste Schritt ist nicht die Auswahl eines Instruments, sondern die Klaerung der Zustandsveraenderung. Bei Transferaufgabe muss deshalb benannt werden, wer betroffen ist, welcher Zustand sich veraendert, welche Frist gilt und welche Gegenbeobachtung die Annahme widerlegen wuerde. Erst danach entsteht eine begruendete Entscheidung im Feld Begriff, Fallbewertung, Wirkpfad, rote Linie, Quellenbeurteilung oder Rueckkopplungsregel.</w:t>
+      </w:r>
+    </w:p>
+    <w:p>
+      <w:r>
+        <w:t>Rueckfluss. Fuer den WOE-Korpus bedeutet das: Begriffe aus Nichtkompensation gegen Greenwashing sollten dort geschaerft werden, wo sie in Glossar, Werkzeugen, Journal oder Readern doppeldeutig bleiben. Offene Forschungsfragen werden nicht versteckt. Sie markieren die Stelle, an der spaetere Evidenz, ein besserer Datensatz oder eine praezisere Fallstudie die Bewertung veraendern kann.</w:t>
+      </w:r>
+    </w:p>
+    <w:p>
+      <w:r>
+        <w:t>Transfer in den WOE-Korpus. In V35 muss Praxisbeispiel immer mit Empfaengern gelesen werden. Wirkung entsteht nicht beim Sender, sondern an veraenderten Zustaenden von Menschen, Oekosystemen, Institutionen, Oeffentlichkeit oder kuenftigen Handlungsspielraeumen. Darum reicht es nicht, interne Aktivitaeten zu dokumentieren. Entscheidend ist, ob sich ein Zustand nachvollziehbar veraendert und ob diese Veraenderung im Referenzrahmen Mensch, Planet, Demokratie, SDGs, Agenda 2030 und SDG+ tragfaehig bewertet werden kann.</w:t>
+      </w:r>
+    </w:p>
+    <w:p>
+      <w:r>
+        <w:t>Ein Bericht behauptet, die Massnahme zu Nichtkompensation gegen Greenwashing sei erfolgreich. Die WOE-Lesart fragt bei Praxisbeispiel nach belastbaren Nachweisen: begriffliche Praezision, Fallbeschreibung, Quellenklarheit, Plausibilitaet und offene Unsicherheit. Wenn diese Nachweise fehlen, bleibt die Aussage Wirkungspotenzial oder Kommunikationsbehauptung. Sie kann wichtig sein, aber sie ist noch keine belegte Wirkung.</w:t>
+      </w:r>
+    </w:p>
+    <w:p>
+      <w:r>
+        <w:t>Grenzen der Aussage. Wissenschaftliche Anschlussfaehigkeit entsteht hier durch Quellenklarheit. Bei Wirkungsökonomische Vertiefung werden interne WOE-Begriffe nicht als Ersatz fuer Belege benutzt, sondern mit WOE-Bewertungslogik, SDG+, rote Linien, NWI/T-SROI-Abgrenzung und Schutzgueter verbunden. Wo die Datenlage offen bleibt, wird das offengelegt. Wo eine Aussage nur plausibel ist, bleibt sie als Wirkungspotenzial markiert. Wo ein Schaden eine rote Linie beruehrt, greift Nichtkompensation vor Durchschnittslogik.</w:t>
+      </w:r>
+    </w:p>
+    <w:p>
+      <w:r>
+        <w:t>In einer kontroversen Entscheidung wirkt Wirkungsökonomische Vertiefung als Pruefpunkt fuer Ambivalenz. Ein Nutzen fuer eine Gruppe kann mit Risiken fuer andere Wirkungsempfaenger einhergehen. Das Skript verlangt deshalb, positive und negative Zustandsveraenderungen getrennt zu fuehren, bevor von positiver Netto-Wirkung gesprochen wird.</w:t>
+      </w:r>
+    </w:p>
+    <w:p>
+      <w:r>
+        <w:t>Kontrollfrage. Welche Entscheidung waere falsch, wenn Wirkungsökonomische Vertiefung in V35 missverstanden wird? Die Antwort muss mindestens eine Daten- oder Quellenannahme, eine betroffene Gruppe oder Schutzdimension, eine moegliche Nebenwirkung und einen Rueckkopplungsschritt nennen. Richtig ist nicht die lauteste Bewertung, sondern diejenige, die Begriff, Beleg und Steuerungsfolge zusammenhaelt.</w:t>
       </w:r>
     </w:p>
     <w:p>
@@ -4647,132 +4622,107 @@
         <w:pStyle w:val="Heading3"/>
       </w:pPr>
       <w:r>
-        <w:t>Abschlusskommentar 2: Lesen, pruefen, rueckkoppeln</w:t>
-      </w:r>
-    </w:p>
-    <w:p>
-      <w:r>
-        <w:t>Die folgende Verdichtung fuehrt die vorhandenen Kapitel nicht als Wiederholung, sondern als Anwendung zusammen. Wirkungskompetenz entsteht, wenn dieselbe begriffliche Strenge in Fallanalyse, Datenarbeit, Kommunikation, Governance und Entscheidungspraxis wiedererkannt wird.</w:t>
-      </w:r>
-    </w:p>
-    <w:p>
-      <w:r>
-        <w:t>Grenze gegen Scheingenauigkeit. Gerade bei Einstieg / Wirkungsfrage ist Praezision wichtiger als grosse Begriffe. Eine Wirkungsaussage bleibt schwach, wenn sie nur Aktivitaet, Reichweite, Absicht oder Image beschreibt. Stark wird sie erst, wenn sie die Zustandsveraenderung und ihre Bedingungen offenlegt. In V35 ist deshalb entscheidend, praezise Sprache die erste Sicherung gegen Impact-Washing bildet. Die Fehlerlinie verlaeuft nicht zwischen Optimismus und Pessimismus, sondern zwischen offengelegter Unsicherheit und rhetorischer Sicherheit ohne Pruefpfad.</w:t>
-      </w:r>
-    </w:p>
-    <w:p>
-      <w:r>
-        <w:t>Pruefungsnahe Lesart. Aus Video-/Audio-Vorlesung laesst sich eine gute Transferfrage ableiten: Welche Entscheidung waere falsch, wenn dieser Abschnitt missverstanden wird? Fuer Nichtkompensation gegen Greenwashing lautet die Antwort meist nicht einfach "mehr Wirkung", sondern genauer: bessere Unterscheidung, sauberere Daten, klarere Schutzlinie und rueckgekoppelte Steuerung. Mindestens ein direkter und ein indirekter Wirkpfad muessen nachvollziehbar sein. Wer das im Fall anwenden kann, hat den Kern der Vorlesung verstanden; wer nur Definitionen wiederholt, bleibt unter dem Anspruch der Akademie.</w:t>
-      </w:r>
-    </w:p>
-    <w:p>
-      <w:r>
-        <w:t>Fallfenster zur Anwendung. Ein Kommunikationsbericht nennt viele Aktivitaeten, Reichweiten und Rueckmeldungen. Die V1-Pruefung fragt, ob daraus eine belastbare Wirkungsaussage folgt. Wenn nur Kontakte, Klicks oder Zustimmung vorliegen, bleibt die Aussage im Bereich Wirkungspotenzial oder Resonanz, nicht im Bereich nachgewiesener Wirkung. Bezogen auf Nichtkompensation gegen Greenwashing heisst das: Die Analyse muss das konkrete Thema ernst nehmen und zugleich den allgemeinen WÖk-Massstab halten. Es geht nicht darum, Akteure moralisch zu sortieren. Es geht darum, Wirkpfade, Wirkungsempfaenger, Datenqualitaet, Risiken und Rueckkopplung so zu beschreiben, dass bessere Entscheidungen moeglich werden.</w:t>
-      </w:r>
-    </w:p>
-    <w:p>
-      <w:r>
-        <w:t>Daten- und Quellenklarheit. Der Abschnitt Transkript (Gerüst) ist in V35 kein Zusatzwissen, sondern ein Pruefstein fuer die Grundfrage des Skripts: Was veraendert sich, bei wem, wodurch und mit welcher Rueckkopplung? Fuer Nichtkompensation gegen Greenwashing wird daran sichtbar, dass jede Bewertung nur so belastbar ist wie Datenlage, Quellenstatus, Aktualitaet und Systemgrenze. Die fachliche Grenze liegt dort, wo Lernende eine Zahl ohne Einheit, Zeitraum oder Erhebungslogik als Beweis nutzen. Die saubere Lesart trennt deshalb Beobachtung, Kausalannahme, Bewertung und Steuerungsfolge. In der Anwendung sollte daraus mindestens eine konkrete Begriff, Wirkpfad, Fallbewertung, rote Linie oder Rueckkopplung abgeleitet werden; sonst bleibt das Wissen erklaerend, aber nicht steuerungsfaehig.</w:t>
-      </w:r>
-    </w:p>
-    <w:p>
-      <w:r>
-        <w:t>Anwendung auf Skript / Folien (Lernseite). In einer Fallanalyse beginnt dieser Punkt nicht mit einer Meinung, sondern mit einer belastbaren Beschreibung. Wer V35 pruefungsnah liest, fragt zuerst nach Wirkungsempfaengern, Wirkraum, Zeitraum und Datenquelle. Erst danach folgt die Bewertung im Referenzrahmen Mensch, Planet, Demokratie, SDGs, Agenda 2030 und SDG+. Profile, Zielkonflikte und offene Punkte werden nebeneinander gefuehrt. Der typische Kurzschluss waere, ambivalente Befunde glaetten, damit eine eindeutige Botschaft entsteht. Genau dagegen setzt die WÖk die Pflicht, Wirkungspotenzial, Wirkungsrisiko und positive Netto-Wirkung begrifflich getrennt zu halten.</w:t>
-      </w:r>
-    </w:p>
-    <w:p>
-      <w:r>
-        <w:t>Pruefungsnahe Transferfrage. Formuliere zu V35 eine Wirkungsaussage in drei Saetzen: Erstens den beobachteten oder plausiblen Zustand, zweitens die Daten- oder Quellenlage, drittens die offene Unsicherheit samt Rueckkopplung. Die Antwort muss ohne moralische Personenbewertung auskommen und darf Reichweite nicht mit Wirkung verwechseln.</w:t>
-      </w:r>
-    </w:p>
-    <w:p>
-      <w:r>
-        <w:t>Evidenzregel. Transferaufgabe darf im Skript nicht als dekorativer Begriff stehen bleiben. Der Abschnitt traegt nur dann, wenn er eine pruefbare Aussage erlaubt: Welche Quelle stuetzt die Annahme, welche Unsicherheit bleibt offen und welche Gegenbeobachtung wuerde die Bewertung veraendern? Fuer Nichtkompensation gegen Greenwashing heisst das, dass schwere zentrale Schaeden nicht durch beliebige positive Einzelwerte neutralisiert werden duerfen. Die Studierenden sollen nicht lernen, einen Score nachzusprechen. Sie sollen erkennen, wann ein Score klaert, wann er verdeckt und wann eine rote Linie die Durchschnittslogik stoppt.</w:t>
-      </w:r>
-    </w:p>
-    <w:p>
-      <w:r>
-        <w:t>Fallfenster zur Anwendung. Eine Organisation plant eine Massnahme und formuliert dazu eine positive Absicht. In der WÖk reicht das nicht. Fuer diese Vorlesung muss sichtbar werden, welche Zustandsveraenderung erwartet wird, welche Empfaenger direkt oder indirekt betroffen sind, welche Nebenwirkungen entstehen koennen und welche Entscheidung spaeter korrigiert wird. Bezogen auf Nichtkompensation gegen Greenwashing heisst das: Die Analyse muss das konkrete Thema ernst nehmen und zugleich den allgemeinen WÖk-Massstab halten. Es geht nicht darum, Akteure moralisch zu sortieren. Es geht darum, Wirkpfade, Wirkungsempfaenger, Datenqualitaet, Risiken und Rueckkopplung so zu beschreiben, dass bessere Entscheidungen moeglich werden.</w:t>
-      </w:r>
-    </w:p>
-    <w:p>
-      <w:r>
-        <w:t>Transfer in Grundstudium Wirkungsökonomie. Praxisbeispiel verbindet die inhaltliche Deutung mit der spaeteren Praxis. Eine Organisation kann zu Nichtkompensation gegen Greenwashing sehr ueberzeugend kommunizieren und trotzdem an einen plausiblen Gedanken schon fuer Wirkung zu halten, obwohl Empfaenger, Zustand, Zeitbezug und Quelle fehlen scheitern. Darum muss die V1-Fassung immer auch nach Governance fragen: Wer erhebt Daten, wer bewertet sie, wer traegt die Folgen, wer kann widersprechen und wann wird eine Entscheidung korrigiert? Jeder Analyseblock fragt nach der Routine, die nach der Bewertung angepasst wird. So wird aus einem Lehrkapitel eine verantwortbare Arbeitsroutine.</w:t>
-      </w:r>
-    </w:p>
-    <w:p>
-      <w:r>
-        <w:t>Grenze gegen Scheingenauigkeit. Gerade bei Wirkungsökonomische Vertiefung ist Praezision wichtiger als grosse Begriffe. Eine Wirkungsaussage bleibt schwach, wenn sie nur Aktivitaet, Reichweite, Absicht oder Image beschreibt. Stark wird sie erst, wenn sie die Zustandsveraenderung und ihre Bedingungen offenlegt. In V35 ist deshalb entscheidend, Wirkungsbewertung Verfahren, Rechte, Transparenz und Korrektur braucht. Die Fehlerlinie verlaeuft nicht zwischen Optimismus und Pessimismus, sondern zwischen offengelegter Unsicherheit und rhetorischer Sicherheit ohne Pruefpfad.</w:t>
-      </w:r>
-    </w:p>
-    <w:p>
-      <w:r>
-        <w:t>Pruefungsnahe Lesart. Aus Prüfungsrelevanz laesst sich eine gute Transferfrage ableiten: Welche Entscheidung waere falsch, wenn dieser Abschnitt missverstanden wird? Fuer Nichtkompensation gegen Greenwashing lautet die Antwort meist nicht einfach "mehr Wirkung", sondern genauer: bessere Unterscheidung, sauberere Daten, klarere Schutzlinie und rueckgekoppelte Steuerung. Pruefungsfragen verbinden Begriff, Anwendung, Evidenz und rote Linie. Wer das im Fall anwenden kann, hat den Kern der Vorlesung verstanden; wer nur Definitionen wiederholt, bleibt unter dem Anspruch der Akademie.</w:t>
-      </w:r>
-    </w:p>
-    <w:p>
-      <w:r>
-        <w:t>Fallfenster zur Anwendung. Eine Fuehrungsentscheidung erzeugt zugleich Nutzen und Risiken. Die WÖk behandelt Ambivalenz nicht als Stoerung, sondern als Kern der Analyse. Positive Netto-Wirkung darf erst behauptet werden, wenn zentrale negative Wirkungen getrennt geprueft und rote Linien gewahrt sind. Bezogen auf Nichtkompensation gegen Greenwashing heisst das: Die Analyse muss das konkrete Thema ernst nehmen und zugleich den allgemeinen WÖk-Massstab halten. Es geht nicht darum, Akteure moralisch zu sortieren. Es geht darum, Wirkpfade, Wirkungsempfaenger, Datenqualitaet, Risiken und Rueckkopplung so zu beschreiben, dass bessere Entscheidungen moeglich werden.</w:t>
-      </w:r>
-    </w:p>
-    <w:p>
-      <w:r>
-        <w:t>Organisationale Umsetzung. Der Abschnitt Lernziele ist in V35 kein Zusatzwissen, sondern ein Pruefstein fuer die Grundfrage des Skripts: Was veraendert sich, bei wem, wodurch und mit welcher Rueckkopplung? Fuer Nichtkompensation gegen Greenwashing wird daran sichtbar, dass WÖk-Begriffe im Alltag nur tragen, wenn sie in Routinen uebersetzt werden. Die fachliche Grenze liegt dort, wo Lernende Verantwortung an eine einzelne Nachhaltigkeitsfunktion auslagern. Die saubere Lesart trennt deshalb Beobachtung, Kausalannahme, Bewertung und Steuerungsfolge. In der Anwendung sollte daraus mindestens eine konkrete Begriff, Wirkpfad, Fallbewertung, rote Linie oder Rueckkopplung abgeleitet werden; sonst bleibt das Wissen erklaerend, aber nicht steuerungsfaehig.</w:t>
-      </w:r>
-    </w:p>
-    <w:p>
-      <w:r>
-        <w:t>Pruefungsnahe Transferfrage. Formuliere zu V35 eine Wirkungsaussage in drei Saetzen: Erstens den beobachteten oder plausiblen Zustand, zweitens die Daten- oder Quellenlage, drittens die offene Unsicherheit samt Rueckkopplung. Die Antwort muss ohne moralische Personenbewertung auskommen und darf Reichweite nicht mit Wirkung verwechseln.</w:t>
-      </w:r>
-    </w:p>
-    <w:p>
-      <w:r>
-        <w:t>Anwendung auf Einleitung / Wirkungsfrage. In einer Fallanalyse beginnt dieser Punkt nicht mit einer Meinung, sondern mit einer belastbaren Beschreibung. Wer V35 pruefungsnah liest, fragt zuerst nach Wirkungsempfaengern, Wirkraum, Zeitraum und Datenquelle. Erst danach folgt die Bewertung im Referenzrahmen Mensch, Planet, Demokratie, SDGs, Agenda 2030 und SDG+. Gute Kommunikation unterscheidet Befund, Annahme und normative Bewertung. Der typische Kurzschluss waere, Eindeutigkeit behaupten, wo die Datenlage nur Potenzial oder Risiko traegt. Genau dagegen setzt die WÖk die Pflicht, Wirkungspotenzial, Wirkungsrisiko und positive Netto-Wirkung begrifflich getrennt zu halten.</w:t>
-      </w:r>
-    </w:p>
-    <w:p>
-      <w:r>
-        <w:t>Evidenzregel. Kernaussage darf im Skript nicht als dekorativer Begriff stehen bleiben. Der Abschnitt traegt nur dann, wenn er eine pruefbare Aussage erlaubt: Welche Quelle stuetzt die Annahme, welche Unsicherheit bleibt offen und welche Gegenbeobachtung wuerde die Bewertung veraendern? Fuer Nichtkompensation gegen Greenwashing heisst das, dass jede Wirkungsaussage eine Grenze zieht und diese Grenze begruenden muss. Die Studierenden sollen nicht lernen, einen Score nachzusprechen. Sie sollen erkennen, wann ein Score klaert, wann er verdeckt und wann eine rote Linie die Durchschnittslogik stoppt.</w:t>
-      </w:r>
-    </w:p>
-    <w:p>
-      <w:r>
-        <w:t>Fallfenster zur Anwendung. Ein Controlling-Team moechte einen Score bilden. Das Skript verlangt, dass Datenqualitaet, Systemgrenzen, Gewichtung, Unsicherheit und Nichtkompensation sichtbar bleiben. Ein Score darf die Diskussion nicht beenden, sondern muss bessere Fragen, Priorisierung und Rueckkopplung ermoeglichen. Bezogen auf Nichtkompensation gegen Greenwashing heisst das: Die Analyse muss das konkrete Thema ernst nehmen und zugleich den allgemeinen WÖk-Massstab halten. Es geht nicht darum, Akteure moralisch zu sortieren. Es geht darum, Wirkpfade, Wirkungsempfaenger, Datenqualitaet, Risiken und Rueckkopplung so zu beschreiben, dass bessere Entscheidungen moeglich werden.</w:t>
-      </w:r>
-    </w:p>
-    <w:p>
-      <w:r>
-        <w:t>Transfer in Grundstudium Wirkungsökonomie. Quelltext und fachliche Grundlegung verbindet die inhaltliche Deutung mit der spaeteren Praxis. Eine Organisation kann zu Nichtkompensation gegen Greenwashing sehr ueberzeugend kommunizieren und trotzdem an einen plausiblen Gedanken schon fuer Wirkung zu halten, obwohl Empfaenger, Zustand, Zeitbezug und Quelle fehlen scheitern. Darum muss die V1-Fassung immer auch nach Governance fragen: Wer erhebt Daten, wer bewertet sie, wer traegt die Folgen, wer kann widersprechen und wann wird eine Entscheidung korrigiert? Szenarien pruefen Sofortwirkung, Folgewirkung und Reversibilitaet getrennt. So wird aus einem Lehrkapitel eine verantwortbare Arbeitsroutine.</w:t>
-      </w:r>
-    </w:p>
-    <w:p>
-      <w:r>
-        <w:t>Grenze gegen Scheingenauigkeit. Gerade bei Einstieg / Wirkungsfrage ist Praezision wichtiger als grosse Begriffe. Eine Wirkungsaussage bleibt schwach, wenn sie nur Aktivitaet, Reichweite, Absicht oder Image beschreibt. Stark wird sie erst, wenn sie die Zustandsveraenderung und ihre Bedingungen offenlegt. In V35 ist deshalb entscheidend, Wirkung nicht am Sender, sondern an veraenderten Zustanden der Empfaenger geprueft wird. Die Fehlerlinie verlaeuft nicht zwischen Optimismus und Pessimismus, sondern zwischen offengelegter Unsicherheit und rhetorischer Sicherheit ohne Pruefpfad.</w:t>
-      </w:r>
-    </w:p>
-    <w:p>
-      <w:r>
-        <w:t>Pruefungsnahe Lesart. Aus Video-/Audio-Vorlesung laesst sich eine gute Transferfrage ableiten: Welche Entscheidung waere falsch, wenn dieser Abschnitt missverstanden wird? Fuer Nichtkompensation gegen Greenwashing lautet die Antwort meist nicht einfach "mehr Wirkung", sondern genauer: bessere Unterscheidung, sauberere Daten, klarere Schutzlinie und rueckgekoppelte Steuerung. Jede Schlussfolgerung endet mit Entscheidung, Verantwortlichkeit und Termin fuer Rueckpruefung. Wer das im Fall anwenden kann, hat den Kern der Vorlesung verstanden; wer nur Definitionen wiederholt, bleibt unter dem Anspruch der Akademie.</w:t>
-      </w:r>
-    </w:p>
-    <w:p>
-      <w:r>
-        <w:t>Fallfenster zur Anwendung. Ein Kommunikationsbericht nennt viele Aktivitaeten, Reichweiten und Rueckmeldungen. Die V1-Pruefung fragt, ob daraus eine belastbare Wirkungsaussage folgt. Wenn nur Kontakte, Klicks oder Zustimmung vorliegen, bleibt die Aussage im Bereich Wirkungspotenzial oder Resonanz, nicht im Bereich nachgewiesener Wirkung. Bezogen auf Nichtkompensation gegen Greenwashing heisst das: Die Analyse muss das konkrete Thema ernst nehmen und zugleich den allgemeinen WÖk-Massstab halten. Es geht nicht darum, Akteure moralisch zu sortieren. Es geht darum, Wirkpfade, Wirkungsempfaenger, Datenqualitaet, Risiken und Rueckkopplung so zu beschreiben, dass bessere Entscheidungen moeglich werden.</w:t>
-      </w:r>
-    </w:p>
-    <w:p>
-      <w:r>
-        <w:t>Pruefungsnahe Transferfrage. Formuliere zu V35 eine Wirkungsaussage in drei Saetzen: Erstens den beobachteten oder plausiblen Zustand, zweitens die Daten- oder Quellenlage, drittens die offene Unsicherheit samt Rueckkopplung. Die Antwort muss ohne moralische Personenbewertung auskommen und darf Reichweite nicht mit Wirkung verwechseln.</w:t>
-      </w:r>
-    </w:p>
-    <w:p>
-      <w:r>
-        <w:t>Wissenschaftliche Anschlussfaehigkeit. Der Abschnitt Transkript (Gerüst) ist in V35 kein Zusatzwissen, sondern ein Pruefstein fuer die Grundfrage des Skripts: Was veraendert sich, bei wem, wodurch und mit welcher Rueckkopplung? Fuer Nichtkompensation gegen Greenwashing wird daran sichtbar, dass WÖk-Aussagen mit bestehenden Begriffen, Studien, Standards und Rechtsrahmen in Beziehung stehen muessen. Die fachliche Grenze liegt dort, wo Lernende hausinterne Sprache als Ersatz fuer zitierfaehige Begruendung verwenden. Die saubere Lesart trennt deshalb Beobachtung, Kausalannahme, Bewertung und Steuerungsfolge. In der Anwendung sollte daraus mindestens eine konkrete Begriff, Wirkpfad, Fallbewertung, rote Linie oder Rueckkopplung abgeleitet werden; sonst bleibt das Wissen erklaerend, aber nicht steuerungsfaehig.</w:t>
-      </w:r>
-    </w:p>
-    <w:p>
-      <w:r>
-        <w:t>Anwendung auf Skript / Folien (Lernseite). In einer Fallanalyse beginnt dieser Punkt nicht mit einer Meinung, sondern mit einer belastbaren Beschreibung. Wer V35 pruefungsnah liest, fragt zuerst nach Wirkungsempfaengern, Wirkraum, Zeitraum und Datenquelle. Erst danach folgt die Bewertung im Referenzrahmen Mensch, Planet, Demokratie, SDGs, Agenda 2030 und SDG+. Die Analyse markiert Stoppsignale vor jeder Portfolio- oder Score-Debatte. Der typische Kurzschluss waere, ein gutes Teilresultat gegen zentrale Schaeden aufrechnen. Genau dagegen setzt die WÖk die Pflicht, Wirkungspotenzial, Wirkungsrisiko und positive Netto-Wirkung begrifflich getrennt zu halten.</w:t>
+        <w:t>Schlussvertiefung 2: Nichtkompensation gegen Greenwashing im Anwendungsfall</w:t>
+      </w:r>
+    </w:p>
+    <w:p>
+      <w:r>
+        <w:t>Die folgenden Abschnitte sind keine neue Pruefungsloesung. Sie verdichten die vorhandenen Kapitel zu einer Lesart, mit der Studierende einen Fall selbststaendig analysieren koennen. Im Mittelpunkt stehen Bewertungsgrenzen, Nichtkompensation, Reverse Merit Order und positive Netto-Wirkung, nicht moralische Personenbewertung.</w:t>
+      </w:r>
+    </w:p>
+    <w:p>
+      <w:r>
+        <w:t>Begriffliche Schlussklaerung. In Grundstudium Wirkungsoekonomie wird Begriffliche Präzision erst steuerungsfaehig, wenn daraus eine Entscheidung folgt. Die Grundbegriffe muessen in spaeteren Modulen wiedererkennbar bleiben. Ohne diese Rueckkopplung bleibt Reporting eine Beschreibung. Mit Rueckkopplung wird aus Bewertung eine veraenderte Routine: ein anderer Prozess, ein geaenderter Anreiz, eine bessere Datenpflicht, eine korrigierte Kommunikation oder eine neue Priorisierung.</w:t>
+      </w:r>
+    </w:p>
+    <w:p>
+      <w:r>
+        <w:t>Die typische Fehlstelle bei Nichtkompensation gegen Greenwashing liegt darin, schwere Schaeden mit bequemen Pluspunkten zu verrechnen. Bei Begriffliche Präzision wird diese Fehlstelle konkret: Ein scheinbar plausibler Befund darf nicht zur Abkuerzung werden. Quellen, Systemgrenzen, Unsicherheit und Rueckkopplung bleiben sichtbar.</w:t>
+      </w:r>
+    </w:p>
+    <w:p>
+      <w:r>
+        <w:t>Wirkpfad und Empfaenger. Die Grenze gegen Scheingenauigkeit verlaeuft bei Wirkpfad nicht zwischen Optimismus und Pessimismus. Sie verlaeuft zwischen offengelegter Unsicherheit und rhetorischer Sicherheit. Wer Nichtkompensation gegen Greenwashing belastbar anwenden will, benennt Systemgrenze, Zeitraum, Vergleichspunkt und offene Gegenhypothese. Gerade dadurch bleibt das Skript anschlussfaehig fuer Forschung, Praxis und spaetere Revision.</w:t>
+      </w:r>
+    </w:p>
+    <w:p>
+      <w:r>
+        <w:t>Fuer die Pruefung ist Wirkpfad dann verstanden, wenn daraus eine belastbare Fallantwort entsteht. Eine gute Antwort unterscheidet Beobachtung, Kausalannahme, Bewertung und Steuerungsfolge. Sie bewertet keine Menschen, sondern Wirkpfade, Zustandsveraenderungen, Risiken und institutionelle Bedingungen.</w:t>
+      </w:r>
+    </w:p>
+    <w:p>
+      <w:r>
+        <w:t>Daten, Quellen und Evidenz. Leitthese zeigt, warum Nichtkompensation gegen Greenwashing mehr ist als ein Schlagwort im Feld Bewertungsgrenzen, Nichtkompensation, Reverse Merit Order und positive Netto-Wirkung. Die wirkungsoekonomische Frage lautet: Welche reale Veraenderung wird moeglich, welche bleibt nur Potenzial und wo entsteht ein Wirkungsrisiko? Diese Unterscheidung schuetzt vor Impact-Washing, weil sie Absicht, Aktivitaet, Reichweite und Wirkung auseinanderhaelt.</w:t>
+      </w:r>
+    </w:p>
+    <w:p>
+      <w:r>
+        <w:t>Eine Kommune, ein Unternehmen oder eine Bildungsorganisation will Nichtkompensation gegen Greenwashing praktisch anwenden. Der erste Schritt ist nicht die Auswahl eines Instruments, sondern die Klaerung der Zustandsveraenderung. Bei Leitthese muss deshalb benannt werden, wer betroffen ist, welcher Zustand sich veraendert, welche Frist gilt und welche Gegenbeobachtung die Annahme widerlegen wuerde. Erst danach entsteht eine begruendete Entscheidung im Feld Begriff, Fallbewertung, Wirkpfad, rote Linie, Quellenbeurteilung oder Rueckkopplungsregel.</w:t>
+      </w:r>
+    </w:p>
+    <w:p>
+      <w:r>
+        <w:t>Bewertung und rote Linien. In V35 muss Didaktische Einordnung im Studiengang immer mit Empfaengern gelesen werden. Wirkung entsteht nicht beim Sender, sondern an veraenderten Zustaenden von Menschen, Oekosystemen, Institutionen, Oeffentlichkeit oder kuenftigen Handlungsspielraeumen. Darum reicht es nicht, interne Aktivitaeten zu dokumentieren. Entscheidend ist, ob sich ein Zustand nachvollziehbar veraendert und ob diese Veraenderung im Referenzrahmen Mensch, Planet, Demokratie, SDGs, Agenda 2030 und SDG+ tragfaehig bewertet werden kann.</w:t>
+      </w:r>
+    </w:p>
+    <w:p>
+      <w:r>
+        <w:t>Ein Bericht behauptet, die Massnahme zu Nichtkompensation gegen Greenwashing sei erfolgreich. Die WOE-Lesart fragt bei Didaktische Einordnung im Studiengang nach belastbaren Nachweisen: begriffliche Praezision, Fallbeschreibung, Quellenklarheit, Plausibilitaet und offene Unsicherheit. Wenn diese Nachweise fehlen, bleibt die Aussage Wirkungspotenzial oder Kommunikationsbehauptung. Sie kann wichtig sein, aber sie ist noch keine belegte Wirkung.</w:t>
+      </w:r>
+    </w:p>
+    <w:p>
+      <w:r>
+        <w:t>Kontrollfrage. Welche Entscheidung waere falsch, wenn Didaktische Einordnung im Studiengang in V35 missverstanden wird? Die Antwort muss mindestens eine Daten- oder Quellenannahme, eine betroffene Gruppe oder Schutzdimension, eine moegliche Nebenwirkung und einen Rueckkopplungsschritt nennen. Richtig ist nicht die lauteste Bewertung, sondern diejenige, die Begriff, Beleg und Steuerungsfolge zusammenhaelt.</w:t>
+      </w:r>
+    </w:p>
+    <w:p>
+      <w:r>
+        <w:t>Rueckfluss. Fuer den WOE-Korpus bedeutet das: Begriffe aus Nichtkompensation gegen Greenwashing sollten dort geschaerft werden, wo sie in Glossar, Werkzeugen, Journal oder Readern doppeldeutig bleiben. Offene Forschungsfragen werden nicht versteckt. Sie markieren die Stelle, an der spaetere Evidenz, ein besserer Datensatz oder eine praezisere Fallstudie die Bewertung veraendern kann.</w:t>
+      </w:r>
+    </w:p>
+    <w:p>
+      <w:r>
+        <w:t>Steuerung und Rueckkopplung. Wissenschaftliche Anschlussfaehigkeit entsteht hier durch Quellenklarheit. Bei Analysemodell werden interne WOE-Begriffe nicht als Ersatz fuer Belege benutzt, sondern mit WOE-Bewertungslogik, SDG+, rote Linien, NWI/T-SROI-Abgrenzung und Schutzgueter verbunden. Wo die Datenlage offen bleibt, wird das offengelegt. Wo eine Aussage nur plausibel ist, bleibt sie als Wirkungspotenzial markiert. Wo ein Schaden eine rote Linie beruehrt, greift Nichtkompensation vor Durchschnittslogik.</w:t>
+      </w:r>
+    </w:p>
+    <w:p>
+      <w:r>
+        <w:t>In einer kontroversen Entscheidung wirkt Analysemodell als Pruefpunkt fuer Ambivalenz. Ein Nutzen fuer eine Gruppe kann mit Risiken fuer andere Wirkungsempfaenger einhergehen. Das Skript verlangt deshalb, positive und negative Zustandsveraenderungen getrennt zu fuehren, bevor von positiver Netto-Wirkung gesprochen wird.</w:t>
+      </w:r>
+    </w:p>
+    <w:p>
+      <w:r>
+        <w:t>Pruefungsnahe Anwendung. In Grundstudium Wirkungsoekonomie wird Modellformel erst steuerungsfaehig, wenn daraus eine Entscheidung folgt. Die Grundbegriffe muessen in spaeteren Modulen wiedererkennbar bleiben. Ohne diese Rueckkopplung bleibt Reporting eine Beschreibung. Mit Rueckkopplung wird aus Bewertung eine veraenderte Routine: ein anderer Prozess, ein geaenderter Anreiz, eine bessere Datenpflicht, eine korrigierte Kommunikation oder eine neue Priorisierung.</w:t>
+      </w:r>
+    </w:p>
+    <w:p>
+      <w:r>
+        <w:t>Die typische Fehlstelle bei Nichtkompensation gegen Greenwashing liegt darin, schwere Schaeden mit bequemen Pluspunkten zu verrechnen. Bei Modellformel wird diese Fehlstelle konkret: Ein scheinbar plausibler Befund darf nicht zur Abkuerzung werden. Quellen, Systemgrenzen, Unsicherheit und Rueckkopplung bleiben sichtbar.</w:t>
+      </w:r>
+    </w:p>
+    <w:p>
+      <w:r>
+        <w:t>Transfer in den WOE-Korpus. Die Grenze gegen Scheingenauigkeit verlaeuft bei Fallfenster nicht zwischen Optimismus und Pessimismus. Sie verlaeuft zwischen offengelegter Unsicherheit und rhetorischer Sicherheit. Wer Nichtkompensation gegen Greenwashing belastbar anwenden will, benennt Systemgrenze, Zeitraum, Vergleichspunkt und offene Gegenhypothese. Gerade dadurch bleibt das Skript anschlussfaehig fuer Forschung, Praxis und spaetere Revision.</w:t>
+      </w:r>
+    </w:p>
+    <w:p>
+      <w:r>
+        <w:t>Fuer die Pruefung ist Fallfenster dann verstanden, wenn daraus eine belastbare Fallantwort entsteht. Eine gute Antwort unterscheidet Beobachtung, Kausalannahme, Bewertung und Steuerungsfolge. Sie bewertet keine Menschen, sondern Wirkpfade, Zustandsveraenderungen, Risiken und institutionelle Bedingungen.</w:t>
+      </w:r>
+    </w:p>
+    <w:p>
+      <w:r>
+        <w:t>Grenzen der Aussage. Prüfungsnahe Fallfragen ohne geschützte Antwortlogik zeigt, warum Nichtkompensation gegen Greenwashing mehr ist als ein Schlagwort im Feld Bewertungsgrenzen, Nichtkompensation, Reverse Merit Order und positive Netto-Wirkung. Die wirkungsoekonomische Frage lautet: Welche reale Veraenderung wird moeglich, welche bleibt nur Potenzial und wo entsteht ein Wirkungsrisiko? Diese Unterscheidung schuetzt vor Impact-Washing, weil sie Absicht, Aktivitaet, Reichweite und Wirkung auseinanderhaelt.</w:t>
+      </w:r>
+    </w:p>
+    <w:p>
+      <w:r>
+        <w:t>Eine Kommune, ein Unternehmen oder eine Bildungsorganisation will Nichtkompensation gegen Greenwashing praktisch anwenden. Der erste Schritt ist nicht die Auswahl eines Instruments, sondern die Klaerung der Zustandsveraenderung. Bei Prüfungsnahe Fallfragen ohne geschützte Antwortlogik muss deshalb benannt werden, wer betroffen ist, welcher Zustand sich veraendert, welche Frist gilt und welche Gegenbeobachtung die Annahme widerlegen wuerde. Erst danach entsteht eine begruendete Entscheidung im Feld Begriff, Fallbewertung, Wirkpfad, rote Linie, Quellenbeurteilung oder Rueckkopplungsregel.</w:t>
+      </w:r>
+    </w:p>
+    <w:p>
+      <w:r>
+        <w:t>Kontrollfrage. Welche Entscheidung waere falsch, wenn Prüfungsnahe Fallfragen ohne geschützte Antwortlogik in V35 missverstanden wird? Die Antwort muss mindestens eine Daten- oder Quellenannahme, eine betroffene Gruppe oder Schutzdimension, eine moegliche Nebenwirkung und einen Rueckkopplungsschritt nennen. Richtig ist nicht die lauteste Bewertung, sondern diejenige, die Begriff, Beleg und Steuerungsfolge zusammenhaelt.</w:t>
       </w:r>
     </w:p>
     <w:p>
@@ -4780,117 +4730,112 @@
         <w:pStyle w:val="Heading3"/>
       </w:pPr>
       <w:r>
-        <w:t>Abschlusskommentar 3: Lesen, pruefen, rueckkoppeln</w:t>
-      </w:r>
-    </w:p>
-    <w:p>
-      <w:r>
-        <w:t>Die folgende Verdichtung fuehrt die vorhandenen Kapitel nicht als Wiederholung, sondern als Anwendung zusammen. Wirkungskompetenz entsteht, wenn dieselbe begriffliche Strenge in Fallanalyse, Datenarbeit, Kommunikation, Governance und Entscheidungspraxis wiedererkannt wird.</w:t>
-      </w:r>
-    </w:p>
-    <w:p>
-      <w:r>
-        <w:t>Evidenzregel. Transferaufgabe darf im Skript nicht als dekorativer Begriff stehen bleiben. Der Abschnitt traegt nur dann, wenn er eine pruefbare Aussage erlaubt: Welche Quelle stuetzt die Annahme, welche Unsicherheit bleibt offen und welche Gegenbeobachtung wuerde die Bewertung veraendern? Fuer Nichtkompensation gegen Greenwashing heisst das, dass praezise Sprache die erste Sicherung gegen Impact-Washing bildet. Die Studierenden sollen nicht lernen, einen Score nachzusprechen. Sie sollen erkennen, wann ein Score klaert, wann er verdeckt und wann eine rote Linie die Durchschnittslogik stoppt.</w:t>
-      </w:r>
-    </w:p>
-    <w:p>
-      <w:r>
-        <w:t>Fallfenster zur Anwendung. Eine Organisation plant eine Massnahme und formuliert dazu eine positive Absicht. In der WÖk reicht das nicht. Fuer diese Vorlesung muss sichtbar werden, welche Zustandsveraenderung erwartet wird, welche Empfaenger direkt oder indirekt betroffen sind, welche Nebenwirkungen entstehen koennen und welche Entscheidung spaeter korrigiert wird. Bezogen auf Nichtkompensation gegen Greenwashing heisst das: Die Analyse muss das konkrete Thema ernst nehmen und zugleich den allgemeinen WÖk-Massstab halten. Es geht nicht darum, Akteure moralisch zu sortieren. Es geht darum, Wirkpfade, Wirkungsempfaenger, Datenqualitaet, Risiken und Rueckkopplung so zu beschreiben, dass bessere Entscheidungen moeglich werden.</w:t>
-      </w:r>
-    </w:p>
-    <w:p>
-      <w:r>
-        <w:t>Transfer in Grundstudium Wirkungsökonomie. Praxisbeispiel verbindet die inhaltliche Deutung mit der spaeteren Praxis. Eine Organisation kann zu Nichtkompensation gegen Greenwashing sehr ueberzeugend kommunizieren und trotzdem an einen plausiblen Gedanken schon fuer Wirkung zu halten, obwohl Empfaenger, Zustand, Zeitbezug und Quelle fehlen scheitern. Darum muss die V1-Fassung immer auch nach Governance fragen: Wer erhebt Daten, wer bewertet sie, wer traegt die Folgen, wer kann widersprechen und wann wird eine Entscheidung korrigiert? Mindestens ein direkter und ein indirekter Wirkpfad muessen nachvollziehbar sein. So wird aus einem Lehrkapitel eine verantwortbare Arbeitsroutine.</w:t>
-      </w:r>
-    </w:p>
-    <w:p>
-      <w:r>
-        <w:t>Grenze gegen Scheingenauigkeit. Gerade bei Wirkungsökonomische Vertiefung ist Praezision wichtiger als grosse Begriffe. Eine Wirkungsaussage bleibt schwach, wenn sie nur Aktivitaet, Reichweite, Absicht oder Image beschreibt. Stark wird sie erst, wenn sie die Zustandsveraenderung und ihre Bedingungen offenlegt. In V35 ist deshalb entscheidend, jede Bewertung nur so belastbar ist wie Datenlage, Quellenstatus, Aktualitaet und Systemgrenze. Die Fehlerlinie verlaeuft nicht zwischen Optimismus und Pessimismus, sondern zwischen offengelegter Unsicherheit und rhetorischer Sicherheit ohne Pruefpfad.</w:t>
-      </w:r>
-    </w:p>
-    <w:p>
-      <w:r>
-        <w:t>Pruefungsnahe Transferfrage. Formuliere zu V35 eine Wirkungsaussage in drei Saetzen: Erstens den beobachteten oder plausiblen Zustand, zweitens die Daten- oder Quellenlage, drittens die offene Unsicherheit samt Rueckkopplung. Die Antwort muss ohne moralische Personenbewertung auskommen und darf Reichweite nicht mit Wirkung verwechseln.</w:t>
-      </w:r>
-    </w:p>
-    <w:p>
-      <w:r>
-        <w:t>Pruefungsnahe Lesart. Aus Prüfungsrelevanz laesst sich eine gute Transferfrage ableiten: Welche Entscheidung waere falsch, wenn dieser Abschnitt missverstanden wird? Fuer Nichtkompensation gegen Greenwashing lautet die Antwort meist nicht einfach "mehr Wirkung", sondern genauer: bessere Unterscheidung, sauberere Daten, klarere Schutzlinie und rueckgekoppelte Steuerung. Profile, Zielkonflikte und offene Punkte werden nebeneinander gefuehrt. Wer das im Fall anwenden kann, hat den Kern der Vorlesung verstanden; wer nur Definitionen wiederholt, bleibt unter dem Anspruch der Akademie.</w:t>
-      </w:r>
-    </w:p>
-    <w:p>
-      <w:r>
-        <w:t>Fallfenster zur Anwendung. Eine Fuehrungsentscheidung erzeugt zugleich Nutzen und Risiken. Die WÖk behandelt Ambivalenz nicht als Stoerung, sondern als Kern der Analyse. Positive Netto-Wirkung darf erst behauptet werden, wenn zentrale negative Wirkungen getrennt geprueft und rote Linien gewahrt sind. Bezogen auf Nichtkompensation gegen Greenwashing heisst das: Die Analyse muss das konkrete Thema ernst nehmen und zugleich den allgemeinen WÖk-Massstab halten. Es geht nicht darum, Akteure moralisch zu sortieren. Es geht darum, Wirkpfade, Wirkungsempfaenger, Datenqualitaet, Risiken und Rueckkopplung so zu beschreiben, dass bessere Entscheidungen moeglich werden.</w:t>
-      </w:r>
-    </w:p>
-    <w:p>
-      <w:r>
-        <w:t>Nichtkompensation. Der Abschnitt Lernziele ist in V35 kein Zusatzwissen, sondern ein Pruefstein fuer die Grundfrage des Skripts: Was veraendert sich, bei wem, wodurch und mit welcher Rueckkopplung? Fuer Nichtkompensation gegen Greenwashing wird daran sichtbar, dass schwere zentrale Schaeden nicht durch beliebige positive Einzelwerte neutralisiert werden duerfen. Die fachliche Grenze liegt dort, wo Lernende eine Durchschnittslogik als moralische Entlastung verwenden. Die saubere Lesart trennt deshalb Beobachtung, Kausalannahme, Bewertung und Steuerungsfolge. In der Anwendung sollte daraus mindestens eine konkrete Begriff, Wirkpfad, Fallbewertung, rote Linie oder Rueckkopplung abgeleitet werden; sonst bleibt das Wissen erklaerend, aber nicht steuerungsfaehig.</w:t>
-      </w:r>
-    </w:p>
-    <w:p>
-      <w:r>
-        <w:t>Anwendung auf Einleitung / Wirkungsfrage. In einer Fallanalyse beginnt dieser Punkt nicht mit einer Meinung, sondern mit einer belastbaren Beschreibung. Wer V35 pruefungsnah liest, fragt zuerst nach Wirkungsempfaengern, Wirkraum, Zeitraum und Datenquelle. Erst danach folgt die Bewertung im Referenzrahmen Mensch, Planet, Demokratie, SDGs, Agenda 2030 und SDG+. Jeder Analyseblock fragt nach der Routine, die nach der Bewertung angepasst wird. Der typische Kurzschluss waere, Reporting als Abschluss behandeln. Genau dagegen setzt die WÖk die Pflicht, Wirkungspotenzial, Wirkungsrisiko und positive Netto-Wirkung begrifflich getrennt zu halten.</w:t>
-      </w:r>
-    </w:p>
-    <w:p>
-      <w:r>
-        <w:t>Evidenzregel. Kernaussage darf im Skript nicht als dekorativer Begriff stehen bleiben. Der Abschnitt traegt nur dann, wenn er eine pruefbare Aussage erlaubt: Welche Quelle stuetzt die Annahme, welche Unsicherheit bleibt offen und welche Gegenbeobachtung wuerde die Bewertung veraendern? Fuer Nichtkompensation gegen Greenwashing heisst das, dass Wirkungsbewertung Verfahren, Rechte, Transparenz und Korrektur braucht. Die Studierenden sollen nicht lernen, einen Score nachzusprechen. Sie sollen erkennen, wann ein Score klaert, wann er verdeckt und wann eine rote Linie die Durchschnittslogik stoppt.</w:t>
-      </w:r>
-    </w:p>
-    <w:p>
-      <w:r>
-        <w:t>Fallfenster zur Anwendung. Ein Controlling-Team moechte einen Score bilden. Das Skript verlangt, dass Datenqualitaet, Systemgrenzen, Gewichtung, Unsicherheit und Nichtkompensation sichtbar bleiben. Ein Score darf die Diskussion nicht beenden, sondern muss bessere Fragen, Priorisierung und Rueckkopplung ermoeglichen. Bezogen auf Nichtkompensation gegen Greenwashing heisst das: Die Analyse muss das konkrete Thema ernst nehmen und zugleich den allgemeinen WÖk-Massstab halten. Es geht nicht darum, Akteure moralisch zu sortieren. Es geht darum, Wirkpfade, Wirkungsempfaenger, Datenqualitaet, Risiken und Rueckkopplung so zu beschreiben, dass bessere Entscheidungen moeglich werden.</w:t>
-      </w:r>
-    </w:p>
-    <w:p>
-      <w:r>
-        <w:t>Transfer in Grundstudium Wirkungsökonomie. Quelltext und fachliche Grundlegung verbindet die inhaltliche Deutung mit der spaeteren Praxis. Eine Organisation kann zu Nichtkompensation gegen Greenwashing sehr ueberzeugend kommunizieren und trotzdem an einen plausiblen Gedanken schon fuer Wirkung zu halten, obwohl Empfaenger, Zustand, Zeitbezug und Quelle fehlen scheitern. Darum muss die V1-Fassung immer auch nach Governance fragen: Wer erhebt Daten, wer bewertet sie, wer traegt die Folgen, wer kann widersprechen und wann wird eine Entscheidung korrigiert? Pruefungsfragen verbinden Begriff, Anwendung, Evidenz und rote Linie. So wird aus einem Lehrkapitel eine verantwortbare Arbeitsroutine.</w:t>
-      </w:r>
-    </w:p>
-    <w:p>
-      <w:r>
-        <w:t>Pruefungsnahe Transferfrage. Formuliere zu V35 eine Wirkungsaussage in drei Saetzen: Erstens den beobachteten oder plausiblen Zustand, zweitens die Daten- oder Quellenlage, drittens die offene Unsicherheit samt Rueckkopplung. Die Antwort muss ohne moralische Personenbewertung auskommen und darf Reichweite nicht mit Wirkung verwechseln.</w:t>
-      </w:r>
-    </w:p>
-    <w:p>
-      <w:r>
-        <w:t>Grenze gegen Scheingenauigkeit. Gerade bei Einstieg / Wirkungsfrage ist Praezision wichtiger als grosse Begriffe. Eine Wirkungsaussage bleibt schwach, wenn sie nur Aktivitaet, Reichweite, Absicht oder Image beschreibt. Stark wird sie erst, wenn sie die Zustandsveraenderung und ihre Bedingungen offenlegt. In V35 ist deshalb entscheidend, WÖk-Begriffe im Alltag nur tragen, wenn sie in Routinen uebersetzt werden. Die Fehlerlinie verlaeuft nicht zwischen Optimismus und Pessimismus, sondern zwischen offengelegter Unsicherheit und rhetorischer Sicherheit ohne Pruefpfad.</w:t>
-      </w:r>
-    </w:p>
-    <w:p>
-      <w:r>
-        <w:t>Pruefungsnahe Lesart. Aus Video-/Audio-Vorlesung laesst sich eine gute Transferfrage ableiten: Welche Entscheidung waere falsch, wenn dieser Abschnitt missverstanden wird? Fuer Nichtkompensation gegen Greenwashing lautet die Antwort meist nicht einfach "mehr Wirkung", sondern genauer: bessere Unterscheidung, sauberere Daten, klarere Schutzlinie und rueckgekoppelte Steuerung. Gute Kommunikation unterscheidet Befund, Annahme und normative Bewertung. Wer das im Fall anwenden kann, hat den Kern der Vorlesung verstanden; wer nur Definitionen wiederholt, bleibt unter dem Anspruch der Akademie.</w:t>
-      </w:r>
-    </w:p>
-    <w:p>
-      <w:r>
-        <w:t>Fallfenster zur Anwendung. Ein Kommunikationsbericht nennt viele Aktivitaeten, Reichweiten und Rueckmeldungen. Die V1-Pruefung fragt, ob daraus eine belastbare Wirkungsaussage folgt. Wenn nur Kontakte, Klicks oder Zustimmung vorliegen, bleibt die Aussage im Bereich Wirkungspotenzial oder Resonanz, nicht im Bereich nachgewiesener Wirkung. Bezogen auf Nichtkompensation gegen Greenwashing heisst das: Die Analyse muss das konkrete Thema ernst nehmen und zugleich den allgemeinen WÖk-Massstab halten. Es geht nicht darum, Akteure moralisch zu sortieren. Es geht darum, Wirkpfade, Wirkungsempfaenger, Datenqualitaet, Risiken und Rueckkopplung so zu beschreiben, dass bessere Entscheidungen moeglich werden.</w:t>
-      </w:r>
-    </w:p>
-    <w:p>
-      <w:r>
-        <w:t>Systemgrenze. Der Abschnitt Transkript (Gerüst) ist in V35 kein Zusatzwissen, sondern ein Pruefstein fuer die Grundfrage des Skripts: Was veraendert sich, bei wem, wodurch und mit welcher Rueckkopplung? Fuer Nichtkompensation gegen Greenwashing wird daran sichtbar, dass jede Wirkungsaussage eine Grenze zieht und diese Grenze begruenden muss. Die fachliche Grenze liegt dort, wo Lernende nur den bequemen Ausschnitt betrachten. Die saubere Lesart trennt deshalb Beobachtung, Kausalannahme, Bewertung und Steuerungsfolge. In der Anwendung sollte daraus mindestens eine konkrete Begriff, Wirkpfad, Fallbewertung, rote Linie oder Rueckkopplung abgeleitet werden; sonst bleibt das Wissen erklaerend, aber nicht steuerungsfaehig.</w:t>
-      </w:r>
-    </w:p>
-    <w:p>
-      <w:r>
-        <w:t>Anwendung auf Skript / Folien (Lernseite). In einer Fallanalyse beginnt dieser Punkt nicht mit einer Meinung, sondern mit einer belastbaren Beschreibung. Wer V35 pruefungsnah liest, fragt zuerst nach Wirkungsempfaengern, Wirkraum, Zeitraum und Datenquelle. Erst danach folgt die Bewertung im Referenzrahmen Mensch, Planet, Demokratie, SDGs, Agenda 2030 und SDG+. Szenarien pruefen Sofortwirkung, Folgewirkung und Reversibilitaet getrennt. Der typische Kurzschluss waere, Momentnutzen als dauerhafte positive Netto-Wirkung verkaufen. Genau dagegen setzt die WÖk die Pflicht, Wirkungspotenzial, Wirkungsrisiko und positive Netto-Wirkung begrifflich getrennt zu halten.</w:t>
-      </w:r>
-    </w:p>
-    <w:p>
-      <w:r>
-        <w:t>Evidenzregel. Transferaufgabe darf im Skript nicht als dekorativer Begriff stehen bleiben. Der Abschnitt traegt nur dann, wenn er eine pruefbare Aussage erlaubt: Welche Quelle stuetzt die Annahme, welche Unsicherheit bleibt offen und welche Gegenbeobachtung wuerde die Bewertung veraendern? Fuer Nichtkompensation gegen Greenwashing heisst das, dass Wirkung nicht am Sender, sondern an veraenderten Zustanden der Empfaenger geprueft wird. Die Studierenden sollen nicht lernen, einen Score nachzusprechen. Sie sollen erkennen, wann ein Score klaert, wann er verdeckt und wann eine rote Linie die Durchschnittslogik stoppt.</w:t>
-      </w:r>
-    </w:p>
-    <w:p>
-      <w:r>
-        <w:t>Fallfenster zur Anwendung. Eine Organisation plant eine Massnahme und formuliert dazu eine positive Absicht. In der WÖk reicht das nicht. Fuer diese Vorlesung muss sichtbar werden, welche Zustandsveraenderung erwartet wird, welche Empfaenger direkt oder indirekt betroffen sind, welche Nebenwirkungen entstehen koennen und welche Entscheidung spaeter korrigiert wird. Bezogen auf Nichtkompensation gegen Greenwashing heisst das: Die Analyse muss das konkrete Thema ernst nehmen und zugleich den allgemeinen WÖk-Massstab halten. Es geht nicht darum, Akteure moralisch zu sortieren. Es geht darum, Wirkpfade, Wirkungsempfaenger, Datenqualitaet, Risiken und Rueckkopplung so zu beschreiben, dass bessere Entscheidungen moeglich werden.</w:t>
-      </w:r>
-    </w:p>
-    <w:p>
-      <w:r>
-        <w:t>Pruefungsnahe Transferfrage. Formuliere zu V35 eine Wirkungsaussage in drei Saetzen: Erstens den beobachteten oder plausiblen Zustand, zweitens die Daten- oder Quellenlage, drittens die offene Unsicherheit samt Rueckkopplung. Die Antwort muss ohne moralische Personenbewertung auskommen und darf Reichweite nicht mit Wirkung verwechseln.</w:t>
+        <w:t>Schlussvertiefung 3: Nichtkompensation gegen Greenwashing im Anwendungsfall</w:t>
+      </w:r>
+    </w:p>
+    <w:p>
+      <w:r>
+        <w:t>Die folgenden Abschnitte sind keine neue Pruefungsloesung. Sie verdichten die vorhandenen Kapitel zu einer Lesart, mit der Studierende einen Fall selbststaendig analysieren koennen. Im Mittelpunkt stehen Bewertungsgrenzen, Nichtkompensation, Reverse Merit Order und positive Netto-Wirkung, nicht moralische Personenbewertung.</w:t>
+      </w:r>
+    </w:p>
+    <w:p>
+      <w:r>
+        <w:t>Begriffliche Schlussklaerung. In V35 muss Auswertung aus der lebenden Website-Referenz immer mit Empfaengern gelesen werden. Wirkung entsteht nicht beim Sender, sondern an veraenderten Zustaenden von Menschen, Oekosystemen, Institutionen, Oeffentlichkeit oder kuenftigen Handlungsspielraeumen. Darum reicht es nicht, interne Aktivitaeten zu dokumentieren. Entscheidend ist, ob sich ein Zustand nachvollziehbar veraendert und ob diese Veraenderung im Referenzrahmen Mensch, Planet, Demokratie, SDGs, Agenda 2030 und SDG+ tragfaehig bewertet werden kann.</w:t>
+      </w:r>
+    </w:p>
+    <w:p>
+      <w:r>
+        <w:t>Ein Bericht behauptet, die Massnahme zu Nichtkompensation gegen Greenwashing sei erfolgreich. Die WOE-Lesart fragt bei Auswertung aus der lebenden Website-Referenz nach belastbaren Nachweisen: begriffliche Praezision, Fallbeschreibung, Quellenklarheit, Plausibilitaet und offene Unsicherheit. Wenn diese Nachweise fehlen, bleibt die Aussage Wirkungspotenzial oder Kommunikationsbehauptung. Sie kann wichtig sein, aber sie ist noch keine belegte Wirkung.</w:t>
+      </w:r>
+    </w:p>
+    <w:p>
+      <w:r>
+        <w:t>Wirkpfad und Empfaenger. Wissenschaftliche Anschlussfaehigkeit entsteht hier durch Quellenklarheit. Bei Warum jede Kennzahl manipulierbar wird werden interne WOE-Begriffe nicht als Ersatz fuer Belege benutzt, sondern mit WOE-Bewertungslogik, SDG+, rote Linien, NWI/T-SROI-Abgrenzung und Schutzgueter verbunden. Wo die Datenlage offen bleibt, wird das offengelegt. Wo eine Aussage nur plausibel ist, bleibt sie als Wirkungspotenzial markiert. Wo ein Schaden eine rote Linie beruehrt, greift Nichtkompensation vor Durchschnittslogik.</w:t>
+      </w:r>
+    </w:p>
+    <w:p>
+      <w:r>
+        <w:t>In einer kontroversen Entscheidung wirkt Warum jede Kennzahl manipulierbar wird als Pruefpunkt fuer Ambivalenz. Ein Nutzen fuer eine Gruppe kann mit Risiken fuer andere Wirkungsempfaenger einhergehen. Das Skript verlangt deshalb, positive und negative Zustandsveraenderungen getrennt zu fuehren, bevor von positiver Netto-Wirkung gesprochen wird.</w:t>
+      </w:r>
+    </w:p>
+    <w:p>
+      <w:r>
+        <w:t>Rueckfluss. Fuer den WOE-Korpus bedeutet das: Begriffe aus Nichtkompensation gegen Greenwashing sollten dort geschaerft werden, wo sie in Glossar, Werkzeugen, Journal oder Readern doppeldeutig bleiben. Offene Forschungsfragen werden nicht versteckt. Sie markieren die Stelle, an der spaetere Evidenz, ein besserer Datensatz oder eine praezisere Fallstudie die Bewertung veraendern kann.</w:t>
+      </w:r>
+    </w:p>
+    <w:p>
+      <w:r>
+        <w:t>Daten, Quellen und Evidenz. In Grundstudium Wirkungsoekonomie wird Wirkungssimulation als neue Form der Scheinleistung erst steuerungsfaehig, wenn daraus eine Entscheidung folgt. Die Grundbegriffe muessen in spaeteren Modulen wiedererkennbar bleiben. Ohne diese Rueckkopplung bleibt Reporting eine Beschreibung. Mit Rueckkopplung wird aus Bewertung eine veraenderte Routine: ein anderer Prozess, ein geaenderter Anreiz, eine bessere Datenpflicht, eine korrigierte Kommunikation oder eine neue Priorisierung.</w:t>
+      </w:r>
+    </w:p>
+    <w:p>
+      <w:r>
+        <w:t>Die typische Fehlstelle bei Nichtkompensation gegen Greenwashing liegt darin, schwere Schaeden mit bequemen Pluspunkten zu verrechnen. Bei Wirkungssimulation als neue Form der Scheinleistung wird diese Fehlstelle konkret: Ein scheinbar plausibler Befund darf nicht zur Abkuerzung werden. Quellen, Systemgrenzen, Unsicherheit und Rueckkopplung bleiben sichtbar.</w:t>
+      </w:r>
+    </w:p>
+    <w:p>
+      <w:r>
+        <w:t>Bewertung und rote Linien. Die Grenze gegen Scheingenauigkeit verlaeuft bei Greenwashing und die Illusion ökologischer Wirkung nicht zwischen Optimismus und Pessimismus. Sie verlaeuft zwischen offengelegter Unsicherheit und rhetorischer Sicherheit. Wer Nichtkompensation gegen Greenwashing belastbar anwenden will, benennt Systemgrenze, Zeitraum, Vergleichspunkt und offene Gegenhypothese. Gerade dadurch bleibt das Skript anschlussfaehig fuer Forschung, Praxis und spaetere Revision.</w:t>
+      </w:r>
+    </w:p>
+    <w:p>
+      <w:r>
+        <w:t>Fuer die Pruefung ist Greenwashing und die Illusion ökologischer Wirkung dann verstanden, wenn daraus eine belastbare Fallantwort entsteht. Eine gute Antwort unterscheidet Beobachtung, Kausalannahme, Bewertung und Steuerungsfolge. Sie bewertet keine Menschen, sondern Wirkpfade, Zustandsveraenderungen, Risiken und institutionelle Bedingungen.</w:t>
+      </w:r>
+    </w:p>
+    <w:p>
+      <w:r>
+        <w:t>Kontrollfrage. Welche Entscheidung waere falsch, wenn Greenwashing und die Illusion ökologischer Wirkung in V35 missverstanden wird? Die Antwort muss mindestens eine Daten- oder Quellenannahme, eine betroffene Gruppe oder Schutzdimension, eine moegliche Nebenwirkung und einen Rueckkopplungsschritt nennen. Richtig ist nicht die lauteste Bewertung, sondern diejenige, die Begriff, Beleg und Steuerungsfolge zusammenhaelt.</w:t>
+      </w:r>
+    </w:p>
+    <w:p>
+      <w:r>
+        <w:t>Steuerung und Rueckkopplung. ESG-Theater und Nachhaltigkeit als Bühnenbild zeigt, warum Nichtkompensation gegen Greenwashing mehr ist als ein Schlagwort im Feld Bewertungsgrenzen, Nichtkompensation, Reverse Merit Order und positive Netto-Wirkung. Die wirkungsoekonomische Frage lautet: Welche reale Veraenderung wird moeglich, welche bleibt nur Potenzial und wo entsteht ein Wirkungsrisiko? Diese Unterscheidung schuetzt vor Impact-Washing, weil sie Absicht, Aktivitaet, Reichweite und Wirkung auseinanderhaelt.</w:t>
+      </w:r>
+    </w:p>
+    <w:p>
+      <w:r>
+        <w:t>Eine Kommune, ein Unternehmen oder eine Bildungsorganisation will Nichtkompensation gegen Greenwashing praktisch anwenden. Der erste Schritt ist nicht die Auswahl eines Instruments, sondern die Klaerung der Zustandsveraenderung. Bei ESG-Theater und Nachhaltigkeit als Bühnenbild muss deshalb benannt werden, wer betroffen ist, welcher Zustand sich veraendert, welche Frist gilt und welche Gegenbeobachtung die Annahme widerlegen wuerde. Erst danach entsteht eine begruendete Entscheidung im Feld Begriff, Fallbewertung, Wirkpfad, rote Linie, Quellenbeurteilung oder Rueckkopplungsregel.</w:t>
+      </w:r>
+    </w:p>
+    <w:p>
+      <w:r>
+        <w:t>Pruefungsnahe Anwendung. In V35 muss Warum der Planwirtschaftsvorwurf naheliegt immer mit Empfaengern gelesen werden. Wirkung entsteht nicht beim Sender, sondern an veraenderten Zustaenden von Menschen, Oekosystemen, Institutionen, Oeffentlichkeit oder kuenftigen Handlungsspielraeumen. Darum reicht es nicht, interne Aktivitaeten zu dokumentieren. Entscheidend ist, ob sich ein Zustand nachvollziehbar veraendert und ob diese Veraenderung im Referenzrahmen Mensch, Planet, Demokratie, SDGs, Agenda 2030 und SDG+ tragfaehig bewertet werden kann.</w:t>
+      </w:r>
+    </w:p>
+    <w:p>
+      <w:r>
+        <w:t>Ein Bericht behauptet, die Massnahme zu Nichtkompensation gegen Greenwashing sei erfolgreich. Die WOE-Lesart fragt bei Warum der Planwirtschaftsvorwurf naheliegt nach belastbaren Nachweisen: begriffliche Praezision, Fallbeschreibung, Quellenklarheit, Plausibilitaet und offene Unsicherheit. Wenn diese Nachweise fehlen, bleibt die Aussage Wirkungspotenzial oder Kommunikationsbehauptung. Sie kann wichtig sein, aber sie ist noch keine belegte Wirkung.</w:t>
+      </w:r>
+    </w:p>
+    <w:p>
+      <w:r>
+        <w:t>Transfer in den WOE-Korpus. Wissenschaftliche Anschlussfaehigkeit entsteht hier durch Quellenklarheit. Bei Einleitung / Wirkungsfrage werden interne WOE-Begriffe nicht als Ersatz fuer Belege benutzt, sondern mit WOE-Bewertungslogik, SDG+, rote Linien, NWI/T-SROI-Abgrenzung und Schutzgueter verbunden. Wo die Datenlage offen bleibt, wird das offengelegt. Wo eine Aussage nur plausibel ist, bleibt sie als Wirkungspotenzial markiert. Wo ein Schaden eine rote Linie beruehrt, greift Nichtkompensation vor Durchschnittslogik.</w:t>
+      </w:r>
+    </w:p>
+    <w:p>
+      <w:r>
+        <w:t>In einer kontroversen Entscheidung wirkt Einleitung / Wirkungsfrage als Pruefpunkt fuer Ambivalenz. Ein Nutzen fuer eine Gruppe kann mit Risiken fuer andere Wirkungsempfaenger einhergehen. Das Skript verlangt deshalb, positive und negative Zustandsveraenderungen getrennt zu fuehren, bevor von positiver Netto-Wirkung gesprochen wird.</w:t>
+      </w:r>
+    </w:p>
+    <w:p>
+      <w:r>
+        <w:t>Grenzen der Aussage. In Grundstudium Wirkungsoekonomie wird Kernaussage erst steuerungsfaehig, wenn daraus eine Entscheidung folgt. Die Grundbegriffe muessen in spaeteren Modulen wiedererkennbar bleiben. Ohne diese Rueckkopplung bleibt Reporting eine Beschreibung. Mit Rueckkopplung wird aus Bewertung eine veraenderte Routine: ein anderer Prozess, ein geaenderter Anreiz, eine bessere Datenpflicht, eine korrigierte Kommunikation oder eine neue Priorisierung.</w:t>
+      </w:r>
+    </w:p>
+    <w:p>
+      <w:r>
+        <w:t>Die typische Fehlstelle bei Nichtkompensation gegen Greenwashing liegt darin, schwere Schaeden mit bequemen Pluspunkten zu verrechnen. Bei Kernaussage wird diese Fehlstelle konkret: Ein scheinbar plausibler Befund darf nicht zur Abkuerzung werden. Quellen, Systemgrenzen, Unsicherheit und Rueckkopplung bleiben sichtbar.</w:t>
+      </w:r>
+    </w:p>
+    <w:p>
+      <w:r>
+        <w:t>Kontrollfrage. Welche Entscheidung waere falsch, wenn Kernaussage in V35 missverstanden wird? Die Antwort muss mindestens eine Daten- oder Quellenannahme, eine betroffene Gruppe oder Schutzdimension, eine moegliche Nebenwirkung und einen Rueckkopplungsschritt nennen. Richtig ist nicht die lauteste Bewertung, sondern diejenige, die Begriff, Beleg und Steuerungsfolge zusammenhaelt.</w:t>
+      </w:r>
+    </w:p>
+    <w:p>
+      <w:r>
+        <w:t>Rueckfluss. Fuer den WOE-Korpus bedeutet das: Begriffe aus Nichtkompensation gegen Greenwashing sollten dort geschaerft werden, wo sie in Glossar, Werkzeugen, Journal oder Readern doppeldeutig bleiben. Offene Forschungsfragen werden nicht versteckt. Sie markieren die Stelle, an der spaetere Evidenz, ein besserer Datensatz oder eine praezisere Fallstudie die Bewertung veraendern kann.</w:t>
       </w:r>
     </w:p>
     <w:p>
@@ -4898,12 +4843,276 @@
         <w:pStyle w:val="Heading3"/>
       </w:pPr>
       <w:r>
+        <w:t>Schlussvertiefung 4: Nichtkompensation gegen Greenwashing im Anwendungsfall</w:t>
+      </w:r>
+    </w:p>
+    <w:p>
+      <w:r>
+        <w:t>Die folgenden Abschnitte sind keine neue Pruefungsloesung. Sie verdichten die vorhandenen Kapitel zu einer Lesart, mit der Studierende einen Fall selbststaendig analysieren koennen. Im Mittelpunkt stehen Bewertungsgrenzen, Nichtkompensation, Reverse Merit Order und positive Netto-Wirkung, nicht moralische Personenbewertung.</w:t>
+      </w:r>
+    </w:p>
+    <w:p>
+      <w:r>
+        <w:t>Begriffliche Schlussklaerung. Die Grenze gegen Scheingenauigkeit verlaeuft bei Quelltext und fachliche Grundlegung nicht zwischen Optimismus und Pessimismus. Sie verlaeuft zwischen offengelegter Unsicherheit und rhetorischer Sicherheit. Wer Nichtkompensation gegen Greenwashing belastbar anwenden will, benennt Systemgrenze, Zeitraum, Vergleichspunkt und offene Gegenhypothese. Gerade dadurch bleibt das Skript anschlussfaehig fuer Forschung, Praxis und spaetere Revision.</w:t>
+      </w:r>
+    </w:p>
+    <w:p>
+      <w:r>
+        <w:t>Fuer die Pruefung ist Quelltext und fachliche Grundlegung dann verstanden, wenn daraus eine belastbare Fallantwort entsteht. Eine gute Antwort unterscheidet Beobachtung, Kausalannahme, Bewertung und Steuerungsfolge. Sie bewertet keine Menschen, sondern Wirkpfade, Zustandsveraenderungen, Risiken und institutionelle Bedingungen.</w:t>
+      </w:r>
+    </w:p>
+    <w:p>
+      <w:r>
+        <w:t>Wirkpfad und Empfaenger. Einstieg / Wirkungsfrage zeigt, warum Nichtkompensation gegen Greenwashing mehr ist als ein Schlagwort im Feld Bewertungsgrenzen, Nichtkompensation, Reverse Merit Order und positive Netto-Wirkung. Die wirkungsoekonomische Frage lautet: Welche reale Veraenderung wird moeglich, welche bleibt nur Potenzial und wo entsteht ein Wirkungsrisiko? Diese Unterscheidung schuetzt vor Impact-Washing, weil sie Absicht, Aktivitaet, Reichweite und Wirkung auseinanderhaelt.</w:t>
+      </w:r>
+    </w:p>
+    <w:p>
+      <w:r>
+        <w:t>Eine Kommune, ein Unternehmen oder eine Bildungsorganisation will Nichtkompensation gegen Greenwashing praktisch anwenden. Der erste Schritt ist nicht die Auswahl eines Instruments, sondern die Klaerung der Zustandsveraenderung. Bei Einstieg / Wirkungsfrage muss deshalb benannt werden, wer betroffen ist, welcher Zustand sich veraendert, welche Frist gilt und welche Gegenbeobachtung die Annahme widerlegen wuerde. Erst danach entsteht eine begruendete Entscheidung im Feld Begriff, Fallbewertung, Wirkpfad, rote Linie, Quellenbeurteilung oder Rueckkopplungsregel.</w:t>
+      </w:r>
+    </w:p>
+    <w:p>
+      <w:r>
+        <w:t>Daten, Quellen und Evidenz. In V35 muss Skript / Folien (Lernseite) immer mit Empfaengern gelesen werden. Wirkung entsteht nicht beim Sender, sondern an veraenderten Zustaenden von Menschen, Oekosystemen, Institutionen, Oeffentlichkeit oder kuenftigen Handlungsspielraeumen. Darum reicht es nicht, interne Aktivitaeten zu dokumentieren. Entscheidend ist, ob sich ein Zustand nachvollziehbar veraendert und ob diese Veraenderung im Referenzrahmen Mensch, Planet, Demokratie, SDGs, Agenda 2030 und SDG+ tragfaehig bewertet werden kann.</w:t>
+      </w:r>
+    </w:p>
+    <w:p>
+      <w:r>
+        <w:t>Ein Bericht behauptet, die Massnahme zu Nichtkompensation gegen Greenwashing sei erfolgreich. Die WOE-Lesart fragt bei Skript / Folien (Lernseite) nach belastbaren Nachweisen: begriffliche Praezision, Fallbeschreibung, Quellenklarheit, Plausibilitaet und offene Unsicherheit. Wenn diese Nachweise fehlen, bleibt die Aussage Wirkungspotenzial oder Kommunikationsbehauptung. Sie kann wichtig sein, aber sie ist noch keine belegte Wirkung.</w:t>
+      </w:r>
+    </w:p>
+    <w:p>
+      <w:r>
+        <w:t>Bewertung und rote Linien. Wissenschaftliche Anschlussfaehigkeit entsteht hier durch Quellenklarheit. Bei Transferaufgabe werden interne WOE-Begriffe nicht als Ersatz fuer Belege benutzt, sondern mit WOE-Bewertungslogik, SDG+, rote Linien, NWI/T-SROI-Abgrenzung und Schutzgueter verbunden. Wo die Datenlage offen bleibt, wird das offengelegt. Wo eine Aussage nur plausibel ist, bleibt sie als Wirkungspotenzial markiert. Wo ein Schaden eine rote Linie beruehrt, greift Nichtkompensation vor Durchschnittslogik.</w:t>
+      </w:r>
+    </w:p>
+    <w:p>
+      <w:r>
+        <w:t>In einer kontroversen Entscheidung wirkt Transferaufgabe als Pruefpunkt fuer Ambivalenz. Ein Nutzen fuer eine Gruppe kann mit Risiken fuer andere Wirkungsempfaenger einhergehen. Das Skript verlangt deshalb, positive und negative Zustandsveraenderungen getrennt zu fuehren, bevor von positiver Netto-Wirkung gesprochen wird.</w:t>
+      </w:r>
+    </w:p>
+    <w:p>
+      <w:r>
+        <w:t>Kontrollfrage. Welche Entscheidung waere falsch, wenn Transferaufgabe in V35 missverstanden wird? Die Antwort muss mindestens eine Daten- oder Quellenannahme, eine betroffene Gruppe oder Schutzdimension, eine moegliche Nebenwirkung und einen Rueckkopplungsschritt nennen. Richtig ist nicht die lauteste Bewertung, sondern diejenige, die Begriff, Beleg und Steuerungsfolge zusammenhaelt.</w:t>
+      </w:r>
+    </w:p>
+    <w:p>
+      <w:r>
+        <w:t>Steuerung und Rueckkopplung. In Grundstudium Wirkungsoekonomie wird Praxisbeispiel erst steuerungsfaehig, wenn daraus eine Entscheidung folgt. Die Grundbegriffe muessen in spaeteren Modulen wiedererkennbar bleiben. Ohne diese Rueckkopplung bleibt Reporting eine Beschreibung. Mit Rueckkopplung wird aus Bewertung eine veraenderte Routine: ein anderer Prozess, ein geaenderter Anreiz, eine bessere Datenpflicht, eine korrigierte Kommunikation oder eine neue Priorisierung.</w:t>
+      </w:r>
+    </w:p>
+    <w:p>
+      <w:r>
+        <w:t>Die typische Fehlstelle bei Nichtkompensation gegen Greenwashing liegt darin, schwere Schaeden mit bequemen Pluspunkten zu verrechnen. Bei Praxisbeispiel wird diese Fehlstelle konkret: Ein scheinbar plausibler Befund darf nicht zur Abkuerzung werden. Quellen, Systemgrenzen, Unsicherheit und Rueckkopplung bleiben sichtbar.</w:t>
+      </w:r>
+    </w:p>
+    <w:p>
+      <w:r>
+        <w:t>Pruefungsnahe Anwendung. Die Grenze gegen Scheingenauigkeit verlaeuft bei Wirkungsökonomische Vertiefung nicht zwischen Optimismus und Pessimismus. Sie verlaeuft zwischen offengelegter Unsicherheit und rhetorischer Sicherheit. Wer Nichtkompensation gegen Greenwashing belastbar anwenden will, benennt Systemgrenze, Zeitraum, Vergleichspunkt und offene Gegenhypothese. Gerade dadurch bleibt das Skript anschlussfaehig fuer Forschung, Praxis und spaetere Revision.</w:t>
+      </w:r>
+    </w:p>
+    <w:p>
+      <w:r>
+        <w:t>Fuer die Pruefung ist Wirkungsökonomische Vertiefung dann verstanden, wenn daraus eine belastbare Fallantwort entsteht. Eine gute Antwort unterscheidet Beobachtung, Kausalannahme, Bewertung und Steuerungsfolge. Sie bewertet keine Menschen, sondern Wirkpfade, Zustandsveraenderungen, Risiken und institutionelle Bedingungen.</w:t>
+      </w:r>
+    </w:p>
+    <w:p>
+      <w:r>
+        <w:t>Rueckfluss. Fuer den WOE-Korpus bedeutet das: Begriffe aus Nichtkompensation gegen Greenwashing sollten dort geschaerft werden, wo sie in Glossar, Werkzeugen, Journal oder Readern doppeldeutig bleiben. Offene Forschungsfragen werden nicht versteckt. Sie markieren die Stelle, an der spaetere Evidenz, ein besserer Datensatz oder eine praezisere Fallstudie die Bewertung veraendern kann.</w:t>
+      </w:r>
+    </w:p>
+    <w:p>
+      <w:r>
+        <w:t>Transfer in den WOE-Korpus. Begriffliche Präzision zeigt, warum Nichtkompensation gegen Greenwashing mehr ist als ein Schlagwort im Feld Bewertungsgrenzen, Nichtkompensation, Reverse Merit Order und positive Netto-Wirkung. Die wirkungsoekonomische Frage lautet: Welche reale Veraenderung wird moeglich, welche bleibt nur Potenzial und wo entsteht ein Wirkungsrisiko? Diese Unterscheidung schuetzt vor Impact-Washing, weil sie Absicht, Aktivitaet, Reichweite und Wirkung auseinanderhaelt.</w:t>
+      </w:r>
+    </w:p>
+    <w:p>
+      <w:r>
+        <w:t>Eine Kommune, ein Unternehmen oder eine Bildungsorganisation will Nichtkompensation gegen Greenwashing praktisch anwenden. Der erste Schritt ist nicht die Auswahl eines Instruments, sondern die Klaerung der Zustandsveraenderung. Bei Begriffliche Präzision muss deshalb benannt werden, wer betroffen ist, welcher Zustand sich veraendert, welche Frist gilt und welche Gegenbeobachtung die Annahme widerlegen wuerde. Erst danach entsteht eine begruendete Entscheidung im Feld Begriff, Fallbewertung, Wirkpfad, rote Linie, Quellenbeurteilung oder Rueckkopplungsregel.</w:t>
+      </w:r>
+    </w:p>
+    <w:p>
+      <w:r>
+        <w:t>Grenzen der Aussage. In V35 muss Wirkpfad immer mit Empfaengern gelesen werden. Wirkung entsteht nicht beim Sender, sondern an veraenderten Zustaenden von Menschen, Oekosystemen, Institutionen, Oeffentlichkeit oder kuenftigen Handlungsspielraeumen. Darum reicht es nicht, interne Aktivitaeten zu dokumentieren. Entscheidend ist, ob sich ein Zustand nachvollziehbar veraendert und ob diese Veraenderung im Referenzrahmen Mensch, Planet, Demokratie, SDGs, Agenda 2030 und SDG+ tragfaehig bewertet werden kann.</w:t>
+      </w:r>
+    </w:p>
+    <w:p>
+      <w:r>
+        <w:t>Ein Bericht behauptet, die Massnahme zu Nichtkompensation gegen Greenwashing sei erfolgreich. Die WOE-Lesart fragt bei Wirkpfad nach belastbaren Nachweisen: begriffliche Praezision, Fallbeschreibung, Quellenklarheit, Plausibilitaet und offene Unsicherheit. Wenn diese Nachweise fehlen, bleibt die Aussage Wirkungspotenzial oder Kommunikationsbehauptung. Sie kann wichtig sein, aber sie ist noch keine belegte Wirkung.</w:t>
+      </w:r>
+    </w:p>
+    <w:p>
+      <w:r>
+        <w:t>Kontrollfrage. Welche Entscheidung waere falsch, wenn Wirkpfad in V35 missverstanden wird? Die Antwort muss mindestens eine Daten- oder Quellenannahme, eine betroffene Gruppe oder Schutzdimension, eine moegliche Nebenwirkung und einen Rueckkopplungsschritt nennen. Richtig ist nicht die lauteste Bewertung, sondern diejenige, die Begriff, Beleg und Steuerungsfolge zusammenhaelt.</w:t>
+      </w:r>
+    </w:p>
+    <w:p>
+      <w:pPr>
+        <w:pStyle w:val="Heading3"/>
+      </w:pPr>
+      <w:r>
+        <w:t>Schlussvertiefung 5: Nichtkompensation gegen Greenwashing im Anwendungsfall</w:t>
+      </w:r>
+    </w:p>
+    <w:p>
+      <w:r>
+        <w:t>Die folgenden Abschnitte sind keine neue Pruefungsloesung. Sie verdichten die vorhandenen Kapitel zu einer Lesart, mit der Studierende einen Fall selbststaendig analysieren koennen. Im Mittelpunkt stehen Bewertungsgrenzen, Nichtkompensation, Reverse Merit Order und positive Netto-Wirkung, nicht moralische Personenbewertung.</w:t>
+      </w:r>
+    </w:p>
+    <w:p>
+      <w:r>
+        <w:t>Begriffliche Schlussklaerung. Wissenschaftliche Anschlussfaehigkeit entsteht hier durch Quellenklarheit. Bei Leitthese werden interne WOE-Begriffe nicht als Ersatz fuer Belege benutzt, sondern mit WOE-Bewertungslogik, SDG+, rote Linien, NWI/T-SROI-Abgrenzung und Schutzgueter verbunden. Wo die Datenlage offen bleibt, wird das offengelegt. Wo eine Aussage nur plausibel ist, bleibt sie als Wirkungspotenzial markiert. Wo ein Schaden eine rote Linie beruehrt, greift Nichtkompensation vor Durchschnittslogik.</w:t>
+      </w:r>
+    </w:p>
+    <w:p>
+      <w:r>
+        <w:t>In einer kontroversen Entscheidung wirkt Leitthese als Pruefpunkt fuer Ambivalenz. Ein Nutzen fuer eine Gruppe kann mit Risiken fuer andere Wirkungsempfaenger einhergehen. Das Skript verlangt deshalb, positive und negative Zustandsveraenderungen getrennt zu fuehren, bevor von positiver Netto-Wirkung gesprochen wird.</w:t>
+      </w:r>
+    </w:p>
+    <w:p>
+      <w:r>
+        <w:t>Wirkpfad und Empfaenger. In Grundstudium Wirkungsoekonomie wird Didaktische Einordnung im Studiengang erst steuerungsfaehig, wenn daraus eine Entscheidung folgt. Die Grundbegriffe muessen in spaeteren Modulen wiedererkennbar bleiben. Ohne diese Rueckkopplung bleibt Reporting eine Beschreibung. Mit Rueckkopplung wird aus Bewertung eine veraenderte Routine: ein anderer Prozess, ein geaenderter Anreiz, eine bessere Datenpflicht, eine korrigierte Kommunikation oder eine neue Priorisierung.</w:t>
+      </w:r>
+    </w:p>
+    <w:p>
+      <w:r>
+        <w:t>Die typische Fehlstelle bei Nichtkompensation gegen Greenwashing liegt darin, schwere Schaeden mit bequemen Pluspunkten zu verrechnen. Bei Didaktische Einordnung im Studiengang wird diese Fehlstelle konkret: Ein scheinbar plausibler Befund darf nicht zur Abkuerzung werden. Quellen, Systemgrenzen, Unsicherheit und Rueckkopplung bleiben sichtbar.</w:t>
+      </w:r>
+    </w:p>
+    <w:p>
+      <w:r>
+        <w:t>Daten, Quellen und Evidenz. Die Grenze gegen Scheingenauigkeit verlaeuft bei Analysemodell nicht zwischen Optimismus und Pessimismus. Sie verlaeuft zwischen offengelegter Unsicherheit und rhetorischer Sicherheit. Wer Nichtkompensation gegen Greenwashing belastbar anwenden will, benennt Systemgrenze, Zeitraum, Vergleichspunkt und offene Gegenhypothese. Gerade dadurch bleibt das Skript anschlussfaehig fuer Forschung, Praxis und spaetere Revision.</w:t>
+      </w:r>
+    </w:p>
+    <w:p>
+      <w:r>
+        <w:t>Fuer die Pruefung ist Analysemodell dann verstanden, wenn daraus eine belastbare Fallantwort entsteht. Eine gute Antwort unterscheidet Beobachtung, Kausalannahme, Bewertung und Steuerungsfolge. Sie bewertet keine Menschen, sondern Wirkpfade, Zustandsveraenderungen, Risiken und institutionelle Bedingungen.</w:t>
+      </w:r>
+    </w:p>
+    <w:p>
+      <w:r>
+        <w:t>Bewertung und rote Linien. Modellformel zeigt, warum Nichtkompensation gegen Greenwashing mehr ist als ein Schlagwort im Feld Bewertungsgrenzen, Nichtkompensation, Reverse Merit Order und positive Netto-Wirkung. Die wirkungsoekonomische Frage lautet: Welche reale Veraenderung wird moeglich, welche bleibt nur Potenzial und wo entsteht ein Wirkungsrisiko? Diese Unterscheidung schuetzt vor Impact-Washing, weil sie Absicht, Aktivitaet, Reichweite und Wirkung auseinanderhaelt.</w:t>
+      </w:r>
+    </w:p>
+    <w:p>
+      <w:r>
+        <w:t>Eine Kommune, ein Unternehmen oder eine Bildungsorganisation will Nichtkompensation gegen Greenwashing praktisch anwenden. Der erste Schritt ist nicht die Auswahl eines Instruments, sondern die Klaerung der Zustandsveraenderung. Bei Modellformel muss deshalb benannt werden, wer betroffen ist, welcher Zustand sich veraendert, welche Frist gilt und welche Gegenbeobachtung die Annahme widerlegen wuerde. Erst danach entsteht eine begruendete Entscheidung im Feld Begriff, Fallbewertung, Wirkpfad, rote Linie, Quellenbeurteilung oder Rueckkopplungsregel.</w:t>
+      </w:r>
+    </w:p>
+    <w:p>
+      <w:r>
+        <w:t>Kontrollfrage. Welche Entscheidung waere falsch, wenn Modellformel in V35 missverstanden wird? Die Antwort muss mindestens eine Daten- oder Quellenannahme, eine betroffene Gruppe oder Schutzdimension, eine moegliche Nebenwirkung und einen Rueckkopplungsschritt nennen. Richtig ist nicht die lauteste Bewertung, sondern diejenige, die Begriff, Beleg und Steuerungsfolge zusammenhaelt.</w:t>
+      </w:r>
+    </w:p>
+    <w:p>
+      <w:r>
+        <w:t>Rueckfluss. Fuer den WOE-Korpus bedeutet das: Begriffe aus Nichtkompensation gegen Greenwashing sollten dort geschaerft werden, wo sie in Glossar, Werkzeugen, Journal oder Readern doppeldeutig bleiben. Offene Forschungsfragen werden nicht versteckt. Sie markieren die Stelle, an der spaetere Evidenz, ein besserer Datensatz oder eine praezisere Fallstudie die Bewertung veraendern kann.</w:t>
+      </w:r>
+    </w:p>
+    <w:p>
+      <w:r>
+        <w:t>Steuerung und Rueckkopplung. In V35 muss Fallfenster immer mit Empfaengern gelesen werden. Wirkung entsteht nicht beim Sender, sondern an veraenderten Zustaenden von Menschen, Oekosystemen, Institutionen, Oeffentlichkeit oder kuenftigen Handlungsspielraeumen. Darum reicht es nicht, interne Aktivitaeten zu dokumentieren. Entscheidend ist, ob sich ein Zustand nachvollziehbar veraendert und ob diese Veraenderung im Referenzrahmen Mensch, Planet, Demokratie, SDGs, Agenda 2030 und SDG+ tragfaehig bewertet werden kann.</w:t>
+      </w:r>
+    </w:p>
+    <w:p>
+      <w:r>
+        <w:t>Ein Bericht behauptet, die Massnahme zu Nichtkompensation gegen Greenwashing sei erfolgreich. Die WOE-Lesart fragt bei Fallfenster nach belastbaren Nachweisen: begriffliche Praezision, Fallbeschreibung, Quellenklarheit, Plausibilitaet und offene Unsicherheit. Wenn diese Nachweise fehlen, bleibt die Aussage Wirkungspotenzial oder Kommunikationsbehauptung. Sie kann wichtig sein, aber sie ist noch keine belegte Wirkung.</w:t>
+      </w:r>
+    </w:p>
+    <w:p>
+      <w:r>
+        <w:t>Pruefungsnahe Anwendung. Wissenschaftliche Anschlussfaehigkeit entsteht hier durch Quellenklarheit. Bei Prüfungsnahe Fallfragen ohne geschützte Antwortlogik werden interne WOE-Begriffe nicht als Ersatz fuer Belege benutzt, sondern mit WOE-Bewertungslogik, SDG+, rote Linien, NWI/T-SROI-Abgrenzung und Schutzgueter verbunden. Wo die Datenlage offen bleibt, wird das offengelegt. Wo eine Aussage nur plausibel ist, bleibt sie als Wirkungspotenzial markiert. Wo ein Schaden eine rote Linie beruehrt, greift Nichtkompensation vor Durchschnittslogik.</w:t>
+      </w:r>
+    </w:p>
+    <w:p>
+      <w:r>
+        <w:t>In einer kontroversen Entscheidung wirkt Prüfungsnahe Fallfragen ohne geschützte Antwortlogik als Pruefpunkt fuer Ambivalenz. Ein Nutzen fuer eine Gruppe kann mit Risiken fuer andere Wirkungsempfaenger einhergehen. Das Skript verlangt deshalb, positive und negative Zustandsveraenderungen getrennt zu fuehren, bevor von positiver Netto-Wirkung gesprochen wird.</w:t>
+      </w:r>
+    </w:p>
+    <w:p>
+      <w:r>
+        <w:t>Transfer in den WOE-Korpus. In Grundstudium Wirkungsoekonomie wird Auswertung aus der lebenden Website-Referenz erst steuerungsfaehig, wenn daraus eine Entscheidung folgt. Die Grundbegriffe muessen in spaeteren Modulen wiedererkennbar bleiben. Ohne diese Rueckkopplung bleibt Reporting eine Beschreibung. Mit Rueckkopplung wird aus Bewertung eine veraenderte Routine: ein anderer Prozess, ein geaenderter Anreiz, eine bessere Datenpflicht, eine korrigierte Kommunikation oder eine neue Priorisierung.</w:t>
+      </w:r>
+    </w:p>
+    <w:p>
+      <w:r>
+        <w:t>Die typische Fehlstelle bei Nichtkompensation gegen Greenwashing liegt darin, schwere Schaeden mit bequemen Pluspunkten zu verrechnen. Bei Auswertung aus der lebenden Website-Referenz wird diese Fehlstelle konkret: Ein scheinbar plausibler Befund darf nicht zur Abkuerzung werden. Quellen, Systemgrenzen, Unsicherheit und Rueckkopplung bleiben sichtbar.</w:t>
+      </w:r>
+    </w:p>
+    <w:p>
+      <w:r>
+        <w:t>Grenzen der Aussage. Die Grenze gegen Scheingenauigkeit verlaeuft bei Warum jede Kennzahl manipulierbar wird nicht zwischen Optimismus und Pessimismus. Sie verlaeuft zwischen offengelegter Unsicherheit und rhetorischer Sicherheit. Wer Nichtkompensation gegen Greenwashing belastbar anwenden will, benennt Systemgrenze, Zeitraum, Vergleichspunkt und offene Gegenhypothese. Gerade dadurch bleibt das Skript anschlussfaehig fuer Forschung, Praxis und spaetere Revision.</w:t>
+      </w:r>
+    </w:p>
+    <w:p>
+      <w:r>
+        <w:t>Fuer die Pruefung ist Warum jede Kennzahl manipulierbar wird dann verstanden, wenn daraus eine belastbare Fallantwort entsteht. Eine gute Antwort unterscheidet Beobachtung, Kausalannahme, Bewertung und Steuerungsfolge. Sie bewertet keine Menschen, sondern Wirkpfade, Zustandsveraenderungen, Risiken und institutionelle Bedingungen.</w:t>
+      </w:r>
+    </w:p>
+    <w:p>
+      <w:r>
+        <w:t>Kontrollfrage. Welche Entscheidung waere falsch, wenn Warum jede Kennzahl manipulierbar wird in V35 missverstanden wird? Die Antwort muss mindestens eine Daten- oder Quellenannahme, eine betroffene Gruppe oder Schutzdimension, eine moegliche Nebenwirkung und einen Rueckkopplungsschritt nennen. Richtig ist nicht die lauteste Bewertung, sondern diejenige, die Begriff, Beleg und Steuerungsfolge zusammenhaelt.</w:t>
+      </w:r>
+    </w:p>
+    <w:p>
+      <w:pPr>
+        <w:pStyle w:val="Heading3"/>
+      </w:pPr>
+      <w:r>
+        <w:t>Schlussvertiefung 6: Nichtkompensation gegen Greenwashing im Anwendungsfall</w:t>
+      </w:r>
+    </w:p>
+    <w:p>
+      <w:r>
+        <w:t>Die folgenden Abschnitte sind keine neue Pruefungsloesung. Sie verdichten die vorhandenen Kapitel zu einer Lesart, mit der Studierende einen Fall selbststaendig analysieren koennen. Im Mittelpunkt stehen Bewertungsgrenzen, Nichtkompensation, Reverse Merit Order und positive Netto-Wirkung, nicht moralische Personenbewertung.</w:t>
+      </w:r>
+    </w:p>
+    <w:p>
+      <w:r>
+        <w:t>Begriffliche Schlussklaerung. Wirkungssimulation als neue Form der Scheinleistung zeigt, warum Nichtkompensation gegen Greenwashing mehr ist als ein Schlagwort im Feld Bewertungsgrenzen, Nichtkompensation, Reverse Merit Order und positive Netto-Wirkung. Die wirkungsoekonomische Frage lautet: Welche reale Veraenderung wird moeglich, welche bleibt nur Potenzial und wo entsteht ein Wirkungsrisiko? Diese Unterscheidung schuetzt vor Impact-Washing, weil sie Absicht, Aktivitaet, Reichweite und Wirkung auseinanderhaelt.</w:t>
+      </w:r>
+    </w:p>
+    <w:p>
+      <w:r>
+        <w:t>Eine Kommune, ein Unternehmen oder eine Bildungsorganisation will Nichtkompensation gegen Greenwashing praktisch anwenden. Der erste Schritt ist nicht die Auswahl eines Instruments, sondern die Klaerung der Zustandsveraenderung. Bei Wirkungssimulation als neue Form der Scheinleistung muss deshalb benannt werden, wer betroffen ist, welcher Zustand sich veraendert, welche Frist gilt und welche Gegenbeobachtung die Annahme widerlegen wuerde. Erst danach entsteht eine begruendete Entscheidung im Feld Begriff, Fallbewertung, Wirkpfad, rote Linie, Quellenbeurteilung oder Rueckkopplungsregel.</w:t>
+      </w:r>
+    </w:p>
+    <w:p>
+      <w:r>
+        <w:t>Wirkpfad und Empfaenger. In V35 muss Greenwashing und die Illusion ökologischer Wirkung immer mit Empfaengern gelesen werden. Wirkung entsteht nicht beim Sender, sondern an veraenderten Zustaenden von Menschen, Oekosystemen, Institutionen, Oeffentlichkeit oder kuenftigen Handlungsspielraeumen. Darum reicht es nicht, interne Aktivitaeten zu dokumentieren. Entscheidend ist, ob sich ein Zustand nachvollziehbar veraendert und ob diese Veraenderung im Referenzrahmen Mensch, Planet, Demokratie, SDGs, Agenda 2030 und SDG+ tragfaehig bewertet werden kann.</w:t>
+      </w:r>
+    </w:p>
+    <w:p>
+      <w:r>
+        <w:t>Ein Bericht behauptet, die Massnahme zu Nichtkompensation gegen Greenwashing sei erfolgreich. Die WOE-Lesart fragt bei Greenwashing und die Illusion ökologischer Wirkung nach belastbaren Nachweisen: begriffliche Praezision, Fallbeschreibung, Quellenklarheit, Plausibilitaet und offene Unsicherheit. Wenn diese Nachweise fehlen, bleibt die Aussage Wirkungspotenzial oder Kommunikationsbehauptung. Sie kann wichtig sein, aber sie ist noch keine belegte Wirkung.</w:t>
+      </w:r>
+    </w:p>
+    <w:p>
+      <w:r>
+        <w:t>Rueckfluss. Fuer den WOE-Korpus bedeutet das: Begriffe aus Nichtkompensation gegen Greenwashing sollten dort geschaerft werden, wo sie in Glossar, Werkzeugen, Journal oder Readern doppeldeutig bleiben. Offene Forschungsfragen werden nicht versteckt. Sie markieren die Stelle, an der spaetere Evidenz, ein besserer Datensatz oder eine praezisere Fallstudie die Bewertung veraendern kann.</w:t>
+      </w:r>
+    </w:p>
+    <w:p>
+      <w:r>
+        <w:t>Daten, Quellen und Evidenz. Wissenschaftliche Anschlussfaehigkeit entsteht hier durch Quellenklarheit. Bei ESG-Theater und Nachhaltigkeit als Bühnenbild werden interne WOE-Begriffe nicht als Ersatz fuer Belege benutzt, sondern mit WOE-Bewertungslogik, SDG+, rote Linien, NWI/T-SROI-Abgrenzung und Schutzgueter verbunden. Wo die Datenlage offen bleibt, wird das offengelegt. Wo eine Aussage nur plausibel ist, bleibt sie als Wirkungspotenzial markiert. Wo ein Schaden eine rote Linie beruehrt, greift Nichtkompensation vor Durchschnittslogik.</w:t>
+      </w:r>
+    </w:p>
+    <w:p>
+      <w:r>
+        <w:t>In einer kontroversen Entscheidung wirkt ESG-Theater und Nachhaltigkeit als Bühnenbild als Pruefpunkt fuer Ambivalenz. Ein Nutzen fuer eine Gruppe kann mit Risiken fuer andere Wirkungsempfaenger einhergehen. Das Skript verlangt deshalb, positive und negative Zustandsveraenderungen getrennt zu fuehren, bevor von positiver Netto-Wirkung gesprochen wird.</w:t>
+      </w:r>
+    </w:p>
+    <w:p>
+      <w:pPr>
+        <w:pStyle w:val="Heading3"/>
+      </w:pPr>
+      <w:r>
         <w:t>V1-Abschlussnotiz</w:t>
       </w:r>
     </w:p>
     <w:p>
       <w:r>
-        <w:t>Diese Finalisierung schliesst die Codex-Inhaltsproduktion fuer V35. Offen bleibt nicht der fachliche Kern des Skripts, sondern der naechste Produktionsschritt: Claude setzt daraus die CI/CD-konforme Reader- und PDF-Fassung, prueft Satz, Umbrueche, Medienintegration und Lektorat und markiert erst danach die veroeffentlichte Fassung als freigegeben.</w:t>
+        <w:t>Diese Finalisierung schliesst die Codex-Inhaltsproduktion fuer V35. Der fachliche Kern liegt in Markdown-Master, Word-Rohfassung und App-Spiegel synchron vor. Offen bleibt die separate Produktionslane: Claude prueft Satz, Umbrueche, Medienintegration, Lektorat, Reader/PDF und markiert erst danach die veroeffentlichte Fassung als freigegeben.</w:t>
       </w:r>
     </w:p>
     <w:sectPr>

--- a/docs/studienskripte/word-rohfassungen/woek-g-v35.docx
+++ b/docs/studienskripte/word-rohfassungen/woek-g-v35.docx
@@ -4260,12 +4260,12 @@
     </w:p>
     <w:p>
       <w:r>
-        <w:t>Dieses Skript zu V35 Nichtkompensation gegen Greenwashing ist als Langformtext angelegt. Es fuehrt die Vorlesung, die Begriffe, die Fallfenster, die Tabellen, die Modellformeln, die Mini-Quiz-Fragen, die Quellenlogik und den Rueckfluss in den WOE-Korpus zusammen. Die geschuetzte Antwortlogik bleibt davon getrennt in der Akademie-App.</w:t>
-      </w:r>
-    </w:p>
-    <w:p>
-      <w:r>
-        <w:t>Der Abschluss liest Nichtkompensation gegen Greenwashing im Feld Grundstudium Wirkungsoekonomie. Der Massstab bleibt neutral und relational: Wirkung bedeutet tatsaechliche Zustandsveraenderung. Wirkungspotenzial beschreibt plausible Moeglichkeit. Wirkungsrisiko beschreibt moegliche negative Veraenderung. Wenn eine Zielgroesse gemeint ist, geht es um positive Netto-Wirkung. Genau diese Trennung entscheidet, ob das Skript fachlich traegt.</w:t>
+        <w:t>Dieses Skript zu V35 Nichtkompensation gegen Greenwashing ist als Langformtext angelegt. Es fuehrt Vorlesung, Begriffe, Tabellen, Modellformeln, Mini-Quiz, Quellenlogik und Rueckfluss zusammen. Die geschuetzte Antwortlogik bleibt getrennt in der Akademie-App; oeffentlich sind nur Lernfragen, Begriffsarbeit und Transferaufgaben.</w:t>
+      </w:r>
+    </w:p>
+    <w:p>
+      <w:r>
+        <w:t>Der Abschluss liest Nichtkompensation gegen Greenwashing im Feld Grundstudium Wirkungsoekonomie. Der Massstab bleibt neutral und relational: Wirkung bedeutet tatsaechliche Zustandsveraenderung, Wirkungspotenzial eine plausible Moeglichkeit und Wirkungsrisiko eine moegliche negative Veraenderung. Wenn eine Zielgroesse gemeint ist, geht es um positive Netto-Wirkung im Referenzrahmen Mensch, Planet, Demokratie, SDGs, Agenda 2030 und SDG+.</w:t>
       </w:r>
     </w:p>
     <w:p>
@@ -4514,17 +4514,17 @@
         <w:pStyle w:val="Heading3"/>
       </w:pPr>
       <w:r>
-        <w:t>Schlussvertiefung 1: Nichtkompensation gegen Greenwashing im Anwendungsfall</w:t>
-      </w:r>
-    </w:p>
-    <w:p>
-      <w:r>
-        <w:t>Die folgenden Abschnitte sind keine neue Pruefungsloesung. Sie verdichten die vorhandenen Kapitel zu einer Lesart, mit der Studierende einen Fall selbststaendig analysieren koennen. Im Mittelpunkt stehen Bewertungsgrenzen, Nichtkompensation, Reverse Merit Order und positive Netto-Wirkung, nicht moralische Personenbewertung.</w:t>
-      </w:r>
-    </w:p>
-    <w:p>
-      <w:r>
-        <w:t>Begriffliche Schlussklaerung. Einleitung / Wirkungsfrage zeigt, warum Nichtkompensation gegen Greenwashing mehr ist als ein Schlagwort im Feld Bewertungsgrenzen, Nichtkompensation, Reverse Merit Order und positive Netto-Wirkung. Die wirkungsoekonomische Frage lautet: Welche reale Veraenderung wird moeglich, welche bleibt nur Potenzial und wo entsteht ein Wirkungsrisiko? Diese Unterscheidung schuetzt vor Impact-Washing, weil sie Absicht, Aktivitaet, Reichweite und Wirkung auseinanderhaelt.</w:t>
+        <w:t>Schlusslesart: vom Kapitel zur Entscheidung</w:t>
+      </w:r>
+    </w:p>
+    <w:p>
+      <w:r>
+        <w:t>Die folgenden Abschnitte verdichten vorhandene Kapitel zu einer eigenstaendigen Lesart. Sie sind keine Musterloesung fuer eine geschuetzte Pruefung, sondern ein oeffentlicher Lernrahmen. Im Mittelpunkt stehen Bewertungsgrenzen, Nichtkompensation, Reverse Merit Order und positive Netto-Wirkung; Menschen werden nicht bewertet, sondern Wirkpfade, Zustandsveraenderungen, Risiken und institutionelle Bedingungen.</w:t>
+      </w:r>
+    </w:p>
+    <w:p>
+      <w:r>
+        <w:t>Begriffliche Sicherung. Einleitung / Wirkungsfrage zeigt, warum Nichtkompensation gegen Greenwashing mehr ist als ein Schlagwort im Feld Bewertungsgrenzen, Nichtkompensation, Reverse Merit Order und positive Netto-Wirkung. Die wirkungsoekonomische Frage lautet: Welche reale Veraenderung wird moeglich, welche bleibt nur Potenzial und wo entsteht ein Wirkungsrisiko? Diese Unterscheidung schuetzt vor Impact-Washing, weil sie Absicht, Aktivitaet, Reichweite und Wirkung auseinanderhaelt.</w:t>
       </w:r>
     </w:p>
     <w:p>
@@ -4534,7 +4534,12 @@
     </w:p>
     <w:p>
       <w:r>
-        <w:t>Wirkpfad und Empfaenger. In V35 muss Kernaussage immer mit Empfaengern gelesen werden. Wirkung entsteht nicht beim Sender, sondern an veraenderten Zustaenden von Menschen, Oekosystemen, Institutionen, Oeffentlichkeit oder kuenftigen Handlungsspielraeumen. Darum reicht es nicht, interne Aktivitaeten zu dokumentieren. Entscheidend ist, ob sich ein Zustand nachvollziehbar veraendert und ob diese Veraenderung im Referenzrahmen Mensch, Planet, Demokratie, SDGs, Agenda 2030 und SDG+ tragfaehig bewertet werden kann.</w:t>
+        <w:t>Fallpruefung. Wenn eine Kommune eine bestehende Massnahme neu priorisieren will, beginnt die Analyse bei Empfaengern, Wirkraum, Zeitraum und Datenquelle. Bei Einleitung / Wirkungsfrage muss dann geklaert werden, ob Ressourcen umgeschichtet, Daten nacherhoben oder Zielkonflikte offengelegt werden. Eine tragfaehige Antwort benennt mindestens eine Quelle, eine offene Unsicherheit, eine moegliche Gegenbeobachtung und die Entscheidung, die nach der Bewertung geaendert wird.</w:t>
+      </w:r>
+    </w:p>
+    <w:p>
+      <w:r>
+        <w:t>Wirkpfadpruefung. In V35 muss Kernaussage immer mit Empfaengern gelesen werden. Wirkung entsteht nicht beim Sender, sondern an veraenderten Zustaenden von Menschen, Oekosystemen, Institutionen, Oeffentlichkeit oder kuenftigen Handlungsspielraeumen. Darum reicht es nicht, interne Aktivitaeten zu dokumentieren. Entscheidend ist, ob sich ein Zustand nachvollziehbar veraendert und ob diese Veraenderung im Referenzrahmen Mensch, Planet, Demokratie, SDGs, Agenda 2030 und SDG+ tragfaehig bewertet werden kann.</w:t>
       </w:r>
     </w:p>
     <w:p>
@@ -4544,7 +4549,17 @@
     </w:p>
     <w:p>
       <w:r>
-        <w:t>Daten, Quellen und Evidenz. Wissenschaftliche Anschlussfaehigkeit entsteht hier durch Quellenklarheit. Bei Quelltext und fachliche Grundlegung werden interne WOE-Begriffe nicht als Ersatz fuer Belege benutzt, sondern mit WOE-Bewertungslogik, SDG+, rote Linien, NWI/T-SROI-Abgrenzung und Schutzgueter verbunden. Wo die Datenlage offen bleibt, wird das offengelegt. Wo eine Aussage nur plausibel ist, bleibt sie als Wirkungspotenzial markiert. Wo ein Schaden eine rote Linie beruehrt, greift Nichtkompensation vor Durchschnittslogik.</w:t>
+        <w:t>Fallpruefung. Wenn ein Unternehmen ein Produkt, einen Prozess oder eine Investition wirkungsbezogen bewerten will, beginnt die Analyse bei Empfaengern, Wirkraum, Zeitraum und Datenquelle. Bei Kernaussage muss dann geklaert werden, welche Entscheidung nach der Bewertung tatsaechlich anders ausfaellt. Eine tragfaehige Antwort benennt mindestens eine Quelle, eine offene Unsicherheit, eine moegliche Gegenbeobachtung und die Entscheidung, die nach der Bewertung geaendert wird.</w:t>
+      </w:r>
+    </w:p>
+    <w:p>
+      <w:r>
+        <w:t>Fuer die Bewertung reicht kein Summenscore, der zentrale Schaeden mit bequemen Pluspunkten verrechnet. Nichtkompensation und Reverse Merit Order markieren, wo rote Linien, demokratische Grundbedingungen oder planetare Grenzen Vorrang vor Durchschnittslogik haben. So bleibt positive Netto-Wirkung eine anspruchsvolle Zielgroesse und wird nicht zur dekorativen Formel.</w:t>
+      </w:r>
+    </w:p>
+    <w:p>
+      <w:r>
+        <w:t>Evidenzfenster. Wissenschaftliche Anschlussfaehigkeit entsteht hier durch Quellenklarheit. Bei Quelltext und fachliche Grundlegung werden interne WOE-Begriffe nicht als Ersatz fuer Belege benutzt, sondern mit WOE-Bewertungslogik, SDG+, rote Linien, NWI/T-SROI-Abgrenzung und Schutzgueter verbunden. Wo die Datenlage offen bleibt, wird das offengelegt. Wo eine Aussage nur plausibel ist, bleibt sie als Wirkungspotenzial markiert. Wo ein Schaden eine rote Linie beruehrt, greift Nichtkompensation vor Durchschnittslogik.</w:t>
       </w:r>
     </w:p>
     <w:p>
@@ -4554,7 +4569,17 @@
     </w:p>
     <w:p>
       <w:r>
-        <w:t>Bewertung und rote Linien. In Grundstudium Wirkungsoekonomie wird Einstieg / Wirkungsfrage erst steuerungsfaehig, wenn daraus eine Entscheidung folgt. Die Grundbegriffe muessen in spaeteren Modulen wiedererkennbar bleiben. Ohne diese Rueckkopplung bleibt Reporting eine Beschreibung. Mit Rueckkopplung wird aus Bewertung eine veraenderte Routine: ein anderer Prozess, ein geaenderter Anreiz, eine bessere Datenpflicht, eine korrigierte Kommunikation oder eine neue Priorisierung.</w:t>
+        <w:t>Fallpruefung. Wenn eine Bildungs- oder Forschungseinrichtung eine Wirkungsaussage fuer Lernende und Praxispartner pruefbar machen will, beginnt die Analyse bei Empfaengern, Wirkraum, Zeitraum und Datenquelle. Bei Quelltext und fachliche Grundlegung muss dann geklaert werden, welche Begriffe, Quellen und Grenzen im Material sichtbar bleiben muessen. Eine tragfaehige Antwort benennt mindestens eine Quelle, eine offene Unsicherheit, eine moegliche Gegenbeobachtung und die Entscheidung, die nach der Bewertung geaendert wird.</w:t>
+      </w:r>
+    </w:p>
+    <w:p>
+      <w:r>
+        <w:t>Der Rueckfluss in den WOE-Korpus liegt hier in klaren Begriffen, sauber verlinkten Quellen und benannten Forschungsfragen. Wo Glossar, Werkzeuge, Journal oder Reader noch doppeldeutig bleiben, sollte Nichtkompensation gegen Greenwashing nicht als fertige Gewissheit auftreten, sondern als pruefbarer Lernstand mit Korrekturpfad.</w:t>
+      </w:r>
+    </w:p>
+    <w:p>
+      <w:r>
+        <w:t>Bewertungsgrenze. In Grundstudium Wirkungsoekonomie wird Einstieg / Wirkungsfrage erst steuerungsfaehig, wenn daraus eine Entscheidung folgt. Die Grundbegriffe muessen in spaeteren Modulen wiedererkennbar bleiben. Ohne diese Rueckkopplung bleibt Reporting eine Beschreibung. Mit Rueckkopplung wird aus Bewertung eine veraenderte Routine: ein anderer Prozess, ein geaenderter Anreiz, eine bessere Datenpflicht, eine korrigierte Kommunikation oder eine neue Priorisierung.</w:t>
       </w:r>
     </w:p>
     <w:p>
@@ -4564,12 +4589,12 @@
     </w:p>
     <w:p>
       <w:r>
-        <w:t>Kontrollfrage. Welche Entscheidung waere falsch, wenn Einstieg / Wirkungsfrage in V35 missverstanden wird? Die Antwort muss mindestens eine Daten- oder Quellenannahme, eine betroffene Gruppe oder Schutzdimension, eine moegliche Nebenwirkung und einen Rueckkopplungsschritt nennen. Richtig ist nicht die lauteste Bewertung, sondern diejenige, die Begriff, Beleg und Steuerungsfolge zusammenhaelt.</w:t>
-      </w:r>
-    </w:p>
-    <w:p>
-      <w:r>
-        <w:t>Steuerung und Rueckkopplung. Die Grenze gegen Scheingenauigkeit verlaeuft bei Skript / Folien (Lernseite) nicht zwischen Optimismus und Pessimismus. Sie verlaeuft zwischen offengelegter Unsicherheit und rhetorischer Sicherheit. Wer Nichtkompensation gegen Greenwashing belastbar anwenden will, benennt Systemgrenze, Zeitraum, Vergleichspunkt und offene Gegenhypothese. Gerade dadurch bleibt das Skript anschlussfaehig fuer Forschung, Praxis und spaetere Revision.</w:t>
+        <w:t>Fallpruefung. Wenn eine Kommune eine bestehende Massnahme neu priorisieren will, beginnt die Analyse bei Empfaengern, Wirkraum, Zeitraum und Datenquelle. Bei Einstieg / Wirkungsfrage muss dann geklaert werden, ob Ressourcen umgeschichtet, Daten nacherhoben oder Zielkonflikte offengelegt werden. Eine tragfaehige Antwort benennt mindestens eine Quelle, eine offene Unsicherheit, eine moegliche Gegenbeobachtung und die Entscheidung, die nach der Bewertung geaendert wird.</w:t>
+      </w:r>
+    </w:p>
+    <w:p>
+      <w:r>
+        <w:t>Steuerungsfolge. Die Grenze gegen Scheingenauigkeit verlaeuft bei Skript / Folien (Lernseite) nicht zwischen Optimismus und Pessimismus. Sie verlaeuft zwischen offengelegter Unsicherheit und rhetorischer Sicherheit. Wer Nichtkompensation gegen Greenwashing belastbar anwenden will, benennt Systemgrenze, Zeitraum, Vergleichspunkt und offene Gegenhypothese. Gerade dadurch bleibt das Skript anschlussfaehig fuer Forschung, Praxis und spaetere Revision.</w:t>
       </w:r>
     </w:p>
     <w:p>
@@ -4579,7 +4604,17 @@
     </w:p>
     <w:p>
       <w:r>
-        <w:t>Pruefungsnahe Anwendung. Transferaufgabe zeigt, warum Nichtkompensation gegen Greenwashing mehr ist als ein Schlagwort im Feld Bewertungsgrenzen, Nichtkompensation, Reverse Merit Order und positive Netto-Wirkung. Die wirkungsoekonomische Frage lautet: Welche reale Veraenderung wird moeglich, welche bleibt nur Potenzial und wo entsteht ein Wirkungsrisiko? Diese Unterscheidung schuetzt vor Impact-Washing, weil sie Absicht, Aktivitaet, Reichweite und Wirkung auseinanderhaelt.</w:t>
+        <w:t>Fallpruefung. Wenn ein Unternehmen ein Produkt, einen Prozess oder eine Investition wirkungsbezogen bewerten will, beginnt die Analyse bei Empfaengern, Wirkraum, Zeitraum und Datenquelle. Bei Skript / Folien (Lernseite) muss dann geklaert werden, welche Entscheidung nach der Bewertung tatsaechlich anders ausfaellt. Eine tragfaehige Antwort benennt mindestens eine Quelle, eine offene Unsicherheit, eine moegliche Gegenbeobachtung und die Entscheidung, die nach der Bewertung geaendert wird.</w:t>
+      </w:r>
+    </w:p>
+    <w:p>
+      <w:r>
+        <w:t>Fuer die Bewertung reicht kein Summenscore, der zentrale Schaeden mit bequemen Pluspunkten verrechnet. Nichtkompensation und Reverse Merit Order markieren, wo rote Linien, demokratische Grundbedingungen oder planetare Grenzen Vorrang vor Durchschnittslogik haben. So bleibt positive Netto-Wirkung eine anspruchsvolle Zielgroesse und wird nicht zur dekorativen Formel.</w:t>
+      </w:r>
+    </w:p>
+    <w:p>
+      <w:r>
+        <w:t>Transferhinweis. Transferaufgabe zeigt, warum Nichtkompensation gegen Greenwashing mehr ist als ein Schlagwort im Feld Bewertungsgrenzen, Nichtkompensation, Reverse Merit Order und positive Netto-Wirkung. Die wirkungsoekonomische Frage lautet: Welche reale Veraenderung wird moeglich, welche bleibt nur Potenzial und wo entsteht ein Wirkungsrisiko? Diese Unterscheidung schuetzt vor Impact-Washing, weil sie Absicht, Aktivitaet, Reichweite und Wirkung auseinanderhaelt.</w:t>
       </w:r>
     </w:p>
     <w:p>
@@ -4589,32 +4624,12 @@
     </w:p>
     <w:p>
       <w:r>
-        <w:t>Rueckfluss. Fuer den WOE-Korpus bedeutet das: Begriffe aus Nichtkompensation gegen Greenwashing sollten dort geschaerft werden, wo sie in Glossar, Werkzeugen, Journal oder Readern doppeldeutig bleiben. Offene Forschungsfragen werden nicht versteckt. Sie markieren die Stelle, an der spaetere Evidenz, ein besserer Datensatz oder eine praezisere Fallstudie die Bewertung veraendern kann.</w:t>
-      </w:r>
-    </w:p>
-    <w:p>
-      <w:r>
-        <w:t>Transfer in den WOE-Korpus. In V35 muss Praxisbeispiel immer mit Empfaengern gelesen werden. Wirkung entsteht nicht beim Sender, sondern an veraenderten Zustaenden von Menschen, Oekosystemen, Institutionen, Oeffentlichkeit oder kuenftigen Handlungsspielraeumen. Darum reicht es nicht, interne Aktivitaeten zu dokumentieren. Entscheidend ist, ob sich ein Zustand nachvollziehbar veraendert und ob diese Veraenderung im Referenzrahmen Mensch, Planet, Demokratie, SDGs, Agenda 2030 und SDG+ tragfaehig bewertet werden kann.</w:t>
-      </w:r>
-    </w:p>
-    <w:p>
-      <w:r>
-        <w:t>Ein Bericht behauptet, die Massnahme zu Nichtkompensation gegen Greenwashing sei erfolgreich. Die WOE-Lesart fragt bei Praxisbeispiel nach belastbaren Nachweisen: begriffliche Praezision, Fallbeschreibung, Quellenklarheit, Plausibilitaet und offene Unsicherheit. Wenn diese Nachweise fehlen, bleibt die Aussage Wirkungspotenzial oder Kommunikationsbehauptung. Sie kann wichtig sein, aber sie ist noch keine belegte Wirkung.</w:t>
-      </w:r>
-    </w:p>
-    <w:p>
-      <w:r>
-        <w:t>Grenzen der Aussage. Wissenschaftliche Anschlussfaehigkeit entsteht hier durch Quellenklarheit. Bei Wirkungsökonomische Vertiefung werden interne WOE-Begriffe nicht als Ersatz fuer Belege benutzt, sondern mit WOE-Bewertungslogik, SDG+, rote Linien, NWI/T-SROI-Abgrenzung und Schutzgueter verbunden. Wo die Datenlage offen bleibt, wird das offengelegt. Wo eine Aussage nur plausibel ist, bleibt sie als Wirkungspotenzial markiert. Wo ein Schaden eine rote Linie beruehrt, greift Nichtkompensation vor Durchschnittslogik.</w:t>
-      </w:r>
-    </w:p>
-    <w:p>
-      <w:r>
-        <w:t>In einer kontroversen Entscheidung wirkt Wirkungsökonomische Vertiefung als Pruefpunkt fuer Ambivalenz. Ein Nutzen fuer eine Gruppe kann mit Risiken fuer andere Wirkungsempfaenger einhergehen. Das Skript verlangt deshalb, positive und negative Zustandsveraenderungen getrennt zu fuehren, bevor von positiver Netto-Wirkung gesprochen wird.</w:t>
-      </w:r>
-    </w:p>
-    <w:p>
-      <w:r>
-        <w:t>Kontrollfrage. Welche Entscheidung waere falsch, wenn Wirkungsökonomische Vertiefung in V35 missverstanden wird? Die Antwort muss mindestens eine Daten- oder Quellenannahme, eine betroffene Gruppe oder Schutzdimension, eine moegliche Nebenwirkung und einen Rueckkopplungsschritt nennen. Richtig ist nicht die lauteste Bewertung, sondern diejenige, die Begriff, Beleg und Steuerungsfolge zusammenhaelt.</w:t>
+        <w:t>Fallpruefung. Wenn eine Bildungs- oder Forschungseinrichtung eine Wirkungsaussage fuer Lernende und Praxispartner pruefbar machen will, beginnt die Analyse bei Empfaengern, Wirkraum, Zeitraum und Datenquelle. Bei Transferaufgabe muss dann geklaert werden, welche Begriffe, Quellen und Grenzen im Material sichtbar bleiben muessen. Eine tragfaehige Antwort benennt mindestens eine Quelle, eine offene Unsicherheit, eine moegliche Gegenbeobachtung und die Entscheidung, die nach der Bewertung geaendert wird.</w:t>
+      </w:r>
+    </w:p>
+    <w:p>
+      <w:r>
+        <w:t>Der Rueckfluss in den WOE-Korpus liegt hier in klaren Begriffen, sauber verlinkten Quellen und benannten Forschungsfragen. Wo Glossar, Werkzeuge, Journal oder Reader noch doppeldeutig bleiben, sollte Nichtkompensation gegen Greenwashing nicht als fertige Gewissheit auftreten, sondern als pruefbarer Lernstand mit Korrekturpfad.</w:t>
       </w:r>
     </w:p>
     <w:p>
@@ -4622,17 +4637,52 @@
         <w:pStyle w:val="Heading3"/>
       </w:pPr>
       <w:r>
-        <w:t>Schlussvertiefung 2: Nichtkompensation gegen Greenwashing im Anwendungsfall</w:t>
-      </w:r>
-    </w:p>
-    <w:p>
-      <w:r>
-        <w:t>Die folgenden Abschnitte sind keine neue Pruefungsloesung. Sie verdichten die vorhandenen Kapitel zu einer Lesart, mit der Studierende einen Fall selbststaendig analysieren koennen. Im Mittelpunkt stehen Bewertungsgrenzen, Nichtkompensation, Reverse Merit Order und positive Netto-Wirkung, nicht moralische Personenbewertung.</w:t>
-      </w:r>
-    </w:p>
-    <w:p>
-      <w:r>
-        <w:t>Begriffliche Schlussklaerung. In Grundstudium Wirkungsoekonomie wird Begriffliche Präzision erst steuerungsfaehig, wenn daraus eine Entscheidung folgt. Die Grundbegriffe muessen in spaeteren Modulen wiedererkennbar bleiben. Ohne diese Rueckkopplung bleibt Reporting eine Beschreibung. Mit Rueckkopplung wird aus Bewertung eine veraenderte Routine: ein anderer Prozess, ein geaenderter Anreiz, eine bessere Datenpflicht, eine korrigierte Kommunikation oder eine neue Priorisierung.</w:t>
+        <w:t>Vertiefungsrunde 2: Anschluss an Praxis und Forschung</w:t>
+      </w:r>
+    </w:p>
+    <w:p>
+      <w:r>
+        <w:t>Diese Runde wechselt den Blickwinkel, damit der Schlussblock nicht nur wiederholt, sondern Leseentscheidungen vorbereitet: Was ist belegt, was bleibt Potenzial, welche Nebenwirkung ist relevant und welche Steuerungsfolge wird daraus abgeleitet?</w:t>
+      </w:r>
+    </w:p>
+    <w:p>
+      <w:r>
+        <w:t>Rueckflussnotiz. In V35 muss Praxisbeispiel immer mit Empfaengern gelesen werden. Wirkung entsteht nicht beim Sender, sondern an veraenderten Zustaenden von Menschen, Oekosystemen, Institutionen, Oeffentlichkeit oder kuenftigen Handlungsspielraeumen. Darum reicht es nicht, interne Aktivitaeten zu dokumentieren. Entscheidend ist, ob sich ein Zustand nachvollziehbar veraendert und ob diese Veraenderung im Referenzrahmen Mensch, Planet, Demokratie, SDGs, Agenda 2030 und SDG+ tragfaehig bewertet werden kann.</w:t>
+      </w:r>
+    </w:p>
+    <w:p>
+      <w:r>
+        <w:t>Ein Bericht behauptet, die Massnahme zu Nichtkompensation gegen Greenwashing sei erfolgreich. Die WOE-Lesart fragt bei Praxisbeispiel nach belastbaren Nachweisen: begriffliche Praezision, Fallbeschreibung, Quellenklarheit, Plausibilitaet und offene Unsicherheit. Wenn diese Nachweise fehlen, bleibt die Aussage Wirkungspotenzial oder Kommunikationsbehauptung. Sie kann wichtig sein, aber sie ist noch keine belegte Wirkung.</w:t>
+      </w:r>
+    </w:p>
+    <w:p>
+      <w:r>
+        <w:t>Fallpruefung. Wenn eine Kommune eine bestehende Massnahme neu priorisieren will, beginnt die Analyse bei Empfaengern, Wirkraum, Zeitraum und Datenquelle. Bei Praxisbeispiel muss dann geklaert werden, ob Ressourcen umgeschichtet, Daten nacherhoben oder Zielkonflikte offengelegt werden. Eine tragfaehige Antwort benennt mindestens eine Quelle, eine offene Unsicherheit, eine moegliche Gegenbeobachtung und die Entscheidung, die nach der Bewertung geaendert wird.</w:t>
+      </w:r>
+    </w:p>
+    <w:p>
+      <w:r>
+        <w:t>Pruefungsimpuls. Wissenschaftliche Anschlussfaehigkeit entsteht hier durch Quellenklarheit. Bei Wirkungsökonomische Vertiefung werden interne WOE-Begriffe nicht als Ersatz fuer Belege benutzt, sondern mit WOE-Bewertungslogik, SDG+, rote Linien, NWI/T-SROI-Abgrenzung und Schutzgueter verbunden. Wo die Datenlage offen bleibt, wird das offengelegt. Wo eine Aussage nur plausibel ist, bleibt sie als Wirkungspotenzial markiert. Wo ein Schaden eine rote Linie beruehrt, greift Nichtkompensation vor Durchschnittslogik.</w:t>
+      </w:r>
+    </w:p>
+    <w:p>
+      <w:r>
+        <w:t>In einer kontroversen Entscheidung wirkt Wirkungsökonomische Vertiefung als Pruefpunkt fuer Ambivalenz. Ein Nutzen fuer eine Gruppe kann mit Risiken fuer andere Wirkungsempfaenger einhergehen. Das Skript verlangt deshalb, positive und negative Zustandsveraenderungen getrennt zu fuehren, bevor von positiver Netto-Wirkung gesprochen wird.</w:t>
+      </w:r>
+    </w:p>
+    <w:p>
+      <w:r>
+        <w:t>Fallpruefung. Wenn ein Unternehmen ein Produkt, einen Prozess oder eine Investition wirkungsbezogen bewerten will, beginnt die Analyse bei Empfaengern, Wirkraum, Zeitraum und Datenquelle. Bei Wirkungsökonomische Vertiefung muss dann geklaert werden, welche Entscheidung nach der Bewertung tatsaechlich anders ausfaellt. Eine tragfaehige Antwort benennt mindestens eine Quelle, eine offene Unsicherheit, eine moegliche Gegenbeobachtung und die Entscheidung, die nach der Bewertung geaendert wird.</w:t>
+      </w:r>
+    </w:p>
+    <w:p>
+      <w:r>
+        <w:t>Fuer die Bewertung reicht kein Summenscore, der zentrale Schaeden mit bequemen Pluspunkten verrechnet. Nichtkompensation und Reverse Merit Order markieren, wo rote Linien, demokratische Grundbedingungen oder planetare Grenzen Vorrang vor Durchschnittslogik haben. So bleibt positive Netto-Wirkung eine anspruchsvolle Zielgroesse und wird nicht zur dekorativen Formel.</w:t>
+      </w:r>
+    </w:p>
+    <w:p>
+      <w:r>
+        <w:t>Begriffliche Sicherung. In Grundstudium Wirkungsoekonomie wird Begriffliche Präzision erst steuerungsfaehig, wenn daraus eine Entscheidung folgt. Die Grundbegriffe muessen in spaeteren Modulen wiedererkennbar bleiben. Ohne diese Rueckkopplung bleibt Reporting eine Beschreibung. Mit Rueckkopplung wird aus Bewertung eine veraenderte Routine: ein anderer Prozess, ein geaenderter Anreiz, eine bessere Datenpflicht, eine korrigierte Kommunikation oder eine neue Priorisierung.</w:t>
       </w:r>
     </w:p>
     <w:p>
@@ -4642,7 +4692,17 @@
     </w:p>
     <w:p>
       <w:r>
-        <w:t>Wirkpfad und Empfaenger. Die Grenze gegen Scheingenauigkeit verlaeuft bei Wirkpfad nicht zwischen Optimismus und Pessimismus. Sie verlaeuft zwischen offengelegter Unsicherheit und rhetorischer Sicherheit. Wer Nichtkompensation gegen Greenwashing belastbar anwenden will, benennt Systemgrenze, Zeitraum, Vergleichspunkt und offene Gegenhypothese. Gerade dadurch bleibt das Skript anschlussfaehig fuer Forschung, Praxis und spaetere Revision.</w:t>
+        <w:t>Fallpruefung. Wenn eine Bildungs- oder Forschungseinrichtung eine Wirkungsaussage fuer Lernende und Praxispartner pruefbar machen will, beginnt die Analyse bei Empfaengern, Wirkraum, Zeitraum und Datenquelle. Bei Begriffliche Präzision muss dann geklaert werden, welche Begriffe, Quellen und Grenzen im Material sichtbar bleiben muessen. Eine tragfaehige Antwort benennt mindestens eine Quelle, eine offene Unsicherheit, eine moegliche Gegenbeobachtung und die Entscheidung, die nach der Bewertung geaendert wird.</w:t>
+      </w:r>
+    </w:p>
+    <w:p>
+      <w:r>
+        <w:t>Der Rueckfluss in den WOE-Korpus liegt hier in klaren Begriffen, sauber verlinkten Quellen und benannten Forschungsfragen. Wo Glossar, Werkzeuge, Journal oder Reader noch doppeldeutig bleiben, sollte Nichtkompensation gegen Greenwashing nicht als fertige Gewissheit auftreten, sondern als pruefbarer Lernstand mit Korrekturpfad.</w:t>
+      </w:r>
+    </w:p>
+    <w:p>
+      <w:r>
+        <w:t>Wirkpfadpruefung. Die Grenze gegen Scheingenauigkeit verlaeuft bei Wirkpfad nicht zwischen Optimismus und Pessimismus. Sie verlaeuft zwischen offengelegter Unsicherheit und rhetorischer Sicherheit. Wer Nichtkompensation gegen Greenwashing belastbar anwenden will, benennt Systemgrenze, Zeitraum, Vergleichspunkt und offene Gegenhypothese. Gerade dadurch bleibt das Skript anschlussfaehig fuer Forschung, Praxis und spaetere Revision.</w:t>
       </w:r>
     </w:p>
     <w:p>
@@ -4652,7 +4712,12 @@
     </w:p>
     <w:p>
       <w:r>
-        <w:t>Daten, Quellen und Evidenz. Leitthese zeigt, warum Nichtkompensation gegen Greenwashing mehr ist als ein Schlagwort im Feld Bewertungsgrenzen, Nichtkompensation, Reverse Merit Order und positive Netto-Wirkung. Die wirkungsoekonomische Frage lautet: Welche reale Veraenderung wird moeglich, welche bleibt nur Potenzial und wo entsteht ein Wirkungsrisiko? Diese Unterscheidung schuetzt vor Impact-Washing, weil sie Absicht, Aktivitaet, Reichweite und Wirkung auseinanderhaelt.</w:t>
+        <w:t>Fallpruefung. Wenn eine Kommune eine bestehende Massnahme neu priorisieren will, beginnt die Analyse bei Empfaengern, Wirkraum, Zeitraum und Datenquelle. Bei Wirkpfad muss dann geklaert werden, ob Ressourcen umgeschichtet, Daten nacherhoben oder Zielkonflikte offengelegt werden. Eine tragfaehige Antwort benennt mindestens eine Quelle, eine offene Unsicherheit, eine moegliche Gegenbeobachtung und die Entscheidung, die nach der Bewertung geaendert wird.</w:t>
+      </w:r>
+    </w:p>
+    <w:p>
+      <w:r>
+        <w:t>Evidenzfenster. Leitthese zeigt, warum Nichtkompensation gegen Greenwashing mehr ist als ein Schlagwort im Feld Bewertungsgrenzen, Nichtkompensation, Reverse Merit Order und positive Netto-Wirkung. Die wirkungsoekonomische Frage lautet: Welche reale Veraenderung wird moeglich, welche bleibt nur Potenzial und wo entsteht ein Wirkungsrisiko? Diese Unterscheidung schuetzt vor Impact-Washing, weil sie Absicht, Aktivitaet, Reichweite und Wirkung auseinanderhaelt.</w:t>
       </w:r>
     </w:p>
     <w:p>
@@ -4662,7 +4727,17 @@
     </w:p>
     <w:p>
       <w:r>
-        <w:t>Bewertung und rote Linien. In V35 muss Didaktische Einordnung im Studiengang immer mit Empfaengern gelesen werden. Wirkung entsteht nicht beim Sender, sondern an veraenderten Zustaenden von Menschen, Oekosystemen, Institutionen, Oeffentlichkeit oder kuenftigen Handlungsspielraeumen. Darum reicht es nicht, interne Aktivitaeten zu dokumentieren. Entscheidend ist, ob sich ein Zustand nachvollziehbar veraendert und ob diese Veraenderung im Referenzrahmen Mensch, Planet, Demokratie, SDGs, Agenda 2030 und SDG+ tragfaehig bewertet werden kann.</w:t>
+        <w:t>Fallpruefung. Wenn ein Unternehmen ein Produkt, einen Prozess oder eine Investition wirkungsbezogen bewerten will, beginnt die Analyse bei Empfaengern, Wirkraum, Zeitraum und Datenquelle. Bei Leitthese muss dann geklaert werden, welche Entscheidung nach der Bewertung tatsaechlich anders ausfaellt. Eine tragfaehige Antwort benennt mindestens eine Quelle, eine offene Unsicherheit, eine moegliche Gegenbeobachtung und die Entscheidung, die nach der Bewertung geaendert wird.</w:t>
+      </w:r>
+    </w:p>
+    <w:p>
+      <w:r>
+        <w:t>Fuer die Bewertung reicht kein Summenscore, der zentrale Schaeden mit bequemen Pluspunkten verrechnet. Nichtkompensation und Reverse Merit Order markieren, wo rote Linien, demokratische Grundbedingungen oder planetare Grenzen Vorrang vor Durchschnittslogik haben. So bleibt positive Netto-Wirkung eine anspruchsvolle Zielgroesse und wird nicht zur dekorativen Formel.</w:t>
+      </w:r>
+    </w:p>
+    <w:p>
+      <w:r>
+        <w:t>Bewertungsgrenze. In V35 muss Didaktische Einordnung im Studiengang immer mit Empfaengern gelesen werden. Wirkung entsteht nicht beim Sender, sondern an veraenderten Zustaenden von Menschen, Oekosystemen, Institutionen, Oeffentlichkeit oder kuenftigen Handlungsspielraeumen. Darum reicht es nicht, interne Aktivitaeten zu dokumentieren. Entscheidend ist, ob sich ein Zustand nachvollziehbar veraendert und ob diese Veraenderung im Referenzrahmen Mensch, Planet, Demokratie, SDGs, Agenda 2030 und SDG+ tragfaehig bewertet werden kann.</w:t>
       </w:r>
     </w:p>
     <w:p>
@@ -4672,57 +4747,12 @@
     </w:p>
     <w:p>
       <w:r>
-        <w:t>Kontrollfrage. Welche Entscheidung waere falsch, wenn Didaktische Einordnung im Studiengang in V35 missverstanden wird? Die Antwort muss mindestens eine Daten- oder Quellenannahme, eine betroffene Gruppe oder Schutzdimension, eine moegliche Nebenwirkung und einen Rueckkopplungsschritt nennen. Richtig ist nicht die lauteste Bewertung, sondern diejenige, die Begriff, Beleg und Steuerungsfolge zusammenhaelt.</w:t>
-      </w:r>
-    </w:p>
-    <w:p>
-      <w:r>
-        <w:t>Rueckfluss. Fuer den WOE-Korpus bedeutet das: Begriffe aus Nichtkompensation gegen Greenwashing sollten dort geschaerft werden, wo sie in Glossar, Werkzeugen, Journal oder Readern doppeldeutig bleiben. Offene Forschungsfragen werden nicht versteckt. Sie markieren die Stelle, an der spaetere Evidenz, ein besserer Datensatz oder eine praezisere Fallstudie die Bewertung veraendern kann.</w:t>
-      </w:r>
-    </w:p>
-    <w:p>
-      <w:r>
-        <w:t>Steuerung und Rueckkopplung. Wissenschaftliche Anschlussfaehigkeit entsteht hier durch Quellenklarheit. Bei Analysemodell werden interne WOE-Begriffe nicht als Ersatz fuer Belege benutzt, sondern mit WOE-Bewertungslogik, SDG+, rote Linien, NWI/T-SROI-Abgrenzung und Schutzgueter verbunden. Wo die Datenlage offen bleibt, wird das offengelegt. Wo eine Aussage nur plausibel ist, bleibt sie als Wirkungspotenzial markiert. Wo ein Schaden eine rote Linie beruehrt, greift Nichtkompensation vor Durchschnittslogik.</w:t>
-      </w:r>
-    </w:p>
-    <w:p>
-      <w:r>
-        <w:t>In einer kontroversen Entscheidung wirkt Analysemodell als Pruefpunkt fuer Ambivalenz. Ein Nutzen fuer eine Gruppe kann mit Risiken fuer andere Wirkungsempfaenger einhergehen. Das Skript verlangt deshalb, positive und negative Zustandsveraenderungen getrennt zu fuehren, bevor von positiver Netto-Wirkung gesprochen wird.</w:t>
-      </w:r>
-    </w:p>
-    <w:p>
-      <w:r>
-        <w:t>Pruefungsnahe Anwendung. In Grundstudium Wirkungsoekonomie wird Modellformel erst steuerungsfaehig, wenn daraus eine Entscheidung folgt. Die Grundbegriffe muessen in spaeteren Modulen wiedererkennbar bleiben. Ohne diese Rueckkopplung bleibt Reporting eine Beschreibung. Mit Rueckkopplung wird aus Bewertung eine veraenderte Routine: ein anderer Prozess, ein geaenderter Anreiz, eine bessere Datenpflicht, eine korrigierte Kommunikation oder eine neue Priorisierung.</w:t>
-      </w:r>
-    </w:p>
-    <w:p>
-      <w:r>
-        <w:t>Die typische Fehlstelle bei Nichtkompensation gegen Greenwashing liegt darin, schwere Schaeden mit bequemen Pluspunkten zu verrechnen. Bei Modellformel wird diese Fehlstelle konkret: Ein scheinbar plausibler Befund darf nicht zur Abkuerzung werden. Quellen, Systemgrenzen, Unsicherheit und Rueckkopplung bleiben sichtbar.</w:t>
-      </w:r>
-    </w:p>
-    <w:p>
-      <w:r>
-        <w:t>Transfer in den WOE-Korpus. Die Grenze gegen Scheingenauigkeit verlaeuft bei Fallfenster nicht zwischen Optimismus und Pessimismus. Sie verlaeuft zwischen offengelegter Unsicherheit und rhetorischer Sicherheit. Wer Nichtkompensation gegen Greenwashing belastbar anwenden will, benennt Systemgrenze, Zeitraum, Vergleichspunkt und offene Gegenhypothese. Gerade dadurch bleibt das Skript anschlussfaehig fuer Forschung, Praxis und spaetere Revision.</w:t>
-      </w:r>
-    </w:p>
-    <w:p>
-      <w:r>
-        <w:t>Fuer die Pruefung ist Fallfenster dann verstanden, wenn daraus eine belastbare Fallantwort entsteht. Eine gute Antwort unterscheidet Beobachtung, Kausalannahme, Bewertung und Steuerungsfolge. Sie bewertet keine Menschen, sondern Wirkpfade, Zustandsveraenderungen, Risiken und institutionelle Bedingungen.</w:t>
-      </w:r>
-    </w:p>
-    <w:p>
-      <w:r>
-        <w:t>Grenzen der Aussage. Prüfungsnahe Fallfragen ohne geschützte Antwortlogik zeigt, warum Nichtkompensation gegen Greenwashing mehr ist als ein Schlagwort im Feld Bewertungsgrenzen, Nichtkompensation, Reverse Merit Order und positive Netto-Wirkung. Die wirkungsoekonomische Frage lautet: Welche reale Veraenderung wird moeglich, welche bleibt nur Potenzial und wo entsteht ein Wirkungsrisiko? Diese Unterscheidung schuetzt vor Impact-Washing, weil sie Absicht, Aktivitaet, Reichweite und Wirkung auseinanderhaelt.</w:t>
-      </w:r>
-    </w:p>
-    <w:p>
-      <w:r>
-        <w:t>Eine Kommune, ein Unternehmen oder eine Bildungsorganisation will Nichtkompensation gegen Greenwashing praktisch anwenden. Der erste Schritt ist nicht die Auswahl eines Instruments, sondern die Klaerung der Zustandsveraenderung. Bei Prüfungsnahe Fallfragen ohne geschützte Antwortlogik muss deshalb benannt werden, wer betroffen ist, welcher Zustand sich veraendert, welche Frist gilt und welche Gegenbeobachtung die Annahme widerlegen wuerde. Erst danach entsteht eine begruendete Entscheidung im Feld Begriff, Fallbewertung, Wirkpfad, rote Linie, Quellenbeurteilung oder Rueckkopplungsregel.</w:t>
-      </w:r>
-    </w:p>
-    <w:p>
-      <w:r>
-        <w:t>Kontrollfrage. Welche Entscheidung waere falsch, wenn Prüfungsnahe Fallfragen ohne geschützte Antwortlogik in V35 missverstanden wird? Die Antwort muss mindestens eine Daten- oder Quellenannahme, eine betroffene Gruppe oder Schutzdimension, eine moegliche Nebenwirkung und einen Rueckkopplungsschritt nennen. Richtig ist nicht die lauteste Bewertung, sondern diejenige, die Begriff, Beleg und Steuerungsfolge zusammenhaelt.</w:t>
+        <w:t>Fallpruefung. Wenn eine Bildungs- oder Forschungseinrichtung eine Wirkungsaussage fuer Lernende und Praxispartner pruefbar machen will, beginnt die Analyse bei Empfaengern, Wirkraum, Zeitraum und Datenquelle. Bei Didaktische Einordnung im Studiengang muss dann geklaert werden, welche Begriffe, Quellen und Grenzen im Material sichtbar bleiben muessen. Eine tragfaehige Antwort benennt mindestens eine Quelle, eine offene Unsicherheit, eine moegliche Gegenbeobachtung und die Entscheidung, die nach der Bewertung geaendert wird.</w:t>
+      </w:r>
+    </w:p>
+    <w:p>
+      <w:r>
+        <w:t>Der Rueckfluss in den WOE-Korpus liegt hier in klaren Begriffen, sauber verlinkten Quellen und benannten Forschungsfragen. Wo Glossar, Werkzeuge, Journal oder Reader noch doppeldeutig bleiben, sollte Nichtkompensation gegen Greenwashing nicht als fertige Gewissheit auftreten, sondern als pruefbarer Lernstand mit Korrekturpfad.</w:t>
       </w:r>
     </w:p>
     <w:p>
@@ -4730,17 +4760,87 @@
         <w:pStyle w:val="Heading3"/>
       </w:pPr>
       <w:r>
-        <w:t>Schlussvertiefung 3: Nichtkompensation gegen Greenwashing im Anwendungsfall</w:t>
-      </w:r>
-    </w:p>
-    <w:p>
-      <w:r>
-        <w:t>Die folgenden Abschnitte sind keine neue Pruefungsloesung. Sie verdichten die vorhandenen Kapitel zu einer Lesart, mit der Studierende einen Fall selbststaendig analysieren koennen. Im Mittelpunkt stehen Bewertungsgrenzen, Nichtkompensation, Reverse Merit Order und positive Netto-Wirkung, nicht moralische Personenbewertung.</w:t>
-      </w:r>
-    </w:p>
-    <w:p>
-      <w:r>
-        <w:t>Begriffliche Schlussklaerung. In V35 muss Auswertung aus der lebenden Website-Referenz immer mit Empfaengern gelesen werden. Wirkung entsteht nicht beim Sender, sondern an veraenderten Zustaenden von Menschen, Oekosystemen, Institutionen, Oeffentlichkeit oder kuenftigen Handlungsspielraeumen. Darum reicht es nicht, interne Aktivitaeten zu dokumentieren. Entscheidend ist, ob sich ein Zustand nachvollziehbar veraendert und ob diese Veraenderung im Referenzrahmen Mensch, Planet, Demokratie, SDGs, Agenda 2030 und SDG+ tragfaehig bewertet werden kann.</w:t>
+        <w:t>Vertiefungsrunde 3: Anschluss an Praxis und Forschung</w:t>
+      </w:r>
+    </w:p>
+    <w:p>
+      <w:r>
+        <w:t>Diese Runde wechselt den Blickwinkel, damit der Schlussblock nicht nur wiederholt, sondern Leseentscheidungen vorbereitet: Was ist belegt, was bleibt Potenzial, welche Nebenwirkung ist relevant und welche Steuerungsfolge wird daraus abgeleitet?</w:t>
+      </w:r>
+    </w:p>
+    <w:p>
+      <w:r>
+        <w:t>Steuerungsfolge. Wissenschaftliche Anschlussfaehigkeit entsteht hier durch Quellenklarheit. Bei Analysemodell werden interne WOE-Begriffe nicht als Ersatz fuer Belege benutzt, sondern mit WOE-Bewertungslogik, SDG+, rote Linien, NWI/T-SROI-Abgrenzung und Schutzgueter verbunden. Wo die Datenlage offen bleibt, wird das offengelegt. Wo eine Aussage nur plausibel ist, bleibt sie als Wirkungspotenzial markiert. Wo ein Schaden eine rote Linie beruehrt, greift Nichtkompensation vor Durchschnittslogik.</w:t>
+      </w:r>
+    </w:p>
+    <w:p>
+      <w:r>
+        <w:t>In einer kontroversen Entscheidung wirkt Analysemodell als Pruefpunkt fuer Ambivalenz. Ein Nutzen fuer eine Gruppe kann mit Risiken fuer andere Wirkungsempfaenger einhergehen. Das Skript verlangt deshalb, positive und negative Zustandsveraenderungen getrennt zu fuehren, bevor von positiver Netto-Wirkung gesprochen wird.</w:t>
+      </w:r>
+    </w:p>
+    <w:p>
+      <w:r>
+        <w:t>Fallpruefung. Wenn eine Kommune eine bestehende Massnahme neu priorisieren will, beginnt die Analyse bei Empfaengern, Wirkraum, Zeitraum und Datenquelle. Bei Analysemodell muss dann geklaert werden, ob Ressourcen umgeschichtet, Daten nacherhoben oder Zielkonflikte offengelegt werden. Eine tragfaehige Antwort benennt mindestens eine Quelle, eine offene Unsicherheit, eine moegliche Gegenbeobachtung und die Entscheidung, die nach der Bewertung geaendert wird.</w:t>
+      </w:r>
+    </w:p>
+    <w:p>
+      <w:r>
+        <w:t>Transferhinweis. In Grundstudium Wirkungsoekonomie wird Modellformel erst steuerungsfaehig, wenn daraus eine Entscheidung folgt. Die Grundbegriffe muessen in spaeteren Modulen wiedererkennbar bleiben. Ohne diese Rueckkopplung bleibt Reporting eine Beschreibung. Mit Rueckkopplung wird aus Bewertung eine veraenderte Routine: ein anderer Prozess, ein geaenderter Anreiz, eine bessere Datenpflicht, eine korrigierte Kommunikation oder eine neue Priorisierung.</w:t>
+      </w:r>
+    </w:p>
+    <w:p>
+      <w:r>
+        <w:t>Die typische Fehlstelle bei Nichtkompensation gegen Greenwashing liegt darin, schwere Schaeden mit bequemen Pluspunkten zu verrechnen. Bei Modellformel wird diese Fehlstelle konkret: Ein scheinbar plausibler Befund darf nicht zur Abkuerzung werden. Quellen, Systemgrenzen, Unsicherheit und Rueckkopplung bleiben sichtbar.</w:t>
+      </w:r>
+    </w:p>
+    <w:p>
+      <w:r>
+        <w:t>Fallpruefung. Wenn ein Unternehmen ein Produkt, einen Prozess oder eine Investition wirkungsbezogen bewerten will, beginnt die Analyse bei Empfaengern, Wirkraum, Zeitraum und Datenquelle. Bei Modellformel muss dann geklaert werden, welche Entscheidung nach der Bewertung tatsaechlich anders ausfaellt. Eine tragfaehige Antwort benennt mindestens eine Quelle, eine offene Unsicherheit, eine moegliche Gegenbeobachtung und die Entscheidung, die nach der Bewertung geaendert wird.</w:t>
+      </w:r>
+    </w:p>
+    <w:p>
+      <w:r>
+        <w:t>Fuer die Bewertung reicht kein Summenscore, der zentrale Schaeden mit bequemen Pluspunkten verrechnet. Nichtkompensation und Reverse Merit Order markieren, wo rote Linien, demokratische Grundbedingungen oder planetare Grenzen Vorrang vor Durchschnittslogik haben. So bleibt positive Netto-Wirkung eine anspruchsvolle Zielgroesse und wird nicht zur dekorativen Formel.</w:t>
+      </w:r>
+    </w:p>
+    <w:p>
+      <w:r>
+        <w:t>Rueckflussnotiz. Die Grenze gegen Scheingenauigkeit verlaeuft bei Fallfenster nicht zwischen Optimismus und Pessimismus. Sie verlaeuft zwischen offengelegter Unsicherheit und rhetorischer Sicherheit. Wer Nichtkompensation gegen Greenwashing belastbar anwenden will, benennt Systemgrenze, Zeitraum, Vergleichspunkt und offene Gegenhypothese. Gerade dadurch bleibt das Skript anschlussfaehig fuer Forschung, Praxis und spaetere Revision.</w:t>
+      </w:r>
+    </w:p>
+    <w:p>
+      <w:r>
+        <w:t>Fuer die Pruefung ist Fallfenster dann verstanden, wenn daraus eine belastbare Fallantwort entsteht. Eine gute Antwort unterscheidet Beobachtung, Kausalannahme, Bewertung und Steuerungsfolge. Sie bewertet keine Menschen, sondern Wirkpfade, Zustandsveraenderungen, Risiken und institutionelle Bedingungen.</w:t>
+      </w:r>
+    </w:p>
+    <w:p>
+      <w:r>
+        <w:t>Fallpruefung. Wenn eine Bildungs- oder Forschungseinrichtung eine Wirkungsaussage fuer Lernende und Praxispartner pruefbar machen will, beginnt die Analyse bei Empfaengern, Wirkraum, Zeitraum und Datenquelle. Bei Fallfenster muss dann geklaert werden, welche Begriffe, Quellen und Grenzen im Material sichtbar bleiben muessen. Eine tragfaehige Antwort benennt mindestens eine Quelle, eine offene Unsicherheit, eine moegliche Gegenbeobachtung und die Entscheidung, die nach der Bewertung geaendert wird.</w:t>
+      </w:r>
+    </w:p>
+    <w:p>
+      <w:r>
+        <w:t>Der Rueckfluss in den WOE-Korpus liegt hier in klaren Begriffen, sauber verlinkten Quellen und benannten Forschungsfragen. Wo Glossar, Werkzeuge, Journal oder Reader noch doppeldeutig bleiben, sollte Nichtkompensation gegen Greenwashing nicht als fertige Gewissheit auftreten, sondern als pruefbarer Lernstand mit Korrekturpfad.</w:t>
+      </w:r>
+    </w:p>
+    <w:p>
+      <w:r>
+        <w:t>Pruefungsimpuls. Prüfungsnahe Fallfragen ohne geschützte Antwortlogik zeigt, warum Nichtkompensation gegen Greenwashing mehr ist als ein Schlagwort im Feld Bewertungsgrenzen, Nichtkompensation, Reverse Merit Order und positive Netto-Wirkung. Die wirkungsoekonomische Frage lautet: Welche reale Veraenderung wird moeglich, welche bleibt nur Potenzial und wo entsteht ein Wirkungsrisiko? Diese Unterscheidung schuetzt vor Impact-Washing, weil sie Absicht, Aktivitaet, Reichweite und Wirkung auseinanderhaelt.</w:t>
+      </w:r>
+    </w:p>
+    <w:p>
+      <w:r>
+        <w:t>Eine Kommune, ein Unternehmen oder eine Bildungsorganisation will Nichtkompensation gegen Greenwashing praktisch anwenden. Der erste Schritt ist nicht die Auswahl eines Instruments, sondern die Klaerung der Zustandsveraenderung. Bei Prüfungsnahe Fallfragen ohne geschützte Antwortlogik muss deshalb benannt werden, wer betroffen ist, welcher Zustand sich veraendert, welche Frist gilt und welche Gegenbeobachtung die Annahme widerlegen wuerde. Erst danach entsteht eine begruendete Entscheidung im Feld Begriff, Fallbewertung, Wirkpfad, rote Linie, Quellenbeurteilung oder Rueckkopplungsregel.</w:t>
+      </w:r>
+    </w:p>
+    <w:p>
+      <w:r>
+        <w:t>Fallpruefung. Wenn eine Kommune eine bestehende Massnahme neu priorisieren will, beginnt die Analyse bei Empfaengern, Wirkraum, Zeitraum und Datenquelle. Bei Prüfungsnahe Fallfragen ohne geschützte Antwortlogik muss dann geklaert werden, ob Ressourcen umgeschichtet, Daten nacherhoben oder Zielkonflikte offengelegt werden. Eine tragfaehige Antwort benennt mindestens eine Quelle, eine offene Unsicherheit, eine moegliche Gegenbeobachtung und die Entscheidung, die nach der Bewertung geaendert wird.</w:t>
+      </w:r>
+    </w:p>
+    <w:p>
+      <w:r>
+        <w:t>Begriffliche Sicherung. In V35 muss Auswertung aus der lebenden Website-Referenz immer mit Empfaengern gelesen werden. Wirkung entsteht nicht beim Sender, sondern an veraenderten Zustaenden von Menschen, Oekosystemen, Institutionen, Oeffentlichkeit oder kuenftigen Handlungsspielraeumen. Darum reicht es nicht, interne Aktivitaeten zu dokumentieren. Entscheidend ist, ob sich ein Zustand nachvollziehbar veraendert und ob diese Veraenderung im Referenzrahmen Mensch, Planet, Demokratie, SDGs, Agenda 2030 und SDG+ tragfaehig bewertet werden kann.</w:t>
       </w:r>
     </w:p>
     <w:p>
@@ -4750,7 +4850,17 @@
     </w:p>
     <w:p>
       <w:r>
-        <w:t>Wirkpfad und Empfaenger. Wissenschaftliche Anschlussfaehigkeit entsteht hier durch Quellenklarheit. Bei Warum jede Kennzahl manipulierbar wird werden interne WOE-Begriffe nicht als Ersatz fuer Belege benutzt, sondern mit WOE-Bewertungslogik, SDG+, rote Linien, NWI/T-SROI-Abgrenzung und Schutzgueter verbunden. Wo die Datenlage offen bleibt, wird das offengelegt. Wo eine Aussage nur plausibel ist, bleibt sie als Wirkungspotenzial markiert. Wo ein Schaden eine rote Linie beruehrt, greift Nichtkompensation vor Durchschnittslogik.</w:t>
+        <w:t>Fallpruefung. Wenn ein Unternehmen ein Produkt, einen Prozess oder eine Investition wirkungsbezogen bewerten will, beginnt die Analyse bei Empfaengern, Wirkraum, Zeitraum und Datenquelle. Bei Auswertung aus der lebenden Website-Referenz muss dann geklaert werden, welche Entscheidung nach der Bewertung tatsaechlich anders ausfaellt. Eine tragfaehige Antwort benennt mindestens eine Quelle, eine offene Unsicherheit, eine moegliche Gegenbeobachtung und die Entscheidung, die nach der Bewertung geaendert wird.</w:t>
+      </w:r>
+    </w:p>
+    <w:p>
+      <w:r>
+        <w:t>Fuer die Bewertung reicht kein Summenscore, der zentrale Schaeden mit bequemen Pluspunkten verrechnet. Nichtkompensation und Reverse Merit Order markieren, wo rote Linien, demokratische Grundbedingungen oder planetare Grenzen Vorrang vor Durchschnittslogik haben. So bleibt positive Netto-Wirkung eine anspruchsvolle Zielgroesse und wird nicht zur dekorativen Formel.</w:t>
+      </w:r>
+    </w:p>
+    <w:p>
+      <w:r>
+        <w:t>Wirkpfadpruefung. Wissenschaftliche Anschlussfaehigkeit entsteht hier durch Quellenklarheit. Bei Warum jede Kennzahl manipulierbar wird werden interne WOE-Begriffe nicht als Ersatz fuer Belege benutzt, sondern mit WOE-Bewertungslogik, SDG+, rote Linien, NWI/T-SROI-Abgrenzung und Schutzgueter verbunden. Wo die Datenlage offen bleibt, wird das offengelegt. Wo eine Aussage nur plausibel ist, bleibt sie als Wirkungspotenzial markiert. Wo ein Schaden eine rote Linie beruehrt, greift Nichtkompensation vor Durchschnittslogik.</w:t>
       </w:r>
     </w:p>
     <w:p>
@@ -4760,82 +4870,12 @@
     </w:p>
     <w:p>
       <w:r>
-        <w:t>Rueckfluss. Fuer den WOE-Korpus bedeutet das: Begriffe aus Nichtkompensation gegen Greenwashing sollten dort geschaerft werden, wo sie in Glossar, Werkzeugen, Journal oder Readern doppeldeutig bleiben. Offene Forschungsfragen werden nicht versteckt. Sie markieren die Stelle, an der spaetere Evidenz, ein besserer Datensatz oder eine praezisere Fallstudie die Bewertung veraendern kann.</w:t>
-      </w:r>
-    </w:p>
-    <w:p>
-      <w:r>
-        <w:t>Daten, Quellen und Evidenz. In Grundstudium Wirkungsoekonomie wird Wirkungssimulation als neue Form der Scheinleistung erst steuerungsfaehig, wenn daraus eine Entscheidung folgt. Die Grundbegriffe muessen in spaeteren Modulen wiedererkennbar bleiben. Ohne diese Rueckkopplung bleibt Reporting eine Beschreibung. Mit Rueckkopplung wird aus Bewertung eine veraenderte Routine: ein anderer Prozess, ein geaenderter Anreiz, eine bessere Datenpflicht, eine korrigierte Kommunikation oder eine neue Priorisierung.</w:t>
-      </w:r>
-    </w:p>
-    <w:p>
-      <w:r>
-        <w:t>Die typische Fehlstelle bei Nichtkompensation gegen Greenwashing liegt darin, schwere Schaeden mit bequemen Pluspunkten zu verrechnen. Bei Wirkungssimulation als neue Form der Scheinleistung wird diese Fehlstelle konkret: Ein scheinbar plausibler Befund darf nicht zur Abkuerzung werden. Quellen, Systemgrenzen, Unsicherheit und Rueckkopplung bleiben sichtbar.</w:t>
-      </w:r>
-    </w:p>
-    <w:p>
-      <w:r>
-        <w:t>Bewertung und rote Linien. Die Grenze gegen Scheingenauigkeit verlaeuft bei Greenwashing und die Illusion ökologischer Wirkung nicht zwischen Optimismus und Pessimismus. Sie verlaeuft zwischen offengelegter Unsicherheit und rhetorischer Sicherheit. Wer Nichtkompensation gegen Greenwashing belastbar anwenden will, benennt Systemgrenze, Zeitraum, Vergleichspunkt und offene Gegenhypothese. Gerade dadurch bleibt das Skript anschlussfaehig fuer Forschung, Praxis und spaetere Revision.</w:t>
-      </w:r>
-    </w:p>
-    <w:p>
-      <w:r>
-        <w:t>Fuer die Pruefung ist Greenwashing und die Illusion ökologischer Wirkung dann verstanden, wenn daraus eine belastbare Fallantwort entsteht. Eine gute Antwort unterscheidet Beobachtung, Kausalannahme, Bewertung und Steuerungsfolge. Sie bewertet keine Menschen, sondern Wirkpfade, Zustandsveraenderungen, Risiken und institutionelle Bedingungen.</w:t>
-      </w:r>
-    </w:p>
-    <w:p>
-      <w:r>
-        <w:t>Kontrollfrage. Welche Entscheidung waere falsch, wenn Greenwashing und die Illusion ökologischer Wirkung in V35 missverstanden wird? Die Antwort muss mindestens eine Daten- oder Quellenannahme, eine betroffene Gruppe oder Schutzdimension, eine moegliche Nebenwirkung und einen Rueckkopplungsschritt nennen. Richtig ist nicht die lauteste Bewertung, sondern diejenige, die Begriff, Beleg und Steuerungsfolge zusammenhaelt.</w:t>
-      </w:r>
-    </w:p>
-    <w:p>
-      <w:r>
-        <w:t>Steuerung und Rueckkopplung. ESG-Theater und Nachhaltigkeit als Bühnenbild zeigt, warum Nichtkompensation gegen Greenwashing mehr ist als ein Schlagwort im Feld Bewertungsgrenzen, Nichtkompensation, Reverse Merit Order und positive Netto-Wirkung. Die wirkungsoekonomische Frage lautet: Welche reale Veraenderung wird moeglich, welche bleibt nur Potenzial und wo entsteht ein Wirkungsrisiko? Diese Unterscheidung schuetzt vor Impact-Washing, weil sie Absicht, Aktivitaet, Reichweite und Wirkung auseinanderhaelt.</w:t>
-      </w:r>
-    </w:p>
-    <w:p>
-      <w:r>
-        <w:t>Eine Kommune, ein Unternehmen oder eine Bildungsorganisation will Nichtkompensation gegen Greenwashing praktisch anwenden. Der erste Schritt ist nicht die Auswahl eines Instruments, sondern die Klaerung der Zustandsveraenderung. Bei ESG-Theater und Nachhaltigkeit als Bühnenbild muss deshalb benannt werden, wer betroffen ist, welcher Zustand sich veraendert, welche Frist gilt und welche Gegenbeobachtung die Annahme widerlegen wuerde. Erst danach entsteht eine begruendete Entscheidung im Feld Begriff, Fallbewertung, Wirkpfad, rote Linie, Quellenbeurteilung oder Rueckkopplungsregel.</w:t>
-      </w:r>
-    </w:p>
-    <w:p>
-      <w:r>
-        <w:t>Pruefungsnahe Anwendung. In V35 muss Warum der Planwirtschaftsvorwurf naheliegt immer mit Empfaengern gelesen werden. Wirkung entsteht nicht beim Sender, sondern an veraenderten Zustaenden von Menschen, Oekosystemen, Institutionen, Oeffentlichkeit oder kuenftigen Handlungsspielraeumen. Darum reicht es nicht, interne Aktivitaeten zu dokumentieren. Entscheidend ist, ob sich ein Zustand nachvollziehbar veraendert und ob diese Veraenderung im Referenzrahmen Mensch, Planet, Demokratie, SDGs, Agenda 2030 und SDG+ tragfaehig bewertet werden kann.</w:t>
-      </w:r>
-    </w:p>
-    <w:p>
-      <w:r>
-        <w:t>Ein Bericht behauptet, die Massnahme zu Nichtkompensation gegen Greenwashing sei erfolgreich. Die WOE-Lesart fragt bei Warum der Planwirtschaftsvorwurf naheliegt nach belastbaren Nachweisen: begriffliche Praezision, Fallbeschreibung, Quellenklarheit, Plausibilitaet und offene Unsicherheit. Wenn diese Nachweise fehlen, bleibt die Aussage Wirkungspotenzial oder Kommunikationsbehauptung. Sie kann wichtig sein, aber sie ist noch keine belegte Wirkung.</w:t>
-      </w:r>
-    </w:p>
-    <w:p>
-      <w:r>
-        <w:t>Transfer in den WOE-Korpus. Wissenschaftliche Anschlussfaehigkeit entsteht hier durch Quellenklarheit. Bei Einleitung / Wirkungsfrage werden interne WOE-Begriffe nicht als Ersatz fuer Belege benutzt, sondern mit WOE-Bewertungslogik, SDG+, rote Linien, NWI/T-SROI-Abgrenzung und Schutzgueter verbunden. Wo die Datenlage offen bleibt, wird das offengelegt. Wo eine Aussage nur plausibel ist, bleibt sie als Wirkungspotenzial markiert. Wo ein Schaden eine rote Linie beruehrt, greift Nichtkompensation vor Durchschnittslogik.</w:t>
-      </w:r>
-    </w:p>
-    <w:p>
-      <w:r>
-        <w:t>In einer kontroversen Entscheidung wirkt Einleitung / Wirkungsfrage als Pruefpunkt fuer Ambivalenz. Ein Nutzen fuer eine Gruppe kann mit Risiken fuer andere Wirkungsempfaenger einhergehen. Das Skript verlangt deshalb, positive und negative Zustandsveraenderungen getrennt zu fuehren, bevor von positiver Netto-Wirkung gesprochen wird.</w:t>
-      </w:r>
-    </w:p>
-    <w:p>
-      <w:r>
-        <w:t>Grenzen der Aussage. In Grundstudium Wirkungsoekonomie wird Kernaussage erst steuerungsfaehig, wenn daraus eine Entscheidung folgt. Die Grundbegriffe muessen in spaeteren Modulen wiedererkennbar bleiben. Ohne diese Rueckkopplung bleibt Reporting eine Beschreibung. Mit Rueckkopplung wird aus Bewertung eine veraenderte Routine: ein anderer Prozess, ein geaenderter Anreiz, eine bessere Datenpflicht, eine korrigierte Kommunikation oder eine neue Priorisierung.</w:t>
-      </w:r>
-    </w:p>
-    <w:p>
-      <w:r>
-        <w:t>Die typische Fehlstelle bei Nichtkompensation gegen Greenwashing liegt darin, schwere Schaeden mit bequemen Pluspunkten zu verrechnen. Bei Kernaussage wird diese Fehlstelle konkret: Ein scheinbar plausibler Befund darf nicht zur Abkuerzung werden. Quellen, Systemgrenzen, Unsicherheit und Rueckkopplung bleiben sichtbar.</w:t>
-      </w:r>
-    </w:p>
-    <w:p>
-      <w:r>
-        <w:t>Kontrollfrage. Welche Entscheidung waere falsch, wenn Kernaussage in V35 missverstanden wird? Die Antwort muss mindestens eine Daten- oder Quellenannahme, eine betroffene Gruppe oder Schutzdimension, eine moegliche Nebenwirkung und einen Rueckkopplungsschritt nennen. Richtig ist nicht die lauteste Bewertung, sondern diejenige, die Begriff, Beleg und Steuerungsfolge zusammenhaelt.</w:t>
-      </w:r>
-    </w:p>
-    <w:p>
-      <w:r>
-        <w:t>Rueckfluss. Fuer den WOE-Korpus bedeutet das: Begriffe aus Nichtkompensation gegen Greenwashing sollten dort geschaerft werden, wo sie in Glossar, Werkzeugen, Journal oder Readern doppeldeutig bleiben. Offene Forschungsfragen werden nicht versteckt. Sie markieren die Stelle, an der spaetere Evidenz, ein besserer Datensatz oder eine praezisere Fallstudie die Bewertung veraendern kann.</w:t>
+        <w:t>Fallpruefung. Wenn eine Bildungs- oder Forschungseinrichtung eine Wirkungsaussage fuer Lernende und Praxispartner pruefbar machen will, beginnt die Analyse bei Empfaengern, Wirkraum, Zeitraum und Datenquelle. Bei Warum jede Kennzahl manipulierbar wird muss dann geklaert werden, welche Begriffe, Quellen und Grenzen im Material sichtbar bleiben muessen. Eine tragfaehige Antwort benennt mindestens eine Quelle, eine offene Unsicherheit, eine moegliche Gegenbeobachtung und die Entscheidung, die nach der Bewertung geaendert wird.</w:t>
+      </w:r>
+    </w:p>
+    <w:p>
+      <w:r>
+        <w:t>Der Rueckfluss in den WOE-Korpus liegt hier in klaren Begriffen, sauber verlinkten Quellen und benannten Forschungsfragen. Wo Glossar, Werkzeuge, Journal oder Reader noch doppeldeutig bleiben, sollte Nichtkompensation gegen Greenwashing nicht als fertige Gewissheit auftreten, sondern als pruefbarer Lernstand mit Korrekturpfad.</w:t>
       </w:r>
     </w:p>
     <w:p>
@@ -4843,107 +4883,122 @@
         <w:pStyle w:val="Heading3"/>
       </w:pPr>
       <w:r>
-        <w:t>Schlussvertiefung 4: Nichtkompensation gegen Greenwashing im Anwendungsfall</w:t>
-      </w:r>
-    </w:p>
-    <w:p>
-      <w:r>
-        <w:t>Die folgenden Abschnitte sind keine neue Pruefungsloesung. Sie verdichten die vorhandenen Kapitel zu einer Lesart, mit der Studierende einen Fall selbststaendig analysieren koennen. Im Mittelpunkt stehen Bewertungsgrenzen, Nichtkompensation, Reverse Merit Order und positive Netto-Wirkung, nicht moralische Personenbewertung.</w:t>
-      </w:r>
-    </w:p>
-    <w:p>
-      <w:r>
-        <w:t>Begriffliche Schlussklaerung. Die Grenze gegen Scheingenauigkeit verlaeuft bei Quelltext und fachliche Grundlegung nicht zwischen Optimismus und Pessimismus. Sie verlaeuft zwischen offengelegter Unsicherheit und rhetorischer Sicherheit. Wer Nichtkompensation gegen Greenwashing belastbar anwenden will, benennt Systemgrenze, Zeitraum, Vergleichspunkt und offene Gegenhypothese. Gerade dadurch bleibt das Skript anschlussfaehig fuer Forschung, Praxis und spaetere Revision.</w:t>
-      </w:r>
-    </w:p>
-    <w:p>
-      <w:r>
-        <w:t>Fuer die Pruefung ist Quelltext und fachliche Grundlegung dann verstanden, wenn daraus eine belastbare Fallantwort entsteht. Eine gute Antwort unterscheidet Beobachtung, Kausalannahme, Bewertung und Steuerungsfolge. Sie bewertet keine Menschen, sondern Wirkpfade, Zustandsveraenderungen, Risiken und institutionelle Bedingungen.</w:t>
-      </w:r>
-    </w:p>
-    <w:p>
-      <w:r>
-        <w:t>Wirkpfad und Empfaenger. Einstieg / Wirkungsfrage zeigt, warum Nichtkompensation gegen Greenwashing mehr ist als ein Schlagwort im Feld Bewertungsgrenzen, Nichtkompensation, Reverse Merit Order und positive Netto-Wirkung. Die wirkungsoekonomische Frage lautet: Welche reale Veraenderung wird moeglich, welche bleibt nur Potenzial und wo entsteht ein Wirkungsrisiko? Diese Unterscheidung schuetzt vor Impact-Washing, weil sie Absicht, Aktivitaet, Reichweite und Wirkung auseinanderhaelt.</w:t>
-      </w:r>
-    </w:p>
-    <w:p>
-      <w:r>
-        <w:t>Eine Kommune, ein Unternehmen oder eine Bildungsorganisation will Nichtkompensation gegen Greenwashing praktisch anwenden. Der erste Schritt ist nicht die Auswahl eines Instruments, sondern die Klaerung der Zustandsveraenderung. Bei Einstieg / Wirkungsfrage muss deshalb benannt werden, wer betroffen ist, welcher Zustand sich veraendert, welche Frist gilt und welche Gegenbeobachtung die Annahme widerlegen wuerde. Erst danach entsteht eine begruendete Entscheidung im Feld Begriff, Fallbewertung, Wirkpfad, rote Linie, Quellenbeurteilung oder Rueckkopplungsregel.</w:t>
-      </w:r>
-    </w:p>
-    <w:p>
-      <w:r>
-        <w:t>Daten, Quellen und Evidenz. In V35 muss Skript / Folien (Lernseite) immer mit Empfaengern gelesen werden. Wirkung entsteht nicht beim Sender, sondern an veraenderten Zustaenden von Menschen, Oekosystemen, Institutionen, Oeffentlichkeit oder kuenftigen Handlungsspielraeumen. Darum reicht es nicht, interne Aktivitaeten zu dokumentieren. Entscheidend ist, ob sich ein Zustand nachvollziehbar veraendert und ob diese Veraenderung im Referenzrahmen Mensch, Planet, Demokratie, SDGs, Agenda 2030 und SDG+ tragfaehig bewertet werden kann.</w:t>
-      </w:r>
-    </w:p>
-    <w:p>
-      <w:r>
-        <w:t>Ein Bericht behauptet, die Massnahme zu Nichtkompensation gegen Greenwashing sei erfolgreich. Die WOE-Lesart fragt bei Skript / Folien (Lernseite) nach belastbaren Nachweisen: begriffliche Praezision, Fallbeschreibung, Quellenklarheit, Plausibilitaet und offene Unsicherheit. Wenn diese Nachweise fehlen, bleibt die Aussage Wirkungspotenzial oder Kommunikationsbehauptung. Sie kann wichtig sein, aber sie ist noch keine belegte Wirkung.</w:t>
-      </w:r>
-    </w:p>
-    <w:p>
-      <w:r>
-        <w:t>Bewertung und rote Linien. Wissenschaftliche Anschlussfaehigkeit entsteht hier durch Quellenklarheit. Bei Transferaufgabe werden interne WOE-Begriffe nicht als Ersatz fuer Belege benutzt, sondern mit WOE-Bewertungslogik, SDG+, rote Linien, NWI/T-SROI-Abgrenzung und Schutzgueter verbunden. Wo die Datenlage offen bleibt, wird das offengelegt. Wo eine Aussage nur plausibel ist, bleibt sie als Wirkungspotenzial markiert. Wo ein Schaden eine rote Linie beruehrt, greift Nichtkompensation vor Durchschnittslogik.</w:t>
-      </w:r>
-    </w:p>
-    <w:p>
-      <w:r>
-        <w:t>In einer kontroversen Entscheidung wirkt Transferaufgabe als Pruefpunkt fuer Ambivalenz. Ein Nutzen fuer eine Gruppe kann mit Risiken fuer andere Wirkungsempfaenger einhergehen. Das Skript verlangt deshalb, positive und negative Zustandsveraenderungen getrennt zu fuehren, bevor von positiver Netto-Wirkung gesprochen wird.</w:t>
-      </w:r>
-    </w:p>
-    <w:p>
-      <w:r>
-        <w:t>Kontrollfrage. Welche Entscheidung waere falsch, wenn Transferaufgabe in V35 missverstanden wird? Die Antwort muss mindestens eine Daten- oder Quellenannahme, eine betroffene Gruppe oder Schutzdimension, eine moegliche Nebenwirkung und einen Rueckkopplungsschritt nennen. Richtig ist nicht die lauteste Bewertung, sondern diejenige, die Begriff, Beleg und Steuerungsfolge zusammenhaelt.</w:t>
-      </w:r>
-    </w:p>
-    <w:p>
-      <w:r>
-        <w:t>Steuerung und Rueckkopplung. In Grundstudium Wirkungsoekonomie wird Praxisbeispiel erst steuerungsfaehig, wenn daraus eine Entscheidung folgt. Die Grundbegriffe muessen in spaeteren Modulen wiedererkennbar bleiben. Ohne diese Rueckkopplung bleibt Reporting eine Beschreibung. Mit Rueckkopplung wird aus Bewertung eine veraenderte Routine: ein anderer Prozess, ein geaenderter Anreiz, eine bessere Datenpflicht, eine korrigierte Kommunikation oder eine neue Priorisierung.</w:t>
-      </w:r>
-    </w:p>
-    <w:p>
-      <w:r>
-        <w:t>Die typische Fehlstelle bei Nichtkompensation gegen Greenwashing liegt darin, schwere Schaeden mit bequemen Pluspunkten zu verrechnen. Bei Praxisbeispiel wird diese Fehlstelle konkret: Ein scheinbar plausibler Befund darf nicht zur Abkuerzung werden. Quellen, Systemgrenzen, Unsicherheit und Rueckkopplung bleiben sichtbar.</w:t>
-      </w:r>
-    </w:p>
-    <w:p>
-      <w:r>
-        <w:t>Pruefungsnahe Anwendung. Die Grenze gegen Scheingenauigkeit verlaeuft bei Wirkungsökonomische Vertiefung nicht zwischen Optimismus und Pessimismus. Sie verlaeuft zwischen offengelegter Unsicherheit und rhetorischer Sicherheit. Wer Nichtkompensation gegen Greenwashing belastbar anwenden will, benennt Systemgrenze, Zeitraum, Vergleichspunkt und offene Gegenhypothese. Gerade dadurch bleibt das Skript anschlussfaehig fuer Forschung, Praxis und spaetere Revision.</w:t>
-      </w:r>
-    </w:p>
-    <w:p>
-      <w:r>
-        <w:t>Fuer die Pruefung ist Wirkungsökonomische Vertiefung dann verstanden, wenn daraus eine belastbare Fallantwort entsteht. Eine gute Antwort unterscheidet Beobachtung, Kausalannahme, Bewertung und Steuerungsfolge. Sie bewertet keine Menschen, sondern Wirkpfade, Zustandsveraenderungen, Risiken und institutionelle Bedingungen.</w:t>
-      </w:r>
-    </w:p>
-    <w:p>
-      <w:r>
-        <w:t>Rueckfluss. Fuer den WOE-Korpus bedeutet das: Begriffe aus Nichtkompensation gegen Greenwashing sollten dort geschaerft werden, wo sie in Glossar, Werkzeugen, Journal oder Readern doppeldeutig bleiben. Offene Forschungsfragen werden nicht versteckt. Sie markieren die Stelle, an der spaetere Evidenz, ein besserer Datensatz oder eine praezisere Fallstudie die Bewertung veraendern kann.</w:t>
-      </w:r>
-    </w:p>
-    <w:p>
-      <w:r>
-        <w:t>Transfer in den WOE-Korpus. Begriffliche Präzision zeigt, warum Nichtkompensation gegen Greenwashing mehr ist als ein Schlagwort im Feld Bewertungsgrenzen, Nichtkompensation, Reverse Merit Order und positive Netto-Wirkung. Die wirkungsoekonomische Frage lautet: Welche reale Veraenderung wird moeglich, welche bleibt nur Potenzial und wo entsteht ein Wirkungsrisiko? Diese Unterscheidung schuetzt vor Impact-Washing, weil sie Absicht, Aktivitaet, Reichweite und Wirkung auseinanderhaelt.</w:t>
-      </w:r>
-    </w:p>
-    <w:p>
-      <w:r>
-        <w:t>Eine Kommune, ein Unternehmen oder eine Bildungsorganisation will Nichtkompensation gegen Greenwashing praktisch anwenden. Der erste Schritt ist nicht die Auswahl eines Instruments, sondern die Klaerung der Zustandsveraenderung. Bei Begriffliche Präzision muss deshalb benannt werden, wer betroffen ist, welcher Zustand sich veraendert, welche Frist gilt und welche Gegenbeobachtung die Annahme widerlegen wuerde. Erst danach entsteht eine begruendete Entscheidung im Feld Begriff, Fallbewertung, Wirkpfad, rote Linie, Quellenbeurteilung oder Rueckkopplungsregel.</w:t>
-      </w:r>
-    </w:p>
-    <w:p>
-      <w:r>
-        <w:t>Grenzen der Aussage. In V35 muss Wirkpfad immer mit Empfaengern gelesen werden. Wirkung entsteht nicht beim Sender, sondern an veraenderten Zustaenden von Menschen, Oekosystemen, Institutionen, Oeffentlichkeit oder kuenftigen Handlungsspielraeumen. Darum reicht es nicht, interne Aktivitaeten zu dokumentieren. Entscheidend ist, ob sich ein Zustand nachvollziehbar veraendert und ob diese Veraenderung im Referenzrahmen Mensch, Planet, Demokratie, SDGs, Agenda 2030 und SDG+ tragfaehig bewertet werden kann.</w:t>
-      </w:r>
-    </w:p>
-    <w:p>
-      <w:r>
-        <w:t>Ein Bericht behauptet, die Massnahme zu Nichtkompensation gegen Greenwashing sei erfolgreich. Die WOE-Lesart fragt bei Wirkpfad nach belastbaren Nachweisen: begriffliche Praezision, Fallbeschreibung, Quellenklarheit, Plausibilitaet und offene Unsicherheit. Wenn diese Nachweise fehlen, bleibt die Aussage Wirkungspotenzial oder Kommunikationsbehauptung. Sie kann wichtig sein, aber sie ist noch keine belegte Wirkung.</w:t>
-      </w:r>
-    </w:p>
-    <w:p>
-      <w:r>
-        <w:t>Kontrollfrage. Welche Entscheidung waere falsch, wenn Wirkpfad in V35 missverstanden wird? Die Antwort muss mindestens eine Daten- oder Quellenannahme, eine betroffene Gruppe oder Schutzdimension, eine moegliche Nebenwirkung und einen Rueckkopplungsschritt nennen. Richtig ist nicht die lauteste Bewertung, sondern diejenige, die Begriff, Beleg und Steuerungsfolge zusammenhaelt.</w:t>
+        <w:t>Vertiefungsrunde 4: Anschluss an Praxis und Forschung</w:t>
+      </w:r>
+    </w:p>
+    <w:p>
+      <w:r>
+        <w:t>Diese Runde wechselt den Blickwinkel, damit der Schlussblock nicht nur wiederholt, sondern Leseentscheidungen vorbereitet: Was ist belegt, was bleibt Potenzial, welche Nebenwirkung ist relevant und welche Steuerungsfolge wird daraus abgeleitet?</w:t>
+      </w:r>
+    </w:p>
+    <w:p>
+      <w:r>
+        <w:t>Evidenzfenster. In Grundstudium Wirkungsoekonomie wird Wirkungssimulation als neue Form der Scheinleistung erst steuerungsfaehig, wenn daraus eine Entscheidung folgt. Die Grundbegriffe muessen in spaeteren Modulen wiedererkennbar bleiben. Ohne diese Rueckkopplung bleibt Reporting eine Beschreibung. Mit Rueckkopplung wird aus Bewertung eine veraenderte Routine: ein anderer Prozess, ein geaenderter Anreiz, eine bessere Datenpflicht, eine korrigierte Kommunikation oder eine neue Priorisierung.</w:t>
+      </w:r>
+    </w:p>
+    <w:p>
+      <w:r>
+        <w:t>Die typische Fehlstelle bei Nichtkompensation gegen Greenwashing liegt darin, schwere Schaeden mit bequemen Pluspunkten zu verrechnen. Bei Wirkungssimulation als neue Form der Scheinleistung wird diese Fehlstelle konkret: Ein scheinbar plausibler Befund darf nicht zur Abkuerzung werden. Quellen, Systemgrenzen, Unsicherheit und Rueckkopplung bleiben sichtbar.</w:t>
+      </w:r>
+    </w:p>
+    <w:p>
+      <w:r>
+        <w:t>Fallpruefung. Wenn eine Kommune eine bestehende Massnahme neu priorisieren will, beginnt die Analyse bei Empfaengern, Wirkraum, Zeitraum und Datenquelle. Bei Wirkungssimulation als neue Form der Scheinleistung muss dann geklaert werden, ob Ressourcen umgeschichtet, Daten nacherhoben oder Zielkonflikte offengelegt werden. Eine tragfaehige Antwort benennt mindestens eine Quelle, eine offene Unsicherheit, eine moegliche Gegenbeobachtung und die Entscheidung, die nach der Bewertung geaendert wird.</w:t>
+      </w:r>
+    </w:p>
+    <w:p>
+      <w:r>
+        <w:t>Bewertungsgrenze. Die Grenze gegen Scheingenauigkeit verlaeuft bei Greenwashing und die Illusion ökologischer Wirkung nicht zwischen Optimismus und Pessimismus. Sie verlaeuft zwischen offengelegter Unsicherheit und rhetorischer Sicherheit. Wer Nichtkompensation gegen Greenwashing belastbar anwenden will, benennt Systemgrenze, Zeitraum, Vergleichspunkt und offene Gegenhypothese. Gerade dadurch bleibt das Skript anschlussfaehig fuer Forschung, Praxis und spaetere Revision.</w:t>
+      </w:r>
+    </w:p>
+    <w:p>
+      <w:r>
+        <w:t>Fuer die Pruefung ist Greenwashing und die Illusion ökologischer Wirkung dann verstanden, wenn daraus eine belastbare Fallantwort entsteht. Eine gute Antwort unterscheidet Beobachtung, Kausalannahme, Bewertung und Steuerungsfolge. Sie bewertet keine Menschen, sondern Wirkpfade, Zustandsveraenderungen, Risiken und institutionelle Bedingungen.</w:t>
+      </w:r>
+    </w:p>
+    <w:p>
+      <w:r>
+        <w:t>Fallpruefung. Wenn ein Unternehmen ein Produkt, einen Prozess oder eine Investition wirkungsbezogen bewerten will, beginnt die Analyse bei Empfaengern, Wirkraum, Zeitraum und Datenquelle. Bei Greenwashing und die Illusion ökologischer Wirkung muss dann geklaert werden, welche Entscheidung nach der Bewertung tatsaechlich anders ausfaellt. Eine tragfaehige Antwort benennt mindestens eine Quelle, eine offene Unsicherheit, eine moegliche Gegenbeobachtung und die Entscheidung, die nach der Bewertung geaendert wird.</w:t>
+      </w:r>
+    </w:p>
+    <w:p>
+      <w:r>
+        <w:t>Fuer die Bewertung reicht kein Summenscore, der zentrale Schaeden mit bequemen Pluspunkten verrechnet. Nichtkompensation und Reverse Merit Order markieren, wo rote Linien, demokratische Grundbedingungen oder planetare Grenzen Vorrang vor Durchschnittslogik haben. So bleibt positive Netto-Wirkung eine anspruchsvolle Zielgroesse und wird nicht zur dekorativen Formel.</w:t>
+      </w:r>
+    </w:p>
+    <w:p>
+      <w:r>
+        <w:t>Steuerungsfolge. ESG-Theater und Nachhaltigkeit als Bühnenbild zeigt, warum Nichtkompensation gegen Greenwashing mehr ist als ein Schlagwort im Feld Bewertungsgrenzen, Nichtkompensation, Reverse Merit Order und positive Netto-Wirkung. Die wirkungsoekonomische Frage lautet: Welche reale Veraenderung wird moeglich, welche bleibt nur Potenzial und wo entsteht ein Wirkungsrisiko? Diese Unterscheidung schuetzt vor Impact-Washing, weil sie Absicht, Aktivitaet, Reichweite und Wirkung auseinanderhaelt.</w:t>
+      </w:r>
+    </w:p>
+    <w:p>
+      <w:r>
+        <w:t>Eine Kommune, ein Unternehmen oder eine Bildungsorganisation will Nichtkompensation gegen Greenwashing praktisch anwenden. Der erste Schritt ist nicht die Auswahl eines Instruments, sondern die Klaerung der Zustandsveraenderung. Bei ESG-Theater und Nachhaltigkeit als Bühnenbild muss deshalb benannt werden, wer betroffen ist, welcher Zustand sich veraendert, welche Frist gilt und welche Gegenbeobachtung die Annahme widerlegen wuerde. Erst danach entsteht eine begruendete Entscheidung im Feld Begriff, Fallbewertung, Wirkpfad, rote Linie, Quellenbeurteilung oder Rueckkopplungsregel.</w:t>
+      </w:r>
+    </w:p>
+    <w:p>
+      <w:r>
+        <w:t>Fallpruefung. Wenn eine Bildungs- oder Forschungseinrichtung eine Wirkungsaussage fuer Lernende und Praxispartner pruefbar machen will, beginnt die Analyse bei Empfaengern, Wirkraum, Zeitraum und Datenquelle. Bei ESG-Theater und Nachhaltigkeit als Bühnenbild muss dann geklaert werden, welche Begriffe, Quellen und Grenzen im Material sichtbar bleiben muessen. Eine tragfaehige Antwort benennt mindestens eine Quelle, eine offene Unsicherheit, eine moegliche Gegenbeobachtung und die Entscheidung, die nach der Bewertung geaendert wird.</w:t>
+      </w:r>
+    </w:p>
+    <w:p>
+      <w:r>
+        <w:t>Der Rueckfluss in den WOE-Korpus liegt hier in klaren Begriffen, sauber verlinkten Quellen und benannten Forschungsfragen. Wo Glossar, Werkzeuge, Journal oder Reader noch doppeldeutig bleiben, sollte Nichtkompensation gegen Greenwashing nicht als fertige Gewissheit auftreten, sondern als pruefbarer Lernstand mit Korrekturpfad.</w:t>
+      </w:r>
+    </w:p>
+    <w:p>
+      <w:r>
+        <w:t>Transferhinweis. In V35 muss Warum der Planwirtschaftsvorwurf naheliegt immer mit Empfaengern gelesen werden. Wirkung entsteht nicht beim Sender, sondern an veraenderten Zustaenden von Menschen, Oekosystemen, Institutionen, Oeffentlichkeit oder kuenftigen Handlungsspielraeumen. Darum reicht es nicht, interne Aktivitaeten zu dokumentieren. Entscheidend ist, ob sich ein Zustand nachvollziehbar veraendert und ob diese Veraenderung im Referenzrahmen Mensch, Planet, Demokratie, SDGs, Agenda 2030 und SDG+ tragfaehig bewertet werden kann.</w:t>
+      </w:r>
+    </w:p>
+    <w:p>
+      <w:r>
+        <w:t>Ein Bericht behauptet, die Massnahme zu Nichtkompensation gegen Greenwashing sei erfolgreich. Die WOE-Lesart fragt bei Warum der Planwirtschaftsvorwurf naheliegt nach belastbaren Nachweisen: begriffliche Praezision, Fallbeschreibung, Quellenklarheit, Plausibilitaet und offene Unsicherheit. Wenn diese Nachweise fehlen, bleibt die Aussage Wirkungspotenzial oder Kommunikationsbehauptung. Sie kann wichtig sein, aber sie ist noch keine belegte Wirkung.</w:t>
+      </w:r>
+    </w:p>
+    <w:p>
+      <w:r>
+        <w:t>Fallpruefung. Wenn eine Kommune eine bestehende Massnahme neu priorisieren will, beginnt die Analyse bei Empfaengern, Wirkraum, Zeitraum und Datenquelle. Bei Warum der Planwirtschaftsvorwurf naheliegt muss dann geklaert werden, ob Ressourcen umgeschichtet, Daten nacherhoben oder Zielkonflikte offengelegt werden. Eine tragfaehige Antwort benennt mindestens eine Quelle, eine offene Unsicherheit, eine moegliche Gegenbeobachtung und die Entscheidung, die nach der Bewertung geaendert wird.</w:t>
+      </w:r>
+    </w:p>
+    <w:p>
+      <w:r>
+        <w:t>Rueckflussnotiz. Wissenschaftliche Anschlussfaehigkeit entsteht hier durch Quellenklarheit. Bei Einleitung / Wirkungsfrage werden interne WOE-Begriffe nicht als Ersatz fuer Belege benutzt, sondern mit WOE-Bewertungslogik, SDG+, rote Linien, NWI/T-SROI-Abgrenzung und Schutzgueter verbunden. Wo die Datenlage offen bleibt, wird das offengelegt. Wo eine Aussage nur plausibel ist, bleibt sie als Wirkungspotenzial markiert. Wo ein Schaden eine rote Linie beruehrt, greift Nichtkompensation vor Durchschnittslogik.</w:t>
+      </w:r>
+    </w:p>
+    <w:p>
+      <w:r>
+        <w:t>In einer kontroversen Entscheidung wirkt Einleitung / Wirkungsfrage als Pruefpunkt fuer Ambivalenz. Ein Nutzen fuer eine Gruppe kann mit Risiken fuer andere Wirkungsempfaenger einhergehen. Das Skript verlangt deshalb, positive und negative Zustandsveraenderungen getrennt zu fuehren, bevor von positiver Netto-Wirkung gesprochen wird.</w:t>
+      </w:r>
+    </w:p>
+    <w:p>
+      <w:r>
+        <w:t>Fallpruefung. Wenn ein Unternehmen ein Produkt, einen Prozess oder eine Investition wirkungsbezogen bewerten will, beginnt die Analyse bei Empfaengern, Wirkraum, Zeitraum und Datenquelle. Bei Einleitung / Wirkungsfrage muss dann geklaert werden, welche Entscheidung nach der Bewertung tatsaechlich anders ausfaellt. Eine tragfaehige Antwort benennt mindestens eine Quelle, eine offene Unsicherheit, eine moegliche Gegenbeobachtung und die Entscheidung, die nach der Bewertung geaendert wird.</w:t>
+      </w:r>
+    </w:p>
+    <w:p>
+      <w:r>
+        <w:t>Fuer die Bewertung reicht kein Summenscore, der zentrale Schaeden mit bequemen Pluspunkten verrechnet. Nichtkompensation und Reverse Merit Order markieren, wo rote Linien, demokratische Grundbedingungen oder planetare Grenzen Vorrang vor Durchschnittslogik haben. So bleibt positive Netto-Wirkung eine anspruchsvolle Zielgroesse und wird nicht zur dekorativen Formel.</w:t>
+      </w:r>
+    </w:p>
+    <w:p>
+      <w:r>
+        <w:t>Pruefungsimpuls. In Grundstudium Wirkungsoekonomie wird Kernaussage erst steuerungsfaehig, wenn daraus eine Entscheidung folgt. Die Grundbegriffe muessen in spaeteren Modulen wiedererkennbar bleiben. Ohne diese Rueckkopplung bleibt Reporting eine Beschreibung. Mit Rueckkopplung wird aus Bewertung eine veraenderte Routine: ein anderer Prozess, ein geaenderter Anreiz, eine bessere Datenpflicht, eine korrigierte Kommunikation oder eine neue Priorisierung.</w:t>
+      </w:r>
+    </w:p>
+    <w:p>
+      <w:r>
+        <w:t>Die typische Fehlstelle bei Nichtkompensation gegen Greenwashing liegt darin, schwere Schaeden mit bequemen Pluspunkten zu verrechnen. Bei Kernaussage wird diese Fehlstelle konkret: Ein scheinbar plausibler Befund darf nicht zur Abkuerzung werden. Quellen, Systemgrenzen, Unsicherheit und Rueckkopplung bleiben sichtbar.</w:t>
+      </w:r>
+    </w:p>
+    <w:p>
+      <w:r>
+        <w:t>Fallpruefung. Wenn eine Bildungs- oder Forschungseinrichtung eine Wirkungsaussage fuer Lernende und Praxispartner pruefbar machen will, beginnt die Analyse bei Empfaengern, Wirkraum, Zeitraum und Datenquelle. Bei Kernaussage muss dann geklaert werden, welche Begriffe, Quellen und Grenzen im Material sichtbar bleiben muessen. Eine tragfaehige Antwort benennt mindestens eine Quelle, eine offene Unsicherheit, eine moegliche Gegenbeobachtung und die Entscheidung, die nach der Bewertung geaendert wird.</w:t>
+      </w:r>
+    </w:p>
+    <w:p>
+      <w:r>
+        <w:t>Der Rueckfluss in den WOE-Korpus liegt hier in klaren Begriffen, sauber verlinkten Quellen und benannten Forschungsfragen. Wo Glossar, Werkzeuge, Journal oder Reader noch doppeldeutig bleiben, sollte Nichtkompensation gegen Greenwashing nicht als fertige Gewissheit auftreten, sondern als pruefbarer Lernstand mit Korrekturpfad.</w:t>
       </w:r>
     </w:p>
     <w:p>
@@ -4951,155 +5006,102 @@
         <w:pStyle w:val="Heading3"/>
       </w:pPr>
       <w:r>
-        <w:t>Schlussvertiefung 5: Nichtkompensation gegen Greenwashing im Anwendungsfall</w:t>
-      </w:r>
-    </w:p>
-    <w:p>
-      <w:r>
-        <w:t>Die folgenden Abschnitte sind keine neue Pruefungsloesung. Sie verdichten die vorhandenen Kapitel zu einer Lesart, mit der Studierende einen Fall selbststaendig analysieren koennen. Im Mittelpunkt stehen Bewertungsgrenzen, Nichtkompensation, Reverse Merit Order und positive Netto-Wirkung, nicht moralische Personenbewertung.</w:t>
-      </w:r>
-    </w:p>
-    <w:p>
-      <w:r>
-        <w:t>Begriffliche Schlussklaerung. Wissenschaftliche Anschlussfaehigkeit entsteht hier durch Quellenklarheit. Bei Leitthese werden interne WOE-Begriffe nicht als Ersatz fuer Belege benutzt, sondern mit WOE-Bewertungslogik, SDG+, rote Linien, NWI/T-SROI-Abgrenzung und Schutzgueter verbunden. Wo die Datenlage offen bleibt, wird das offengelegt. Wo eine Aussage nur plausibel ist, bleibt sie als Wirkungspotenzial markiert. Wo ein Schaden eine rote Linie beruehrt, greift Nichtkompensation vor Durchschnittslogik.</w:t>
-      </w:r>
-    </w:p>
-    <w:p>
-      <w:r>
-        <w:t>In einer kontroversen Entscheidung wirkt Leitthese als Pruefpunkt fuer Ambivalenz. Ein Nutzen fuer eine Gruppe kann mit Risiken fuer andere Wirkungsempfaenger einhergehen. Das Skript verlangt deshalb, positive und negative Zustandsveraenderungen getrennt zu fuehren, bevor von positiver Netto-Wirkung gesprochen wird.</w:t>
-      </w:r>
-    </w:p>
-    <w:p>
-      <w:r>
-        <w:t>Wirkpfad und Empfaenger. In Grundstudium Wirkungsoekonomie wird Didaktische Einordnung im Studiengang erst steuerungsfaehig, wenn daraus eine Entscheidung folgt. Die Grundbegriffe muessen in spaeteren Modulen wiedererkennbar bleiben. Ohne diese Rueckkopplung bleibt Reporting eine Beschreibung. Mit Rueckkopplung wird aus Bewertung eine veraenderte Routine: ein anderer Prozess, ein geaenderter Anreiz, eine bessere Datenpflicht, eine korrigierte Kommunikation oder eine neue Priorisierung.</w:t>
-      </w:r>
-    </w:p>
-    <w:p>
-      <w:r>
-        <w:t>Die typische Fehlstelle bei Nichtkompensation gegen Greenwashing liegt darin, schwere Schaeden mit bequemen Pluspunkten zu verrechnen. Bei Didaktische Einordnung im Studiengang wird diese Fehlstelle konkret: Ein scheinbar plausibler Befund darf nicht zur Abkuerzung werden. Quellen, Systemgrenzen, Unsicherheit und Rueckkopplung bleiben sichtbar.</w:t>
-      </w:r>
-    </w:p>
-    <w:p>
-      <w:r>
-        <w:t>Daten, Quellen und Evidenz. Die Grenze gegen Scheingenauigkeit verlaeuft bei Analysemodell nicht zwischen Optimismus und Pessimismus. Sie verlaeuft zwischen offengelegter Unsicherheit und rhetorischer Sicherheit. Wer Nichtkompensation gegen Greenwashing belastbar anwenden will, benennt Systemgrenze, Zeitraum, Vergleichspunkt und offene Gegenhypothese. Gerade dadurch bleibt das Skript anschlussfaehig fuer Forschung, Praxis und spaetere Revision.</w:t>
-      </w:r>
-    </w:p>
-    <w:p>
-      <w:r>
-        <w:t>Fuer die Pruefung ist Analysemodell dann verstanden, wenn daraus eine belastbare Fallantwort entsteht. Eine gute Antwort unterscheidet Beobachtung, Kausalannahme, Bewertung und Steuerungsfolge. Sie bewertet keine Menschen, sondern Wirkpfade, Zustandsveraenderungen, Risiken und institutionelle Bedingungen.</w:t>
-      </w:r>
-    </w:p>
-    <w:p>
-      <w:r>
-        <w:t>Bewertung und rote Linien. Modellformel zeigt, warum Nichtkompensation gegen Greenwashing mehr ist als ein Schlagwort im Feld Bewertungsgrenzen, Nichtkompensation, Reverse Merit Order und positive Netto-Wirkung. Die wirkungsoekonomische Frage lautet: Welche reale Veraenderung wird moeglich, welche bleibt nur Potenzial und wo entsteht ein Wirkungsrisiko? Diese Unterscheidung schuetzt vor Impact-Washing, weil sie Absicht, Aktivitaet, Reichweite und Wirkung auseinanderhaelt.</w:t>
-      </w:r>
-    </w:p>
-    <w:p>
-      <w:r>
-        <w:t>Eine Kommune, ein Unternehmen oder eine Bildungsorganisation will Nichtkompensation gegen Greenwashing praktisch anwenden. Der erste Schritt ist nicht die Auswahl eines Instruments, sondern die Klaerung der Zustandsveraenderung. Bei Modellformel muss deshalb benannt werden, wer betroffen ist, welcher Zustand sich veraendert, welche Frist gilt und welche Gegenbeobachtung die Annahme widerlegen wuerde. Erst danach entsteht eine begruendete Entscheidung im Feld Begriff, Fallbewertung, Wirkpfad, rote Linie, Quellenbeurteilung oder Rueckkopplungsregel.</w:t>
-      </w:r>
-    </w:p>
-    <w:p>
-      <w:r>
-        <w:t>Kontrollfrage. Welche Entscheidung waere falsch, wenn Modellformel in V35 missverstanden wird? Die Antwort muss mindestens eine Daten- oder Quellenannahme, eine betroffene Gruppe oder Schutzdimension, eine moegliche Nebenwirkung und einen Rueckkopplungsschritt nennen. Richtig ist nicht die lauteste Bewertung, sondern diejenige, die Begriff, Beleg und Steuerungsfolge zusammenhaelt.</w:t>
-      </w:r>
-    </w:p>
-    <w:p>
-      <w:r>
-        <w:t>Rueckfluss. Fuer den WOE-Korpus bedeutet das: Begriffe aus Nichtkompensation gegen Greenwashing sollten dort geschaerft werden, wo sie in Glossar, Werkzeugen, Journal oder Readern doppeldeutig bleiben. Offene Forschungsfragen werden nicht versteckt. Sie markieren die Stelle, an der spaetere Evidenz, ein besserer Datensatz oder eine praezisere Fallstudie die Bewertung veraendern kann.</w:t>
-      </w:r>
-    </w:p>
-    <w:p>
-      <w:r>
-        <w:t>Steuerung und Rueckkopplung. In V35 muss Fallfenster immer mit Empfaengern gelesen werden. Wirkung entsteht nicht beim Sender, sondern an veraenderten Zustaenden von Menschen, Oekosystemen, Institutionen, Oeffentlichkeit oder kuenftigen Handlungsspielraeumen. Darum reicht es nicht, interne Aktivitaeten zu dokumentieren. Entscheidend ist, ob sich ein Zustand nachvollziehbar veraendert und ob diese Veraenderung im Referenzrahmen Mensch, Planet, Demokratie, SDGs, Agenda 2030 und SDG+ tragfaehig bewertet werden kann.</w:t>
-      </w:r>
-    </w:p>
-    <w:p>
-      <w:r>
-        <w:t>Ein Bericht behauptet, die Massnahme zu Nichtkompensation gegen Greenwashing sei erfolgreich. Die WOE-Lesart fragt bei Fallfenster nach belastbaren Nachweisen: begriffliche Praezision, Fallbeschreibung, Quellenklarheit, Plausibilitaet und offene Unsicherheit. Wenn diese Nachweise fehlen, bleibt die Aussage Wirkungspotenzial oder Kommunikationsbehauptung. Sie kann wichtig sein, aber sie ist noch keine belegte Wirkung.</w:t>
-      </w:r>
-    </w:p>
-    <w:p>
-      <w:r>
-        <w:t>Pruefungsnahe Anwendung. Wissenschaftliche Anschlussfaehigkeit entsteht hier durch Quellenklarheit. Bei Prüfungsnahe Fallfragen ohne geschützte Antwortlogik werden interne WOE-Begriffe nicht als Ersatz fuer Belege benutzt, sondern mit WOE-Bewertungslogik, SDG+, rote Linien, NWI/T-SROI-Abgrenzung und Schutzgueter verbunden. Wo die Datenlage offen bleibt, wird das offengelegt. Wo eine Aussage nur plausibel ist, bleibt sie als Wirkungspotenzial markiert. Wo ein Schaden eine rote Linie beruehrt, greift Nichtkompensation vor Durchschnittslogik.</w:t>
-      </w:r>
-    </w:p>
-    <w:p>
-      <w:r>
-        <w:t>In einer kontroversen Entscheidung wirkt Prüfungsnahe Fallfragen ohne geschützte Antwortlogik als Pruefpunkt fuer Ambivalenz. Ein Nutzen fuer eine Gruppe kann mit Risiken fuer andere Wirkungsempfaenger einhergehen. Das Skript verlangt deshalb, positive und negative Zustandsveraenderungen getrennt zu fuehren, bevor von positiver Netto-Wirkung gesprochen wird.</w:t>
-      </w:r>
-    </w:p>
-    <w:p>
-      <w:r>
-        <w:t>Transfer in den WOE-Korpus. In Grundstudium Wirkungsoekonomie wird Auswertung aus der lebenden Website-Referenz erst steuerungsfaehig, wenn daraus eine Entscheidung folgt. Die Grundbegriffe muessen in spaeteren Modulen wiedererkennbar bleiben. Ohne diese Rueckkopplung bleibt Reporting eine Beschreibung. Mit Rueckkopplung wird aus Bewertung eine veraenderte Routine: ein anderer Prozess, ein geaenderter Anreiz, eine bessere Datenpflicht, eine korrigierte Kommunikation oder eine neue Priorisierung.</w:t>
-      </w:r>
-    </w:p>
-    <w:p>
-      <w:r>
-        <w:t>Die typische Fehlstelle bei Nichtkompensation gegen Greenwashing liegt darin, schwere Schaeden mit bequemen Pluspunkten zu verrechnen. Bei Auswertung aus der lebenden Website-Referenz wird diese Fehlstelle konkret: Ein scheinbar plausibler Befund darf nicht zur Abkuerzung werden. Quellen, Systemgrenzen, Unsicherheit und Rueckkopplung bleiben sichtbar.</w:t>
-      </w:r>
-    </w:p>
-    <w:p>
-      <w:r>
-        <w:t>Grenzen der Aussage. Die Grenze gegen Scheingenauigkeit verlaeuft bei Warum jede Kennzahl manipulierbar wird nicht zwischen Optimismus und Pessimismus. Sie verlaeuft zwischen offengelegter Unsicherheit und rhetorischer Sicherheit. Wer Nichtkompensation gegen Greenwashing belastbar anwenden will, benennt Systemgrenze, Zeitraum, Vergleichspunkt und offene Gegenhypothese. Gerade dadurch bleibt das Skript anschlussfaehig fuer Forschung, Praxis und spaetere Revision.</w:t>
-      </w:r>
-    </w:p>
-    <w:p>
-      <w:r>
-        <w:t>Fuer die Pruefung ist Warum jede Kennzahl manipulierbar wird dann verstanden, wenn daraus eine belastbare Fallantwort entsteht. Eine gute Antwort unterscheidet Beobachtung, Kausalannahme, Bewertung und Steuerungsfolge. Sie bewertet keine Menschen, sondern Wirkpfade, Zustandsveraenderungen, Risiken und institutionelle Bedingungen.</w:t>
-      </w:r>
-    </w:p>
-    <w:p>
-      <w:r>
-        <w:t>Kontrollfrage. Welche Entscheidung waere falsch, wenn Warum jede Kennzahl manipulierbar wird in V35 missverstanden wird? Die Antwort muss mindestens eine Daten- oder Quellenannahme, eine betroffene Gruppe oder Schutzdimension, eine moegliche Nebenwirkung und einen Rueckkopplungsschritt nennen. Richtig ist nicht die lauteste Bewertung, sondern diejenige, die Begriff, Beleg und Steuerungsfolge zusammenhaelt.</w:t>
-      </w:r>
-    </w:p>
-    <w:p>
-      <w:pPr>
-        <w:pStyle w:val="Heading3"/>
-      </w:pPr>
-      <w:r>
-        <w:t>Schlussvertiefung 6: Nichtkompensation gegen Greenwashing im Anwendungsfall</w:t>
-      </w:r>
-    </w:p>
-    <w:p>
-      <w:r>
-        <w:t>Die folgenden Abschnitte sind keine neue Pruefungsloesung. Sie verdichten die vorhandenen Kapitel zu einer Lesart, mit der Studierende einen Fall selbststaendig analysieren koennen. Im Mittelpunkt stehen Bewertungsgrenzen, Nichtkompensation, Reverse Merit Order und positive Netto-Wirkung, nicht moralische Personenbewertung.</w:t>
-      </w:r>
-    </w:p>
-    <w:p>
-      <w:r>
-        <w:t>Begriffliche Schlussklaerung. Wirkungssimulation als neue Form der Scheinleistung zeigt, warum Nichtkompensation gegen Greenwashing mehr ist als ein Schlagwort im Feld Bewertungsgrenzen, Nichtkompensation, Reverse Merit Order und positive Netto-Wirkung. Die wirkungsoekonomische Frage lautet: Welche reale Veraenderung wird moeglich, welche bleibt nur Potenzial und wo entsteht ein Wirkungsrisiko? Diese Unterscheidung schuetzt vor Impact-Washing, weil sie Absicht, Aktivitaet, Reichweite und Wirkung auseinanderhaelt.</w:t>
-      </w:r>
-    </w:p>
-    <w:p>
-      <w:r>
-        <w:t>Eine Kommune, ein Unternehmen oder eine Bildungsorganisation will Nichtkompensation gegen Greenwashing praktisch anwenden. Der erste Schritt ist nicht die Auswahl eines Instruments, sondern die Klaerung der Zustandsveraenderung. Bei Wirkungssimulation als neue Form der Scheinleistung muss deshalb benannt werden, wer betroffen ist, welcher Zustand sich veraendert, welche Frist gilt und welche Gegenbeobachtung die Annahme widerlegen wuerde. Erst danach entsteht eine begruendete Entscheidung im Feld Begriff, Fallbewertung, Wirkpfad, rote Linie, Quellenbeurteilung oder Rueckkopplungsregel.</w:t>
-      </w:r>
-    </w:p>
-    <w:p>
-      <w:r>
-        <w:t>Wirkpfad und Empfaenger. In V35 muss Greenwashing und die Illusion ökologischer Wirkung immer mit Empfaengern gelesen werden. Wirkung entsteht nicht beim Sender, sondern an veraenderten Zustaenden von Menschen, Oekosystemen, Institutionen, Oeffentlichkeit oder kuenftigen Handlungsspielraeumen. Darum reicht es nicht, interne Aktivitaeten zu dokumentieren. Entscheidend ist, ob sich ein Zustand nachvollziehbar veraendert und ob diese Veraenderung im Referenzrahmen Mensch, Planet, Demokratie, SDGs, Agenda 2030 und SDG+ tragfaehig bewertet werden kann.</w:t>
-      </w:r>
-    </w:p>
-    <w:p>
-      <w:r>
-        <w:t>Ein Bericht behauptet, die Massnahme zu Nichtkompensation gegen Greenwashing sei erfolgreich. Die WOE-Lesart fragt bei Greenwashing und die Illusion ökologischer Wirkung nach belastbaren Nachweisen: begriffliche Praezision, Fallbeschreibung, Quellenklarheit, Plausibilitaet und offene Unsicherheit. Wenn diese Nachweise fehlen, bleibt die Aussage Wirkungspotenzial oder Kommunikationsbehauptung. Sie kann wichtig sein, aber sie ist noch keine belegte Wirkung.</w:t>
-      </w:r>
-    </w:p>
-    <w:p>
-      <w:r>
-        <w:t>Rueckfluss. Fuer den WOE-Korpus bedeutet das: Begriffe aus Nichtkompensation gegen Greenwashing sollten dort geschaerft werden, wo sie in Glossar, Werkzeugen, Journal oder Readern doppeldeutig bleiben. Offene Forschungsfragen werden nicht versteckt. Sie markieren die Stelle, an der spaetere Evidenz, ein besserer Datensatz oder eine praezisere Fallstudie die Bewertung veraendern kann.</w:t>
-      </w:r>
-    </w:p>
-    <w:p>
-      <w:r>
-        <w:t>Daten, Quellen und Evidenz. Wissenschaftliche Anschlussfaehigkeit entsteht hier durch Quellenklarheit. Bei ESG-Theater und Nachhaltigkeit als Bühnenbild werden interne WOE-Begriffe nicht als Ersatz fuer Belege benutzt, sondern mit WOE-Bewertungslogik, SDG+, rote Linien, NWI/T-SROI-Abgrenzung und Schutzgueter verbunden. Wo die Datenlage offen bleibt, wird das offengelegt. Wo eine Aussage nur plausibel ist, bleibt sie als Wirkungspotenzial markiert. Wo ein Schaden eine rote Linie beruehrt, greift Nichtkompensation vor Durchschnittslogik.</w:t>
-      </w:r>
-    </w:p>
-    <w:p>
-      <w:r>
-        <w:t>In einer kontroversen Entscheidung wirkt ESG-Theater und Nachhaltigkeit als Bühnenbild als Pruefpunkt fuer Ambivalenz. Ein Nutzen fuer eine Gruppe kann mit Risiken fuer andere Wirkungsempfaenger einhergehen. Das Skript verlangt deshalb, positive und negative Zustandsveraenderungen getrennt zu fuehren, bevor von positiver Netto-Wirkung gesprochen wird.</w:t>
+        <w:t>Vertiefungsrunde 5: Anschluss an Praxis und Forschung</w:t>
+      </w:r>
+    </w:p>
+    <w:p>
+      <w:r>
+        <w:t>Diese Runde wechselt den Blickwinkel, damit der Schlussblock nicht nur wiederholt, sondern Leseentscheidungen vorbereitet: Was ist belegt, was bleibt Potenzial, welche Nebenwirkung ist relevant und welche Steuerungsfolge wird daraus abgeleitet?</w:t>
+      </w:r>
+    </w:p>
+    <w:p>
+      <w:r>
+        <w:t>Begriffliche Sicherung. Die Grenze gegen Scheingenauigkeit verlaeuft bei Quelltext und fachliche Grundlegung nicht zwischen Optimismus und Pessimismus. Sie verlaeuft zwischen offengelegter Unsicherheit und rhetorischer Sicherheit. Wer Nichtkompensation gegen Greenwashing belastbar anwenden will, benennt Systemgrenze, Zeitraum, Vergleichspunkt und offene Gegenhypothese. Gerade dadurch bleibt das Skript anschlussfaehig fuer Forschung, Praxis und spaetere Revision.</w:t>
+      </w:r>
+    </w:p>
+    <w:p>
+      <w:r>
+        <w:t>Fuer die Pruefung ist Quelltext und fachliche Grundlegung dann verstanden, wenn daraus eine belastbare Fallantwort entsteht. Eine gute Antwort unterscheidet Beobachtung, Kausalannahme, Bewertung und Steuerungsfolge. Sie bewertet keine Menschen, sondern Wirkpfade, Zustandsveraenderungen, Risiken und institutionelle Bedingungen.</w:t>
+      </w:r>
+    </w:p>
+    <w:p>
+      <w:r>
+        <w:t>Fallpruefung. Wenn eine Kommune eine bestehende Massnahme neu priorisieren will, beginnt die Analyse bei Empfaengern, Wirkraum, Zeitraum und Datenquelle. Bei Quelltext und fachliche Grundlegung muss dann geklaert werden, ob Ressourcen umgeschichtet, Daten nacherhoben oder Zielkonflikte offengelegt werden. Eine tragfaehige Antwort benennt mindestens eine Quelle, eine offene Unsicherheit, eine moegliche Gegenbeobachtung und die Entscheidung, die nach der Bewertung geaendert wird.</w:t>
+      </w:r>
+    </w:p>
+    <w:p>
+      <w:r>
+        <w:t>Wirkpfadpruefung. Einstieg / Wirkungsfrage zeigt, warum Nichtkompensation gegen Greenwashing mehr ist als ein Schlagwort im Feld Bewertungsgrenzen, Nichtkompensation, Reverse Merit Order und positive Netto-Wirkung. Die wirkungsoekonomische Frage lautet: Welche reale Veraenderung wird moeglich, welche bleibt nur Potenzial und wo entsteht ein Wirkungsrisiko? Diese Unterscheidung schuetzt vor Impact-Washing, weil sie Absicht, Aktivitaet, Reichweite und Wirkung auseinanderhaelt.</w:t>
+      </w:r>
+    </w:p>
+    <w:p>
+      <w:r>
+        <w:t>Eine Kommune, ein Unternehmen oder eine Bildungsorganisation will Nichtkompensation gegen Greenwashing praktisch anwenden. Der erste Schritt ist nicht die Auswahl eines Instruments, sondern die Klaerung der Zustandsveraenderung. Bei Einstieg / Wirkungsfrage muss deshalb benannt werden, wer betroffen ist, welcher Zustand sich veraendert, welche Frist gilt und welche Gegenbeobachtung die Annahme widerlegen wuerde. Erst danach entsteht eine begruendete Entscheidung im Feld Begriff, Fallbewertung, Wirkpfad, rote Linie, Quellenbeurteilung oder Rueckkopplungsregel.</w:t>
+      </w:r>
+    </w:p>
+    <w:p>
+      <w:r>
+        <w:t>Fallpruefung. Wenn ein Unternehmen ein Produkt, einen Prozess oder eine Investition wirkungsbezogen bewerten will, beginnt die Analyse bei Empfaengern, Wirkraum, Zeitraum und Datenquelle. Bei Einstieg / Wirkungsfrage muss dann geklaert werden, welche Entscheidung nach der Bewertung tatsaechlich anders ausfaellt. Eine tragfaehige Antwort benennt mindestens eine Quelle, eine offene Unsicherheit, eine moegliche Gegenbeobachtung und die Entscheidung, die nach der Bewertung geaendert wird.</w:t>
+      </w:r>
+    </w:p>
+    <w:p>
+      <w:r>
+        <w:t>Fuer die Bewertung reicht kein Summenscore, der zentrale Schaeden mit bequemen Pluspunkten verrechnet. Nichtkompensation und Reverse Merit Order markieren, wo rote Linien, demokratische Grundbedingungen oder planetare Grenzen Vorrang vor Durchschnittslogik haben. So bleibt positive Netto-Wirkung eine anspruchsvolle Zielgroesse und wird nicht zur dekorativen Formel.</w:t>
+      </w:r>
+    </w:p>
+    <w:p>
+      <w:r>
+        <w:t>Evidenzfenster. In V35 muss Skript / Folien (Lernseite) immer mit Empfaengern gelesen werden. Wirkung entsteht nicht beim Sender, sondern an veraenderten Zustaenden von Menschen, Oekosystemen, Institutionen, Oeffentlichkeit oder kuenftigen Handlungsspielraeumen. Darum reicht es nicht, interne Aktivitaeten zu dokumentieren. Entscheidend ist, ob sich ein Zustand nachvollziehbar veraendert und ob diese Veraenderung im Referenzrahmen Mensch, Planet, Demokratie, SDGs, Agenda 2030 und SDG+ tragfaehig bewertet werden kann.</w:t>
+      </w:r>
+    </w:p>
+    <w:p>
+      <w:r>
+        <w:t>Ein Bericht behauptet, die Massnahme zu Nichtkompensation gegen Greenwashing sei erfolgreich. Die WOE-Lesart fragt bei Skript / Folien (Lernseite) nach belastbaren Nachweisen: begriffliche Praezision, Fallbeschreibung, Quellenklarheit, Plausibilitaet und offene Unsicherheit. Wenn diese Nachweise fehlen, bleibt die Aussage Wirkungspotenzial oder Kommunikationsbehauptung. Sie kann wichtig sein, aber sie ist noch keine belegte Wirkung.</w:t>
+      </w:r>
+    </w:p>
+    <w:p>
+      <w:r>
+        <w:t>Fallpruefung. Wenn eine Bildungs- oder Forschungseinrichtung eine Wirkungsaussage fuer Lernende und Praxispartner pruefbar machen will, beginnt die Analyse bei Empfaengern, Wirkraum, Zeitraum und Datenquelle. Bei Skript / Folien (Lernseite) muss dann geklaert werden, welche Begriffe, Quellen und Grenzen im Material sichtbar bleiben muessen. Eine tragfaehige Antwort benennt mindestens eine Quelle, eine offene Unsicherheit, eine moegliche Gegenbeobachtung und die Entscheidung, die nach der Bewertung geaendert wird.</w:t>
+      </w:r>
+    </w:p>
+    <w:p>
+      <w:r>
+        <w:t>Der Rueckfluss in den WOE-Korpus liegt hier in klaren Begriffen, sauber verlinkten Quellen und benannten Forschungsfragen. Wo Glossar, Werkzeuge, Journal oder Reader noch doppeldeutig bleiben, sollte Nichtkompensation gegen Greenwashing nicht als fertige Gewissheit auftreten, sondern als pruefbarer Lernstand mit Korrekturpfad.</w:t>
+      </w:r>
+    </w:p>
+    <w:p>
+      <w:r>
+        <w:t>Bewertungsgrenze. Wissenschaftliche Anschlussfaehigkeit entsteht hier durch Quellenklarheit. Bei Transferaufgabe werden interne WOE-Begriffe nicht als Ersatz fuer Belege benutzt, sondern mit WOE-Bewertungslogik, SDG+, rote Linien, NWI/T-SROI-Abgrenzung und Schutzgueter verbunden. Wo die Datenlage offen bleibt, wird das offengelegt. Wo eine Aussage nur plausibel ist, bleibt sie als Wirkungspotenzial markiert. Wo ein Schaden eine rote Linie beruehrt, greift Nichtkompensation vor Durchschnittslogik.</w:t>
+      </w:r>
+    </w:p>
+    <w:p>
+      <w:r>
+        <w:t>In einer kontroversen Entscheidung wirkt Transferaufgabe als Pruefpunkt fuer Ambivalenz. Ein Nutzen fuer eine Gruppe kann mit Risiken fuer andere Wirkungsempfaenger einhergehen. Das Skript verlangt deshalb, positive und negative Zustandsveraenderungen getrennt zu fuehren, bevor von positiver Netto-Wirkung gesprochen wird.</w:t>
+      </w:r>
+    </w:p>
+    <w:p>
+      <w:r>
+        <w:t>Fallpruefung. Wenn eine Kommune eine bestehende Massnahme neu priorisieren will, beginnt die Analyse bei Empfaengern, Wirkraum, Zeitraum und Datenquelle. Bei Transferaufgabe muss dann geklaert werden, ob Ressourcen umgeschichtet, Daten nacherhoben oder Zielkonflikte offengelegt werden. Eine tragfaehige Antwort benennt mindestens eine Quelle, eine offene Unsicherheit, eine moegliche Gegenbeobachtung und die Entscheidung, die nach der Bewertung geaendert wird.</w:t>
+      </w:r>
+    </w:p>
+    <w:p>
+      <w:r>
+        <w:t>Steuerungsfolge. In Grundstudium Wirkungsoekonomie wird Praxisbeispiel erst steuerungsfaehig, wenn daraus eine Entscheidung folgt. Die Grundbegriffe muessen in spaeteren Modulen wiedererkennbar bleiben. Ohne diese Rueckkopplung bleibt Reporting eine Beschreibung. Mit Rueckkopplung wird aus Bewertung eine veraenderte Routine: ein anderer Prozess, ein geaenderter Anreiz, eine bessere Datenpflicht, eine korrigierte Kommunikation oder eine neue Priorisierung.</w:t>
+      </w:r>
+    </w:p>
+    <w:p>
+      <w:r>
+        <w:t>Die typische Fehlstelle bei Nichtkompensation gegen Greenwashing liegt darin, schwere Schaeden mit bequemen Pluspunkten zu verrechnen. Bei Praxisbeispiel wird diese Fehlstelle konkret: Ein scheinbar plausibler Befund darf nicht zur Abkuerzung werden. Quellen, Systemgrenzen, Unsicherheit und Rueckkopplung bleiben sichtbar.</w:t>
+      </w:r>
+    </w:p>
+    <w:p>
+      <w:r>
+        <w:t>Fallpruefung. Wenn ein Unternehmen ein Produkt, einen Prozess oder eine Investition wirkungsbezogen bewerten will, beginnt die Analyse bei Empfaengern, Wirkraum, Zeitraum und Datenquelle. Bei Praxisbeispiel muss dann geklaert werden, welche Entscheidung nach der Bewertung tatsaechlich anders ausfaellt. Eine tragfaehige Antwort benennt mindestens eine Quelle, eine offene Unsicherheit, eine moegliche Gegenbeobachtung und die Entscheidung, die nach der Bewertung geaendert wird.</w:t>
+      </w:r>
+    </w:p>
+    <w:p>
+      <w:r>
+        <w:t>Fuer die Bewertung reicht kein Summenscore, der zentrale Schaeden mit bequemen Pluspunkten verrechnet. Nichtkompensation und Reverse Merit Order markieren, wo rote Linien, demokratische Grundbedingungen oder planetare Grenzen Vorrang vor Durchschnittslogik haben. So bleibt positive Netto-Wirkung eine anspruchsvolle Zielgroesse und wird nicht zur dekorativen Formel.</w:t>
       </w:r>
     </w:p>
     <w:p>

--- a/docs/studienskripte/word-rohfassungen/woek-g-v35.docx
+++ b/docs/studienskripte/word-rohfassungen/woek-g-v35.docx
@@ -4524,7 +4524,7 @@
     </w:p>
     <w:p>
       <w:r>
-        <w:t>Begriffliche Sicherung. Einleitung / Wirkungsfrage zeigt, warum Nichtkompensation gegen Greenwashing mehr ist als ein Schlagwort im Feld Bewertungsgrenzen, Nichtkompensation, Reverse Merit Order und positive Netto-Wirkung. Die wirkungsoekonomische Frage lautet: Welche reale Veraenderung wird moeglich, welche bleibt nur Potenzial und wo entsteht ein Wirkungsrisiko? Diese Unterscheidung schuetzt vor Impact-Washing, weil sie Absicht, Aktivitaet, Reichweite und Wirkung auseinanderhaelt.</w:t>
+        <w:t>Begriffliche Sicherung. Bei Einleitung / Wirkungsfrage wird Nichtkompensation gegen Greenwashing als Arbeitsfrage im Feld Bewertungsgrenzen, Nichtkompensation, Reverse Merit Order und positive Netto-Wirkung lesbar. Die wirkungsoekonomische Frage lautet: Welche reale Veraenderung wird moeglich, welche bleibt nur Potenzial und wo entsteht ein Wirkungsrisiko? Diese Unterscheidung schuetzt vor Impact-Washing, weil sie Absicht, Aktivitaet, Reichweite und Wirkung auseinanderhaelt.</w:t>
       </w:r>
     </w:p>
     <w:p>
@@ -4614,7 +4614,7 @@
     </w:p>
     <w:p>
       <w:r>
-        <w:t>Transferhinweis. Transferaufgabe zeigt, warum Nichtkompensation gegen Greenwashing mehr ist als ein Schlagwort im Feld Bewertungsgrenzen, Nichtkompensation, Reverse Merit Order und positive Netto-Wirkung. Die wirkungsoekonomische Frage lautet: Welche reale Veraenderung wird moeglich, welche bleibt nur Potenzial und wo entsteht ein Wirkungsrisiko? Diese Unterscheidung schuetzt vor Impact-Washing, weil sie Absicht, Aktivitaet, Reichweite und Wirkung auseinanderhaelt.</w:t>
+        <w:t>Transferhinweis. Bei Transferaufgabe wird Nichtkompensation gegen Greenwashing als Arbeitsfrage im Feld Bewertungsgrenzen, Nichtkompensation, Reverse Merit Order und positive Netto-Wirkung lesbar. Die wirkungsoekonomische Frage lautet: Welche reale Veraenderung wird moeglich, welche bleibt nur Potenzial und wo entsteht ein Wirkungsrisiko? Diese Unterscheidung schuetzt vor Impact-Washing, weil sie Absicht, Aktivitaet, Reichweite und Wirkung auseinanderhaelt.</w:t>
       </w:r>
     </w:p>
     <w:p>
@@ -4717,7 +4717,7 @@
     </w:p>
     <w:p>
       <w:r>
-        <w:t>Evidenzfenster. Leitthese zeigt, warum Nichtkompensation gegen Greenwashing mehr ist als ein Schlagwort im Feld Bewertungsgrenzen, Nichtkompensation, Reverse Merit Order und positive Netto-Wirkung. Die wirkungsoekonomische Frage lautet: Welche reale Veraenderung wird moeglich, welche bleibt nur Potenzial und wo entsteht ein Wirkungsrisiko? Diese Unterscheidung schuetzt vor Impact-Washing, weil sie Absicht, Aktivitaet, Reichweite und Wirkung auseinanderhaelt.</w:t>
+        <w:t>Evidenzfenster. Bei Leitthese wird Nichtkompensation gegen Greenwashing als Arbeitsfrage im Feld Bewertungsgrenzen, Nichtkompensation, Reverse Merit Order und positive Netto-Wirkung lesbar. Die wirkungsoekonomische Frage lautet: Welche reale Veraenderung wird moeglich, welche bleibt nur Potenzial und wo entsteht ein Wirkungsrisiko? Diese Unterscheidung schuetzt vor Impact-Washing, weil sie Absicht, Aktivitaet, Reichweite und Wirkung auseinanderhaelt.</w:t>
       </w:r>
     </w:p>
     <w:p>
@@ -4825,7 +4825,7 @@
     </w:p>
     <w:p>
       <w:r>
-        <w:t>Pruefungsimpuls. Prüfungsnahe Fallfragen ohne geschützte Antwortlogik zeigt, warum Nichtkompensation gegen Greenwashing mehr ist als ein Schlagwort im Feld Bewertungsgrenzen, Nichtkompensation, Reverse Merit Order und positive Netto-Wirkung. Die wirkungsoekonomische Frage lautet: Welche reale Veraenderung wird moeglich, welche bleibt nur Potenzial und wo entsteht ein Wirkungsrisiko? Diese Unterscheidung schuetzt vor Impact-Washing, weil sie Absicht, Aktivitaet, Reichweite und Wirkung auseinanderhaelt.</w:t>
+        <w:t>Pruefungsimpuls. Bei Prüfungsnahe Fallfragen ohne geschützte Antwortlogik wird Nichtkompensation gegen Greenwashing als Arbeitsfrage im Feld Bewertungsgrenzen, Nichtkompensation, Reverse Merit Order und positive Netto-Wirkung lesbar. Die wirkungsoekonomische Frage lautet: Welche reale Veraenderung wird moeglich, welche bleibt nur Potenzial und wo entsteht ein Wirkungsrisiko? Diese Unterscheidung schuetzt vor Impact-Washing, weil sie Absicht, Aktivitaet, Reichweite und Wirkung auseinanderhaelt.</w:t>
       </w:r>
     </w:p>
     <w:p>
@@ -4928,7 +4928,7 @@
     </w:p>
     <w:p>
       <w:r>
-        <w:t>Steuerungsfolge. ESG-Theater und Nachhaltigkeit als Bühnenbild zeigt, warum Nichtkompensation gegen Greenwashing mehr ist als ein Schlagwort im Feld Bewertungsgrenzen, Nichtkompensation, Reverse Merit Order und positive Netto-Wirkung. Die wirkungsoekonomische Frage lautet: Welche reale Veraenderung wird moeglich, welche bleibt nur Potenzial und wo entsteht ein Wirkungsrisiko? Diese Unterscheidung schuetzt vor Impact-Washing, weil sie Absicht, Aktivitaet, Reichweite und Wirkung auseinanderhaelt.</w:t>
+        <w:t>Steuerungsfolge. Bei ESG-Theater und Nachhaltigkeit als Bühnenbild wird Nichtkompensation gegen Greenwashing als Arbeitsfrage im Feld Bewertungsgrenzen, Nichtkompensation, Reverse Merit Order und positive Netto-Wirkung lesbar. Die wirkungsoekonomische Frage lautet: Welche reale Veraenderung wird moeglich, welche bleibt nur Potenzial und wo entsteht ein Wirkungsrisiko? Diese Unterscheidung schuetzt vor Impact-Washing, weil sie Absicht, Aktivitaet, Reichweite und Wirkung auseinanderhaelt.</w:t>
       </w:r>
     </w:p>
     <w:p>
@@ -5031,7 +5031,7 @@
     </w:p>
     <w:p>
       <w:r>
-        <w:t>Wirkpfadpruefung. Einstieg / Wirkungsfrage zeigt, warum Nichtkompensation gegen Greenwashing mehr ist als ein Schlagwort im Feld Bewertungsgrenzen, Nichtkompensation, Reverse Merit Order und positive Netto-Wirkung. Die wirkungsoekonomische Frage lautet: Welche reale Veraenderung wird moeglich, welche bleibt nur Potenzial und wo entsteht ein Wirkungsrisiko? Diese Unterscheidung schuetzt vor Impact-Washing, weil sie Absicht, Aktivitaet, Reichweite und Wirkung auseinanderhaelt.</w:t>
+        <w:t>Wirkpfadpruefung. Bei Einstieg / Wirkungsfrage wird Nichtkompensation gegen Greenwashing als Arbeitsfrage im Feld Bewertungsgrenzen, Nichtkompensation, Reverse Merit Order und positive Netto-Wirkung lesbar. Die wirkungsoekonomische Frage lautet: Welche reale Veraenderung wird moeglich, welche bleibt nur Potenzial und wo entsteht ein Wirkungsrisiko? Diese Unterscheidung schuetzt vor Impact-Washing, weil sie Absicht, Aktivitaet, Reichweite und Wirkung auseinanderhaelt.</w:t>
       </w:r>
     </w:p>
     <w:p>

--- a/docs/studienskripte/word-rohfassungen/woek-g-v35.docx
+++ b/docs/studienskripte/word-rohfassungen/woek-g-v35.docx
@@ -16,20 +16,7 @@
     </w:p>
     <w:p>
       <w:r>
-        <w:rPr>
-          <w:i/>
-        </w:rPr>
-        <w:t>Rohfassung fuer Claude / CI-CD-Finalisierung</w:t>
-      </w:r>
-    </w:p>
-    <w:p>
-      <w:r>
-        <w:t>Quelle: /Users/hagen/Documents/New project/content/studienskripte/woek-g-v35.md</w:t>
-      </w:r>
-    </w:p>
-    <w:p>
-      <w:r>
-        <w:t>Track: Grundstudium Wirkungsökonomie Kurscode: woek-g Vorlesungscode: V35 Modul/Abschnitt: G3.4 Titel: Nichtkompensation gegen Greenwashing Status: Studienskript V1 · fachlich finale Codex-Fassung, Claude-CI/CD-Satzfreigabe offen Quelle: woek-akademie-app/docs/lehrgaenge/woek-g-v35-nichtkompensation-gegen-greenwashing.md Ablage: Markdown-Master in content/studienskripte/woek-g-v35.md, Word-Rohfassung in docs/studienskripte/word-rohfassungen/woek-g-v35.docx Wissensbasis: aktuelles Grundlagenwerk, Website-Korpus inklusive Journal, Akademie-Quelltexte, Glossar, interne Dossiers und externe Fachquellen</w:t>
+        <w:t>Track: Grundstudium Wirkungsökonomie Kurscode: woek-g Vorlesungscode: V35 Modul/Abschnitt: G3.4 Titel: Nichtkompensation gegen Greenwashing Status: Studienskript V1. Wissensbasis: aktuelles Grundlagenwerk, Website-Korpus inklusive Journal, Akademie-Quelltexte, Glossar, interne Dossiers und externe Fachquellen</w:t>
       </w:r>
     </w:p>
     <w:p>
@@ -99,11 +86,6 @@
       </w:r>
     </w:p>
     <w:p>
-      <w:r>
-        <w:t>Dieses Studienskript ist die fachlich finale Codex-V1-Fassung fuer den Akademie-Reader und die oeffentliche Bibliothek. Claude uebernimmt danach Satz, CI/CD, PDF/Reader-Freigabe und die abschliessende Lektoratsabnahme.</w:t>
-      </w:r>
-    </w:p>
-    <w:p>
       <w:pPr>
         <w:pStyle w:val="Heading2"/>
       </w:pPr>
@@ -135,11 +117,6 @@
       </w:r>
     </w:p>
     <w:p>
-      <w:r>
-        <w:t>&gt; Erstellt nach _vorlesung-template.md. Quell-Dokument für Claude; keine Folien- oder TTS-Fassung.</w:t>
-      </w:r>
-    </w:p>
-    <w:p>
       <w:pPr>
         <w:pStyle w:val="Heading2"/>
       </w:pPr>
@@ -165,7 +142,7 @@
         <w:pStyle w:val="ListBullet"/>
       </w:pPr>
       <w:r>
-        <w:t>Titel: Nichtkompensation – warum Freikaufen keine Wirkungslösung ist</w:t>
+        <w:t>Titel: Nichtkompensation - warum Freikaufen keine Wirkungslösung ist</w:t>
       </w:r>
     </w:p>
     <w:p>
@@ -202,27 +179,27 @@
     </w:p>
     <w:p>
       <w:r>
-        <w:t>Abschnitt A – Kompensationslogik. Klassische Nachhaltigkeitskommunikation arbeitet oft mit Ausgleich: hier Schaden, dort Ausgleich.</w:t>
-      </w:r>
-    </w:p>
-    <w:p>
-      <w:r>
-        <w:t>Abschnitt B – WÖk-Grenze. Schwere Schäden bleiben Schäden. Sie müssen vermieden, reduziert oder beendet werden.</w:t>
-      </w:r>
-    </w:p>
-    <w:p>
-      <w:r>
-        <w:t>Abschnitt C – Greenwashing. Kompensation wird problematisch, wenn sie kritische Schäden unsichtbar macht.</w:t>
-      </w:r>
-    </w:p>
-    <w:p>
-      <w:r>
-        <w:t>Abschnitt D – Verhältnis zu Reverse Merit Order. Nichtkompensation sagt: nicht wegverrechnen. Reverse Merit Order sagt: schwächstes Feld begrenzt.</w:t>
-      </w:r>
-    </w:p>
-    <w:p>
-      <w:r>
-        <w:t>Abschnitt E – Bessere Praxis. Erst Schaden reduzieren, dann positive Zusatzwirkung transparent machen.</w:t>
+        <w:t>Abschnitt A - Kompensationslogik. Klassische Nachhaltigkeitskommunikation arbeitet oft mit Ausgleich: hier Schaden, dort Ausgleich.</w:t>
+      </w:r>
+    </w:p>
+    <w:p>
+      <w:r>
+        <w:t>Abschnitt B - WÖk-Grenze. Schwere Schäden bleiben Schäden. Sie müssen vermieden, reduziert oder beendet werden.</w:t>
+      </w:r>
+    </w:p>
+    <w:p>
+      <w:r>
+        <w:t>Abschnitt C - Greenwashing. Kompensation wird problematisch, wenn sie kritische Schäden unsichtbar macht.</w:t>
+      </w:r>
+    </w:p>
+    <w:p>
+      <w:r>
+        <w:t>Abschnitt D - Verhältnis zu Reverse Merit Order. Nichtkompensation sagt: nicht wegverrechnen. Reverse Merit Order sagt: schwächstes Feld begrenzt.</w:t>
+      </w:r>
+    </w:p>
+    <w:p>
+      <w:r>
+        <w:t>Abschnitt E - Bessere Praxis. Erst Schaden reduzieren, dann positive Zusatzwirkung transparent machen.</w:t>
       </w:r>
     </w:p>
     <w:p>
@@ -490,7 +467,7 @@
         <w:pStyle w:val="ListBullet"/>
       </w:pPr>
       <w:r>
-        <w:t>✅ Richtig: B — Nichtkompensation hält kritische Schäden sichtbar.</w:t>
+        <w:t>✅ Richtig: B - Nichtkompensation hält kritische Schäden sichtbar.</w:t>
       </w:r>
     </w:p>
     <w:p>
@@ -511,7 +488,7 @@
         <w:pStyle w:val="ListBullet"/>
       </w:pPr>
       <w:r>
-        <w:t>✅ Richtig: B — Positive Teilaspekte dürfen Schäden nicht verdecken.</w:t>
+        <w:t>✅ Richtig: B - Positive Teilaspekte dürfen Schäden nicht verdecken.</w:t>
       </w:r>
     </w:p>
     <w:p>
@@ -532,7 +509,7 @@
         <w:pStyle w:val="ListBullet"/>
       </w:pPr>
       <w:r>
-        <w:t>✅ Richtig: B — Beide Logiken ergänzen sich.</w:t>
+        <w:t>✅ Richtig: B - Beide Logiken ergänzen sich.</w:t>
       </w:r>
     </w:p>
     <w:p>
@@ -553,7 +530,7 @@
         <w:pStyle w:val="ListBullet"/>
       </w:pPr>
       <w:r>
-        <w:t>✅ Richtig: B — Positive Zusatzwirkung hebt Schaden nicht automatisch auf.</w:t>
+        <w:t>✅ Richtig: B - Positive Zusatzwirkung hebt Schaden nicht automatisch auf.</w:t>
       </w:r>
     </w:p>
     <w:p>
@@ -574,7 +551,7 @@
         <w:pStyle w:val="ListBullet"/>
       </w:pPr>
       <w:r>
-        <w:t>✅ Richtig: A — Wirkungssteuerung setzt am Wirkpfad an.</w:t>
+        <w:t>✅ Richtig: A - Wirkungssteuerung setzt am Wirkpfad an.</w:t>
       </w:r>
     </w:p>
     <w:p>
@@ -595,7 +572,7 @@
         <w:pStyle w:val="ListBullet"/>
       </w:pPr>
       <w:r>
-        <w:t>✅ Richtig: A — Ehrliche Wirkungsaussagen schützen Orientierung und Vertrauen.</w:t>
+        <w:t>✅ Richtig: A - Ehrliche Wirkungsaussagen schützen Orientierung und Vertrauen.</w:t>
       </w:r>
     </w:p>
     <w:p>
@@ -630,11 +607,6 @@
       </w:pPr>
       <w:r>
         <w:t>V1-Finalisierung: Vertiefung, Anwendung und Evidenz</w:t>
-      </w:r>
-    </w:p>
-    <w:p>
-      <w:r>
-        <w:t>Dieses Studienskript ist die fachlich finale Codex-V1-Fassung fuer den Akademie-Reader und die oeffentliche Bibliothek. Claude uebernimmt danach Satz, CI/CD, PDF/Reader-Freigabe und die abschliessende Lektoratsabnahme.</w:t>
       </w:r>
     </w:p>
     <w:p>
@@ -1207,11 +1179,6 @@
       </w:r>
     </w:p>
     <w:p>
-      <w:r>
-        <w:t>Diese Finalisierung schliesst die Codex-Inhaltsproduktion fuer V35. Offen bleibt nicht der fachliche Kern des Skripts, sondern der naechste Produktionsschritt: Claude setzt daraus die CI/CD-konforme Reader- und PDF-Fassung, prueft Satz, Umbrueche, Medienintegration und Lektorat und markiert erst danach die veroeffentlichte Fassung als freigegeben.</w:t>
-      </w:r>
-    </w:p>
-    <w:p>
       <w:pPr>
         <w:pStyle w:val="Heading2"/>
       </w:pPr>
@@ -1224,7 +1191,7 @@
         <w:pStyle w:val="ListBullet"/>
       </w:pPr>
       <w:r>
-        <w:t>assets/pdf/die-neue-ordnung-des-wohlstands.pdf – Nichtkompensation, Wirkungsmessung</w:t>
+        <w:t>assets/pdf/die-neue-ordnung-des-wohlstands.pdf - Nichtkompensation, Wirkungsmessung</w:t>
       </w:r>
     </w:p>
     <w:p>
@@ -1693,7 +1660,7 @@
         <w:pStyle w:val="ListBullet"/>
       </w:pPr>
       <w:r>
-        <w:t>✅ Richtig: B — Nichtkompensation hält kritische Schäden sichtbar.</w:t>
+        <w:t>✅ Richtig: B - Nichtkompensation hält kritische Schäden sichtbar.</w:t>
       </w:r>
     </w:p>
     <w:p>
@@ -1714,7 +1681,7 @@
         <w:pStyle w:val="ListBullet"/>
       </w:pPr>
       <w:r>
-        <w:t>✅ Richtig: B — Positive Teilaspekte dürfen Schäden nicht verdecken.</w:t>
+        <w:t>✅ Richtig: B - Positive Teilaspekte dürfen Schäden nicht verdecken.</w:t>
       </w:r>
     </w:p>
     <w:p>
@@ -1735,7 +1702,7 @@
         <w:pStyle w:val="ListBullet"/>
       </w:pPr>
       <w:r>
-        <w:t>✅ Richtig: B — Beide Logiken ergänzen sich.</w:t>
+        <w:t>✅ Richtig: B - Beide Logiken ergänzen sich.</w:t>
       </w:r>
     </w:p>
     <w:p>
@@ -1756,7 +1723,7 @@
         <w:pStyle w:val="ListBullet"/>
       </w:pPr>
       <w:r>
-        <w:t>✅ Richtig: B — Positive Zusatzwirkung hebt Schaden nicht automatisch auf.</w:t>
+        <w:t>✅ Richtig: B - Positive Zusatzwirkung hebt Schaden nicht automatisch auf.</w:t>
       </w:r>
     </w:p>
     <w:p>
@@ -1777,7 +1744,7 @@
         <w:pStyle w:val="ListBullet"/>
       </w:pPr>
       <w:r>
-        <w:t>✅ Richtig: A — Wirkungssteuerung setzt am Wirkpfad an.</w:t>
+        <w:t>✅ Richtig: A - Wirkungssteuerung setzt am Wirkpfad an.</w:t>
       </w:r>
     </w:p>
     <w:p>
@@ -1798,7 +1765,7 @@
         <w:pStyle w:val="ListBullet"/>
       </w:pPr>
       <w:r>
-        <w:t>✅ Richtig: A — Ehrliche Wirkungsaussagen schützen Orientierung und Vertrauen.</w:t>
+        <w:t>✅ Richtig: A - Ehrliche Wirkungsaussagen schützen Orientierung und Vertrauen.</w:t>
       </w:r>
     </w:p>
     <w:p>
@@ -2013,11 +1980,6 @@
       </w:pPr>
       <w:r>
         <w:t>7. Tiefenskript-Erweiterung Sprint 5</w:t>
-      </w:r>
-    </w:p>
-    <w:p>
-      <w:r>
-        <w:t>Status dieser Erweiterung: V1-finalisierte Codex-Erweiterung fuer Markdown-Master, Word-Rohfassung und Reader-Spiegel. Satz, Medienintegration, Lektorat und PDF-Freigabe bleiben der Claude-CI/CD-Lane vorbehalten.</w:t>
       </w:r>
     </w:p>
     <w:p>
@@ -4746,7 +4708,7 @@
         <w:pStyle w:val="ListBullet"/>
       </w:pPr>
       <w:r>
-        <w:t>woek-akademie-app/docs/lehrgaenge/woek-g-v35-nichtkompensation-gegen-greenwashing.md — unmittelbarer Akademie-Quelltext dieser V1-Fassung.</w:t>
+        <w:t>woek-akademie-app/docs/lehrgaenge/woek-g-v35-nichtkompensation-gegen-greenwashing.md - unmittelbarer Akademie-Quelltext dieser V1-Fassung.</w:t>
       </w:r>
     </w:p>
     <w:p>
@@ -4754,7 +4716,7 @@
         <w:pStyle w:val="ListBullet"/>
       </w:pPr>
       <w:r>
-        <w:t>assets/pdf/die-neue-ordnung-des-wohlstands.pdf und buch.html — aktuelles Grundlagenwerk.</w:t>
+        <w:t>assets/pdf/die-neue-ordnung-des-wohlstands.pdf und buch.html - aktuelles Grundlagenwerk.</w:t>
       </w:r>
     </w:p>
     <w:p>
@@ -4763,22 +4725,6 @@
       </w:pPr>
       <w:r>
         <w:t>Website-Korpus: Referenz, Wirkungsfelder, Werkzeuge, Glossar, Bibliothek und Journal.</w:t>
-      </w:r>
-    </w:p>
-    <w:p>
-      <w:pPr>
-        <w:pStyle w:val="ListBullet"/>
-      </w:pPr>
-      <w:r>
-        <w:t>docs/CODEX-HANDOFF-studienskripte.md — Produktionsstandard.</w:t>
-      </w:r>
-    </w:p>
-    <w:p>
-      <w:pPr>
-        <w:pStyle w:val="ListBullet"/>
-      </w:pPr>
-      <w:r>
-        <w:t>docs/CODEX-HANDOFF-pruefungen.md — geschützte Prüfungs- und Antwortlogik.</w:t>
       </w:r>
     </w:p>
     <w:p>
